--- a/docx/fr/BUFRCREX_CodeFlag_fr_21.docx
+++ b/docx/fr/BUFRCREX_CodeFlag_fr_21.docx
@@ -8,17 +8,17 @@
       </w:pPr>
       <w:r>
         <w:rPr>
-          <w:rFonts w:ascii="Arial" w:hAnsi="Arial"/>
+          <w:rFonts w:ascii="Verdana" w:hAnsi="Verdana"/>
           <w:b/>
           <w:sz w:val="22"/>
         </w:rPr>
-        <w:t>BUFR/CREX Code/Flag Tables — Class 21</w:t>
+        <w:t>Classe 21</w:t>
       </w:r>
     </w:p>
     <w:p>
       <w:r>
         <w:rPr>
-          <w:rFonts w:ascii="Arial" w:hAnsi="Arial"/>
+          <w:rFonts w:ascii="Verdana" w:hAnsi="Verdana"/>
           <w:b/>
           <w:sz w:val="18"/>
         </w:rPr>
@@ -31,6 +31,20 @@
         <w:tblW w:type="auto" w:w="0"/>
         <w:jc w:val="center"/>
         <w:tblLook w:firstColumn="1" w:firstRow="1" w:lastColumn="0" w:lastRow="0" w:noHBand="0" w:noVBand="1" w:val="04A0"/>
+        <w:tblBorders>
+          <w:top w:val="single" w:sz="4" w:space="0" w:color="595959"/>
+          <w:left w:val="single" w:sz="4" w:space="0" w:color="595959"/>
+          <w:bottom w:val="single" w:sz="4" w:space="0" w:color="595959"/>
+          <w:right w:val="single" w:sz="4" w:space="0" w:color="595959"/>
+          <w:insideH w:val="single" w:sz="4" w:space="0" w:color="595959"/>
+          <w:insideV w:val="single" w:sz="4" w:space="0" w:color="595959"/>
+        </w:tblBorders>
+        <w:tblCellMar>
+          <w:top w:w="85" w:type="dxa"/>
+          <w:left w:w="85" w:type="dxa"/>
+          <w:bottom w:w="85" w:type="dxa"/>
+          <w:right w:w="85" w:type="dxa"/>
+        </w:tblCellMar>
       </w:tblPr>
       <w:tblGrid>
         <w:gridCol w:w="5046"/>
@@ -40,61 +54,52 @@
       <w:tr>
         <w:tc>
           <w:tcPr>
-            <w:tcW w:type="dxa" w:w="5046"/>
-            <w:shd w:val="clear" w:color="auto" w:fill="D9E2F3"/>
-          </w:tcPr>
-          <w:p>
-            <w:pPr>
-              <w:jc w:val="center"/>
-            </w:pPr>
-            <w:r/>
-            <w:r>
-              <w:rPr>
-                <w:rFonts w:ascii="Arial" w:hAnsi="Arial"/>
-                <w:b/>
-                <w:sz w:val="16"/>
-              </w:rPr>
-              <w:t>Code Figure</w:t>
-            </w:r>
-          </w:p>
-        </w:tc>
-        <w:tc>
-          <w:tcPr>
-            <w:tcW w:type="dxa" w:w="5046"/>
-            <w:shd w:val="clear" w:color="auto" w:fill="D9E2F3"/>
-          </w:tcPr>
-          <w:p>
-            <w:pPr>
-              <w:jc w:val="center"/>
-            </w:pPr>
-            <w:r/>
-            <w:r>
-              <w:rPr>
-                <w:rFonts w:ascii="Arial" w:hAnsi="Arial"/>
-                <w:b/>
-                <w:sz w:val="16"/>
-              </w:rPr>
-              <w:t>Entry Name</w:t>
-            </w:r>
-          </w:p>
-        </w:tc>
-        <w:tc>
-          <w:tcPr>
-            <w:tcW w:type="dxa" w:w="5046"/>
-            <w:shd w:val="clear" w:color="auto" w:fill="D9E2F3"/>
-          </w:tcPr>
-          <w:p>
-            <w:pPr>
-              <w:jc w:val="center"/>
-            </w:pPr>
-            <w:r/>
-            <w:r>
-              <w:rPr>
-                <w:rFonts w:ascii="Arial" w:hAnsi="Arial"/>
-                <w:b/>
-                <w:sz w:val="16"/>
-              </w:rPr>
-              <w:t>Note</w:t>
+            <w:tcW w:type="dxa" w:w="1134"/>
+            <w:shd w:val="clear" w:color="auto" w:fill="D9D9D9"/>
+          </w:tcPr>
+          <w:p>
+            <w:r/>
+            <w:r>
+              <w:rPr>
+                <w:rFonts w:ascii="Verdana" w:hAnsi="Verdana"/>
+                <w:b w:val="0"/>
+                <w:sz w:val="16"/>
+              </w:rPr>
+              <w:t>CHIFFRE DU CODE</w:t>
+            </w:r>
+          </w:p>
+        </w:tc>
+        <w:tc>
+          <w:tcPr>
+            <w:tcW w:type="dxa" w:w="5046"/>
+            <w:shd w:val="clear" w:color="auto" w:fill="D9D9D9"/>
+          </w:tcPr>
+          <w:p>
+            <w:r/>
+            <w:r>
+              <w:rPr>
+                <w:rFonts w:ascii="Verdana" w:hAnsi="Verdana"/>
+                <w:b w:val="0"/>
+                <w:sz w:val="16"/>
+              </w:rPr>
+              <w:t>SIGNIFICATION</w:t>
+            </w:r>
+          </w:p>
+        </w:tc>
+        <w:tc>
+          <w:tcPr>
+            <w:tcW w:type="dxa" w:w="5046"/>
+            <w:shd w:val="clear" w:color="auto" w:fill="D9D9D9"/>
+          </w:tcPr>
+          <w:p>
+            <w:r/>
+            <w:r>
+              <w:rPr>
+                <w:rFonts w:ascii="Verdana" w:hAnsi="Verdana"/>
+                <w:b w:val="0"/>
+                <w:sz w:val="16"/>
+              </w:rPr>
+              <w:t>NOTE</w:t>
             </w:r>
           </w:p>
         </w:tc>
@@ -108,7 +113,7 @@
             <w:r/>
             <w:r>
               <w:rPr>
-                <w:rFonts w:ascii="Arial" w:hAnsi="Arial"/>
+                <w:rFonts w:ascii="Verdana" w:hAnsi="Verdana"/>
                 <w:b w:val="0"/>
                 <w:sz w:val="16"/>
               </w:rPr>
@@ -124,7 +129,7 @@
             <w:r/>
             <w:r>
               <w:rPr>
-                <w:rFonts w:ascii="Arial" w:hAnsi="Arial"/>
+                <w:rFonts w:ascii="Verdana" w:hAnsi="Verdana"/>
                 <w:b w:val="0"/>
                 <w:sz w:val="16"/>
               </w:rPr>
@@ -140,7 +145,7 @@
             <w:r/>
             <w:r>
               <w:rPr>
-                <w:rFonts w:ascii="Arial" w:hAnsi="Arial"/>
+                <w:rFonts w:ascii="Verdana" w:hAnsi="Verdana"/>
                 <w:b w:val="0"/>
                 <w:sz w:val="16"/>
               </w:rPr>
@@ -157,7 +162,7 @@
             <w:r/>
             <w:r>
               <w:rPr>
-                <w:rFonts w:ascii="Arial" w:hAnsi="Arial"/>
+                <w:rFonts w:ascii="Verdana" w:hAnsi="Verdana"/>
                 <w:b w:val="0"/>
                 <w:sz w:val="16"/>
               </w:rPr>
@@ -173,7 +178,7 @@
             <w:r/>
             <w:r>
               <w:rPr>
-                <w:rFonts w:ascii="Arial" w:hAnsi="Arial"/>
+                <w:rFonts w:ascii="Verdana" w:hAnsi="Verdana"/>
                 <w:b w:val="0"/>
                 <w:sz w:val="16"/>
               </w:rPr>
@@ -189,7 +194,7 @@
             <w:r/>
             <w:r>
               <w:rPr>
-                <w:rFonts w:ascii="Arial" w:hAnsi="Arial"/>
+                <w:rFonts w:ascii="Verdana" w:hAnsi="Verdana"/>
                 <w:b w:val="0"/>
                 <w:sz w:val="16"/>
               </w:rPr>
@@ -206,7 +211,7 @@
             <w:r/>
             <w:r>
               <w:rPr>
-                <w:rFonts w:ascii="Arial" w:hAnsi="Arial"/>
+                <w:rFonts w:ascii="Verdana" w:hAnsi="Verdana"/>
                 <w:b w:val="0"/>
                 <w:sz w:val="16"/>
               </w:rPr>
@@ -222,7 +227,7 @@
             <w:r/>
             <w:r>
               <w:rPr>
-                <w:rFonts w:ascii="Arial" w:hAnsi="Arial"/>
+                <w:rFonts w:ascii="Verdana" w:hAnsi="Verdana"/>
                 <w:b w:val="0"/>
                 <w:sz w:val="16"/>
               </w:rPr>
@@ -238,7 +243,7 @@
             <w:r/>
             <w:r>
               <w:rPr>
-                <w:rFonts w:ascii="Arial" w:hAnsi="Arial"/>
+                <w:rFonts w:ascii="Verdana" w:hAnsi="Verdana"/>
                 <w:b w:val="0"/>
                 <w:sz w:val="16"/>
               </w:rPr>
@@ -255,7 +260,7 @@
             <w:r/>
             <w:r>
               <w:rPr>
-                <w:rFonts w:ascii="Arial" w:hAnsi="Arial"/>
+                <w:rFonts w:ascii="Verdana" w:hAnsi="Verdana"/>
                 <w:b w:val="0"/>
                 <w:sz w:val="16"/>
               </w:rPr>
@@ -271,7 +276,7 @@
             <w:r/>
             <w:r>
               <w:rPr>
-                <w:rFonts w:ascii="Arial" w:hAnsi="Arial"/>
+                <w:rFonts w:ascii="Verdana" w:hAnsi="Verdana"/>
                 <w:b w:val="0"/>
                 <w:sz w:val="16"/>
               </w:rPr>
@@ -287,7 +292,7 @@
             <w:r/>
             <w:r>
               <w:rPr>
-                <w:rFonts w:ascii="Arial" w:hAnsi="Arial"/>
+                <w:rFonts w:ascii="Verdana" w:hAnsi="Verdana"/>
                 <w:b w:val="0"/>
                 <w:sz w:val="16"/>
               </w:rPr>
@@ -304,7 +309,7 @@
             <w:r/>
             <w:r>
               <w:rPr>
-                <w:rFonts w:ascii="Arial" w:hAnsi="Arial"/>
+                <w:rFonts w:ascii="Verdana" w:hAnsi="Verdana"/>
                 <w:b w:val="0"/>
                 <w:sz w:val="16"/>
               </w:rPr>
@@ -320,7 +325,7 @@
             <w:r/>
             <w:r>
               <w:rPr>
-                <w:rFonts w:ascii="Arial" w:hAnsi="Arial"/>
+                <w:rFonts w:ascii="Verdana" w:hAnsi="Verdana"/>
                 <w:b w:val="0"/>
                 <w:sz w:val="16"/>
               </w:rPr>
@@ -336,7 +341,7 @@
             <w:r/>
             <w:r>
               <w:rPr>
-                <w:rFonts w:ascii="Arial" w:hAnsi="Arial"/>
+                <w:rFonts w:ascii="Verdana" w:hAnsi="Verdana"/>
                 <w:b w:val="0"/>
                 <w:sz w:val="16"/>
               </w:rPr>
@@ -353,7 +358,7 @@
             <w:r/>
             <w:r>
               <w:rPr>
-                <w:rFonts w:ascii="Arial" w:hAnsi="Arial"/>
+                <w:rFonts w:ascii="Verdana" w:hAnsi="Verdana"/>
                 <w:b w:val="0"/>
                 <w:sz w:val="16"/>
               </w:rPr>
@@ -369,7 +374,7 @@
             <w:r/>
             <w:r>
               <w:rPr>
-                <w:rFonts w:ascii="Arial" w:hAnsi="Arial"/>
+                <w:rFonts w:ascii="Verdana" w:hAnsi="Verdana"/>
                 <w:b w:val="0"/>
                 <w:sz w:val="16"/>
               </w:rPr>
@@ -385,7 +390,7 @@
             <w:r/>
             <w:r>
               <w:rPr>
-                <w:rFonts w:ascii="Arial" w:hAnsi="Arial"/>
+                <w:rFonts w:ascii="Verdana" w:hAnsi="Verdana"/>
                 <w:b w:val="0"/>
                 <w:sz w:val="16"/>
               </w:rPr>
@@ -402,7 +407,7 @@
             <w:r/>
             <w:r>
               <w:rPr>
-                <w:rFonts w:ascii="Arial" w:hAnsi="Arial"/>
+                <w:rFonts w:ascii="Verdana" w:hAnsi="Verdana"/>
                 <w:b w:val="0"/>
                 <w:sz w:val="16"/>
               </w:rPr>
@@ -418,7 +423,7 @@
             <w:r/>
             <w:r>
               <w:rPr>
-                <w:rFonts w:ascii="Arial" w:hAnsi="Arial"/>
+                <w:rFonts w:ascii="Verdana" w:hAnsi="Verdana"/>
                 <w:b w:val="0"/>
                 <w:sz w:val="16"/>
               </w:rPr>
@@ -434,7 +439,7 @@
             <w:r/>
             <w:r>
               <w:rPr>
-                <w:rFonts w:ascii="Arial" w:hAnsi="Arial"/>
+                <w:rFonts w:ascii="Verdana" w:hAnsi="Verdana"/>
                 <w:b w:val="0"/>
                 <w:sz w:val="16"/>
               </w:rPr>
@@ -451,7 +456,7 @@
             <w:r/>
             <w:r>
               <w:rPr>
-                <w:rFonts w:ascii="Arial" w:hAnsi="Arial"/>
+                <w:rFonts w:ascii="Verdana" w:hAnsi="Verdana"/>
                 <w:b w:val="0"/>
                 <w:sz w:val="16"/>
               </w:rPr>
@@ -467,7 +472,7 @@
             <w:r/>
             <w:r>
               <w:rPr>
-                <w:rFonts w:ascii="Arial" w:hAnsi="Arial"/>
+                <w:rFonts w:ascii="Verdana" w:hAnsi="Verdana"/>
                 <w:b w:val="0"/>
                 <w:sz w:val="16"/>
               </w:rPr>
@@ -483,7 +488,7 @@
             <w:r/>
             <w:r>
               <w:rPr>
-                <w:rFonts w:ascii="Arial" w:hAnsi="Arial"/>
+                <w:rFonts w:ascii="Verdana" w:hAnsi="Verdana"/>
                 <w:b w:val="0"/>
                 <w:sz w:val="16"/>
               </w:rPr>
@@ -500,7 +505,7 @@
             <w:r/>
             <w:r>
               <w:rPr>
-                <w:rFonts w:ascii="Arial" w:hAnsi="Arial"/>
+                <w:rFonts w:ascii="Verdana" w:hAnsi="Verdana"/>
                 <w:b w:val="0"/>
                 <w:sz w:val="16"/>
               </w:rPr>
@@ -516,7 +521,7 @@
             <w:r/>
             <w:r>
               <w:rPr>
-                <w:rFonts w:ascii="Arial" w:hAnsi="Arial"/>
+                <w:rFonts w:ascii="Verdana" w:hAnsi="Verdana"/>
                 <w:b w:val="0"/>
                 <w:sz w:val="16"/>
               </w:rPr>
@@ -532,7 +537,7 @@
             <w:r/>
             <w:r>
               <w:rPr>
-                <w:rFonts w:ascii="Arial" w:hAnsi="Arial"/>
+                <w:rFonts w:ascii="Verdana" w:hAnsi="Verdana"/>
                 <w:b w:val="0"/>
                 <w:sz w:val="16"/>
               </w:rPr>
@@ -549,7 +554,7 @@
             <w:r/>
             <w:r>
               <w:rPr>
-                <w:rFonts w:ascii="Arial" w:hAnsi="Arial"/>
+                <w:rFonts w:ascii="Verdana" w:hAnsi="Verdana"/>
                 <w:b w:val="0"/>
                 <w:sz w:val="16"/>
               </w:rPr>
@@ -565,7 +570,7 @@
             <w:r/>
             <w:r>
               <w:rPr>
-                <w:rFonts w:ascii="Arial" w:hAnsi="Arial"/>
+                <w:rFonts w:ascii="Verdana" w:hAnsi="Verdana"/>
                 <w:b w:val="0"/>
                 <w:sz w:val="16"/>
               </w:rPr>
@@ -581,7 +586,7 @@
             <w:r/>
             <w:r>
               <w:rPr>
-                <w:rFonts w:ascii="Arial" w:hAnsi="Arial"/>
+                <w:rFonts w:ascii="Verdana" w:hAnsi="Verdana"/>
                 <w:b w:val="0"/>
                 <w:sz w:val="16"/>
               </w:rPr>
@@ -598,7 +603,7 @@
             <w:r/>
             <w:r>
               <w:rPr>
-                <w:rFonts w:ascii="Arial" w:hAnsi="Arial"/>
+                <w:rFonts w:ascii="Verdana" w:hAnsi="Verdana"/>
                 <w:b w:val="0"/>
                 <w:sz w:val="16"/>
               </w:rPr>
@@ -614,7 +619,7 @@
             <w:r/>
             <w:r>
               <w:rPr>
-                <w:rFonts w:ascii="Arial" w:hAnsi="Arial"/>
+                <w:rFonts w:ascii="Verdana" w:hAnsi="Verdana"/>
                 <w:b w:val="0"/>
                 <w:sz w:val="16"/>
               </w:rPr>
@@ -630,7 +635,7 @@
             <w:r/>
             <w:r>
               <w:rPr>
-                <w:rFonts w:ascii="Arial" w:hAnsi="Arial"/>
+                <w:rFonts w:ascii="Verdana" w:hAnsi="Verdana"/>
                 <w:b w:val="0"/>
                 <w:sz w:val="16"/>
               </w:rPr>
@@ -647,7 +652,7 @@
             <w:r/>
             <w:r>
               <w:rPr>
-                <w:rFonts w:ascii="Arial" w:hAnsi="Arial"/>
+                <w:rFonts w:ascii="Verdana" w:hAnsi="Verdana"/>
                 <w:b w:val="0"/>
                 <w:sz w:val="16"/>
               </w:rPr>
@@ -663,7 +668,7 @@
             <w:r/>
             <w:r>
               <w:rPr>
-                <w:rFonts w:ascii="Arial" w:hAnsi="Arial"/>
+                <w:rFonts w:ascii="Verdana" w:hAnsi="Verdana"/>
                 <w:b w:val="0"/>
                 <w:sz w:val="16"/>
               </w:rPr>
@@ -679,7 +684,7 @@
             <w:r/>
             <w:r>
               <w:rPr>
-                <w:rFonts w:ascii="Arial" w:hAnsi="Arial"/>
+                <w:rFonts w:ascii="Verdana" w:hAnsi="Verdana"/>
                 <w:b w:val="0"/>
                 <w:sz w:val="16"/>
               </w:rPr>
@@ -692,7 +697,7 @@
     <w:p>
       <w:r>
         <w:rPr>
-          <w:rFonts w:ascii="Arial" w:hAnsi="Arial"/>
+          <w:rFonts w:ascii="Verdana" w:hAnsi="Verdana"/>
           <w:b/>
           <w:sz w:val="18"/>
         </w:rPr>
@@ -705,6 +710,20 @@
         <w:tblW w:type="auto" w:w="0"/>
         <w:jc w:val="center"/>
         <w:tblLook w:firstColumn="1" w:firstRow="1" w:lastColumn="0" w:lastRow="0" w:noHBand="0" w:noVBand="1" w:val="04A0"/>
+        <w:tblBorders>
+          <w:top w:val="single" w:sz="4" w:space="0" w:color="595959"/>
+          <w:left w:val="single" w:sz="4" w:space="0" w:color="595959"/>
+          <w:bottom w:val="single" w:sz="4" w:space="0" w:color="595959"/>
+          <w:right w:val="single" w:sz="4" w:space="0" w:color="595959"/>
+          <w:insideH w:val="single" w:sz="4" w:space="0" w:color="595959"/>
+          <w:insideV w:val="single" w:sz="4" w:space="0" w:color="595959"/>
+        </w:tblBorders>
+        <w:tblCellMar>
+          <w:top w:w="85" w:type="dxa"/>
+          <w:left w:w="85" w:type="dxa"/>
+          <w:bottom w:w="85" w:type="dxa"/>
+          <w:right w:w="85" w:type="dxa"/>
+        </w:tblCellMar>
       </w:tblPr>
       <w:tblGrid>
         <w:gridCol w:w="5046"/>
@@ -714,61 +733,52 @@
       <w:tr>
         <w:tc>
           <w:tcPr>
-            <w:tcW w:type="dxa" w:w="5046"/>
-            <w:shd w:val="clear" w:color="auto" w:fill="D9E2F3"/>
-          </w:tcPr>
-          <w:p>
-            <w:pPr>
-              <w:jc w:val="center"/>
-            </w:pPr>
-            <w:r/>
-            <w:r>
-              <w:rPr>
-                <w:rFonts w:ascii="Arial" w:hAnsi="Arial"/>
-                <w:b/>
-                <w:sz w:val="16"/>
-              </w:rPr>
-              <w:t>Code Figure</w:t>
-            </w:r>
-          </w:p>
-        </w:tc>
-        <w:tc>
-          <w:tcPr>
-            <w:tcW w:type="dxa" w:w="5046"/>
-            <w:shd w:val="clear" w:color="auto" w:fill="D9E2F3"/>
-          </w:tcPr>
-          <w:p>
-            <w:pPr>
-              <w:jc w:val="center"/>
-            </w:pPr>
-            <w:r/>
-            <w:r>
-              <w:rPr>
-                <w:rFonts w:ascii="Arial" w:hAnsi="Arial"/>
-                <w:b/>
-                <w:sz w:val="16"/>
-              </w:rPr>
-              <w:t>Entry Name</w:t>
-            </w:r>
-          </w:p>
-        </w:tc>
-        <w:tc>
-          <w:tcPr>
-            <w:tcW w:type="dxa" w:w="5046"/>
-            <w:shd w:val="clear" w:color="auto" w:fill="D9E2F3"/>
-          </w:tcPr>
-          <w:p>
-            <w:pPr>
-              <w:jc w:val="center"/>
-            </w:pPr>
-            <w:r/>
-            <w:r>
-              <w:rPr>
-                <w:rFonts w:ascii="Arial" w:hAnsi="Arial"/>
-                <w:b/>
-                <w:sz w:val="16"/>
-              </w:rPr>
-              <w:t>Note</w:t>
+            <w:tcW w:type="dxa" w:w="1134"/>
+            <w:shd w:val="clear" w:color="auto" w:fill="D9D9D9"/>
+          </w:tcPr>
+          <w:p>
+            <w:r/>
+            <w:r>
+              <w:rPr>
+                <w:rFonts w:ascii="Verdana" w:hAnsi="Verdana"/>
+                <w:b w:val="0"/>
+                <w:sz w:val="16"/>
+              </w:rPr>
+              <w:t>CHIFFRE DU CODE</w:t>
+            </w:r>
+          </w:p>
+        </w:tc>
+        <w:tc>
+          <w:tcPr>
+            <w:tcW w:type="dxa" w:w="5046"/>
+            <w:shd w:val="clear" w:color="auto" w:fill="D9D9D9"/>
+          </w:tcPr>
+          <w:p>
+            <w:r/>
+            <w:r>
+              <w:rPr>
+                <w:rFonts w:ascii="Verdana" w:hAnsi="Verdana"/>
+                <w:b w:val="0"/>
+                <w:sz w:val="16"/>
+              </w:rPr>
+              <w:t>SIGNIFICATION</w:t>
+            </w:r>
+          </w:p>
+        </w:tc>
+        <w:tc>
+          <w:tcPr>
+            <w:tcW w:type="dxa" w:w="5046"/>
+            <w:shd w:val="clear" w:color="auto" w:fill="D9D9D9"/>
+          </w:tcPr>
+          <w:p>
+            <w:r/>
+            <w:r>
+              <w:rPr>
+                <w:rFonts w:ascii="Verdana" w:hAnsi="Verdana"/>
+                <w:b w:val="0"/>
+                <w:sz w:val="16"/>
+              </w:rPr>
+              <w:t>NOTE</w:t>
             </w:r>
           </w:p>
         </w:tc>
@@ -782,7 +792,7 @@
             <w:r/>
             <w:r>
               <w:rPr>
-                <w:rFonts w:ascii="Arial" w:hAnsi="Arial"/>
+                <w:rFonts w:ascii="Verdana" w:hAnsi="Verdana"/>
                 <w:b w:val="0"/>
                 <w:sz w:val="16"/>
               </w:rPr>
@@ -798,7 +808,7 @@
             <w:r/>
             <w:r>
               <w:rPr>
-                <w:rFonts w:ascii="Arial" w:hAnsi="Arial"/>
+                <w:rFonts w:ascii="Verdana" w:hAnsi="Verdana"/>
                 <w:b w:val="0"/>
                 <w:sz w:val="16"/>
               </w:rPr>
@@ -814,7 +824,7 @@
             <w:r/>
             <w:r>
               <w:rPr>
-                <w:rFonts w:ascii="Arial" w:hAnsi="Arial"/>
+                <w:rFonts w:ascii="Verdana" w:hAnsi="Verdana"/>
                 <w:b w:val="0"/>
                 <w:sz w:val="16"/>
               </w:rPr>
@@ -831,7 +841,7 @@
             <w:r/>
             <w:r>
               <w:rPr>
-                <w:rFonts w:ascii="Arial" w:hAnsi="Arial"/>
+                <w:rFonts w:ascii="Verdana" w:hAnsi="Verdana"/>
                 <w:b w:val="0"/>
                 <w:sz w:val="16"/>
               </w:rPr>
@@ -847,7 +857,7 @@
             <w:r/>
             <w:r>
               <w:rPr>
-                <w:rFonts w:ascii="Arial" w:hAnsi="Arial"/>
+                <w:rFonts w:ascii="Verdana" w:hAnsi="Verdana"/>
                 <w:b w:val="0"/>
                 <w:sz w:val="16"/>
               </w:rPr>
@@ -863,7 +873,7 @@
             <w:r/>
             <w:r>
               <w:rPr>
-                <w:rFonts w:ascii="Arial" w:hAnsi="Arial"/>
+                <w:rFonts w:ascii="Verdana" w:hAnsi="Verdana"/>
                 <w:b w:val="0"/>
                 <w:sz w:val="16"/>
               </w:rPr>
@@ -880,7 +890,7 @@
             <w:r/>
             <w:r>
               <w:rPr>
-                <w:rFonts w:ascii="Arial" w:hAnsi="Arial"/>
+                <w:rFonts w:ascii="Verdana" w:hAnsi="Verdana"/>
                 <w:b w:val="0"/>
                 <w:sz w:val="16"/>
               </w:rPr>
@@ -896,7 +906,7 @@
             <w:r/>
             <w:r>
               <w:rPr>
-                <w:rFonts w:ascii="Arial" w:hAnsi="Arial"/>
+                <w:rFonts w:ascii="Verdana" w:hAnsi="Verdana"/>
                 <w:b w:val="0"/>
                 <w:sz w:val="16"/>
               </w:rPr>
@@ -912,7 +922,7 @@
             <w:r/>
             <w:r>
               <w:rPr>
-                <w:rFonts w:ascii="Arial" w:hAnsi="Arial"/>
+                <w:rFonts w:ascii="Verdana" w:hAnsi="Verdana"/>
                 <w:b w:val="0"/>
                 <w:sz w:val="16"/>
               </w:rPr>
@@ -929,7 +939,7 @@
             <w:r/>
             <w:r>
               <w:rPr>
-                <w:rFonts w:ascii="Arial" w:hAnsi="Arial"/>
+                <w:rFonts w:ascii="Verdana" w:hAnsi="Verdana"/>
                 <w:b w:val="0"/>
                 <w:sz w:val="16"/>
               </w:rPr>
@@ -945,7 +955,7 @@
             <w:r/>
             <w:r>
               <w:rPr>
-                <w:rFonts w:ascii="Arial" w:hAnsi="Arial"/>
+                <w:rFonts w:ascii="Verdana" w:hAnsi="Verdana"/>
                 <w:b w:val="0"/>
                 <w:sz w:val="16"/>
               </w:rPr>
@@ -961,7 +971,7 @@
             <w:r/>
             <w:r>
               <w:rPr>
-                <w:rFonts w:ascii="Arial" w:hAnsi="Arial"/>
+                <w:rFonts w:ascii="Verdana" w:hAnsi="Verdana"/>
                 <w:b w:val="0"/>
                 <w:sz w:val="16"/>
               </w:rPr>
@@ -978,7 +988,7 @@
             <w:r/>
             <w:r>
               <w:rPr>
-                <w:rFonts w:ascii="Arial" w:hAnsi="Arial"/>
+                <w:rFonts w:ascii="Verdana" w:hAnsi="Verdana"/>
                 <w:b w:val="0"/>
                 <w:sz w:val="16"/>
               </w:rPr>
@@ -994,7 +1004,7 @@
             <w:r/>
             <w:r>
               <w:rPr>
-                <w:rFonts w:ascii="Arial" w:hAnsi="Arial"/>
+                <w:rFonts w:ascii="Verdana" w:hAnsi="Verdana"/>
                 <w:b w:val="0"/>
                 <w:sz w:val="16"/>
               </w:rPr>
@@ -1010,7 +1020,7 @@
             <w:r/>
             <w:r>
               <w:rPr>
-                <w:rFonts w:ascii="Arial" w:hAnsi="Arial"/>
+                <w:rFonts w:ascii="Verdana" w:hAnsi="Verdana"/>
                 <w:b w:val="0"/>
                 <w:sz w:val="16"/>
               </w:rPr>
@@ -1027,7 +1037,7 @@
             <w:r/>
             <w:r>
               <w:rPr>
-                <w:rFonts w:ascii="Arial" w:hAnsi="Arial"/>
+                <w:rFonts w:ascii="Verdana" w:hAnsi="Verdana"/>
                 <w:b w:val="0"/>
                 <w:sz w:val="16"/>
               </w:rPr>
@@ -1043,7 +1053,7 @@
             <w:r/>
             <w:r>
               <w:rPr>
-                <w:rFonts w:ascii="Arial" w:hAnsi="Arial"/>
+                <w:rFonts w:ascii="Verdana" w:hAnsi="Verdana"/>
                 <w:b w:val="0"/>
                 <w:sz w:val="16"/>
               </w:rPr>
@@ -1059,7 +1069,7 @@
             <w:r/>
             <w:r>
               <w:rPr>
-                <w:rFonts w:ascii="Arial" w:hAnsi="Arial"/>
+                <w:rFonts w:ascii="Verdana" w:hAnsi="Verdana"/>
                 <w:b w:val="0"/>
                 <w:sz w:val="16"/>
               </w:rPr>
@@ -1076,7 +1086,7 @@
             <w:r/>
             <w:r>
               <w:rPr>
-                <w:rFonts w:ascii="Arial" w:hAnsi="Arial"/>
+                <w:rFonts w:ascii="Verdana" w:hAnsi="Verdana"/>
                 <w:b w:val="0"/>
                 <w:sz w:val="16"/>
               </w:rPr>
@@ -1092,7 +1102,7 @@
             <w:r/>
             <w:r>
               <w:rPr>
-                <w:rFonts w:ascii="Arial" w:hAnsi="Arial"/>
+                <w:rFonts w:ascii="Verdana" w:hAnsi="Verdana"/>
                 <w:b w:val="0"/>
                 <w:sz w:val="16"/>
               </w:rPr>
@@ -1108,7 +1118,7 @@
             <w:r/>
             <w:r>
               <w:rPr>
-                <w:rFonts w:ascii="Arial" w:hAnsi="Arial"/>
+                <w:rFonts w:ascii="Verdana" w:hAnsi="Verdana"/>
                 <w:b w:val="0"/>
                 <w:sz w:val="16"/>
               </w:rPr>
@@ -1125,7 +1135,7 @@
             <w:r/>
             <w:r>
               <w:rPr>
-                <w:rFonts w:ascii="Arial" w:hAnsi="Arial"/>
+                <w:rFonts w:ascii="Verdana" w:hAnsi="Verdana"/>
                 <w:b w:val="0"/>
                 <w:sz w:val="16"/>
               </w:rPr>
@@ -1141,7 +1151,7 @@
             <w:r/>
             <w:r>
               <w:rPr>
-                <w:rFonts w:ascii="Arial" w:hAnsi="Arial"/>
+                <w:rFonts w:ascii="Verdana" w:hAnsi="Verdana"/>
                 <w:b w:val="0"/>
                 <w:sz w:val="16"/>
               </w:rPr>
@@ -1157,7 +1167,7 @@
             <w:r/>
             <w:r>
               <w:rPr>
-                <w:rFonts w:ascii="Arial" w:hAnsi="Arial"/>
+                <w:rFonts w:ascii="Verdana" w:hAnsi="Verdana"/>
                 <w:b w:val="0"/>
                 <w:sz w:val="16"/>
               </w:rPr>
@@ -1174,7 +1184,7 @@
             <w:r/>
             <w:r>
               <w:rPr>
-                <w:rFonts w:ascii="Arial" w:hAnsi="Arial"/>
+                <w:rFonts w:ascii="Verdana" w:hAnsi="Verdana"/>
                 <w:b w:val="0"/>
                 <w:sz w:val="16"/>
               </w:rPr>
@@ -1190,7 +1200,7 @@
             <w:r/>
             <w:r>
               <w:rPr>
-                <w:rFonts w:ascii="Arial" w:hAnsi="Arial"/>
+                <w:rFonts w:ascii="Verdana" w:hAnsi="Verdana"/>
                 <w:b w:val="0"/>
                 <w:sz w:val="16"/>
               </w:rPr>
@@ -1206,7 +1216,7 @@
             <w:r/>
             <w:r>
               <w:rPr>
-                <w:rFonts w:ascii="Arial" w:hAnsi="Arial"/>
+                <w:rFonts w:ascii="Verdana" w:hAnsi="Verdana"/>
                 <w:b w:val="0"/>
                 <w:sz w:val="16"/>
               </w:rPr>
@@ -1223,7 +1233,7 @@
             <w:r/>
             <w:r>
               <w:rPr>
-                <w:rFonts w:ascii="Arial" w:hAnsi="Arial"/>
+                <w:rFonts w:ascii="Verdana" w:hAnsi="Verdana"/>
                 <w:b w:val="0"/>
                 <w:sz w:val="16"/>
               </w:rPr>
@@ -1239,7 +1249,7 @@
             <w:r/>
             <w:r>
               <w:rPr>
-                <w:rFonts w:ascii="Arial" w:hAnsi="Arial"/>
+                <w:rFonts w:ascii="Verdana" w:hAnsi="Verdana"/>
                 <w:b w:val="0"/>
                 <w:sz w:val="16"/>
               </w:rPr>
@@ -1255,7 +1265,7 @@
             <w:r/>
             <w:r>
               <w:rPr>
-                <w:rFonts w:ascii="Arial" w:hAnsi="Arial"/>
+                <w:rFonts w:ascii="Verdana" w:hAnsi="Verdana"/>
                 <w:b w:val="0"/>
                 <w:sz w:val="16"/>
               </w:rPr>
@@ -1272,7 +1282,7 @@
             <w:r/>
             <w:r>
               <w:rPr>
-                <w:rFonts w:ascii="Arial" w:hAnsi="Arial"/>
+                <w:rFonts w:ascii="Verdana" w:hAnsi="Verdana"/>
                 <w:b w:val="0"/>
                 <w:sz w:val="16"/>
               </w:rPr>
@@ -1288,7 +1298,7 @@
             <w:r/>
             <w:r>
               <w:rPr>
-                <w:rFonts w:ascii="Arial" w:hAnsi="Arial"/>
+                <w:rFonts w:ascii="Verdana" w:hAnsi="Verdana"/>
                 <w:b w:val="0"/>
                 <w:sz w:val="16"/>
               </w:rPr>
@@ -1304,7 +1314,7 @@
             <w:r/>
             <w:r>
               <w:rPr>
-                <w:rFonts w:ascii="Arial" w:hAnsi="Arial"/>
+                <w:rFonts w:ascii="Verdana" w:hAnsi="Verdana"/>
                 <w:b w:val="0"/>
                 <w:sz w:val="16"/>
               </w:rPr>
@@ -1321,7 +1331,7 @@
             <w:r/>
             <w:r>
               <w:rPr>
-                <w:rFonts w:ascii="Arial" w:hAnsi="Arial"/>
+                <w:rFonts w:ascii="Verdana" w:hAnsi="Verdana"/>
                 <w:b w:val="0"/>
                 <w:sz w:val="16"/>
               </w:rPr>
@@ -1337,7 +1347,7 @@
             <w:r/>
             <w:r>
               <w:rPr>
-                <w:rFonts w:ascii="Arial" w:hAnsi="Arial"/>
+                <w:rFonts w:ascii="Verdana" w:hAnsi="Verdana"/>
                 <w:b w:val="0"/>
                 <w:sz w:val="16"/>
               </w:rPr>
@@ -1353,7 +1363,7 @@
             <w:r/>
             <w:r>
               <w:rPr>
-                <w:rFonts w:ascii="Arial" w:hAnsi="Arial"/>
+                <w:rFonts w:ascii="Verdana" w:hAnsi="Verdana"/>
                 <w:b w:val="0"/>
                 <w:sz w:val="16"/>
               </w:rPr>
@@ -1370,7 +1380,7 @@
             <w:r/>
             <w:r>
               <w:rPr>
-                <w:rFonts w:ascii="Arial" w:hAnsi="Arial"/>
+                <w:rFonts w:ascii="Verdana" w:hAnsi="Verdana"/>
                 <w:b w:val="0"/>
                 <w:sz w:val="16"/>
               </w:rPr>
@@ -1386,7 +1396,7 @@
             <w:r/>
             <w:r>
               <w:rPr>
-                <w:rFonts w:ascii="Arial" w:hAnsi="Arial"/>
+                <w:rFonts w:ascii="Verdana" w:hAnsi="Verdana"/>
                 <w:b w:val="0"/>
                 <w:sz w:val="16"/>
               </w:rPr>
@@ -1402,7 +1412,7 @@
             <w:r/>
             <w:r>
               <w:rPr>
-                <w:rFonts w:ascii="Arial" w:hAnsi="Arial"/>
+                <w:rFonts w:ascii="Verdana" w:hAnsi="Verdana"/>
                 <w:b w:val="0"/>
                 <w:sz w:val="16"/>
               </w:rPr>
@@ -1415,7 +1425,7 @@
     <w:p>
       <w:r>
         <w:rPr>
-          <w:rFonts w:ascii="Arial" w:hAnsi="Arial"/>
+          <w:rFonts w:ascii="Verdana" w:hAnsi="Verdana"/>
           <w:b/>
           <w:sz w:val="18"/>
         </w:rPr>
@@ -1428,6 +1438,20 @@
         <w:tblW w:type="auto" w:w="0"/>
         <w:jc w:val="center"/>
         <w:tblLook w:firstColumn="1" w:firstRow="1" w:lastColumn="0" w:lastRow="0" w:noHBand="0" w:noVBand="1" w:val="04A0"/>
+        <w:tblBorders>
+          <w:top w:val="single" w:sz="4" w:space="0" w:color="595959"/>
+          <w:left w:val="single" w:sz="4" w:space="0" w:color="595959"/>
+          <w:bottom w:val="single" w:sz="4" w:space="0" w:color="595959"/>
+          <w:right w:val="single" w:sz="4" w:space="0" w:color="595959"/>
+          <w:insideH w:val="single" w:sz="4" w:space="0" w:color="595959"/>
+          <w:insideV w:val="single" w:sz="4" w:space="0" w:color="595959"/>
+        </w:tblBorders>
+        <w:tblCellMar>
+          <w:top w:w="85" w:type="dxa"/>
+          <w:left w:w="85" w:type="dxa"/>
+          <w:bottom w:w="85" w:type="dxa"/>
+          <w:right w:w="85" w:type="dxa"/>
+        </w:tblCellMar>
       </w:tblPr>
       <w:tblGrid>
         <w:gridCol w:w="5046"/>
@@ -1437,61 +1461,52 @@
       <w:tr>
         <w:tc>
           <w:tcPr>
-            <w:tcW w:type="dxa" w:w="5046"/>
-            <w:shd w:val="clear" w:color="auto" w:fill="D9E2F3"/>
-          </w:tcPr>
-          <w:p>
-            <w:pPr>
-              <w:jc w:val="center"/>
-            </w:pPr>
-            <w:r/>
-            <w:r>
-              <w:rPr>
-                <w:rFonts w:ascii="Arial" w:hAnsi="Arial"/>
-                <w:b/>
-                <w:sz w:val="16"/>
-              </w:rPr>
-              <w:t>Code Figure</w:t>
-            </w:r>
-          </w:p>
-        </w:tc>
-        <w:tc>
-          <w:tcPr>
-            <w:tcW w:type="dxa" w:w="5046"/>
-            <w:shd w:val="clear" w:color="auto" w:fill="D9E2F3"/>
-          </w:tcPr>
-          <w:p>
-            <w:pPr>
-              <w:jc w:val="center"/>
-            </w:pPr>
-            <w:r/>
-            <w:r>
-              <w:rPr>
-                <w:rFonts w:ascii="Arial" w:hAnsi="Arial"/>
-                <w:b/>
-                <w:sz w:val="16"/>
-              </w:rPr>
-              <w:t>Entry Name</w:t>
-            </w:r>
-          </w:p>
-        </w:tc>
-        <w:tc>
-          <w:tcPr>
-            <w:tcW w:type="dxa" w:w="5046"/>
-            <w:shd w:val="clear" w:color="auto" w:fill="D9E2F3"/>
-          </w:tcPr>
-          <w:p>
-            <w:pPr>
-              <w:jc w:val="center"/>
-            </w:pPr>
-            <w:r/>
-            <w:r>
-              <w:rPr>
-                <w:rFonts w:ascii="Arial" w:hAnsi="Arial"/>
-                <w:b/>
-                <w:sz w:val="16"/>
-              </w:rPr>
-              <w:t>Note</w:t>
+            <w:tcW w:type="dxa" w:w="1134"/>
+            <w:shd w:val="clear" w:color="auto" w:fill="D9D9D9"/>
+          </w:tcPr>
+          <w:p>
+            <w:r/>
+            <w:r>
+              <w:rPr>
+                <w:rFonts w:ascii="Verdana" w:hAnsi="Verdana"/>
+                <w:b w:val="0"/>
+                <w:sz w:val="16"/>
+              </w:rPr>
+              <w:t>CHIFFRE DU CODE</w:t>
+            </w:r>
+          </w:p>
+        </w:tc>
+        <w:tc>
+          <w:tcPr>
+            <w:tcW w:type="dxa" w:w="5046"/>
+            <w:shd w:val="clear" w:color="auto" w:fill="D9D9D9"/>
+          </w:tcPr>
+          <w:p>
+            <w:r/>
+            <w:r>
+              <w:rPr>
+                <w:rFonts w:ascii="Verdana" w:hAnsi="Verdana"/>
+                <w:b w:val="0"/>
+                <w:sz w:val="16"/>
+              </w:rPr>
+              <w:t>SIGNIFICATION</w:t>
+            </w:r>
+          </w:p>
+        </w:tc>
+        <w:tc>
+          <w:tcPr>
+            <w:tcW w:type="dxa" w:w="5046"/>
+            <w:shd w:val="clear" w:color="auto" w:fill="D9D9D9"/>
+          </w:tcPr>
+          <w:p>
+            <w:r/>
+            <w:r>
+              <w:rPr>
+                <w:rFonts w:ascii="Verdana" w:hAnsi="Verdana"/>
+                <w:b w:val="0"/>
+                <w:sz w:val="16"/>
+              </w:rPr>
+              <w:t>NOTE</w:t>
             </w:r>
           </w:p>
         </w:tc>
@@ -1505,7 +1520,7 @@
             <w:r/>
             <w:r>
               <w:rPr>
-                <w:rFonts w:ascii="Arial" w:hAnsi="Arial"/>
+                <w:rFonts w:ascii="Verdana" w:hAnsi="Verdana"/>
                 <w:b w:val="0"/>
                 <w:sz w:val="16"/>
               </w:rPr>
@@ -1521,7 +1536,7 @@
             <w:r/>
             <w:r>
               <w:rPr>
-                <w:rFonts w:ascii="Arial" w:hAnsi="Arial"/>
+                <w:rFonts w:ascii="Verdana" w:hAnsi="Verdana"/>
                 <w:b w:val="0"/>
                 <w:sz w:val="16"/>
               </w:rPr>
@@ -1537,7 +1552,7 @@
             <w:r/>
             <w:r>
               <w:rPr>
-                <w:rFonts w:ascii="Arial" w:hAnsi="Arial"/>
+                <w:rFonts w:ascii="Verdana" w:hAnsi="Verdana"/>
                 <w:b w:val="0"/>
                 <w:sz w:val="16"/>
               </w:rPr>
@@ -1554,7 +1569,7 @@
             <w:r/>
             <w:r>
               <w:rPr>
-                <w:rFonts w:ascii="Arial" w:hAnsi="Arial"/>
+                <w:rFonts w:ascii="Verdana" w:hAnsi="Verdana"/>
                 <w:b w:val="0"/>
                 <w:sz w:val="16"/>
               </w:rPr>
@@ -1570,7 +1585,7 @@
             <w:r/>
             <w:r>
               <w:rPr>
-                <w:rFonts w:ascii="Arial" w:hAnsi="Arial"/>
+                <w:rFonts w:ascii="Verdana" w:hAnsi="Verdana"/>
                 <w:b w:val="0"/>
                 <w:sz w:val="16"/>
               </w:rPr>
@@ -1586,7 +1601,7 @@
             <w:r/>
             <w:r>
               <w:rPr>
-                <w:rFonts w:ascii="Arial" w:hAnsi="Arial"/>
+                <w:rFonts w:ascii="Verdana" w:hAnsi="Verdana"/>
                 <w:b w:val="0"/>
                 <w:sz w:val="16"/>
               </w:rPr>
@@ -1603,7 +1618,7 @@
             <w:r/>
             <w:r>
               <w:rPr>
-                <w:rFonts w:ascii="Arial" w:hAnsi="Arial"/>
+                <w:rFonts w:ascii="Verdana" w:hAnsi="Verdana"/>
                 <w:b w:val="0"/>
                 <w:sz w:val="16"/>
               </w:rPr>
@@ -1619,7 +1634,7 @@
             <w:r/>
             <w:r>
               <w:rPr>
-                <w:rFonts w:ascii="Arial" w:hAnsi="Arial"/>
+                <w:rFonts w:ascii="Verdana" w:hAnsi="Verdana"/>
                 <w:b w:val="0"/>
                 <w:sz w:val="16"/>
               </w:rPr>
@@ -1635,7 +1650,7 @@
             <w:r/>
             <w:r>
               <w:rPr>
-                <w:rFonts w:ascii="Arial" w:hAnsi="Arial"/>
+                <w:rFonts w:ascii="Verdana" w:hAnsi="Verdana"/>
                 <w:b w:val="0"/>
                 <w:sz w:val="16"/>
               </w:rPr>
@@ -1652,7 +1667,7 @@
             <w:r/>
             <w:r>
               <w:rPr>
-                <w:rFonts w:ascii="Arial" w:hAnsi="Arial"/>
+                <w:rFonts w:ascii="Verdana" w:hAnsi="Verdana"/>
                 <w:b w:val="0"/>
                 <w:sz w:val="16"/>
               </w:rPr>
@@ -1668,7 +1683,7 @@
             <w:r/>
             <w:r>
               <w:rPr>
-                <w:rFonts w:ascii="Arial" w:hAnsi="Arial"/>
+                <w:rFonts w:ascii="Verdana" w:hAnsi="Verdana"/>
                 <w:b w:val="0"/>
                 <w:sz w:val="16"/>
               </w:rPr>
@@ -1684,7 +1699,7 @@
             <w:r/>
             <w:r>
               <w:rPr>
-                <w:rFonts w:ascii="Arial" w:hAnsi="Arial"/>
+                <w:rFonts w:ascii="Verdana" w:hAnsi="Verdana"/>
                 <w:b w:val="0"/>
                 <w:sz w:val="16"/>
               </w:rPr>
@@ -1701,7 +1716,7 @@
             <w:r/>
             <w:r>
               <w:rPr>
-                <w:rFonts w:ascii="Arial" w:hAnsi="Arial"/>
+                <w:rFonts w:ascii="Verdana" w:hAnsi="Verdana"/>
                 <w:b w:val="0"/>
                 <w:sz w:val="16"/>
               </w:rPr>
@@ -1717,7 +1732,7 @@
             <w:r/>
             <w:r>
               <w:rPr>
-                <w:rFonts w:ascii="Arial" w:hAnsi="Arial"/>
+                <w:rFonts w:ascii="Verdana" w:hAnsi="Verdana"/>
                 <w:b w:val="0"/>
                 <w:sz w:val="16"/>
               </w:rPr>
@@ -1733,7 +1748,7 @@
             <w:r/>
             <w:r>
               <w:rPr>
-                <w:rFonts w:ascii="Arial" w:hAnsi="Arial"/>
+                <w:rFonts w:ascii="Verdana" w:hAnsi="Verdana"/>
                 <w:b w:val="0"/>
                 <w:sz w:val="16"/>
               </w:rPr>
@@ -1750,7 +1765,7 @@
             <w:r/>
             <w:r>
               <w:rPr>
-                <w:rFonts w:ascii="Arial" w:hAnsi="Arial"/>
+                <w:rFonts w:ascii="Verdana" w:hAnsi="Verdana"/>
                 <w:b w:val="0"/>
                 <w:sz w:val="16"/>
               </w:rPr>
@@ -1766,7 +1781,7 @@
             <w:r/>
             <w:r>
               <w:rPr>
-                <w:rFonts w:ascii="Arial" w:hAnsi="Arial"/>
+                <w:rFonts w:ascii="Verdana" w:hAnsi="Verdana"/>
                 <w:b w:val="0"/>
                 <w:sz w:val="16"/>
               </w:rPr>
@@ -1782,7 +1797,7 @@
             <w:r/>
             <w:r>
               <w:rPr>
-                <w:rFonts w:ascii="Arial" w:hAnsi="Arial"/>
+                <w:rFonts w:ascii="Verdana" w:hAnsi="Verdana"/>
                 <w:b w:val="0"/>
                 <w:sz w:val="16"/>
               </w:rPr>
@@ -1799,7 +1814,7 @@
             <w:r/>
             <w:r>
               <w:rPr>
-                <w:rFonts w:ascii="Arial" w:hAnsi="Arial"/>
+                <w:rFonts w:ascii="Verdana" w:hAnsi="Verdana"/>
                 <w:b w:val="0"/>
                 <w:sz w:val="16"/>
               </w:rPr>
@@ -1815,7 +1830,7 @@
             <w:r/>
             <w:r>
               <w:rPr>
-                <w:rFonts w:ascii="Arial" w:hAnsi="Arial"/>
+                <w:rFonts w:ascii="Verdana" w:hAnsi="Verdana"/>
                 <w:b w:val="0"/>
                 <w:sz w:val="16"/>
               </w:rPr>
@@ -1831,7 +1846,7 @@
             <w:r/>
             <w:r>
               <w:rPr>
-                <w:rFonts w:ascii="Arial" w:hAnsi="Arial"/>
+                <w:rFonts w:ascii="Verdana" w:hAnsi="Verdana"/>
                 <w:b w:val="0"/>
                 <w:sz w:val="16"/>
               </w:rPr>
@@ -1848,7 +1863,7 @@
             <w:r/>
             <w:r>
               <w:rPr>
-                <w:rFonts w:ascii="Arial" w:hAnsi="Arial"/>
+                <w:rFonts w:ascii="Verdana" w:hAnsi="Verdana"/>
                 <w:b w:val="0"/>
                 <w:sz w:val="16"/>
               </w:rPr>
@@ -1864,7 +1879,7 @@
             <w:r/>
             <w:r>
               <w:rPr>
-                <w:rFonts w:ascii="Arial" w:hAnsi="Arial"/>
+                <w:rFonts w:ascii="Verdana" w:hAnsi="Verdana"/>
                 <w:b w:val="0"/>
                 <w:sz w:val="16"/>
               </w:rPr>
@@ -1880,7 +1895,7 @@
             <w:r/>
             <w:r>
               <w:rPr>
-                <w:rFonts w:ascii="Arial" w:hAnsi="Arial"/>
+                <w:rFonts w:ascii="Verdana" w:hAnsi="Verdana"/>
                 <w:b w:val="0"/>
                 <w:sz w:val="16"/>
               </w:rPr>
@@ -1893,7 +1908,7 @@
     <w:p>
       <w:r>
         <w:rPr>
-          <w:rFonts w:ascii="Arial" w:hAnsi="Arial"/>
+          <w:rFonts w:ascii="Verdana" w:hAnsi="Verdana"/>
           <w:b/>
           <w:sz w:val="18"/>
         </w:rPr>
@@ -1906,6 +1921,20 @@
         <w:tblW w:type="auto" w:w="0"/>
         <w:jc w:val="center"/>
         <w:tblLook w:firstColumn="1" w:firstRow="1" w:lastColumn="0" w:lastRow="0" w:noHBand="0" w:noVBand="1" w:val="04A0"/>
+        <w:tblBorders>
+          <w:top w:val="single" w:sz="4" w:space="0" w:color="595959"/>
+          <w:left w:val="single" w:sz="4" w:space="0" w:color="595959"/>
+          <w:bottom w:val="single" w:sz="4" w:space="0" w:color="595959"/>
+          <w:right w:val="single" w:sz="4" w:space="0" w:color="595959"/>
+          <w:insideH w:val="single" w:sz="4" w:space="0" w:color="595959"/>
+          <w:insideV w:val="single" w:sz="4" w:space="0" w:color="595959"/>
+        </w:tblBorders>
+        <w:tblCellMar>
+          <w:top w:w="85" w:type="dxa"/>
+          <w:left w:w="85" w:type="dxa"/>
+          <w:bottom w:w="85" w:type="dxa"/>
+          <w:right w:w="85" w:type="dxa"/>
+        </w:tblCellMar>
       </w:tblPr>
       <w:tblGrid>
         <w:gridCol w:w="5046"/>
@@ -1915,61 +1944,52 @@
       <w:tr>
         <w:tc>
           <w:tcPr>
-            <w:tcW w:type="dxa" w:w="5046"/>
-            <w:shd w:val="clear" w:color="auto" w:fill="D9E2F3"/>
-          </w:tcPr>
-          <w:p>
-            <w:pPr>
-              <w:jc w:val="center"/>
-            </w:pPr>
-            <w:r/>
-            <w:r>
-              <w:rPr>
-                <w:rFonts w:ascii="Arial" w:hAnsi="Arial"/>
-                <w:b/>
-                <w:sz w:val="16"/>
-              </w:rPr>
-              <w:t>Code Figure</w:t>
-            </w:r>
-          </w:p>
-        </w:tc>
-        <w:tc>
-          <w:tcPr>
-            <w:tcW w:type="dxa" w:w="5046"/>
-            <w:shd w:val="clear" w:color="auto" w:fill="D9E2F3"/>
-          </w:tcPr>
-          <w:p>
-            <w:pPr>
-              <w:jc w:val="center"/>
-            </w:pPr>
-            <w:r/>
-            <w:r>
-              <w:rPr>
-                <w:rFonts w:ascii="Arial" w:hAnsi="Arial"/>
-                <w:b/>
-                <w:sz w:val="16"/>
-              </w:rPr>
-              <w:t>Entry Name</w:t>
-            </w:r>
-          </w:p>
-        </w:tc>
-        <w:tc>
-          <w:tcPr>
-            <w:tcW w:type="dxa" w:w="5046"/>
-            <w:shd w:val="clear" w:color="auto" w:fill="D9E2F3"/>
-          </w:tcPr>
-          <w:p>
-            <w:pPr>
-              <w:jc w:val="center"/>
-            </w:pPr>
-            <w:r/>
-            <w:r>
-              <w:rPr>
-                <w:rFonts w:ascii="Arial" w:hAnsi="Arial"/>
-                <w:b/>
-                <w:sz w:val="16"/>
-              </w:rPr>
-              <w:t>Note</w:t>
+            <w:tcW w:type="dxa" w:w="1134"/>
+            <w:shd w:val="clear" w:color="auto" w:fill="D9D9D9"/>
+          </w:tcPr>
+          <w:p>
+            <w:r/>
+            <w:r>
+              <w:rPr>
+                <w:rFonts w:ascii="Verdana" w:hAnsi="Verdana"/>
+                <w:b w:val="0"/>
+                <w:sz w:val="16"/>
+              </w:rPr>
+              <w:t>CHIFFRE DU CODE</w:t>
+            </w:r>
+          </w:p>
+        </w:tc>
+        <w:tc>
+          <w:tcPr>
+            <w:tcW w:type="dxa" w:w="5046"/>
+            <w:shd w:val="clear" w:color="auto" w:fill="D9D9D9"/>
+          </w:tcPr>
+          <w:p>
+            <w:r/>
+            <w:r>
+              <w:rPr>
+                <w:rFonts w:ascii="Verdana" w:hAnsi="Verdana"/>
+                <w:b w:val="0"/>
+                <w:sz w:val="16"/>
+              </w:rPr>
+              <w:t>SIGNIFICATION</w:t>
+            </w:r>
+          </w:p>
+        </w:tc>
+        <w:tc>
+          <w:tcPr>
+            <w:tcW w:type="dxa" w:w="5046"/>
+            <w:shd w:val="clear" w:color="auto" w:fill="D9D9D9"/>
+          </w:tcPr>
+          <w:p>
+            <w:r/>
+            <w:r>
+              <w:rPr>
+                <w:rFonts w:ascii="Verdana" w:hAnsi="Verdana"/>
+                <w:b w:val="0"/>
+                <w:sz w:val="16"/>
+              </w:rPr>
+              <w:t>NOTE</w:t>
             </w:r>
           </w:p>
         </w:tc>
@@ -1983,7 +2003,7 @@
             <w:r/>
             <w:r>
               <w:rPr>
-                <w:rFonts w:ascii="Arial" w:hAnsi="Arial"/>
+                <w:rFonts w:ascii="Verdana" w:hAnsi="Verdana"/>
                 <w:b w:val="0"/>
                 <w:sz w:val="16"/>
               </w:rPr>
@@ -1999,7 +2019,7 @@
             <w:r/>
             <w:r>
               <w:rPr>
-                <w:rFonts w:ascii="Arial" w:hAnsi="Arial"/>
+                <w:rFonts w:ascii="Verdana" w:hAnsi="Verdana"/>
                 <w:b w:val="0"/>
                 <w:sz w:val="16"/>
               </w:rPr>
@@ -2015,7 +2035,7 @@
             <w:r/>
             <w:r>
               <w:rPr>
-                <w:rFonts w:ascii="Arial" w:hAnsi="Arial"/>
+                <w:rFonts w:ascii="Verdana" w:hAnsi="Verdana"/>
                 <w:b w:val="0"/>
                 <w:sz w:val="16"/>
               </w:rPr>
@@ -2032,7 +2052,7 @@
             <w:r/>
             <w:r>
               <w:rPr>
-                <w:rFonts w:ascii="Arial" w:hAnsi="Arial"/>
+                <w:rFonts w:ascii="Verdana" w:hAnsi="Verdana"/>
                 <w:b w:val="0"/>
                 <w:sz w:val="16"/>
               </w:rPr>
@@ -2048,7 +2068,7 @@
             <w:r/>
             <w:r>
               <w:rPr>
-                <w:rFonts w:ascii="Arial" w:hAnsi="Arial"/>
+                <w:rFonts w:ascii="Verdana" w:hAnsi="Verdana"/>
                 <w:b w:val="0"/>
                 <w:sz w:val="16"/>
               </w:rPr>
@@ -2064,7 +2084,7 @@
             <w:r/>
             <w:r>
               <w:rPr>
-                <w:rFonts w:ascii="Arial" w:hAnsi="Arial"/>
+                <w:rFonts w:ascii="Verdana" w:hAnsi="Verdana"/>
                 <w:b w:val="0"/>
                 <w:sz w:val="16"/>
               </w:rPr>
@@ -2081,7 +2101,7 @@
             <w:r/>
             <w:r>
               <w:rPr>
-                <w:rFonts w:ascii="Arial" w:hAnsi="Arial"/>
+                <w:rFonts w:ascii="Verdana" w:hAnsi="Verdana"/>
                 <w:b w:val="0"/>
                 <w:sz w:val="16"/>
               </w:rPr>
@@ -2097,7 +2117,7 @@
             <w:r/>
             <w:r>
               <w:rPr>
-                <w:rFonts w:ascii="Arial" w:hAnsi="Arial"/>
+                <w:rFonts w:ascii="Verdana" w:hAnsi="Verdana"/>
                 <w:b w:val="0"/>
                 <w:sz w:val="16"/>
               </w:rPr>
@@ -2113,7 +2133,7 @@
             <w:r/>
             <w:r>
               <w:rPr>
-                <w:rFonts w:ascii="Arial" w:hAnsi="Arial"/>
+                <w:rFonts w:ascii="Verdana" w:hAnsi="Verdana"/>
                 <w:b w:val="0"/>
                 <w:sz w:val="16"/>
               </w:rPr>
@@ -2130,7 +2150,7 @@
             <w:r/>
             <w:r>
               <w:rPr>
-                <w:rFonts w:ascii="Arial" w:hAnsi="Arial"/>
+                <w:rFonts w:ascii="Verdana" w:hAnsi="Verdana"/>
                 <w:b w:val="0"/>
                 <w:sz w:val="16"/>
               </w:rPr>
@@ -2146,7 +2166,7 @@
             <w:r/>
             <w:r>
               <w:rPr>
-                <w:rFonts w:ascii="Arial" w:hAnsi="Arial"/>
+                <w:rFonts w:ascii="Verdana" w:hAnsi="Verdana"/>
                 <w:b w:val="0"/>
                 <w:sz w:val="16"/>
               </w:rPr>
@@ -2162,7 +2182,7 @@
             <w:r/>
             <w:r>
               <w:rPr>
-                <w:rFonts w:ascii="Arial" w:hAnsi="Arial"/>
+                <w:rFonts w:ascii="Verdana" w:hAnsi="Verdana"/>
                 <w:b w:val="0"/>
                 <w:sz w:val="16"/>
               </w:rPr>
@@ -2179,7 +2199,7 @@
             <w:r/>
             <w:r>
               <w:rPr>
-                <w:rFonts w:ascii="Arial" w:hAnsi="Arial"/>
+                <w:rFonts w:ascii="Verdana" w:hAnsi="Verdana"/>
                 <w:b w:val="0"/>
                 <w:sz w:val="16"/>
               </w:rPr>
@@ -2195,7 +2215,7 @@
             <w:r/>
             <w:r>
               <w:rPr>
-                <w:rFonts w:ascii="Arial" w:hAnsi="Arial"/>
+                <w:rFonts w:ascii="Verdana" w:hAnsi="Verdana"/>
                 <w:b w:val="0"/>
                 <w:sz w:val="16"/>
               </w:rPr>
@@ -2211,7 +2231,7 @@
             <w:r/>
             <w:r>
               <w:rPr>
-                <w:rFonts w:ascii="Arial" w:hAnsi="Arial"/>
+                <w:rFonts w:ascii="Verdana" w:hAnsi="Verdana"/>
                 <w:b w:val="0"/>
                 <w:sz w:val="16"/>
               </w:rPr>
@@ -2228,7 +2248,7 @@
             <w:r/>
             <w:r>
               <w:rPr>
-                <w:rFonts w:ascii="Arial" w:hAnsi="Arial"/>
+                <w:rFonts w:ascii="Verdana" w:hAnsi="Verdana"/>
                 <w:b w:val="0"/>
                 <w:sz w:val="16"/>
               </w:rPr>
@@ -2244,7 +2264,7 @@
             <w:r/>
             <w:r>
               <w:rPr>
-                <w:rFonts w:ascii="Arial" w:hAnsi="Arial"/>
+                <w:rFonts w:ascii="Verdana" w:hAnsi="Verdana"/>
                 <w:b w:val="0"/>
                 <w:sz w:val="16"/>
               </w:rPr>
@@ -2260,7 +2280,7 @@
             <w:r/>
             <w:r>
               <w:rPr>
-                <w:rFonts w:ascii="Arial" w:hAnsi="Arial"/>
+                <w:rFonts w:ascii="Verdana" w:hAnsi="Verdana"/>
                 <w:b w:val="0"/>
                 <w:sz w:val="16"/>
               </w:rPr>
@@ -2277,7 +2297,7 @@
             <w:r/>
             <w:r>
               <w:rPr>
-                <w:rFonts w:ascii="Arial" w:hAnsi="Arial"/>
+                <w:rFonts w:ascii="Verdana" w:hAnsi="Verdana"/>
                 <w:b w:val="0"/>
                 <w:sz w:val="16"/>
               </w:rPr>
@@ -2293,7 +2313,7 @@
             <w:r/>
             <w:r>
               <w:rPr>
-                <w:rFonts w:ascii="Arial" w:hAnsi="Arial"/>
+                <w:rFonts w:ascii="Verdana" w:hAnsi="Verdana"/>
                 <w:b w:val="0"/>
                 <w:sz w:val="16"/>
               </w:rPr>
@@ -2309,7 +2329,7 @@
             <w:r/>
             <w:r>
               <w:rPr>
-                <w:rFonts w:ascii="Arial" w:hAnsi="Arial"/>
+                <w:rFonts w:ascii="Verdana" w:hAnsi="Verdana"/>
                 <w:b w:val="0"/>
                 <w:sz w:val="16"/>
               </w:rPr>
@@ -2326,7 +2346,7 @@
             <w:r/>
             <w:r>
               <w:rPr>
-                <w:rFonts w:ascii="Arial" w:hAnsi="Arial"/>
+                <w:rFonts w:ascii="Verdana" w:hAnsi="Verdana"/>
                 <w:b w:val="0"/>
                 <w:sz w:val="16"/>
               </w:rPr>
@@ -2342,7 +2362,7 @@
             <w:r/>
             <w:r>
               <w:rPr>
-                <w:rFonts w:ascii="Arial" w:hAnsi="Arial"/>
+                <w:rFonts w:ascii="Verdana" w:hAnsi="Verdana"/>
                 <w:b w:val="0"/>
                 <w:sz w:val="16"/>
               </w:rPr>
@@ -2358,7 +2378,7 @@
             <w:r/>
             <w:r>
               <w:rPr>
-                <w:rFonts w:ascii="Arial" w:hAnsi="Arial"/>
+                <w:rFonts w:ascii="Verdana" w:hAnsi="Verdana"/>
                 <w:b w:val="0"/>
                 <w:sz w:val="16"/>
               </w:rPr>
@@ -2375,7 +2395,7 @@
             <w:r/>
             <w:r>
               <w:rPr>
-                <w:rFonts w:ascii="Arial" w:hAnsi="Arial"/>
+                <w:rFonts w:ascii="Verdana" w:hAnsi="Verdana"/>
                 <w:b w:val="0"/>
                 <w:sz w:val="16"/>
               </w:rPr>
@@ -2391,7 +2411,7 @@
             <w:r/>
             <w:r>
               <w:rPr>
-                <w:rFonts w:ascii="Arial" w:hAnsi="Arial"/>
+                <w:rFonts w:ascii="Verdana" w:hAnsi="Verdana"/>
                 <w:b w:val="0"/>
                 <w:sz w:val="16"/>
               </w:rPr>
@@ -2407,7 +2427,7 @@
             <w:r/>
             <w:r>
               <w:rPr>
-                <w:rFonts w:ascii="Arial" w:hAnsi="Arial"/>
+                <w:rFonts w:ascii="Verdana" w:hAnsi="Verdana"/>
                 <w:b w:val="0"/>
                 <w:sz w:val="16"/>
               </w:rPr>
@@ -2424,7 +2444,7 @@
             <w:r/>
             <w:r>
               <w:rPr>
-                <w:rFonts w:ascii="Arial" w:hAnsi="Arial"/>
+                <w:rFonts w:ascii="Verdana" w:hAnsi="Verdana"/>
                 <w:b w:val="0"/>
                 <w:sz w:val="16"/>
               </w:rPr>
@@ -2440,7 +2460,7 @@
             <w:r/>
             <w:r>
               <w:rPr>
-                <w:rFonts w:ascii="Arial" w:hAnsi="Arial"/>
+                <w:rFonts w:ascii="Verdana" w:hAnsi="Verdana"/>
                 <w:b w:val="0"/>
                 <w:sz w:val="16"/>
               </w:rPr>
@@ -2456,7 +2476,7 @@
             <w:r/>
             <w:r>
               <w:rPr>
-                <w:rFonts w:ascii="Arial" w:hAnsi="Arial"/>
+                <w:rFonts w:ascii="Verdana" w:hAnsi="Verdana"/>
                 <w:b w:val="0"/>
                 <w:sz w:val="16"/>
               </w:rPr>
@@ -2469,7 +2489,7 @@
     <w:p>
       <w:r>
         <w:rPr>
-          <w:rFonts w:ascii="Arial" w:hAnsi="Arial"/>
+          <w:rFonts w:ascii="Verdana" w:hAnsi="Verdana"/>
           <w:b/>
           <w:sz w:val="18"/>
         </w:rPr>
@@ -2482,6 +2502,20 @@
         <w:tblW w:type="auto" w:w="0"/>
         <w:jc w:val="center"/>
         <w:tblLook w:firstColumn="1" w:firstRow="1" w:lastColumn="0" w:lastRow="0" w:noHBand="0" w:noVBand="1" w:val="04A0"/>
+        <w:tblBorders>
+          <w:top w:val="single" w:sz="4" w:space="0" w:color="595959"/>
+          <w:left w:val="single" w:sz="4" w:space="0" w:color="595959"/>
+          <w:bottom w:val="single" w:sz="4" w:space="0" w:color="595959"/>
+          <w:right w:val="single" w:sz="4" w:space="0" w:color="595959"/>
+          <w:insideH w:val="single" w:sz="4" w:space="0" w:color="595959"/>
+          <w:insideV w:val="single" w:sz="4" w:space="0" w:color="595959"/>
+        </w:tblBorders>
+        <w:tblCellMar>
+          <w:top w:w="85" w:type="dxa"/>
+          <w:left w:w="85" w:type="dxa"/>
+          <w:bottom w:w="85" w:type="dxa"/>
+          <w:right w:w="85" w:type="dxa"/>
+        </w:tblCellMar>
       </w:tblPr>
       <w:tblGrid>
         <w:gridCol w:w="3784"/>
@@ -2492,81 +2526,69 @@
       <w:tr>
         <w:tc>
           <w:tcPr>
+            <w:tcW w:type="dxa" w:w="1134"/>
+            <w:shd w:val="clear" w:color="auto" w:fill="D9D9D9"/>
+          </w:tcPr>
+          <w:p>
+            <w:r/>
+            <w:r>
+              <w:rPr>
+                <w:rFonts w:ascii="Verdana" w:hAnsi="Verdana"/>
+                <w:b w:val="0"/>
+                <w:sz w:val="16"/>
+              </w:rPr>
+              <w:t>CHIFFRE DU CODE</w:t>
+            </w:r>
+          </w:p>
+        </w:tc>
+        <w:tc>
+          <w:tcPr>
             <w:tcW w:type="dxa" w:w="3784"/>
-            <w:shd w:val="clear" w:color="auto" w:fill="D9E2F3"/>
-          </w:tcPr>
-          <w:p>
-            <w:pPr>
-              <w:jc w:val="center"/>
-            </w:pPr>
-            <w:r/>
-            <w:r>
-              <w:rPr>
-                <w:rFonts w:ascii="Arial" w:hAnsi="Arial"/>
-                <w:b/>
-                <w:sz w:val="16"/>
-              </w:rPr>
-              <w:t>Code Figure</w:t>
+            <w:shd w:val="clear" w:color="auto" w:fill="D9D9D9"/>
+          </w:tcPr>
+          <w:p>
+            <w:r/>
+            <w:r>
+              <w:rPr>
+                <w:rFonts w:ascii="Verdana" w:hAnsi="Verdana"/>
+                <w:b w:val="0"/>
+                <w:sz w:val="16"/>
+              </w:rPr>
+              <w:t>SIGNIFICATION</w:t>
             </w:r>
           </w:p>
         </w:tc>
         <w:tc>
           <w:tcPr>
             <w:tcW w:type="dxa" w:w="3784"/>
-            <w:shd w:val="clear" w:color="auto" w:fill="D9E2F3"/>
-          </w:tcPr>
-          <w:p>
-            <w:pPr>
-              <w:jc w:val="center"/>
-            </w:pPr>
-            <w:r/>
-            <w:r>
-              <w:rPr>
-                <w:rFonts w:ascii="Arial" w:hAnsi="Arial"/>
-                <w:b/>
-                <w:sz w:val="16"/>
-              </w:rPr>
-              <w:t>Entry Name</w:t>
+            <w:shd w:val="clear" w:color="auto" w:fill="D9D9D9"/>
+          </w:tcPr>
+          <w:p>
+            <w:r/>
+            <w:r>
+              <w:rPr>
+                <w:rFonts w:ascii="Verdana" w:hAnsi="Verdana"/>
+                <w:b w:val="0"/>
+                <w:sz w:val="16"/>
+              </w:rPr>
+              <w:t>SOUS 1</w:t>
             </w:r>
           </w:p>
         </w:tc>
         <w:tc>
           <w:tcPr>
             <w:tcW w:type="dxa" w:w="3784"/>
-            <w:shd w:val="clear" w:color="auto" w:fill="D9E2F3"/>
-          </w:tcPr>
-          <w:p>
-            <w:pPr>
-              <w:jc w:val="center"/>
-            </w:pPr>
-            <w:r/>
-            <w:r>
-              <w:rPr>
-                <w:rFonts w:ascii="Arial" w:hAnsi="Arial"/>
-                <w:b/>
-                <w:sz w:val="16"/>
-              </w:rPr>
-              <w:t>Sub 1</w:t>
-            </w:r>
-          </w:p>
-        </w:tc>
-        <w:tc>
-          <w:tcPr>
-            <w:tcW w:type="dxa" w:w="3784"/>
-            <w:shd w:val="clear" w:color="auto" w:fill="D9E2F3"/>
-          </w:tcPr>
-          <w:p>
-            <w:pPr>
-              <w:jc w:val="center"/>
-            </w:pPr>
-            <w:r/>
-            <w:r>
-              <w:rPr>
-                <w:rFonts w:ascii="Arial" w:hAnsi="Arial"/>
-                <w:b/>
-                <w:sz w:val="16"/>
-              </w:rPr>
-              <w:t>Note</w:t>
+            <w:shd w:val="clear" w:color="auto" w:fill="D9D9D9"/>
+          </w:tcPr>
+          <w:p>
+            <w:r/>
+            <w:r>
+              <w:rPr>
+                <w:rFonts w:ascii="Verdana" w:hAnsi="Verdana"/>
+                <w:b w:val="0"/>
+                <w:sz w:val="16"/>
+              </w:rPr>
+              <w:t>NOTE</w:t>
             </w:r>
           </w:p>
         </w:tc>
@@ -2580,7 +2602,7 @@
             <w:r/>
             <w:r>
               <w:rPr>
-                <w:rFonts w:ascii="Arial" w:hAnsi="Arial"/>
+                <w:rFonts w:ascii="Verdana" w:hAnsi="Verdana"/>
                 <w:b w:val="0"/>
                 <w:sz w:val="16"/>
               </w:rPr>
@@ -2596,7 +2618,7 @@
             <w:r/>
             <w:r>
               <w:rPr>
-                <w:rFonts w:ascii="Arial" w:hAnsi="Arial"/>
+                <w:rFonts w:ascii="Verdana" w:hAnsi="Verdana"/>
                 <w:b w:val="0"/>
                 <w:sz w:val="16"/>
               </w:rPr>
@@ -2612,7 +2634,7 @@
             <w:r/>
             <w:r>
               <w:rPr>
-                <w:rFonts w:ascii="Arial" w:hAnsi="Arial"/>
+                <w:rFonts w:ascii="Verdana" w:hAnsi="Verdana"/>
                 <w:b w:val="0"/>
                 <w:sz w:val="16"/>
               </w:rPr>
@@ -2628,7 +2650,7 @@
             <w:r/>
             <w:r>
               <w:rPr>
-                <w:rFonts w:ascii="Arial" w:hAnsi="Arial"/>
+                <w:rFonts w:ascii="Verdana" w:hAnsi="Verdana"/>
                 <w:b w:val="0"/>
                 <w:sz w:val="16"/>
               </w:rPr>
@@ -2645,7 +2667,7 @@
             <w:r/>
             <w:r>
               <w:rPr>
-                <w:rFonts w:ascii="Arial" w:hAnsi="Arial"/>
+                <w:rFonts w:ascii="Verdana" w:hAnsi="Verdana"/>
                 <w:b w:val="0"/>
                 <w:sz w:val="16"/>
               </w:rPr>
@@ -2661,7 +2683,7 @@
             <w:r/>
             <w:r>
               <w:rPr>
-                <w:rFonts w:ascii="Arial" w:hAnsi="Arial"/>
+                <w:rFonts w:ascii="Verdana" w:hAnsi="Verdana"/>
                 <w:b w:val="0"/>
                 <w:sz w:val="16"/>
               </w:rPr>
@@ -2677,7 +2699,7 @@
             <w:r/>
             <w:r>
               <w:rPr>
-                <w:rFonts w:ascii="Arial" w:hAnsi="Arial"/>
+                <w:rFonts w:ascii="Verdana" w:hAnsi="Verdana"/>
                 <w:b w:val="0"/>
                 <w:sz w:val="16"/>
               </w:rPr>
@@ -2692,7 +2714,7 @@
             <w:r/>
             <w:r>
               <w:rPr>
-                <w:rFonts w:ascii="Arial" w:hAnsi="Arial"/>
+                <w:rFonts w:ascii="Verdana" w:hAnsi="Verdana"/>
                 <w:b w:val="0"/>
                 <w:sz w:val="16"/>
               </w:rPr>
@@ -2709,7 +2731,7 @@
             <w:r/>
             <w:r>
               <w:rPr>
-                <w:rFonts w:ascii="Arial" w:hAnsi="Arial"/>
+                <w:rFonts w:ascii="Verdana" w:hAnsi="Verdana"/>
                 <w:b w:val="0"/>
                 <w:sz w:val="16"/>
               </w:rPr>
@@ -2725,7 +2747,7 @@
             <w:r/>
             <w:r>
               <w:rPr>
-                <w:rFonts w:ascii="Arial" w:hAnsi="Arial"/>
+                <w:rFonts w:ascii="Verdana" w:hAnsi="Verdana"/>
                 <w:b w:val="0"/>
                 <w:sz w:val="16"/>
               </w:rPr>
@@ -2741,7 +2763,7 @@
             <w:r/>
             <w:r>
               <w:rPr>
-                <w:rFonts w:ascii="Arial" w:hAnsi="Arial"/>
+                <w:rFonts w:ascii="Verdana" w:hAnsi="Verdana"/>
                 <w:b w:val="0"/>
                 <w:sz w:val="16"/>
               </w:rPr>
@@ -2756,7 +2778,7 @@
             <w:r/>
             <w:r>
               <w:rPr>
-                <w:rFonts w:ascii="Arial" w:hAnsi="Arial"/>
+                <w:rFonts w:ascii="Verdana" w:hAnsi="Verdana"/>
                 <w:b w:val="0"/>
                 <w:sz w:val="16"/>
               </w:rPr>
@@ -2773,7 +2795,7 @@
             <w:r/>
             <w:r>
               <w:rPr>
-                <w:rFonts w:ascii="Arial" w:hAnsi="Arial"/>
+                <w:rFonts w:ascii="Verdana" w:hAnsi="Verdana"/>
                 <w:b w:val="0"/>
                 <w:sz w:val="16"/>
               </w:rPr>
@@ -2789,7 +2811,7 @@
             <w:r/>
             <w:r>
               <w:rPr>
-                <w:rFonts w:ascii="Arial" w:hAnsi="Arial"/>
+                <w:rFonts w:ascii="Verdana" w:hAnsi="Verdana"/>
                 <w:b w:val="0"/>
                 <w:sz w:val="16"/>
               </w:rPr>
@@ -2805,7 +2827,7 @@
             <w:r/>
             <w:r>
               <w:rPr>
-                <w:rFonts w:ascii="Arial" w:hAnsi="Arial"/>
+                <w:rFonts w:ascii="Verdana" w:hAnsi="Verdana"/>
                 <w:b w:val="0"/>
                 <w:sz w:val="16"/>
               </w:rPr>
@@ -2820,7 +2842,7 @@
             <w:r/>
             <w:r>
               <w:rPr>
-                <w:rFonts w:ascii="Arial" w:hAnsi="Arial"/>
+                <w:rFonts w:ascii="Verdana" w:hAnsi="Verdana"/>
                 <w:b w:val="0"/>
                 <w:sz w:val="16"/>
               </w:rPr>
@@ -2837,7 +2859,7 @@
             <w:r/>
             <w:r>
               <w:rPr>
-                <w:rFonts w:ascii="Arial" w:hAnsi="Arial"/>
+                <w:rFonts w:ascii="Verdana" w:hAnsi="Verdana"/>
                 <w:b w:val="0"/>
                 <w:sz w:val="16"/>
               </w:rPr>
@@ -2853,7 +2875,7 @@
             <w:r/>
             <w:r>
               <w:rPr>
-                <w:rFonts w:ascii="Arial" w:hAnsi="Arial"/>
+                <w:rFonts w:ascii="Verdana" w:hAnsi="Verdana"/>
                 <w:b w:val="0"/>
                 <w:sz w:val="16"/>
               </w:rPr>
@@ -2869,7 +2891,7 @@
             <w:r/>
             <w:r>
               <w:rPr>
-                <w:rFonts w:ascii="Arial" w:hAnsi="Arial"/>
+                <w:rFonts w:ascii="Verdana" w:hAnsi="Verdana"/>
                 <w:b w:val="0"/>
                 <w:sz w:val="16"/>
               </w:rPr>
@@ -2884,7 +2906,7 @@
             <w:r/>
             <w:r>
               <w:rPr>
-                <w:rFonts w:ascii="Arial" w:hAnsi="Arial"/>
+                <w:rFonts w:ascii="Verdana" w:hAnsi="Verdana"/>
                 <w:b w:val="0"/>
                 <w:sz w:val="16"/>
               </w:rPr>
@@ -2901,7 +2923,7 @@
             <w:r/>
             <w:r>
               <w:rPr>
-                <w:rFonts w:ascii="Arial" w:hAnsi="Arial"/>
+                <w:rFonts w:ascii="Verdana" w:hAnsi="Verdana"/>
                 <w:b w:val="0"/>
                 <w:sz w:val="16"/>
               </w:rPr>
@@ -2917,7 +2939,7 @@
             <w:r/>
             <w:r>
               <w:rPr>
-                <w:rFonts w:ascii="Arial" w:hAnsi="Arial"/>
+                <w:rFonts w:ascii="Verdana" w:hAnsi="Verdana"/>
                 <w:b w:val="0"/>
                 <w:sz w:val="16"/>
               </w:rPr>
@@ -2933,7 +2955,7 @@
             <w:r/>
             <w:r>
               <w:rPr>
-                <w:rFonts w:ascii="Arial" w:hAnsi="Arial"/>
+                <w:rFonts w:ascii="Verdana" w:hAnsi="Verdana"/>
                 <w:b w:val="0"/>
                 <w:sz w:val="16"/>
               </w:rPr>
@@ -2948,7 +2970,7 @@
             <w:r/>
             <w:r>
               <w:rPr>
-                <w:rFonts w:ascii="Arial" w:hAnsi="Arial"/>
+                <w:rFonts w:ascii="Verdana" w:hAnsi="Verdana"/>
                 <w:b w:val="0"/>
                 <w:sz w:val="16"/>
               </w:rPr>
@@ -2965,7 +2987,7 @@
             <w:r/>
             <w:r>
               <w:rPr>
-                <w:rFonts w:ascii="Arial" w:hAnsi="Arial"/>
+                <w:rFonts w:ascii="Verdana" w:hAnsi="Verdana"/>
                 <w:b w:val="0"/>
                 <w:sz w:val="16"/>
               </w:rPr>
@@ -2981,7 +3003,7 @@
             <w:r/>
             <w:r>
               <w:rPr>
-                <w:rFonts w:ascii="Arial" w:hAnsi="Arial"/>
+                <w:rFonts w:ascii="Verdana" w:hAnsi="Verdana"/>
                 <w:b w:val="0"/>
                 <w:sz w:val="16"/>
               </w:rPr>
@@ -2997,7 +3019,7 @@
             <w:r/>
             <w:r>
               <w:rPr>
-                <w:rFonts w:ascii="Arial" w:hAnsi="Arial"/>
+                <w:rFonts w:ascii="Verdana" w:hAnsi="Verdana"/>
                 <w:b w:val="0"/>
                 <w:sz w:val="16"/>
               </w:rPr>
@@ -3012,7 +3034,7 @@
             <w:r/>
             <w:r>
               <w:rPr>
-                <w:rFonts w:ascii="Arial" w:hAnsi="Arial"/>
+                <w:rFonts w:ascii="Verdana" w:hAnsi="Verdana"/>
                 <w:b w:val="0"/>
                 <w:sz w:val="16"/>
               </w:rPr>
@@ -3029,7 +3051,7 @@
             <w:r/>
             <w:r>
               <w:rPr>
-                <w:rFonts w:ascii="Arial" w:hAnsi="Arial"/>
+                <w:rFonts w:ascii="Verdana" w:hAnsi="Verdana"/>
                 <w:b w:val="0"/>
                 <w:sz w:val="16"/>
               </w:rPr>
@@ -3045,7 +3067,7 @@
             <w:r/>
             <w:r>
               <w:rPr>
-                <w:rFonts w:ascii="Arial" w:hAnsi="Arial"/>
+                <w:rFonts w:ascii="Verdana" w:hAnsi="Verdana"/>
                 <w:b w:val="0"/>
                 <w:sz w:val="16"/>
               </w:rPr>
@@ -3061,7 +3083,7 @@
             <w:r/>
             <w:r>
               <w:rPr>
-                <w:rFonts w:ascii="Arial" w:hAnsi="Arial"/>
+                <w:rFonts w:ascii="Verdana" w:hAnsi="Verdana"/>
                 <w:b w:val="0"/>
                 <w:sz w:val="16"/>
               </w:rPr>
@@ -3076,7 +3098,7 @@
             <w:r/>
             <w:r>
               <w:rPr>
-                <w:rFonts w:ascii="Arial" w:hAnsi="Arial"/>
+                <w:rFonts w:ascii="Verdana" w:hAnsi="Verdana"/>
                 <w:b w:val="0"/>
                 <w:sz w:val="16"/>
               </w:rPr>
@@ -3093,7 +3115,7 @@
             <w:r/>
             <w:r>
               <w:rPr>
-                <w:rFonts w:ascii="Arial" w:hAnsi="Arial"/>
+                <w:rFonts w:ascii="Verdana" w:hAnsi="Verdana"/>
                 <w:b w:val="0"/>
                 <w:sz w:val="16"/>
               </w:rPr>
@@ -3109,7 +3131,7 @@
             <w:r/>
             <w:r>
               <w:rPr>
-                <w:rFonts w:ascii="Arial" w:hAnsi="Arial"/>
+                <w:rFonts w:ascii="Verdana" w:hAnsi="Verdana"/>
                 <w:b w:val="0"/>
                 <w:sz w:val="16"/>
               </w:rPr>
@@ -3125,7 +3147,7 @@
             <w:r/>
             <w:r>
               <w:rPr>
-                <w:rFonts w:ascii="Arial" w:hAnsi="Arial"/>
+                <w:rFonts w:ascii="Verdana" w:hAnsi="Verdana"/>
                 <w:b w:val="0"/>
                 <w:sz w:val="16"/>
               </w:rPr>
@@ -3140,7 +3162,7 @@
             <w:r/>
             <w:r>
               <w:rPr>
-                <w:rFonts w:ascii="Arial" w:hAnsi="Arial"/>
+                <w:rFonts w:ascii="Verdana" w:hAnsi="Verdana"/>
                 <w:b w:val="0"/>
                 <w:sz w:val="16"/>
               </w:rPr>
@@ -3157,7 +3179,7 @@
             <w:r/>
             <w:r>
               <w:rPr>
-                <w:rFonts w:ascii="Arial" w:hAnsi="Arial"/>
+                <w:rFonts w:ascii="Verdana" w:hAnsi="Verdana"/>
                 <w:b w:val="0"/>
                 <w:sz w:val="16"/>
               </w:rPr>
@@ -3173,7 +3195,7 @@
             <w:r/>
             <w:r>
               <w:rPr>
-                <w:rFonts w:ascii="Arial" w:hAnsi="Arial"/>
+                <w:rFonts w:ascii="Verdana" w:hAnsi="Verdana"/>
                 <w:b w:val="0"/>
                 <w:sz w:val="16"/>
               </w:rPr>
@@ -3189,7 +3211,7 @@
             <w:r/>
             <w:r>
               <w:rPr>
-                <w:rFonts w:ascii="Arial" w:hAnsi="Arial"/>
+                <w:rFonts w:ascii="Verdana" w:hAnsi="Verdana"/>
                 <w:b w:val="0"/>
                 <w:sz w:val="16"/>
               </w:rPr>
@@ -3204,7 +3226,7 @@
             <w:r/>
             <w:r>
               <w:rPr>
-                <w:rFonts w:ascii="Arial" w:hAnsi="Arial"/>
+                <w:rFonts w:ascii="Verdana" w:hAnsi="Verdana"/>
                 <w:b w:val="0"/>
                 <w:sz w:val="16"/>
               </w:rPr>
@@ -3221,7 +3243,7 @@
             <w:r/>
             <w:r>
               <w:rPr>
-                <w:rFonts w:ascii="Arial" w:hAnsi="Arial"/>
+                <w:rFonts w:ascii="Verdana" w:hAnsi="Verdana"/>
                 <w:b w:val="0"/>
                 <w:sz w:val="16"/>
               </w:rPr>
@@ -3237,7 +3259,7 @@
             <w:r/>
             <w:r>
               <w:rPr>
-                <w:rFonts w:ascii="Arial" w:hAnsi="Arial"/>
+                <w:rFonts w:ascii="Verdana" w:hAnsi="Verdana"/>
                 <w:b w:val="0"/>
                 <w:sz w:val="16"/>
               </w:rPr>
@@ -3253,7 +3275,7 @@
             <w:r/>
             <w:r>
               <w:rPr>
-                <w:rFonts w:ascii="Arial" w:hAnsi="Arial"/>
+                <w:rFonts w:ascii="Verdana" w:hAnsi="Verdana"/>
                 <w:b w:val="0"/>
                 <w:sz w:val="16"/>
               </w:rPr>
@@ -3269,7 +3291,7 @@
             <w:r/>
             <w:r>
               <w:rPr>
-                <w:rFonts w:ascii="Arial" w:hAnsi="Arial"/>
+                <w:rFonts w:ascii="Verdana" w:hAnsi="Verdana"/>
                 <w:b w:val="0"/>
                 <w:sz w:val="16"/>
               </w:rPr>
@@ -3286,7 +3308,7 @@
             <w:r/>
             <w:r>
               <w:rPr>
-                <w:rFonts w:ascii="Arial" w:hAnsi="Arial"/>
+                <w:rFonts w:ascii="Verdana" w:hAnsi="Verdana"/>
                 <w:b w:val="0"/>
                 <w:sz w:val="16"/>
               </w:rPr>
@@ -3302,7 +3324,7 @@
             <w:r/>
             <w:r>
               <w:rPr>
-                <w:rFonts w:ascii="Arial" w:hAnsi="Arial"/>
+                <w:rFonts w:ascii="Verdana" w:hAnsi="Verdana"/>
                 <w:b w:val="0"/>
                 <w:sz w:val="16"/>
               </w:rPr>
@@ -3318,7 +3340,7 @@
             <w:r/>
             <w:r>
               <w:rPr>
-                <w:rFonts w:ascii="Arial" w:hAnsi="Arial"/>
+                <w:rFonts w:ascii="Verdana" w:hAnsi="Verdana"/>
                 <w:b w:val="0"/>
                 <w:sz w:val="16"/>
               </w:rPr>
@@ -3333,7 +3355,7 @@
             <w:r/>
             <w:r>
               <w:rPr>
-                <w:rFonts w:ascii="Arial" w:hAnsi="Arial"/>
+                <w:rFonts w:ascii="Verdana" w:hAnsi="Verdana"/>
                 <w:b w:val="0"/>
                 <w:sz w:val="16"/>
               </w:rPr>
@@ -3350,7 +3372,7 @@
             <w:r/>
             <w:r>
               <w:rPr>
-                <w:rFonts w:ascii="Arial" w:hAnsi="Arial"/>
+                <w:rFonts w:ascii="Verdana" w:hAnsi="Verdana"/>
                 <w:b w:val="0"/>
                 <w:sz w:val="16"/>
               </w:rPr>
@@ -3366,7 +3388,7 @@
             <w:r/>
             <w:r>
               <w:rPr>
-                <w:rFonts w:ascii="Arial" w:hAnsi="Arial"/>
+                <w:rFonts w:ascii="Verdana" w:hAnsi="Verdana"/>
                 <w:b w:val="0"/>
                 <w:sz w:val="16"/>
               </w:rPr>
@@ -3382,7 +3404,7 @@
             <w:r/>
             <w:r>
               <w:rPr>
-                <w:rFonts w:ascii="Arial" w:hAnsi="Arial"/>
+                <w:rFonts w:ascii="Verdana" w:hAnsi="Verdana"/>
                 <w:b w:val="0"/>
                 <w:sz w:val="16"/>
               </w:rPr>
@@ -3397,7 +3419,7 @@
             <w:r/>
             <w:r>
               <w:rPr>
-                <w:rFonts w:ascii="Arial" w:hAnsi="Arial"/>
+                <w:rFonts w:ascii="Verdana" w:hAnsi="Verdana"/>
                 <w:b w:val="0"/>
                 <w:sz w:val="16"/>
               </w:rPr>
@@ -3414,7 +3436,7 @@
             <w:r/>
             <w:r>
               <w:rPr>
-                <w:rFonts w:ascii="Arial" w:hAnsi="Arial"/>
+                <w:rFonts w:ascii="Verdana" w:hAnsi="Verdana"/>
                 <w:b w:val="0"/>
                 <w:sz w:val="16"/>
               </w:rPr>
@@ -3430,7 +3452,7 @@
             <w:r/>
             <w:r>
               <w:rPr>
-                <w:rFonts w:ascii="Arial" w:hAnsi="Arial"/>
+                <w:rFonts w:ascii="Verdana" w:hAnsi="Verdana"/>
                 <w:b w:val="0"/>
                 <w:sz w:val="16"/>
               </w:rPr>
@@ -3446,7 +3468,7 @@
             <w:r/>
             <w:r>
               <w:rPr>
-                <w:rFonts w:ascii="Arial" w:hAnsi="Arial"/>
+                <w:rFonts w:ascii="Verdana" w:hAnsi="Verdana"/>
                 <w:b w:val="0"/>
                 <w:sz w:val="16"/>
               </w:rPr>
@@ -3461,7 +3483,7 @@
             <w:r/>
             <w:r>
               <w:rPr>
-                <w:rFonts w:ascii="Arial" w:hAnsi="Arial"/>
+                <w:rFonts w:ascii="Verdana" w:hAnsi="Verdana"/>
                 <w:b w:val="0"/>
                 <w:sz w:val="16"/>
               </w:rPr>
@@ -3478,7 +3500,7 @@
             <w:r/>
             <w:r>
               <w:rPr>
-                <w:rFonts w:ascii="Arial" w:hAnsi="Arial"/>
+                <w:rFonts w:ascii="Verdana" w:hAnsi="Verdana"/>
                 <w:b w:val="0"/>
                 <w:sz w:val="16"/>
               </w:rPr>
@@ -3494,7 +3516,7 @@
             <w:r/>
             <w:r>
               <w:rPr>
-                <w:rFonts w:ascii="Arial" w:hAnsi="Arial"/>
+                <w:rFonts w:ascii="Verdana" w:hAnsi="Verdana"/>
                 <w:b w:val="0"/>
                 <w:sz w:val="16"/>
               </w:rPr>
@@ -3510,7 +3532,7 @@
             <w:r/>
             <w:r>
               <w:rPr>
-                <w:rFonts w:ascii="Arial" w:hAnsi="Arial"/>
+                <w:rFonts w:ascii="Verdana" w:hAnsi="Verdana"/>
                 <w:b w:val="0"/>
                 <w:sz w:val="16"/>
               </w:rPr>
@@ -3525,7 +3547,7 @@
             <w:r/>
             <w:r>
               <w:rPr>
-                <w:rFonts w:ascii="Arial" w:hAnsi="Arial"/>
+                <w:rFonts w:ascii="Verdana" w:hAnsi="Verdana"/>
                 <w:b w:val="0"/>
                 <w:sz w:val="16"/>
               </w:rPr>
@@ -3542,7 +3564,7 @@
             <w:r/>
             <w:r>
               <w:rPr>
-                <w:rFonts w:ascii="Arial" w:hAnsi="Arial"/>
+                <w:rFonts w:ascii="Verdana" w:hAnsi="Verdana"/>
                 <w:b w:val="0"/>
                 <w:sz w:val="16"/>
               </w:rPr>
@@ -3558,7 +3580,7 @@
             <w:r/>
             <w:r>
               <w:rPr>
-                <w:rFonts w:ascii="Arial" w:hAnsi="Arial"/>
+                <w:rFonts w:ascii="Verdana" w:hAnsi="Verdana"/>
                 <w:b w:val="0"/>
                 <w:sz w:val="16"/>
               </w:rPr>
@@ -3574,7 +3596,7 @@
             <w:r/>
             <w:r>
               <w:rPr>
-                <w:rFonts w:ascii="Arial" w:hAnsi="Arial"/>
+                <w:rFonts w:ascii="Verdana" w:hAnsi="Verdana"/>
                 <w:b w:val="0"/>
                 <w:sz w:val="16"/>
               </w:rPr>
@@ -3589,7 +3611,7 @@
             <w:r/>
             <w:r>
               <w:rPr>
-                <w:rFonts w:ascii="Arial" w:hAnsi="Arial"/>
+                <w:rFonts w:ascii="Verdana" w:hAnsi="Verdana"/>
                 <w:b w:val="0"/>
                 <w:sz w:val="16"/>
               </w:rPr>
@@ -3606,7 +3628,7 @@
             <w:r/>
             <w:r>
               <w:rPr>
-                <w:rFonts w:ascii="Arial" w:hAnsi="Arial"/>
+                <w:rFonts w:ascii="Verdana" w:hAnsi="Verdana"/>
                 <w:b w:val="0"/>
                 <w:sz w:val="16"/>
               </w:rPr>
@@ -3622,7 +3644,7 @@
             <w:r/>
             <w:r>
               <w:rPr>
-                <w:rFonts w:ascii="Arial" w:hAnsi="Arial"/>
+                <w:rFonts w:ascii="Verdana" w:hAnsi="Verdana"/>
                 <w:b w:val="0"/>
                 <w:sz w:val="16"/>
               </w:rPr>
@@ -3638,7 +3660,7 @@
             <w:r/>
             <w:r>
               <w:rPr>
-                <w:rFonts w:ascii="Arial" w:hAnsi="Arial"/>
+                <w:rFonts w:ascii="Verdana" w:hAnsi="Verdana"/>
                 <w:b w:val="0"/>
                 <w:sz w:val="16"/>
               </w:rPr>
@@ -3653,7 +3675,7 @@
             <w:r/>
             <w:r>
               <w:rPr>
-                <w:rFonts w:ascii="Arial" w:hAnsi="Arial"/>
+                <w:rFonts w:ascii="Verdana" w:hAnsi="Verdana"/>
                 <w:b w:val="0"/>
                 <w:sz w:val="16"/>
               </w:rPr>
@@ -3670,7 +3692,7 @@
             <w:r/>
             <w:r>
               <w:rPr>
-                <w:rFonts w:ascii="Arial" w:hAnsi="Arial"/>
+                <w:rFonts w:ascii="Verdana" w:hAnsi="Verdana"/>
                 <w:b w:val="0"/>
                 <w:sz w:val="16"/>
               </w:rPr>
@@ -3686,7 +3708,7 @@
             <w:r/>
             <w:r>
               <w:rPr>
-                <w:rFonts w:ascii="Arial" w:hAnsi="Arial"/>
+                <w:rFonts w:ascii="Verdana" w:hAnsi="Verdana"/>
                 <w:b w:val="0"/>
                 <w:sz w:val="16"/>
               </w:rPr>
@@ -3702,7 +3724,7 @@
             <w:r/>
             <w:r>
               <w:rPr>
-                <w:rFonts w:ascii="Arial" w:hAnsi="Arial"/>
+                <w:rFonts w:ascii="Verdana" w:hAnsi="Verdana"/>
                 <w:b w:val="0"/>
                 <w:sz w:val="16"/>
               </w:rPr>
@@ -3717,7 +3739,7 @@
             <w:r/>
             <w:r>
               <w:rPr>
-                <w:rFonts w:ascii="Arial" w:hAnsi="Arial"/>
+                <w:rFonts w:ascii="Verdana" w:hAnsi="Verdana"/>
                 <w:b w:val="0"/>
                 <w:sz w:val="16"/>
               </w:rPr>
@@ -3734,7 +3756,7 @@
             <w:r/>
             <w:r>
               <w:rPr>
-                <w:rFonts w:ascii="Arial" w:hAnsi="Arial"/>
+                <w:rFonts w:ascii="Verdana" w:hAnsi="Verdana"/>
                 <w:b w:val="0"/>
                 <w:sz w:val="16"/>
               </w:rPr>
@@ -3750,7 +3772,7 @@
             <w:r/>
             <w:r>
               <w:rPr>
-                <w:rFonts w:ascii="Arial" w:hAnsi="Arial"/>
+                <w:rFonts w:ascii="Verdana" w:hAnsi="Verdana"/>
                 <w:b w:val="0"/>
                 <w:sz w:val="16"/>
               </w:rPr>
@@ -3766,7 +3788,7 @@
             <w:r/>
             <w:r>
               <w:rPr>
-                <w:rFonts w:ascii="Arial" w:hAnsi="Arial"/>
+                <w:rFonts w:ascii="Verdana" w:hAnsi="Verdana"/>
                 <w:b w:val="0"/>
                 <w:sz w:val="16"/>
               </w:rPr>
@@ -3781,7 +3803,7 @@
             <w:r/>
             <w:r>
               <w:rPr>
-                <w:rFonts w:ascii="Arial" w:hAnsi="Arial"/>
+                <w:rFonts w:ascii="Verdana" w:hAnsi="Verdana"/>
                 <w:b w:val="0"/>
                 <w:sz w:val="16"/>
               </w:rPr>
@@ -3798,7 +3820,7 @@
             <w:r/>
             <w:r>
               <w:rPr>
-                <w:rFonts w:ascii="Arial" w:hAnsi="Arial"/>
+                <w:rFonts w:ascii="Verdana" w:hAnsi="Verdana"/>
                 <w:b w:val="0"/>
                 <w:sz w:val="16"/>
               </w:rPr>
@@ -3814,7 +3836,7 @@
             <w:r/>
             <w:r>
               <w:rPr>
-                <w:rFonts w:ascii="Arial" w:hAnsi="Arial"/>
+                <w:rFonts w:ascii="Verdana" w:hAnsi="Verdana"/>
                 <w:b w:val="0"/>
                 <w:sz w:val="16"/>
               </w:rPr>
@@ -3830,7 +3852,7 @@
             <w:r/>
             <w:r>
               <w:rPr>
-                <w:rFonts w:ascii="Arial" w:hAnsi="Arial"/>
+                <w:rFonts w:ascii="Verdana" w:hAnsi="Verdana"/>
                 <w:b w:val="0"/>
                 <w:sz w:val="16"/>
               </w:rPr>
@@ -3845,7 +3867,7 @@
             <w:r/>
             <w:r>
               <w:rPr>
-                <w:rFonts w:ascii="Arial" w:hAnsi="Arial"/>
+                <w:rFonts w:ascii="Verdana" w:hAnsi="Verdana"/>
                 <w:b w:val="0"/>
                 <w:sz w:val="16"/>
               </w:rPr>
@@ -3862,7 +3884,7 @@
             <w:r/>
             <w:r>
               <w:rPr>
-                <w:rFonts w:ascii="Arial" w:hAnsi="Arial"/>
+                <w:rFonts w:ascii="Verdana" w:hAnsi="Verdana"/>
                 <w:b w:val="0"/>
                 <w:sz w:val="16"/>
               </w:rPr>
@@ -3878,7 +3900,7 @@
             <w:r/>
             <w:r>
               <w:rPr>
-                <w:rFonts w:ascii="Arial" w:hAnsi="Arial"/>
+                <w:rFonts w:ascii="Verdana" w:hAnsi="Verdana"/>
                 <w:b w:val="0"/>
                 <w:sz w:val="16"/>
               </w:rPr>
@@ -3894,7 +3916,7 @@
             <w:r/>
             <w:r>
               <w:rPr>
-                <w:rFonts w:ascii="Arial" w:hAnsi="Arial"/>
+                <w:rFonts w:ascii="Verdana" w:hAnsi="Verdana"/>
                 <w:b w:val="0"/>
                 <w:sz w:val="16"/>
               </w:rPr>
@@ -3909,7 +3931,7 @@
             <w:r/>
             <w:r>
               <w:rPr>
-                <w:rFonts w:ascii="Arial" w:hAnsi="Arial"/>
+                <w:rFonts w:ascii="Verdana" w:hAnsi="Verdana"/>
                 <w:b w:val="0"/>
                 <w:sz w:val="16"/>
               </w:rPr>
@@ -3926,7 +3948,7 @@
             <w:r/>
             <w:r>
               <w:rPr>
-                <w:rFonts w:ascii="Arial" w:hAnsi="Arial"/>
+                <w:rFonts w:ascii="Verdana" w:hAnsi="Verdana"/>
                 <w:b w:val="0"/>
                 <w:sz w:val="16"/>
               </w:rPr>
@@ -3942,7 +3964,7 @@
             <w:r/>
             <w:r>
               <w:rPr>
-                <w:rFonts w:ascii="Arial" w:hAnsi="Arial"/>
+                <w:rFonts w:ascii="Verdana" w:hAnsi="Verdana"/>
                 <w:b w:val="0"/>
                 <w:sz w:val="16"/>
               </w:rPr>
@@ -3958,7 +3980,7 @@
             <w:r/>
             <w:r>
               <w:rPr>
-                <w:rFonts w:ascii="Arial" w:hAnsi="Arial"/>
+                <w:rFonts w:ascii="Verdana" w:hAnsi="Verdana"/>
                 <w:b w:val="0"/>
                 <w:sz w:val="16"/>
               </w:rPr>
@@ -3973,7 +3995,7 @@
             <w:r/>
             <w:r>
               <w:rPr>
-                <w:rFonts w:ascii="Arial" w:hAnsi="Arial"/>
+                <w:rFonts w:ascii="Verdana" w:hAnsi="Verdana"/>
                 <w:b w:val="0"/>
                 <w:sz w:val="16"/>
               </w:rPr>
@@ -3990,7 +4012,7 @@
             <w:r/>
             <w:r>
               <w:rPr>
-                <w:rFonts w:ascii="Arial" w:hAnsi="Arial"/>
+                <w:rFonts w:ascii="Verdana" w:hAnsi="Verdana"/>
                 <w:b w:val="0"/>
                 <w:sz w:val="16"/>
               </w:rPr>
@@ -4006,7 +4028,7 @@
             <w:r/>
             <w:r>
               <w:rPr>
-                <w:rFonts w:ascii="Arial" w:hAnsi="Arial"/>
+                <w:rFonts w:ascii="Verdana" w:hAnsi="Verdana"/>
                 <w:b w:val="0"/>
                 <w:sz w:val="16"/>
               </w:rPr>
@@ -4022,7 +4044,7 @@
             <w:r/>
             <w:r>
               <w:rPr>
-                <w:rFonts w:ascii="Arial" w:hAnsi="Arial"/>
+                <w:rFonts w:ascii="Verdana" w:hAnsi="Verdana"/>
                 <w:b w:val="0"/>
                 <w:sz w:val="16"/>
               </w:rPr>
@@ -4037,7 +4059,7 @@
             <w:r/>
             <w:r>
               <w:rPr>
-                <w:rFonts w:ascii="Arial" w:hAnsi="Arial"/>
+                <w:rFonts w:ascii="Verdana" w:hAnsi="Verdana"/>
                 <w:b w:val="0"/>
                 <w:sz w:val="16"/>
               </w:rPr>
@@ -4054,7 +4076,7 @@
             <w:r/>
             <w:r>
               <w:rPr>
-                <w:rFonts w:ascii="Arial" w:hAnsi="Arial"/>
+                <w:rFonts w:ascii="Verdana" w:hAnsi="Verdana"/>
                 <w:b w:val="0"/>
                 <w:sz w:val="16"/>
               </w:rPr>
@@ -4070,7 +4092,7 @@
             <w:r/>
             <w:r>
               <w:rPr>
-                <w:rFonts w:ascii="Arial" w:hAnsi="Arial"/>
+                <w:rFonts w:ascii="Verdana" w:hAnsi="Verdana"/>
                 <w:b w:val="0"/>
                 <w:sz w:val="16"/>
               </w:rPr>
@@ -4086,7 +4108,7 @@
             <w:r/>
             <w:r>
               <w:rPr>
-                <w:rFonts w:ascii="Arial" w:hAnsi="Arial"/>
+                <w:rFonts w:ascii="Verdana" w:hAnsi="Verdana"/>
                 <w:b w:val="0"/>
                 <w:sz w:val="16"/>
               </w:rPr>
@@ -4101,7 +4123,7 @@
             <w:r/>
             <w:r>
               <w:rPr>
-                <w:rFonts w:ascii="Arial" w:hAnsi="Arial"/>
+                <w:rFonts w:ascii="Verdana" w:hAnsi="Verdana"/>
                 <w:b w:val="0"/>
                 <w:sz w:val="16"/>
               </w:rPr>
@@ -4118,7 +4140,7 @@
             <w:r/>
             <w:r>
               <w:rPr>
-                <w:rFonts w:ascii="Arial" w:hAnsi="Arial"/>
+                <w:rFonts w:ascii="Verdana" w:hAnsi="Verdana"/>
                 <w:b w:val="0"/>
                 <w:sz w:val="16"/>
               </w:rPr>
@@ -4134,7 +4156,7 @@
             <w:r/>
             <w:r>
               <w:rPr>
-                <w:rFonts w:ascii="Arial" w:hAnsi="Arial"/>
+                <w:rFonts w:ascii="Verdana" w:hAnsi="Verdana"/>
                 <w:b w:val="0"/>
                 <w:sz w:val="16"/>
               </w:rPr>
@@ -4150,7 +4172,7 @@
             <w:r/>
             <w:r>
               <w:rPr>
-                <w:rFonts w:ascii="Arial" w:hAnsi="Arial"/>
+                <w:rFonts w:ascii="Verdana" w:hAnsi="Verdana"/>
                 <w:b w:val="0"/>
                 <w:sz w:val="16"/>
               </w:rPr>
@@ -4165,7 +4187,7 @@
             <w:r/>
             <w:r>
               <w:rPr>
-                <w:rFonts w:ascii="Arial" w:hAnsi="Arial"/>
+                <w:rFonts w:ascii="Verdana" w:hAnsi="Verdana"/>
                 <w:b w:val="0"/>
                 <w:sz w:val="16"/>
               </w:rPr>
@@ -4178,7 +4200,7 @@
     <w:p>
       <w:r>
         <w:rPr>
-          <w:rFonts w:ascii="Arial" w:hAnsi="Arial"/>
+          <w:rFonts w:ascii="Verdana" w:hAnsi="Verdana"/>
           <w:b/>
           <w:sz w:val="18"/>
         </w:rPr>
@@ -4191,6 +4213,20 @@
         <w:tblW w:type="auto" w:w="0"/>
         <w:jc w:val="center"/>
         <w:tblLook w:firstColumn="1" w:firstRow="1" w:lastColumn="0" w:lastRow="0" w:noHBand="0" w:noVBand="1" w:val="04A0"/>
+        <w:tblBorders>
+          <w:top w:val="single" w:sz="4" w:space="0" w:color="595959"/>
+          <w:left w:val="single" w:sz="4" w:space="0" w:color="595959"/>
+          <w:bottom w:val="single" w:sz="4" w:space="0" w:color="595959"/>
+          <w:right w:val="single" w:sz="4" w:space="0" w:color="595959"/>
+          <w:insideH w:val="single" w:sz="4" w:space="0" w:color="595959"/>
+          <w:insideV w:val="single" w:sz="4" w:space="0" w:color="595959"/>
+        </w:tblBorders>
+        <w:tblCellMar>
+          <w:top w:w="85" w:type="dxa"/>
+          <w:left w:w="85" w:type="dxa"/>
+          <w:bottom w:w="85" w:type="dxa"/>
+          <w:right w:w="85" w:type="dxa"/>
+        </w:tblCellMar>
       </w:tblPr>
       <w:tblGrid>
         <w:gridCol w:w="5046"/>
@@ -4200,61 +4236,52 @@
       <w:tr>
         <w:tc>
           <w:tcPr>
-            <w:tcW w:type="dxa" w:w="5046"/>
-            <w:shd w:val="clear" w:color="auto" w:fill="D9E2F3"/>
-          </w:tcPr>
-          <w:p>
-            <w:pPr>
-              <w:jc w:val="center"/>
-            </w:pPr>
-            <w:r/>
-            <w:r>
-              <w:rPr>
-                <w:rFonts w:ascii="Arial" w:hAnsi="Arial"/>
-                <w:b/>
-                <w:sz w:val="16"/>
-              </w:rPr>
-              <w:t>Code Figure</w:t>
-            </w:r>
-          </w:p>
-        </w:tc>
-        <w:tc>
-          <w:tcPr>
-            <w:tcW w:type="dxa" w:w="5046"/>
-            <w:shd w:val="clear" w:color="auto" w:fill="D9E2F3"/>
-          </w:tcPr>
-          <w:p>
-            <w:pPr>
-              <w:jc w:val="center"/>
-            </w:pPr>
-            <w:r/>
-            <w:r>
-              <w:rPr>
-                <w:rFonts w:ascii="Arial" w:hAnsi="Arial"/>
-                <w:b/>
-                <w:sz w:val="16"/>
-              </w:rPr>
-              <w:t>Entry Name</w:t>
-            </w:r>
-          </w:p>
-        </w:tc>
-        <w:tc>
-          <w:tcPr>
-            <w:tcW w:type="dxa" w:w="5046"/>
-            <w:shd w:val="clear" w:color="auto" w:fill="D9E2F3"/>
-          </w:tcPr>
-          <w:p>
-            <w:pPr>
-              <w:jc w:val="center"/>
-            </w:pPr>
-            <w:r/>
-            <w:r>
-              <w:rPr>
-                <w:rFonts w:ascii="Arial" w:hAnsi="Arial"/>
-                <w:b/>
-                <w:sz w:val="16"/>
-              </w:rPr>
-              <w:t>Note</w:t>
+            <w:tcW w:type="dxa" w:w="1134"/>
+            <w:shd w:val="clear" w:color="auto" w:fill="D9D9D9"/>
+          </w:tcPr>
+          <w:p>
+            <w:r/>
+            <w:r>
+              <w:rPr>
+                <w:rFonts w:ascii="Verdana" w:hAnsi="Verdana"/>
+                <w:b w:val="0"/>
+                <w:sz w:val="16"/>
+              </w:rPr>
+              <w:t>CHIFFRE DU CODE</w:t>
+            </w:r>
+          </w:p>
+        </w:tc>
+        <w:tc>
+          <w:tcPr>
+            <w:tcW w:type="dxa" w:w="5046"/>
+            <w:shd w:val="clear" w:color="auto" w:fill="D9D9D9"/>
+          </w:tcPr>
+          <w:p>
+            <w:r/>
+            <w:r>
+              <w:rPr>
+                <w:rFonts w:ascii="Verdana" w:hAnsi="Verdana"/>
+                <w:b w:val="0"/>
+                <w:sz w:val="16"/>
+              </w:rPr>
+              <w:t>SIGNIFICATION</w:t>
+            </w:r>
+          </w:p>
+        </w:tc>
+        <w:tc>
+          <w:tcPr>
+            <w:tcW w:type="dxa" w:w="5046"/>
+            <w:shd w:val="clear" w:color="auto" w:fill="D9D9D9"/>
+          </w:tcPr>
+          <w:p>
+            <w:r/>
+            <w:r>
+              <w:rPr>
+                <w:rFonts w:ascii="Verdana" w:hAnsi="Verdana"/>
+                <w:b w:val="0"/>
+                <w:sz w:val="16"/>
+              </w:rPr>
+              <w:t>NOTE</w:t>
             </w:r>
           </w:p>
         </w:tc>
@@ -4268,7 +4295,7 @@
             <w:r/>
             <w:r>
               <w:rPr>
-                <w:rFonts w:ascii="Arial" w:hAnsi="Arial"/>
+                <w:rFonts w:ascii="Verdana" w:hAnsi="Verdana"/>
                 <w:b w:val="0"/>
                 <w:sz w:val="16"/>
               </w:rPr>
@@ -4284,7 +4311,7 @@
             <w:r/>
             <w:r>
               <w:rPr>
-                <w:rFonts w:ascii="Arial" w:hAnsi="Arial"/>
+                <w:rFonts w:ascii="Verdana" w:hAnsi="Verdana"/>
                 <w:b w:val="0"/>
                 <w:sz w:val="16"/>
               </w:rPr>
@@ -4300,7 +4327,7 @@
             <w:r/>
             <w:r>
               <w:rPr>
-                <w:rFonts w:ascii="Arial" w:hAnsi="Arial"/>
+                <w:rFonts w:ascii="Verdana" w:hAnsi="Verdana"/>
                 <w:b w:val="0"/>
                 <w:sz w:val="16"/>
               </w:rPr>
@@ -4317,7 +4344,7 @@
             <w:r/>
             <w:r>
               <w:rPr>
-                <w:rFonts w:ascii="Arial" w:hAnsi="Arial"/>
+                <w:rFonts w:ascii="Verdana" w:hAnsi="Verdana"/>
                 <w:b w:val="0"/>
                 <w:sz w:val="16"/>
               </w:rPr>
@@ -4333,7 +4360,7 @@
             <w:r/>
             <w:r>
               <w:rPr>
-                <w:rFonts w:ascii="Arial" w:hAnsi="Arial"/>
+                <w:rFonts w:ascii="Verdana" w:hAnsi="Verdana"/>
                 <w:b w:val="0"/>
                 <w:sz w:val="16"/>
               </w:rPr>
@@ -4349,7 +4376,7 @@
             <w:r/>
             <w:r>
               <w:rPr>
-                <w:rFonts w:ascii="Arial" w:hAnsi="Arial"/>
+                <w:rFonts w:ascii="Verdana" w:hAnsi="Verdana"/>
                 <w:b w:val="0"/>
                 <w:sz w:val="16"/>
               </w:rPr>
@@ -4366,7 +4393,7 @@
             <w:r/>
             <w:r>
               <w:rPr>
-                <w:rFonts w:ascii="Arial" w:hAnsi="Arial"/>
+                <w:rFonts w:ascii="Verdana" w:hAnsi="Verdana"/>
                 <w:b w:val="0"/>
                 <w:sz w:val="16"/>
               </w:rPr>
@@ -4382,7 +4409,7 @@
             <w:r/>
             <w:r>
               <w:rPr>
-                <w:rFonts w:ascii="Arial" w:hAnsi="Arial"/>
+                <w:rFonts w:ascii="Verdana" w:hAnsi="Verdana"/>
                 <w:b w:val="0"/>
                 <w:sz w:val="16"/>
               </w:rPr>
@@ -4398,7 +4425,7 @@
             <w:r/>
             <w:r>
               <w:rPr>
-                <w:rFonts w:ascii="Arial" w:hAnsi="Arial"/>
+                <w:rFonts w:ascii="Verdana" w:hAnsi="Verdana"/>
                 <w:b w:val="0"/>
                 <w:sz w:val="16"/>
               </w:rPr>
@@ -4415,7 +4442,7 @@
             <w:r/>
             <w:r>
               <w:rPr>
-                <w:rFonts w:ascii="Arial" w:hAnsi="Arial"/>
+                <w:rFonts w:ascii="Verdana" w:hAnsi="Verdana"/>
                 <w:b w:val="0"/>
                 <w:sz w:val="16"/>
               </w:rPr>
@@ -4431,7 +4458,7 @@
             <w:r/>
             <w:r>
               <w:rPr>
-                <w:rFonts w:ascii="Arial" w:hAnsi="Arial"/>
+                <w:rFonts w:ascii="Verdana" w:hAnsi="Verdana"/>
                 <w:b w:val="0"/>
                 <w:sz w:val="16"/>
               </w:rPr>
@@ -4447,7 +4474,7 @@
             <w:r/>
             <w:r>
               <w:rPr>
-                <w:rFonts w:ascii="Arial" w:hAnsi="Arial"/>
+                <w:rFonts w:ascii="Verdana" w:hAnsi="Verdana"/>
                 <w:b w:val="0"/>
                 <w:sz w:val="16"/>
               </w:rPr>
@@ -4460,7 +4487,7 @@
     <w:p>
       <w:r>
         <w:rPr>
-          <w:rFonts w:ascii="Arial" w:hAnsi="Arial"/>
+          <w:rFonts w:ascii="Verdana" w:hAnsi="Verdana"/>
           <w:b/>
           <w:sz w:val="18"/>
         </w:rPr>
@@ -4473,6 +4500,20 @@
         <w:tblW w:type="auto" w:w="0"/>
         <w:jc w:val="center"/>
         <w:tblLook w:firstColumn="1" w:firstRow="1" w:lastColumn="0" w:lastRow="0" w:noHBand="0" w:noVBand="1" w:val="04A0"/>
+        <w:tblBorders>
+          <w:top w:val="single" w:sz="4" w:space="0" w:color="595959"/>
+          <w:left w:val="single" w:sz="4" w:space="0" w:color="595959"/>
+          <w:bottom w:val="single" w:sz="4" w:space="0" w:color="595959"/>
+          <w:right w:val="single" w:sz="4" w:space="0" w:color="595959"/>
+          <w:insideH w:val="single" w:sz="4" w:space="0" w:color="595959"/>
+          <w:insideV w:val="single" w:sz="4" w:space="0" w:color="595959"/>
+        </w:tblBorders>
+        <w:tblCellMar>
+          <w:top w:w="85" w:type="dxa"/>
+          <w:left w:w="85" w:type="dxa"/>
+          <w:bottom w:w="85" w:type="dxa"/>
+          <w:right w:w="85" w:type="dxa"/>
+        </w:tblCellMar>
       </w:tblPr>
       <w:tblGrid>
         <w:gridCol w:w="5046"/>
@@ -4482,61 +4523,52 @@
       <w:tr>
         <w:tc>
           <w:tcPr>
-            <w:tcW w:type="dxa" w:w="5046"/>
-            <w:shd w:val="clear" w:color="auto" w:fill="D9E2F3"/>
-          </w:tcPr>
-          <w:p>
-            <w:pPr>
-              <w:jc w:val="center"/>
-            </w:pPr>
-            <w:r/>
-            <w:r>
-              <w:rPr>
-                <w:rFonts w:ascii="Arial" w:hAnsi="Arial"/>
-                <w:b/>
-                <w:sz w:val="16"/>
-              </w:rPr>
-              <w:t>Code Figure</w:t>
-            </w:r>
-          </w:p>
-        </w:tc>
-        <w:tc>
-          <w:tcPr>
-            <w:tcW w:type="dxa" w:w="5046"/>
-            <w:shd w:val="clear" w:color="auto" w:fill="D9E2F3"/>
-          </w:tcPr>
-          <w:p>
-            <w:pPr>
-              <w:jc w:val="center"/>
-            </w:pPr>
-            <w:r/>
-            <w:r>
-              <w:rPr>
-                <w:rFonts w:ascii="Arial" w:hAnsi="Arial"/>
-                <w:b/>
-                <w:sz w:val="16"/>
-              </w:rPr>
-              <w:t>Entry Name</w:t>
-            </w:r>
-          </w:p>
-        </w:tc>
-        <w:tc>
-          <w:tcPr>
-            <w:tcW w:type="dxa" w:w="5046"/>
-            <w:shd w:val="clear" w:color="auto" w:fill="D9E2F3"/>
-          </w:tcPr>
-          <w:p>
-            <w:pPr>
-              <w:jc w:val="center"/>
-            </w:pPr>
-            <w:r/>
-            <w:r>
-              <w:rPr>
-                <w:rFonts w:ascii="Arial" w:hAnsi="Arial"/>
-                <w:b/>
-                <w:sz w:val="16"/>
-              </w:rPr>
-              <w:t>Note</w:t>
+            <w:tcW w:type="dxa" w:w="1134"/>
+            <w:shd w:val="clear" w:color="auto" w:fill="D9D9D9"/>
+          </w:tcPr>
+          <w:p>
+            <w:r/>
+            <w:r>
+              <w:rPr>
+                <w:rFonts w:ascii="Verdana" w:hAnsi="Verdana"/>
+                <w:b w:val="0"/>
+                <w:sz w:val="16"/>
+              </w:rPr>
+              <w:t>CHIFFRE DU CODE</w:t>
+            </w:r>
+          </w:p>
+        </w:tc>
+        <w:tc>
+          <w:tcPr>
+            <w:tcW w:type="dxa" w:w="5046"/>
+            <w:shd w:val="clear" w:color="auto" w:fill="D9D9D9"/>
+          </w:tcPr>
+          <w:p>
+            <w:r/>
+            <w:r>
+              <w:rPr>
+                <w:rFonts w:ascii="Verdana" w:hAnsi="Verdana"/>
+                <w:b w:val="0"/>
+                <w:sz w:val="16"/>
+              </w:rPr>
+              <w:t>SIGNIFICATION</w:t>
+            </w:r>
+          </w:p>
+        </w:tc>
+        <w:tc>
+          <w:tcPr>
+            <w:tcW w:type="dxa" w:w="5046"/>
+            <w:shd w:val="clear" w:color="auto" w:fill="D9D9D9"/>
+          </w:tcPr>
+          <w:p>
+            <w:r/>
+            <w:r>
+              <w:rPr>
+                <w:rFonts w:ascii="Verdana" w:hAnsi="Verdana"/>
+                <w:b w:val="0"/>
+                <w:sz w:val="16"/>
+              </w:rPr>
+              <w:t>NOTE</w:t>
             </w:r>
           </w:p>
         </w:tc>
@@ -4550,7 +4582,7 @@
             <w:r/>
             <w:r>
               <w:rPr>
-                <w:rFonts w:ascii="Arial" w:hAnsi="Arial"/>
+                <w:rFonts w:ascii="Verdana" w:hAnsi="Verdana"/>
                 <w:b w:val="0"/>
                 <w:sz w:val="16"/>
               </w:rPr>
@@ -4566,7 +4598,7 @@
             <w:r/>
             <w:r>
               <w:rPr>
-                <w:rFonts w:ascii="Arial" w:hAnsi="Arial"/>
+                <w:rFonts w:ascii="Verdana" w:hAnsi="Verdana"/>
                 <w:b w:val="0"/>
                 <w:sz w:val="16"/>
               </w:rPr>
@@ -4582,7 +4614,7 @@
             <w:r/>
             <w:r>
               <w:rPr>
-                <w:rFonts w:ascii="Arial" w:hAnsi="Arial"/>
+                <w:rFonts w:ascii="Verdana" w:hAnsi="Verdana"/>
                 <w:b w:val="0"/>
                 <w:sz w:val="16"/>
               </w:rPr>
@@ -4599,7 +4631,7 @@
             <w:r/>
             <w:r>
               <w:rPr>
-                <w:rFonts w:ascii="Arial" w:hAnsi="Arial"/>
+                <w:rFonts w:ascii="Verdana" w:hAnsi="Verdana"/>
                 <w:b w:val="0"/>
                 <w:sz w:val="16"/>
               </w:rPr>
@@ -4615,7 +4647,7 @@
             <w:r/>
             <w:r>
               <w:rPr>
-                <w:rFonts w:ascii="Arial" w:hAnsi="Arial"/>
+                <w:rFonts w:ascii="Verdana" w:hAnsi="Verdana"/>
                 <w:b w:val="0"/>
                 <w:sz w:val="16"/>
               </w:rPr>
@@ -4631,7 +4663,7 @@
             <w:r/>
             <w:r>
               <w:rPr>
-                <w:rFonts w:ascii="Arial" w:hAnsi="Arial"/>
+                <w:rFonts w:ascii="Verdana" w:hAnsi="Verdana"/>
                 <w:b w:val="0"/>
                 <w:sz w:val="16"/>
               </w:rPr>
@@ -4648,7 +4680,7 @@
             <w:r/>
             <w:r>
               <w:rPr>
-                <w:rFonts w:ascii="Arial" w:hAnsi="Arial"/>
+                <w:rFonts w:ascii="Verdana" w:hAnsi="Verdana"/>
                 <w:b w:val="0"/>
                 <w:sz w:val="16"/>
               </w:rPr>
@@ -4664,7 +4696,7 @@
             <w:r/>
             <w:r>
               <w:rPr>
-                <w:rFonts w:ascii="Arial" w:hAnsi="Arial"/>
+                <w:rFonts w:ascii="Verdana" w:hAnsi="Verdana"/>
                 <w:b w:val="0"/>
                 <w:sz w:val="16"/>
               </w:rPr>
@@ -4680,7 +4712,7 @@
             <w:r/>
             <w:r>
               <w:rPr>
-                <w:rFonts w:ascii="Arial" w:hAnsi="Arial"/>
+                <w:rFonts w:ascii="Verdana" w:hAnsi="Verdana"/>
                 <w:b w:val="0"/>
                 <w:sz w:val="16"/>
               </w:rPr>
@@ -4697,7 +4729,7 @@
             <w:r/>
             <w:r>
               <w:rPr>
-                <w:rFonts w:ascii="Arial" w:hAnsi="Arial"/>
+                <w:rFonts w:ascii="Verdana" w:hAnsi="Verdana"/>
                 <w:b w:val="0"/>
                 <w:sz w:val="16"/>
               </w:rPr>
@@ -4713,7 +4745,7 @@
             <w:r/>
             <w:r>
               <w:rPr>
-                <w:rFonts w:ascii="Arial" w:hAnsi="Arial"/>
+                <w:rFonts w:ascii="Verdana" w:hAnsi="Verdana"/>
                 <w:b w:val="0"/>
                 <w:sz w:val="16"/>
               </w:rPr>
@@ -4729,7 +4761,7 @@
             <w:r/>
             <w:r>
               <w:rPr>
-                <w:rFonts w:ascii="Arial" w:hAnsi="Arial"/>
+                <w:rFonts w:ascii="Verdana" w:hAnsi="Verdana"/>
                 <w:b w:val="0"/>
                 <w:sz w:val="16"/>
               </w:rPr>
@@ -4746,7 +4778,7 @@
             <w:r/>
             <w:r>
               <w:rPr>
-                <w:rFonts w:ascii="Arial" w:hAnsi="Arial"/>
+                <w:rFonts w:ascii="Verdana" w:hAnsi="Verdana"/>
                 <w:b w:val="0"/>
                 <w:sz w:val="16"/>
               </w:rPr>
@@ -4762,7 +4794,7 @@
             <w:r/>
             <w:r>
               <w:rPr>
-                <w:rFonts w:ascii="Arial" w:hAnsi="Arial"/>
+                <w:rFonts w:ascii="Verdana" w:hAnsi="Verdana"/>
                 <w:b w:val="0"/>
                 <w:sz w:val="16"/>
               </w:rPr>
@@ -4778,7 +4810,7 @@
             <w:r/>
             <w:r>
               <w:rPr>
-                <w:rFonts w:ascii="Arial" w:hAnsi="Arial"/>
+                <w:rFonts w:ascii="Verdana" w:hAnsi="Verdana"/>
                 <w:b w:val="0"/>
                 <w:sz w:val="16"/>
               </w:rPr>
@@ -4795,7 +4827,7 @@
             <w:r/>
             <w:r>
               <w:rPr>
-                <w:rFonts w:ascii="Arial" w:hAnsi="Arial"/>
+                <w:rFonts w:ascii="Verdana" w:hAnsi="Verdana"/>
                 <w:b w:val="0"/>
                 <w:sz w:val="16"/>
               </w:rPr>
@@ -4811,7 +4843,7 @@
             <w:r/>
             <w:r>
               <w:rPr>
-                <w:rFonts w:ascii="Arial" w:hAnsi="Arial"/>
+                <w:rFonts w:ascii="Verdana" w:hAnsi="Verdana"/>
                 <w:b w:val="0"/>
                 <w:sz w:val="16"/>
               </w:rPr>
@@ -4827,7 +4859,7 @@
             <w:r/>
             <w:r>
               <w:rPr>
-                <w:rFonts w:ascii="Arial" w:hAnsi="Arial"/>
+                <w:rFonts w:ascii="Verdana" w:hAnsi="Verdana"/>
                 <w:b w:val="0"/>
                 <w:sz w:val="16"/>
               </w:rPr>
@@ -4844,7 +4876,7 @@
             <w:r/>
             <w:r>
               <w:rPr>
-                <w:rFonts w:ascii="Arial" w:hAnsi="Arial"/>
+                <w:rFonts w:ascii="Verdana" w:hAnsi="Verdana"/>
                 <w:b w:val="0"/>
                 <w:sz w:val="16"/>
               </w:rPr>
@@ -4860,7 +4892,7 @@
             <w:r/>
             <w:r>
               <w:rPr>
-                <w:rFonts w:ascii="Arial" w:hAnsi="Arial"/>
+                <w:rFonts w:ascii="Verdana" w:hAnsi="Verdana"/>
                 <w:b w:val="0"/>
                 <w:sz w:val="16"/>
               </w:rPr>
@@ -4876,7 +4908,7 @@
             <w:r/>
             <w:r>
               <w:rPr>
-                <w:rFonts w:ascii="Arial" w:hAnsi="Arial"/>
+                <w:rFonts w:ascii="Verdana" w:hAnsi="Verdana"/>
                 <w:b w:val="0"/>
                 <w:sz w:val="16"/>
               </w:rPr>
@@ -4893,7 +4925,7 @@
             <w:r/>
             <w:r>
               <w:rPr>
-                <w:rFonts w:ascii="Arial" w:hAnsi="Arial"/>
+                <w:rFonts w:ascii="Verdana" w:hAnsi="Verdana"/>
                 <w:b w:val="0"/>
                 <w:sz w:val="16"/>
               </w:rPr>
@@ -4909,7 +4941,7 @@
             <w:r/>
             <w:r>
               <w:rPr>
-                <w:rFonts w:ascii="Arial" w:hAnsi="Arial"/>
+                <w:rFonts w:ascii="Verdana" w:hAnsi="Verdana"/>
                 <w:b w:val="0"/>
                 <w:sz w:val="16"/>
               </w:rPr>
@@ -4925,7 +4957,7 @@
             <w:r/>
             <w:r>
               <w:rPr>
-                <w:rFonts w:ascii="Arial" w:hAnsi="Arial"/>
+                <w:rFonts w:ascii="Verdana" w:hAnsi="Verdana"/>
                 <w:b w:val="0"/>
                 <w:sz w:val="16"/>
               </w:rPr>
@@ -4942,7 +4974,7 @@
             <w:r/>
             <w:r>
               <w:rPr>
-                <w:rFonts w:ascii="Arial" w:hAnsi="Arial"/>
+                <w:rFonts w:ascii="Verdana" w:hAnsi="Verdana"/>
                 <w:b w:val="0"/>
                 <w:sz w:val="16"/>
               </w:rPr>
@@ -4958,7 +4990,7 @@
             <w:r/>
             <w:r>
               <w:rPr>
-                <w:rFonts w:ascii="Arial" w:hAnsi="Arial"/>
+                <w:rFonts w:ascii="Verdana" w:hAnsi="Verdana"/>
                 <w:b w:val="0"/>
                 <w:sz w:val="16"/>
               </w:rPr>
@@ -4974,7 +5006,7 @@
             <w:r/>
             <w:r>
               <w:rPr>
-                <w:rFonts w:ascii="Arial" w:hAnsi="Arial"/>
+                <w:rFonts w:ascii="Verdana" w:hAnsi="Verdana"/>
                 <w:b w:val="0"/>
                 <w:sz w:val="16"/>
               </w:rPr>
@@ -4987,7 +5019,7 @@
     <w:p>
       <w:r>
         <w:rPr>
-          <w:rFonts w:ascii="Arial" w:hAnsi="Arial"/>
+          <w:rFonts w:ascii="Verdana" w:hAnsi="Verdana"/>
           <w:b/>
           <w:sz w:val="18"/>
         </w:rPr>
@@ -5000,6 +5032,20 @@
         <w:tblW w:type="auto" w:w="0"/>
         <w:jc w:val="center"/>
         <w:tblLook w:firstColumn="1" w:firstRow="1" w:lastColumn="0" w:lastRow="0" w:noHBand="0" w:noVBand="1" w:val="04A0"/>
+        <w:tblBorders>
+          <w:top w:val="single" w:sz="4" w:space="0" w:color="595959"/>
+          <w:left w:val="single" w:sz="4" w:space="0" w:color="595959"/>
+          <w:bottom w:val="single" w:sz="4" w:space="0" w:color="595959"/>
+          <w:right w:val="single" w:sz="4" w:space="0" w:color="595959"/>
+          <w:insideH w:val="single" w:sz="4" w:space="0" w:color="595959"/>
+          <w:insideV w:val="single" w:sz="4" w:space="0" w:color="595959"/>
+        </w:tblBorders>
+        <w:tblCellMar>
+          <w:top w:w="85" w:type="dxa"/>
+          <w:left w:w="85" w:type="dxa"/>
+          <w:bottom w:w="85" w:type="dxa"/>
+          <w:right w:w="85" w:type="dxa"/>
+        </w:tblCellMar>
       </w:tblPr>
       <w:tblGrid>
         <w:gridCol w:w="5046"/>
@@ -5009,61 +5055,52 @@
       <w:tr>
         <w:tc>
           <w:tcPr>
-            <w:tcW w:type="dxa" w:w="5046"/>
-            <w:shd w:val="clear" w:color="auto" w:fill="D9E2F3"/>
-          </w:tcPr>
-          <w:p>
-            <w:pPr>
-              <w:jc w:val="center"/>
-            </w:pPr>
-            <w:r/>
-            <w:r>
-              <w:rPr>
-                <w:rFonts w:ascii="Arial" w:hAnsi="Arial"/>
-                <w:b/>
-                <w:sz w:val="16"/>
-              </w:rPr>
-              <w:t>Code Figure</w:t>
-            </w:r>
-          </w:p>
-        </w:tc>
-        <w:tc>
-          <w:tcPr>
-            <w:tcW w:type="dxa" w:w="5046"/>
-            <w:shd w:val="clear" w:color="auto" w:fill="D9E2F3"/>
-          </w:tcPr>
-          <w:p>
-            <w:pPr>
-              <w:jc w:val="center"/>
-            </w:pPr>
-            <w:r/>
-            <w:r>
-              <w:rPr>
-                <w:rFonts w:ascii="Arial" w:hAnsi="Arial"/>
-                <w:b/>
-                <w:sz w:val="16"/>
-              </w:rPr>
-              <w:t>Entry Name</w:t>
-            </w:r>
-          </w:p>
-        </w:tc>
-        <w:tc>
-          <w:tcPr>
-            <w:tcW w:type="dxa" w:w="5046"/>
-            <w:shd w:val="clear" w:color="auto" w:fill="D9E2F3"/>
-          </w:tcPr>
-          <w:p>
-            <w:pPr>
-              <w:jc w:val="center"/>
-            </w:pPr>
-            <w:r/>
-            <w:r>
-              <w:rPr>
-                <w:rFonts w:ascii="Arial" w:hAnsi="Arial"/>
-                <w:b/>
-                <w:sz w:val="16"/>
-              </w:rPr>
-              <w:t>Note</w:t>
+            <w:tcW w:type="dxa" w:w="1134"/>
+            <w:shd w:val="clear" w:color="auto" w:fill="D9D9D9"/>
+          </w:tcPr>
+          <w:p>
+            <w:r/>
+            <w:r>
+              <w:rPr>
+                <w:rFonts w:ascii="Verdana" w:hAnsi="Verdana"/>
+                <w:b w:val="0"/>
+                <w:sz w:val="16"/>
+              </w:rPr>
+              <w:t>CHIFFRE DU CODE</w:t>
+            </w:r>
+          </w:p>
+        </w:tc>
+        <w:tc>
+          <w:tcPr>
+            <w:tcW w:type="dxa" w:w="5046"/>
+            <w:shd w:val="clear" w:color="auto" w:fill="D9D9D9"/>
+          </w:tcPr>
+          <w:p>
+            <w:r/>
+            <w:r>
+              <w:rPr>
+                <w:rFonts w:ascii="Verdana" w:hAnsi="Verdana"/>
+                <w:b w:val="0"/>
+                <w:sz w:val="16"/>
+              </w:rPr>
+              <w:t>SIGNIFICATION</w:t>
+            </w:r>
+          </w:p>
+        </w:tc>
+        <w:tc>
+          <w:tcPr>
+            <w:tcW w:type="dxa" w:w="5046"/>
+            <w:shd w:val="clear" w:color="auto" w:fill="D9D9D9"/>
+          </w:tcPr>
+          <w:p>
+            <w:r/>
+            <w:r>
+              <w:rPr>
+                <w:rFonts w:ascii="Verdana" w:hAnsi="Verdana"/>
+                <w:b w:val="0"/>
+                <w:sz w:val="16"/>
+              </w:rPr>
+              <w:t>NOTE</w:t>
             </w:r>
           </w:p>
         </w:tc>
@@ -5077,7 +5114,7 @@
             <w:r/>
             <w:r>
               <w:rPr>
-                <w:rFonts w:ascii="Arial" w:hAnsi="Arial"/>
+                <w:rFonts w:ascii="Verdana" w:hAnsi="Verdana"/>
                 <w:b w:val="0"/>
                 <w:sz w:val="16"/>
               </w:rPr>
@@ -5093,7 +5130,7 @@
             <w:r/>
             <w:r>
               <w:rPr>
-                <w:rFonts w:ascii="Arial" w:hAnsi="Arial"/>
+                <w:rFonts w:ascii="Verdana" w:hAnsi="Verdana"/>
                 <w:b w:val="0"/>
                 <w:sz w:val="16"/>
               </w:rPr>
@@ -5109,7 +5146,7 @@
             <w:r/>
             <w:r>
               <w:rPr>
-                <w:rFonts w:ascii="Arial" w:hAnsi="Arial"/>
+                <w:rFonts w:ascii="Verdana" w:hAnsi="Verdana"/>
                 <w:b w:val="0"/>
                 <w:sz w:val="16"/>
               </w:rPr>
@@ -5126,7 +5163,7 @@
             <w:r/>
             <w:r>
               <w:rPr>
-                <w:rFonts w:ascii="Arial" w:hAnsi="Arial"/>
+                <w:rFonts w:ascii="Verdana" w:hAnsi="Verdana"/>
                 <w:b w:val="0"/>
                 <w:sz w:val="16"/>
               </w:rPr>
@@ -5142,7 +5179,7 @@
             <w:r/>
             <w:r>
               <w:rPr>
-                <w:rFonts w:ascii="Arial" w:hAnsi="Arial"/>
+                <w:rFonts w:ascii="Verdana" w:hAnsi="Verdana"/>
                 <w:b w:val="0"/>
                 <w:sz w:val="16"/>
               </w:rPr>
@@ -5158,7 +5195,7 @@
             <w:r/>
             <w:r>
               <w:rPr>
-                <w:rFonts w:ascii="Arial" w:hAnsi="Arial"/>
+                <w:rFonts w:ascii="Verdana" w:hAnsi="Verdana"/>
                 <w:b w:val="0"/>
                 <w:sz w:val="16"/>
               </w:rPr>
@@ -5175,7 +5212,7 @@
             <w:r/>
             <w:r>
               <w:rPr>
-                <w:rFonts w:ascii="Arial" w:hAnsi="Arial"/>
+                <w:rFonts w:ascii="Verdana" w:hAnsi="Verdana"/>
                 <w:b w:val="0"/>
                 <w:sz w:val="16"/>
               </w:rPr>
@@ -5191,7 +5228,7 @@
             <w:r/>
             <w:r>
               <w:rPr>
-                <w:rFonts w:ascii="Arial" w:hAnsi="Arial"/>
+                <w:rFonts w:ascii="Verdana" w:hAnsi="Verdana"/>
                 <w:b w:val="0"/>
                 <w:sz w:val="16"/>
               </w:rPr>
@@ -5207,7 +5244,7 @@
             <w:r/>
             <w:r>
               <w:rPr>
-                <w:rFonts w:ascii="Arial" w:hAnsi="Arial"/>
+                <w:rFonts w:ascii="Verdana" w:hAnsi="Verdana"/>
                 <w:b w:val="0"/>
                 <w:sz w:val="16"/>
               </w:rPr>
@@ -5224,7 +5261,7 @@
             <w:r/>
             <w:r>
               <w:rPr>
-                <w:rFonts w:ascii="Arial" w:hAnsi="Arial"/>
+                <w:rFonts w:ascii="Verdana" w:hAnsi="Verdana"/>
                 <w:b w:val="0"/>
                 <w:sz w:val="16"/>
               </w:rPr>
@@ -5240,7 +5277,7 @@
             <w:r/>
             <w:r>
               <w:rPr>
-                <w:rFonts w:ascii="Arial" w:hAnsi="Arial"/>
+                <w:rFonts w:ascii="Verdana" w:hAnsi="Verdana"/>
                 <w:b w:val="0"/>
                 <w:sz w:val="16"/>
               </w:rPr>
@@ -5256,7 +5293,7 @@
             <w:r/>
             <w:r>
               <w:rPr>
-                <w:rFonts w:ascii="Arial" w:hAnsi="Arial"/>
+                <w:rFonts w:ascii="Verdana" w:hAnsi="Verdana"/>
                 <w:b w:val="0"/>
                 <w:sz w:val="16"/>
               </w:rPr>
@@ -5273,7 +5310,7 @@
             <w:r/>
             <w:r>
               <w:rPr>
-                <w:rFonts w:ascii="Arial" w:hAnsi="Arial"/>
+                <w:rFonts w:ascii="Verdana" w:hAnsi="Verdana"/>
                 <w:b w:val="0"/>
                 <w:sz w:val="16"/>
               </w:rPr>
@@ -5289,7 +5326,7 @@
             <w:r/>
             <w:r>
               <w:rPr>
-                <w:rFonts w:ascii="Arial" w:hAnsi="Arial"/>
+                <w:rFonts w:ascii="Verdana" w:hAnsi="Verdana"/>
                 <w:b w:val="0"/>
                 <w:sz w:val="16"/>
               </w:rPr>
@@ -5305,7 +5342,7 @@
             <w:r/>
             <w:r>
               <w:rPr>
-                <w:rFonts w:ascii="Arial" w:hAnsi="Arial"/>
+                <w:rFonts w:ascii="Verdana" w:hAnsi="Verdana"/>
                 <w:b w:val="0"/>
                 <w:sz w:val="16"/>
               </w:rPr>
@@ -5318,7 +5355,7 @@
     <w:p>
       <w:r>
         <w:rPr>
-          <w:rFonts w:ascii="Arial" w:hAnsi="Arial"/>
+          <w:rFonts w:ascii="Verdana" w:hAnsi="Verdana"/>
           <w:b/>
           <w:sz w:val="18"/>
         </w:rPr>
@@ -5331,6 +5368,20 @@
         <w:tblW w:type="auto" w:w="0"/>
         <w:jc w:val="center"/>
         <w:tblLook w:firstColumn="1" w:firstRow="1" w:lastColumn="0" w:lastRow="0" w:noHBand="0" w:noVBand="1" w:val="04A0"/>
+        <w:tblBorders>
+          <w:top w:val="single" w:sz="4" w:space="0" w:color="595959"/>
+          <w:left w:val="single" w:sz="4" w:space="0" w:color="595959"/>
+          <w:bottom w:val="single" w:sz="4" w:space="0" w:color="595959"/>
+          <w:right w:val="single" w:sz="4" w:space="0" w:color="595959"/>
+          <w:insideH w:val="single" w:sz="4" w:space="0" w:color="595959"/>
+          <w:insideV w:val="single" w:sz="4" w:space="0" w:color="595959"/>
+        </w:tblBorders>
+        <w:tblCellMar>
+          <w:top w:w="85" w:type="dxa"/>
+          <w:left w:w="85" w:type="dxa"/>
+          <w:bottom w:w="85" w:type="dxa"/>
+          <w:right w:w="85" w:type="dxa"/>
+        </w:tblCellMar>
       </w:tblPr>
       <w:tblGrid>
         <w:gridCol w:w="5046"/>
@@ -5340,61 +5391,52 @@
       <w:tr>
         <w:tc>
           <w:tcPr>
-            <w:tcW w:type="dxa" w:w="5046"/>
-            <w:shd w:val="clear" w:color="auto" w:fill="D9E2F3"/>
-          </w:tcPr>
-          <w:p>
-            <w:pPr>
-              <w:jc w:val="center"/>
-            </w:pPr>
-            <w:r/>
-            <w:r>
-              <w:rPr>
-                <w:rFonts w:ascii="Arial" w:hAnsi="Arial"/>
-                <w:b/>
-                <w:sz w:val="16"/>
-              </w:rPr>
-              <w:t>Code Figure</w:t>
-            </w:r>
-          </w:p>
-        </w:tc>
-        <w:tc>
-          <w:tcPr>
-            <w:tcW w:type="dxa" w:w="5046"/>
-            <w:shd w:val="clear" w:color="auto" w:fill="D9E2F3"/>
-          </w:tcPr>
-          <w:p>
-            <w:pPr>
-              <w:jc w:val="center"/>
-            </w:pPr>
-            <w:r/>
-            <w:r>
-              <w:rPr>
-                <w:rFonts w:ascii="Arial" w:hAnsi="Arial"/>
-                <w:b/>
-                <w:sz w:val="16"/>
-              </w:rPr>
-              <w:t>Entry Name</w:t>
-            </w:r>
-          </w:p>
-        </w:tc>
-        <w:tc>
-          <w:tcPr>
-            <w:tcW w:type="dxa" w:w="5046"/>
-            <w:shd w:val="clear" w:color="auto" w:fill="D9E2F3"/>
-          </w:tcPr>
-          <w:p>
-            <w:pPr>
-              <w:jc w:val="center"/>
-            </w:pPr>
-            <w:r/>
-            <w:r>
-              <w:rPr>
-                <w:rFonts w:ascii="Arial" w:hAnsi="Arial"/>
-                <w:b/>
-                <w:sz w:val="16"/>
-              </w:rPr>
-              <w:t>Note</w:t>
+            <w:tcW w:type="dxa" w:w="1134"/>
+            <w:shd w:val="clear" w:color="auto" w:fill="D9D9D9"/>
+          </w:tcPr>
+          <w:p>
+            <w:r/>
+            <w:r>
+              <w:rPr>
+                <w:rFonts w:ascii="Verdana" w:hAnsi="Verdana"/>
+                <w:b w:val="0"/>
+                <w:sz w:val="16"/>
+              </w:rPr>
+              <w:t>CHIFFRE DU CODE</w:t>
+            </w:r>
+          </w:p>
+        </w:tc>
+        <w:tc>
+          <w:tcPr>
+            <w:tcW w:type="dxa" w:w="5046"/>
+            <w:shd w:val="clear" w:color="auto" w:fill="D9D9D9"/>
+          </w:tcPr>
+          <w:p>
+            <w:r/>
+            <w:r>
+              <w:rPr>
+                <w:rFonts w:ascii="Verdana" w:hAnsi="Verdana"/>
+                <w:b w:val="0"/>
+                <w:sz w:val="16"/>
+              </w:rPr>
+              <w:t>SIGNIFICATION</w:t>
+            </w:r>
+          </w:p>
+        </w:tc>
+        <w:tc>
+          <w:tcPr>
+            <w:tcW w:type="dxa" w:w="5046"/>
+            <w:shd w:val="clear" w:color="auto" w:fill="D9D9D9"/>
+          </w:tcPr>
+          <w:p>
+            <w:r/>
+            <w:r>
+              <w:rPr>
+                <w:rFonts w:ascii="Verdana" w:hAnsi="Verdana"/>
+                <w:b w:val="0"/>
+                <w:sz w:val="16"/>
+              </w:rPr>
+              <w:t>NOTE</w:t>
             </w:r>
           </w:p>
         </w:tc>
@@ -5408,7 +5450,7 @@
             <w:r/>
             <w:r>
               <w:rPr>
-                <w:rFonts w:ascii="Arial" w:hAnsi="Arial"/>
+                <w:rFonts w:ascii="Verdana" w:hAnsi="Verdana"/>
                 <w:b w:val="0"/>
                 <w:sz w:val="16"/>
               </w:rPr>
@@ -5424,7 +5466,7 @@
             <w:r/>
             <w:r>
               <w:rPr>
-                <w:rFonts w:ascii="Arial" w:hAnsi="Arial"/>
+                <w:rFonts w:ascii="Verdana" w:hAnsi="Verdana"/>
                 <w:b w:val="0"/>
                 <w:sz w:val="16"/>
               </w:rPr>
@@ -5440,7 +5482,7 @@
             <w:r/>
             <w:r>
               <w:rPr>
-                <w:rFonts w:ascii="Arial" w:hAnsi="Arial"/>
+                <w:rFonts w:ascii="Verdana" w:hAnsi="Verdana"/>
                 <w:b w:val="0"/>
                 <w:sz w:val="16"/>
               </w:rPr>
@@ -5457,7 +5499,7 @@
             <w:r/>
             <w:r>
               <w:rPr>
-                <w:rFonts w:ascii="Arial" w:hAnsi="Arial"/>
+                <w:rFonts w:ascii="Verdana" w:hAnsi="Verdana"/>
                 <w:b w:val="0"/>
                 <w:sz w:val="16"/>
               </w:rPr>
@@ -5473,7 +5515,7 @@
             <w:r/>
             <w:r>
               <w:rPr>
-                <w:rFonts w:ascii="Arial" w:hAnsi="Arial"/>
+                <w:rFonts w:ascii="Verdana" w:hAnsi="Verdana"/>
                 <w:b w:val="0"/>
                 <w:sz w:val="16"/>
               </w:rPr>
@@ -5489,7 +5531,7 @@
             <w:r/>
             <w:r>
               <w:rPr>
-                <w:rFonts w:ascii="Arial" w:hAnsi="Arial"/>
+                <w:rFonts w:ascii="Verdana" w:hAnsi="Verdana"/>
                 <w:b w:val="0"/>
                 <w:sz w:val="16"/>
               </w:rPr>
@@ -5506,7 +5548,7 @@
             <w:r/>
             <w:r>
               <w:rPr>
-                <w:rFonts w:ascii="Arial" w:hAnsi="Arial"/>
+                <w:rFonts w:ascii="Verdana" w:hAnsi="Verdana"/>
                 <w:b w:val="0"/>
                 <w:sz w:val="16"/>
               </w:rPr>
@@ -5522,7 +5564,7 @@
             <w:r/>
             <w:r>
               <w:rPr>
-                <w:rFonts w:ascii="Arial" w:hAnsi="Arial"/>
+                <w:rFonts w:ascii="Verdana" w:hAnsi="Verdana"/>
                 <w:b w:val="0"/>
                 <w:sz w:val="16"/>
               </w:rPr>
@@ -5538,7 +5580,7 @@
             <w:r/>
             <w:r>
               <w:rPr>
-                <w:rFonts w:ascii="Arial" w:hAnsi="Arial"/>
+                <w:rFonts w:ascii="Verdana" w:hAnsi="Verdana"/>
                 <w:b w:val="0"/>
                 <w:sz w:val="16"/>
               </w:rPr>
@@ -5555,7 +5597,7 @@
             <w:r/>
             <w:r>
               <w:rPr>
-                <w:rFonts w:ascii="Arial" w:hAnsi="Arial"/>
+                <w:rFonts w:ascii="Verdana" w:hAnsi="Verdana"/>
                 <w:b w:val="0"/>
                 <w:sz w:val="16"/>
               </w:rPr>
@@ -5571,7 +5613,7 @@
             <w:r/>
             <w:r>
               <w:rPr>
-                <w:rFonts w:ascii="Arial" w:hAnsi="Arial"/>
+                <w:rFonts w:ascii="Verdana" w:hAnsi="Verdana"/>
                 <w:b w:val="0"/>
                 <w:sz w:val="16"/>
               </w:rPr>
@@ -5587,7 +5629,7 @@
             <w:r/>
             <w:r>
               <w:rPr>
-                <w:rFonts w:ascii="Arial" w:hAnsi="Arial"/>
+                <w:rFonts w:ascii="Verdana" w:hAnsi="Verdana"/>
                 <w:b w:val="0"/>
                 <w:sz w:val="16"/>
               </w:rPr>
@@ -5604,7 +5646,7 @@
             <w:r/>
             <w:r>
               <w:rPr>
-                <w:rFonts w:ascii="Arial" w:hAnsi="Arial"/>
+                <w:rFonts w:ascii="Verdana" w:hAnsi="Verdana"/>
                 <w:b w:val="0"/>
                 <w:sz w:val="16"/>
               </w:rPr>
@@ -5620,7 +5662,7 @@
             <w:r/>
             <w:r>
               <w:rPr>
-                <w:rFonts w:ascii="Arial" w:hAnsi="Arial"/>
+                <w:rFonts w:ascii="Verdana" w:hAnsi="Verdana"/>
                 <w:b w:val="0"/>
                 <w:sz w:val="16"/>
               </w:rPr>
@@ -5636,7 +5678,7 @@
             <w:r/>
             <w:r>
               <w:rPr>
-                <w:rFonts w:ascii="Arial" w:hAnsi="Arial"/>
+                <w:rFonts w:ascii="Verdana" w:hAnsi="Verdana"/>
                 <w:b w:val="0"/>
                 <w:sz w:val="16"/>
               </w:rPr>
@@ -5653,7 +5695,7 @@
             <w:r/>
             <w:r>
               <w:rPr>
-                <w:rFonts w:ascii="Arial" w:hAnsi="Arial"/>
+                <w:rFonts w:ascii="Verdana" w:hAnsi="Verdana"/>
                 <w:b w:val="0"/>
                 <w:sz w:val="16"/>
               </w:rPr>
@@ -5669,7 +5711,7 @@
             <w:r/>
             <w:r>
               <w:rPr>
-                <w:rFonts w:ascii="Arial" w:hAnsi="Arial"/>
+                <w:rFonts w:ascii="Verdana" w:hAnsi="Verdana"/>
                 <w:b w:val="0"/>
                 <w:sz w:val="16"/>
               </w:rPr>
@@ -5685,7 +5727,7 @@
             <w:r/>
             <w:r>
               <w:rPr>
-                <w:rFonts w:ascii="Arial" w:hAnsi="Arial"/>
+                <w:rFonts w:ascii="Verdana" w:hAnsi="Verdana"/>
                 <w:b w:val="0"/>
                 <w:sz w:val="16"/>
               </w:rPr>
@@ -5702,7 +5744,7 @@
             <w:r/>
             <w:r>
               <w:rPr>
-                <w:rFonts w:ascii="Arial" w:hAnsi="Arial"/>
+                <w:rFonts w:ascii="Verdana" w:hAnsi="Verdana"/>
                 <w:b w:val="0"/>
                 <w:sz w:val="16"/>
               </w:rPr>
@@ -5718,7 +5760,7 @@
             <w:r/>
             <w:r>
               <w:rPr>
-                <w:rFonts w:ascii="Arial" w:hAnsi="Arial"/>
+                <w:rFonts w:ascii="Verdana" w:hAnsi="Verdana"/>
                 <w:b w:val="0"/>
                 <w:sz w:val="16"/>
               </w:rPr>
@@ -5734,7 +5776,7 @@
             <w:r/>
             <w:r>
               <w:rPr>
-                <w:rFonts w:ascii="Arial" w:hAnsi="Arial"/>
+                <w:rFonts w:ascii="Verdana" w:hAnsi="Verdana"/>
                 <w:b w:val="0"/>
                 <w:sz w:val="16"/>
               </w:rPr>
@@ -5751,7 +5793,7 @@
             <w:r/>
             <w:r>
               <w:rPr>
-                <w:rFonts w:ascii="Arial" w:hAnsi="Arial"/>
+                <w:rFonts w:ascii="Verdana" w:hAnsi="Verdana"/>
                 <w:b w:val="0"/>
                 <w:sz w:val="16"/>
               </w:rPr>
@@ -5767,7 +5809,7 @@
             <w:r/>
             <w:r>
               <w:rPr>
-                <w:rFonts w:ascii="Arial" w:hAnsi="Arial"/>
+                <w:rFonts w:ascii="Verdana" w:hAnsi="Verdana"/>
                 <w:b w:val="0"/>
                 <w:sz w:val="16"/>
               </w:rPr>
@@ -5783,7 +5825,7 @@
             <w:r/>
             <w:r>
               <w:rPr>
-                <w:rFonts w:ascii="Arial" w:hAnsi="Arial"/>
+                <w:rFonts w:ascii="Verdana" w:hAnsi="Verdana"/>
                 <w:b w:val="0"/>
                 <w:sz w:val="16"/>
               </w:rPr>
@@ -5800,7 +5842,7 @@
             <w:r/>
             <w:r>
               <w:rPr>
-                <w:rFonts w:ascii="Arial" w:hAnsi="Arial"/>
+                <w:rFonts w:ascii="Verdana" w:hAnsi="Verdana"/>
                 <w:b w:val="0"/>
                 <w:sz w:val="16"/>
               </w:rPr>
@@ -5816,7 +5858,7 @@
             <w:r/>
             <w:r>
               <w:rPr>
-                <w:rFonts w:ascii="Arial" w:hAnsi="Arial"/>
+                <w:rFonts w:ascii="Verdana" w:hAnsi="Verdana"/>
                 <w:b w:val="0"/>
                 <w:sz w:val="16"/>
               </w:rPr>
@@ -5832,7 +5874,7 @@
             <w:r/>
             <w:r>
               <w:rPr>
-                <w:rFonts w:ascii="Arial" w:hAnsi="Arial"/>
+                <w:rFonts w:ascii="Verdana" w:hAnsi="Verdana"/>
                 <w:b w:val="0"/>
                 <w:sz w:val="16"/>
               </w:rPr>
@@ -5849,7 +5891,7 @@
             <w:r/>
             <w:r>
               <w:rPr>
-                <w:rFonts w:ascii="Arial" w:hAnsi="Arial"/>
+                <w:rFonts w:ascii="Verdana" w:hAnsi="Verdana"/>
                 <w:b w:val="0"/>
                 <w:sz w:val="16"/>
               </w:rPr>
@@ -5865,7 +5907,7 @@
             <w:r/>
             <w:r>
               <w:rPr>
-                <w:rFonts w:ascii="Arial" w:hAnsi="Arial"/>
+                <w:rFonts w:ascii="Verdana" w:hAnsi="Verdana"/>
                 <w:b w:val="0"/>
                 <w:sz w:val="16"/>
               </w:rPr>
@@ -5881,7 +5923,7 @@
             <w:r/>
             <w:r>
               <w:rPr>
-                <w:rFonts w:ascii="Arial" w:hAnsi="Arial"/>
+                <w:rFonts w:ascii="Verdana" w:hAnsi="Verdana"/>
                 <w:b w:val="0"/>
                 <w:sz w:val="16"/>
               </w:rPr>
@@ -5894,7 +5936,7 @@
     <w:p>
       <w:r>
         <w:rPr>
-          <w:rFonts w:ascii="Arial" w:hAnsi="Arial"/>
+          <w:rFonts w:ascii="Verdana" w:hAnsi="Verdana"/>
           <w:b/>
           <w:sz w:val="18"/>
         </w:rPr>
@@ -5907,6 +5949,20 @@
         <w:tblW w:type="auto" w:w="0"/>
         <w:jc w:val="center"/>
         <w:tblLook w:firstColumn="1" w:firstRow="1" w:lastColumn="0" w:lastRow="0" w:noHBand="0" w:noVBand="1" w:val="04A0"/>
+        <w:tblBorders>
+          <w:top w:val="single" w:sz="4" w:space="0" w:color="595959"/>
+          <w:left w:val="single" w:sz="4" w:space="0" w:color="595959"/>
+          <w:bottom w:val="single" w:sz="4" w:space="0" w:color="595959"/>
+          <w:right w:val="single" w:sz="4" w:space="0" w:color="595959"/>
+          <w:insideH w:val="single" w:sz="4" w:space="0" w:color="595959"/>
+          <w:insideV w:val="single" w:sz="4" w:space="0" w:color="595959"/>
+        </w:tblBorders>
+        <w:tblCellMar>
+          <w:top w:w="85" w:type="dxa"/>
+          <w:left w:w="85" w:type="dxa"/>
+          <w:bottom w:w="85" w:type="dxa"/>
+          <w:right w:w="85" w:type="dxa"/>
+        </w:tblCellMar>
       </w:tblPr>
       <w:tblGrid>
         <w:gridCol w:w="5046"/>
@@ -5916,61 +5972,52 @@
       <w:tr>
         <w:tc>
           <w:tcPr>
-            <w:tcW w:type="dxa" w:w="5046"/>
-            <w:shd w:val="clear" w:color="auto" w:fill="D9E2F3"/>
-          </w:tcPr>
-          <w:p>
-            <w:pPr>
-              <w:jc w:val="center"/>
-            </w:pPr>
-            <w:r/>
-            <w:r>
-              <w:rPr>
-                <w:rFonts w:ascii="Arial" w:hAnsi="Arial"/>
-                <w:b/>
-                <w:sz w:val="16"/>
-              </w:rPr>
-              <w:t>Code Figure</w:t>
-            </w:r>
-          </w:p>
-        </w:tc>
-        <w:tc>
-          <w:tcPr>
-            <w:tcW w:type="dxa" w:w="5046"/>
-            <w:shd w:val="clear" w:color="auto" w:fill="D9E2F3"/>
-          </w:tcPr>
-          <w:p>
-            <w:pPr>
-              <w:jc w:val="center"/>
-            </w:pPr>
-            <w:r/>
-            <w:r>
-              <w:rPr>
-                <w:rFonts w:ascii="Arial" w:hAnsi="Arial"/>
-                <w:b/>
-                <w:sz w:val="16"/>
-              </w:rPr>
-              <w:t>Entry Name</w:t>
-            </w:r>
-          </w:p>
-        </w:tc>
-        <w:tc>
-          <w:tcPr>
-            <w:tcW w:type="dxa" w:w="5046"/>
-            <w:shd w:val="clear" w:color="auto" w:fill="D9E2F3"/>
-          </w:tcPr>
-          <w:p>
-            <w:pPr>
-              <w:jc w:val="center"/>
-            </w:pPr>
-            <w:r/>
-            <w:r>
-              <w:rPr>
-                <w:rFonts w:ascii="Arial" w:hAnsi="Arial"/>
-                <w:b/>
-                <w:sz w:val="16"/>
-              </w:rPr>
-              <w:t>Note</w:t>
+            <w:tcW w:type="dxa" w:w="1134"/>
+            <w:shd w:val="clear" w:color="auto" w:fill="D9D9D9"/>
+          </w:tcPr>
+          <w:p>
+            <w:r/>
+            <w:r>
+              <w:rPr>
+                <w:rFonts w:ascii="Verdana" w:hAnsi="Verdana"/>
+                <w:b w:val="0"/>
+                <w:sz w:val="16"/>
+              </w:rPr>
+              <w:t>CHIFFRE DU CODE</w:t>
+            </w:r>
+          </w:p>
+        </w:tc>
+        <w:tc>
+          <w:tcPr>
+            <w:tcW w:type="dxa" w:w="5046"/>
+            <w:shd w:val="clear" w:color="auto" w:fill="D9D9D9"/>
+          </w:tcPr>
+          <w:p>
+            <w:r/>
+            <w:r>
+              <w:rPr>
+                <w:rFonts w:ascii="Verdana" w:hAnsi="Verdana"/>
+                <w:b w:val="0"/>
+                <w:sz w:val="16"/>
+              </w:rPr>
+              <w:t>SIGNIFICATION</w:t>
+            </w:r>
+          </w:p>
+        </w:tc>
+        <w:tc>
+          <w:tcPr>
+            <w:tcW w:type="dxa" w:w="5046"/>
+            <w:shd w:val="clear" w:color="auto" w:fill="D9D9D9"/>
+          </w:tcPr>
+          <w:p>
+            <w:r/>
+            <w:r>
+              <w:rPr>
+                <w:rFonts w:ascii="Verdana" w:hAnsi="Verdana"/>
+                <w:b w:val="0"/>
+                <w:sz w:val="16"/>
+              </w:rPr>
+              <w:t>NOTE</w:t>
             </w:r>
           </w:p>
         </w:tc>
@@ -5984,7 +6031,7 @@
             <w:r/>
             <w:r>
               <w:rPr>
-                <w:rFonts w:ascii="Arial" w:hAnsi="Arial"/>
+                <w:rFonts w:ascii="Verdana" w:hAnsi="Verdana"/>
                 <w:b w:val="0"/>
                 <w:sz w:val="16"/>
               </w:rPr>
@@ -6000,7 +6047,7 @@
             <w:r/>
             <w:r>
               <w:rPr>
-                <w:rFonts w:ascii="Arial" w:hAnsi="Arial"/>
+                <w:rFonts w:ascii="Verdana" w:hAnsi="Verdana"/>
                 <w:b w:val="0"/>
                 <w:sz w:val="16"/>
               </w:rPr>
@@ -6016,7 +6063,7 @@
             <w:r/>
             <w:r>
               <w:rPr>
-                <w:rFonts w:ascii="Arial" w:hAnsi="Arial"/>
+                <w:rFonts w:ascii="Verdana" w:hAnsi="Verdana"/>
                 <w:b w:val="0"/>
                 <w:sz w:val="16"/>
               </w:rPr>
@@ -6033,7 +6080,7 @@
             <w:r/>
             <w:r>
               <w:rPr>
-                <w:rFonts w:ascii="Arial" w:hAnsi="Arial"/>
+                <w:rFonts w:ascii="Verdana" w:hAnsi="Verdana"/>
                 <w:b w:val="0"/>
                 <w:sz w:val="16"/>
               </w:rPr>
@@ -6049,7 +6096,7 @@
             <w:r/>
             <w:r>
               <w:rPr>
-                <w:rFonts w:ascii="Arial" w:hAnsi="Arial"/>
+                <w:rFonts w:ascii="Verdana" w:hAnsi="Verdana"/>
                 <w:b w:val="0"/>
                 <w:sz w:val="16"/>
               </w:rPr>
@@ -6065,7 +6112,7 @@
             <w:r/>
             <w:r>
               <w:rPr>
-                <w:rFonts w:ascii="Arial" w:hAnsi="Arial"/>
+                <w:rFonts w:ascii="Verdana" w:hAnsi="Verdana"/>
                 <w:b w:val="0"/>
                 <w:sz w:val="16"/>
               </w:rPr>
@@ -6082,7 +6129,7 @@
             <w:r/>
             <w:r>
               <w:rPr>
-                <w:rFonts w:ascii="Arial" w:hAnsi="Arial"/>
+                <w:rFonts w:ascii="Verdana" w:hAnsi="Verdana"/>
                 <w:b w:val="0"/>
                 <w:sz w:val="16"/>
               </w:rPr>
@@ -6098,7 +6145,7 @@
             <w:r/>
             <w:r>
               <w:rPr>
-                <w:rFonts w:ascii="Arial" w:hAnsi="Arial"/>
+                <w:rFonts w:ascii="Verdana" w:hAnsi="Verdana"/>
                 <w:b w:val="0"/>
                 <w:sz w:val="16"/>
               </w:rPr>
@@ -6114,7 +6161,7 @@
             <w:r/>
             <w:r>
               <w:rPr>
-                <w:rFonts w:ascii="Arial" w:hAnsi="Arial"/>
+                <w:rFonts w:ascii="Verdana" w:hAnsi="Verdana"/>
                 <w:b w:val="0"/>
                 <w:sz w:val="16"/>
               </w:rPr>
@@ -6131,7 +6178,7 @@
             <w:r/>
             <w:r>
               <w:rPr>
-                <w:rFonts w:ascii="Arial" w:hAnsi="Arial"/>
+                <w:rFonts w:ascii="Verdana" w:hAnsi="Verdana"/>
                 <w:b w:val="0"/>
                 <w:sz w:val="16"/>
               </w:rPr>
@@ -6147,7 +6194,7 @@
             <w:r/>
             <w:r>
               <w:rPr>
-                <w:rFonts w:ascii="Arial" w:hAnsi="Arial"/>
+                <w:rFonts w:ascii="Verdana" w:hAnsi="Verdana"/>
                 <w:b w:val="0"/>
                 <w:sz w:val="16"/>
               </w:rPr>
@@ -6163,7 +6210,7 @@
             <w:r/>
             <w:r>
               <w:rPr>
-                <w:rFonts w:ascii="Arial" w:hAnsi="Arial"/>
+                <w:rFonts w:ascii="Verdana" w:hAnsi="Verdana"/>
                 <w:b w:val="0"/>
                 <w:sz w:val="16"/>
               </w:rPr>
@@ -6180,7 +6227,7 @@
             <w:r/>
             <w:r>
               <w:rPr>
-                <w:rFonts w:ascii="Arial" w:hAnsi="Arial"/>
+                <w:rFonts w:ascii="Verdana" w:hAnsi="Verdana"/>
                 <w:b w:val="0"/>
                 <w:sz w:val="16"/>
               </w:rPr>
@@ -6196,7 +6243,7 @@
             <w:r/>
             <w:r>
               <w:rPr>
-                <w:rFonts w:ascii="Arial" w:hAnsi="Arial"/>
+                <w:rFonts w:ascii="Verdana" w:hAnsi="Verdana"/>
                 <w:b w:val="0"/>
                 <w:sz w:val="16"/>
               </w:rPr>
@@ -6212,7 +6259,7 @@
             <w:r/>
             <w:r>
               <w:rPr>
-                <w:rFonts w:ascii="Arial" w:hAnsi="Arial"/>
+                <w:rFonts w:ascii="Verdana" w:hAnsi="Verdana"/>
                 <w:b w:val="0"/>
                 <w:sz w:val="16"/>
               </w:rPr>
@@ -6229,7 +6276,7 @@
             <w:r/>
             <w:r>
               <w:rPr>
-                <w:rFonts w:ascii="Arial" w:hAnsi="Arial"/>
+                <w:rFonts w:ascii="Verdana" w:hAnsi="Verdana"/>
                 <w:b w:val="0"/>
                 <w:sz w:val="16"/>
               </w:rPr>
@@ -6245,7 +6292,7 @@
             <w:r/>
             <w:r>
               <w:rPr>
-                <w:rFonts w:ascii="Arial" w:hAnsi="Arial"/>
+                <w:rFonts w:ascii="Verdana" w:hAnsi="Verdana"/>
                 <w:b w:val="0"/>
                 <w:sz w:val="16"/>
               </w:rPr>
@@ -6261,7 +6308,7 @@
             <w:r/>
             <w:r>
               <w:rPr>
-                <w:rFonts w:ascii="Arial" w:hAnsi="Arial"/>
+                <w:rFonts w:ascii="Verdana" w:hAnsi="Verdana"/>
                 <w:b w:val="0"/>
                 <w:sz w:val="16"/>
               </w:rPr>
@@ -6278,7 +6325,7 @@
             <w:r/>
             <w:r>
               <w:rPr>
-                <w:rFonts w:ascii="Arial" w:hAnsi="Arial"/>
+                <w:rFonts w:ascii="Verdana" w:hAnsi="Verdana"/>
                 <w:b w:val="0"/>
                 <w:sz w:val="16"/>
               </w:rPr>
@@ -6294,7 +6341,7 @@
             <w:r/>
             <w:r>
               <w:rPr>
-                <w:rFonts w:ascii="Arial" w:hAnsi="Arial"/>
+                <w:rFonts w:ascii="Verdana" w:hAnsi="Verdana"/>
                 <w:b w:val="0"/>
                 <w:sz w:val="16"/>
               </w:rPr>
@@ -6310,7 +6357,7 @@
             <w:r/>
             <w:r>
               <w:rPr>
-                <w:rFonts w:ascii="Arial" w:hAnsi="Arial"/>
+                <w:rFonts w:ascii="Verdana" w:hAnsi="Verdana"/>
                 <w:b w:val="0"/>
                 <w:sz w:val="16"/>
               </w:rPr>
@@ -6327,7 +6374,7 @@
             <w:r/>
             <w:r>
               <w:rPr>
-                <w:rFonts w:ascii="Arial" w:hAnsi="Arial"/>
+                <w:rFonts w:ascii="Verdana" w:hAnsi="Verdana"/>
                 <w:b w:val="0"/>
                 <w:sz w:val="16"/>
               </w:rPr>
@@ -6343,7 +6390,7 @@
             <w:r/>
             <w:r>
               <w:rPr>
-                <w:rFonts w:ascii="Arial" w:hAnsi="Arial"/>
+                <w:rFonts w:ascii="Verdana" w:hAnsi="Verdana"/>
                 <w:b w:val="0"/>
                 <w:sz w:val="16"/>
               </w:rPr>
@@ -6359,7 +6406,7 @@
             <w:r/>
             <w:r>
               <w:rPr>
-                <w:rFonts w:ascii="Arial" w:hAnsi="Arial"/>
+                <w:rFonts w:ascii="Verdana" w:hAnsi="Verdana"/>
                 <w:b w:val="0"/>
                 <w:sz w:val="16"/>
               </w:rPr>
@@ -6376,7 +6423,7 @@
             <w:r/>
             <w:r>
               <w:rPr>
-                <w:rFonts w:ascii="Arial" w:hAnsi="Arial"/>
+                <w:rFonts w:ascii="Verdana" w:hAnsi="Verdana"/>
                 <w:b w:val="0"/>
                 <w:sz w:val="16"/>
               </w:rPr>
@@ -6392,7 +6439,7 @@
             <w:r/>
             <w:r>
               <w:rPr>
-                <w:rFonts w:ascii="Arial" w:hAnsi="Arial"/>
+                <w:rFonts w:ascii="Verdana" w:hAnsi="Verdana"/>
                 <w:b w:val="0"/>
                 <w:sz w:val="16"/>
               </w:rPr>
@@ -6408,7 +6455,7 @@
             <w:r/>
             <w:r>
               <w:rPr>
-                <w:rFonts w:ascii="Arial" w:hAnsi="Arial"/>
+                <w:rFonts w:ascii="Verdana" w:hAnsi="Verdana"/>
                 <w:b w:val="0"/>
                 <w:sz w:val="16"/>
               </w:rPr>
@@ -6425,7 +6472,7 @@
             <w:r/>
             <w:r>
               <w:rPr>
-                <w:rFonts w:ascii="Arial" w:hAnsi="Arial"/>
+                <w:rFonts w:ascii="Verdana" w:hAnsi="Verdana"/>
                 <w:b w:val="0"/>
                 <w:sz w:val="16"/>
               </w:rPr>
@@ -6441,7 +6488,7 @@
             <w:r/>
             <w:r>
               <w:rPr>
-                <w:rFonts w:ascii="Arial" w:hAnsi="Arial"/>
+                <w:rFonts w:ascii="Verdana" w:hAnsi="Verdana"/>
                 <w:b w:val="0"/>
                 <w:sz w:val="16"/>
               </w:rPr>
@@ -6457,7 +6504,7 @@
             <w:r/>
             <w:r>
               <w:rPr>
-                <w:rFonts w:ascii="Arial" w:hAnsi="Arial"/>
+                <w:rFonts w:ascii="Verdana" w:hAnsi="Verdana"/>
                 <w:b w:val="0"/>
                 <w:sz w:val="16"/>
               </w:rPr>
@@ -6474,7 +6521,7 @@
             <w:r/>
             <w:r>
               <w:rPr>
-                <w:rFonts w:ascii="Arial" w:hAnsi="Arial"/>
+                <w:rFonts w:ascii="Verdana" w:hAnsi="Verdana"/>
                 <w:b w:val="0"/>
                 <w:sz w:val="16"/>
               </w:rPr>
@@ -6490,7 +6537,7 @@
             <w:r/>
             <w:r>
               <w:rPr>
-                <w:rFonts w:ascii="Arial" w:hAnsi="Arial"/>
+                <w:rFonts w:ascii="Verdana" w:hAnsi="Verdana"/>
                 <w:b w:val="0"/>
                 <w:sz w:val="16"/>
               </w:rPr>
@@ -6506,7 +6553,7 @@
             <w:r/>
             <w:r>
               <w:rPr>
-                <w:rFonts w:ascii="Arial" w:hAnsi="Arial"/>
+                <w:rFonts w:ascii="Verdana" w:hAnsi="Verdana"/>
                 <w:b w:val="0"/>
                 <w:sz w:val="16"/>
               </w:rPr>
@@ -6523,7 +6570,7 @@
             <w:r/>
             <w:r>
               <w:rPr>
-                <w:rFonts w:ascii="Arial" w:hAnsi="Arial"/>
+                <w:rFonts w:ascii="Verdana" w:hAnsi="Verdana"/>
                 <w:b w:val="0"/>
                 <w:sz w:val="16"/>
               </w:rPr>
@@ -6539,7 +6586,7 @@
             <w:r/>
             <w:r>
               <w:rPr>
-                <w:rFonts w:ascii="Arial" w:hAnsi="Arial"/>
+                <w:rFonts w:ascii="Verdana" w:hAnsi="Verdana"/>
                 <w:b w:val="0"/>
                 <w:sz w:val="16"/>
               </w:rPr>
@@ -6555,7 +6602,7 @@
             <w:r/>
             <w:r>
               <w:rPr>
-                <w:rFonts w:ascii="Arial" w:hAnsi="Arial"/>
+                <w:rFonts w:ascii="Verdana" w:hAnsi="Verdana"/>
                 <w:b w:val="0"/>
                 <w:sz w:val="16"/>
               </w:rPr>
@@ -6568,7 +6615,7 @@
     <w:p>
       <w:r>
         <w:rPr>
-          <w:rFonts w:ascii="Arial" w:hAnsi="Arial"/>
+          <w:rFonts w:ascii="Verdana" w:hAnsi="Verdana"/>
           <w:b/>
           <w:sz w:val="18"/>
         </w:rPr>
@@ -6581,6 +6628,20 @@
         <w:tblW w:type="auto" w:w="0"/>
         <w:jc w:val="center"/>
         <w:tblLook w:firstColumn="1" w:firstRow="1" w:lastColumn="0" w:lastRow="0" w:noHBand="0" w:noVBand="1" w:val="04A0"/>
+        <w:tblBorders>
+          <w:top w:val="single" w:sz="4" w:space="0" w:color="595959"/>
+          <w:left w:val="single" w:sz="4" w:space="0" w:color="595959"/>
+          <w:bottom w:val="single" w:sz="4" w:space="0" w:color="595959"/>
+          <w:right w:val="single" w:sz="4" w:space="0" w:color="595959"/>
+          <w:insideH w:val="single" w:sz="4" w:space="0" w:color="595959"/>
+          <w:insideV w:val="single" w:sz="4" w:space="0" w:color="595959"/>
+        </w:tblBorders>
+        <w:tblCellMar>
+          <w:top w:w="85" w:type="dxa"/>
+          <w:left w:w="85" w:type="dxa"/>
+          <w:bottom w:w="85" w:type="dxa"/>
+          <w:right w:w="85" w:type="dxa"/>
+        </w:tblCellMar>
       </w:tblPr>
       <w:tblGrid>
         <w:gridCol w:w="5046"/>
@@ -6590,61 +6651,52 @@
       <w:tr>
         <w:tc>
           <w:tcPr>
-            <w:tcW w:type="dxa" w:w="5046"/>
-            <w:shd w:val="clear" w:color="auto" w:fill="D9E2F3"/>
-          </w:tcPr>
-          <w:p>
-            <w:pPr>
-              <w:jc w:val="center"/>
-            </w:pPr>
-            <w:r/>
-            <w:r>
-              <w:rPr>
-                <w:rFonts w:ascii="Arial" w:hAnsi="Arial"/>
-                <w:b/>
-                <w:sz w:val="16"/>
-              </w:rPr>
-              <w:t>Code Figure</w:t>
-            </w:r>
-          </w:p>
-        </w:tc>
-        <w:tc>
-          <w:tcPr>
-            <w:tcW w:type="dxa" w:w="5046"/>
-            <w:shd w:val="clear" w:color="auto" w:fill="D9E2F3"/>
-          </w:tcPr>
-          <w:p>
-            <w:pPr>
-              <w:jc w:val="center"/>
-            </w:pPr>
-            <w:r/>
-            <w:r>
-              <w:rPr>
-                <w:rFonts w:ascii="Arial" w:hAnsi="Arial"/>
-                <w:b/>
-                <w:sz w:val="16"/>
-              </w:rPr>
-              <w:t>Entry Name</w:t>
-            </w:r>
-          </w:p>
-        </w:tc>
-        <w:tc>
-          <w:tcPr>
-            <w:tcW w:type="dxa" w:w="5046"/>
-            <w:shd w:val="clear" w:color="auto" w:fill="D9E2F3"/>
-          </w:tcPr>
-          <w:p>
-            <w:pPr>
-              <w:jc w:val="center"/>
-            </w:pPr>
-            <w:r/>
-            <w:r>
-              <w:rPr>
-                <w:rFonts w:ascii="Arial" w:hAnsi="Arial"/>
-                <w:b/>
-                <w:sz w:val="16"/>
-              </w:rPr>
-              <w:t>Note</w:t>
+            <w:tcW w:type="dxa" w:w="1134"/>
+            <w:shd w:val="clear" w:color="auto" w:fill="D9D9D9"/>
+          </w:tcPr>
+          <w:p>
+            <w:r/>
+            <w:r>
+              <w:rPr>
+                <w:rFonts w:ascii="Verdana" w:hAnsi="Verdana"/>
+                <w:b w:val="0"/>
+                <w:sz w:val="16"/>
+              </w:rPr>
+              <w:t>CHIFFRE DU CODE</w:t>
+            </w:r>
+          </w:p>
+        </w:tc>
+        <w:tc>
+          <w:tcPr>
+            <w:tcW w:type="dxa" w:w="5046"/>
+            <w:shd w:val="clear" w:color="auto" w:fill="D9D9D9"/>
+          </w:tcPr>
+          <w:p>
+            <w:r/>
+            <w:r>
+              <w:rPr>
+                <w:rFonts w:ascii="Verdana" w:hAnsi="Verdana"/>
+                <w:b w:val="0"/>
+                <w:sz w:val="16"/>
+              </w:rPr>
+              <w:t>SIGNIFICATION</w:t>
+            </w:r>
+          </w:p>
+        </w:tc>
+        <w:tc>
+          <w:tcPr>
+            <w:tcW w:type="dxa" w:w="5046"/>
+            <w:shd w:val="clear" w:color="auto" w:fill="D9D9D9"/>
+          </w:tcPr>
+          <w:p>
+            <w:r/>
+            <w:r>
+              <w:rPr>
+                <w:rFonts w:ascii="Verdana" w:hAnsi="Verdana"/>
+                <w:b w:val="0"/>
+                <w:sz w:val="16"/>
+              </w:rPr>
+              <w:t>NOTE</w:t>
             </w:r>
           </w:p>
         </w:tc>
@@ -6658,7 +6710,7 @@
             <w:r/>
             <w:r>
               <w:rPr>
-                <w:rFonts w:ascii="Arial" w:hAnsi="Arial"/>
+                <w:rFonts w:ascii="Verdana" w:hAnsi="Verdana"/>
                 <w:b w:val="0"/>
                 <w:sz w:val="16"/>
               </w:rPr>
@@ -6674,7 +6726,7 @@
             <w:r/>
             <w:r>
               <w:rPr>
-                <w:rFonts w:ascii="Arial" w:hAnsi="Arial"/>
+                <w:rFonts w:ascii="Verdana" w:hAnsi="Verdana"/>
                 <w:b w:val="0"/>
                 <w:sz w:val="16"/>
               </w:rPr>
@@ -6690,7 +6742,7 @@
             <w:r/>
             <w:r>
               <w:rPr>
-                <w:rFonts w:ascii="Arial" w:hAnsi="Arial"/>
+                <w:rFonts w:ascii="Verdana" w:hAnsi="Verdana"/>
                 <w:b w:val="0"/>
                 <w:sz w:val="16"/>
               </w:rPr>
@@ -6707,7 +6759,7 @@
             <w:r/>
             <w:r>
               <w:rPr>
-                <w:rFonts w:ascii="Arial" w:hAnsi="Arial"/>
+                <w:rFonts w:ascii="Verdana" w:hAnsi="Verdana"/>
                 <w:b w:val="0"/>
                 <w:sz w:val="16"/>
               </w:rPr>
@@ -6723,7 +6775,7 @@
             <w:r/>
             <w:r>
               <w:rPr>
-                <w:rFonts w:ascii="Arial" w:hAnsi="Arial"/>
+                <w:rFonts w:ascii="Verdana" w:hAnsi="Verdana"/>
                 <w:b w:val="0"/>
                 <w:sz w:val="16"/>
               </w:rPr>
@@ -6739,7 +6791,7 @@
             <w:r/>
             <w:r>
               <w:rPr>
-                <w:rFonts w:ascii="Arial" w:hAnsi="Arial"/>
+                <w:rFonts w:ascii="Verdana" w:hAnsi="Verdana"/>
                 <w:b w:val="0"/>
                 <w:sz w:val="16"/>
               </w:rPr>
@@ -6756,7 +6808,7 @@
             <w:r/>
             <w:r>
               <w:rPr>
-                <w:rFonts w:ascii="Arial" w:hAnsi="Arial"/>
+                <w:rFonts w:ascii="Verdana" w:hAnsi="Verdana"/>
                 <w:b w:val="0"/>
                 <w:sz w:val="16"/>
               </w:rPr>
@@ -6772,7 +6824,7 @@
             <w:r/>
             <w:r>
               <w:rPr>
-                <w:rFonts w:ascii="Arial" w:hAnsi="Arial"/>
+                <w:rFonts w:ascii="Verdana" w:hAnsi="Verdana"/>
                 <w:b w:val="0"/>
                 <w:sz w:val="16"/>
               </w:rPr>
@@ -6788,7 +6840,7 @@
             <w:r/>
             <w:r>
               <w:rPr>
-                <w:rFonts w:ascii="Arial" w:hAnsi="Arial"/>
+                <w:rFonts w:ascii="Verdana" w:hAnsi="Verdana"/>
                 <w:b w:val="0"/>
                 <w:sz w:val="16"/>
               </w:rPr>
@@ -6805,7 +6857,7 @@
             <w:r/>
             <w:r>
               <w:rPr>
-                <w:rFonts w:ascii="Arial" w:hAnsi="Arial"/>
+                <w:rFonts w:ascii="Verdana" w:hAnsi="Verdana"/>
                 <w:b w:val="0"/>
                 <w:sz w:val="16"/>
               </w:rPr>
@@ -6821,7 +6873,7 @@
             <w:r/>
             <w:r>
               <w:rPr>
-                <w:rFonts w:ascii="Arial" w:hAnsi="Arial"/>
+                <w:rFonts w:ascii="Verdana" w:hAnsi="Verdana"/>
                 <w:b w:val="0"/>
                 <w:sz w:val="16"/>
               </w:rPr>
@@ -6837,7 +6889,7 @@
             <w:r/>
             <w:r>
               <w:rPr>
-                <w:rFonts w:ascii="Arial" w:hAnsi="Arial"/>
+                <w:rFonts w:ascii="Verdana" w:hAnsi="Verdana"/>
                 <w:b w:val="0"/>
                 <w:sz w:val="16"/>
               </w:rPr>
@@ -6854,7 +6906,7 @@
             <w:r/>
             <w:r>
               <w:rPr>
-                <w:rFonts w:ascii="Arial" w:hAnsi="Arial"/>
+                <w:rFonts w:ascii="Verdana" w:hAnsi="Verdana"/>
                 <w:b w:val="0"/>
                 <w:sz w:val="16"/>
               </w:rPr>
@@ -6870,7 +6922,7 @@
             <w:r/>
             <w:r>
               <w:rPr>
-                <w:rFonts w:ascii="Arial" w:hAnsi="Arial"/>
+                <w:rFonts w:ascii="Verdana" w:hAnsi="Verdana"/>
                 <w:b w:val="0"/>
                 <w:sz w:val="16"/>
               </w:rPr>
@@ -6886,7 +6938,7 @@
             <w:r/>
             <w:r>
               <w:rPr>
-                <w:rFonts w:ascii="Arial" w:hAnsi="Arial"/>
+                <w:rFonts w:ascii="Verdana" w:hAnsi="Verdana"/>
                 <w:b w:val="0"/>
                 <w:sz w:val="16"/>
               </w:rPr>
@@ -6903,7 +6955,7 @@
             <w:r/>
             <w:r>
               <w:rPr>
-                <w:rFonts w:ascii="Arial" w:hAnsi="Arial"/>
+                <w:rFonts w:ascii="Verdana" w:hAnsi="Verdana"/>
                 <w:b w:val="0"/>
                 <w:sz w:val="16"/>
               </w:rPr>
@@ -6919,7 +6971,7 @@
             <w:r/>
             <w:r>
               <w:rPr>
-                <w:rFonts w:ascii="Arial" w:hAnsi="Arial"/>
+                <w:rFonts w:ascii="Verdana" w:hAnsi="Verdana"/>
                 <w:b w:val="0"/>
                 <w:sz w:val="16"/>
               </w:rPr>
@@ -6935,7 +6987,7 @@
             <w:r/>
             <w:r>
               <w:rPr>
-                <w:rFonts w:ascii="Arial" w:hAnsi="Arial"/>
+                <w:rFonts w:ascii="Verdana" w:hAnsi="Verdana"/>
                 <w:b w:val="0"/>
                 <w:sz w:val="16"/>
               </w:rPr>
@@ -6952,7 +7004,7 @@
             <w:r/>
             <w:r>
               <w:rPr>
-                <w:rFonts w:ascii="Arial" w:hAnsi="Arial"/>
+                <w:rFonts w:ascii="Verdana" w:hAnsi="Verdana"/>
                 <w:b w:val="0"/>
                 <w:sz w:val="16"/>
               </w:rPr>
@@ -6968,7 +7020,7 @@
             <w:r/>
             <w:r>
               <w:rPr>
-                <w:rFonts w:ascii="Arial" w:hAnsi="Arial"/>
+                <w:rFonts w:ascii="Verdana" w:hAnsi="Verdana"/>
                 <w:b w:val="0"/>
                 <w:sz w:val="16"/>
               </w:rPr>
@@ -6984,7 +7036,7 @@
             <w:r/>
             <w:r>
               <w:rPr>
-                <w:rFonts w:ascii="Arial" w:hAnsi="Arial"/>
+                <w:rFonts w:ascii="Verdana" w:hAnsi="Verdana"/>
                 <w:b w:val="0"/>
                 <w:sz w:val="16"/>
               </w:rPr>
@@ -7001,7 +7053,7 @@
             <w:r/>
             <w:r>
               <w:rPr>
-                <w:rFonts w:ascii="Arial" w:hAnsi="Arial"/>
+                <w:rFonts w:ascii="Verdana" w:hAnsi="Verdana"/>
                 <w:b w:val="0"/>
                 <w:sz w:val="16"/>
               </w:rPr>
@@ -7017,7 +7069,7 @@
             <w:r/>
             <w:r>
               <w:rPr>
-                <w:rFonts w:ascii="Arial" w:hAnsi="Arial"/>
+                <w:rFonts w:ascii="Verdana" w:hAnsi="Verdana"/>
                 <w:b w:val="0"/>
                 <w:sz w:val="16"/>
               </w:rPr>
@@ -7033,7 +7085,7 @@
             <w:r/>
             <w:r>
               <w:rPr>
-                <w:rFonts w:ascii="Arial" w:hAnsi="Arial"/>
+                <w:rFonts w:ascii="Verdana" w:hAnsi="Verdana"/>
                 <w:b w:val="0"/>
                 <w:sz w:val="16"/>
               </w:rPr>
@@ -7050,7 +7102,7 @@
             <w:r/>
             <w:r>
               <w:rPr>
-                <w:rFonts w:ascii="Arial" w:hAnsi="Arial"/>
+                <w:rFonts w:ascii="Verdana" w:hAnsi="Verdana"/>
                 <w:b w:val="0"/>
                 <w:sz w:val="16"/>
               </w:rPr>
@@ -7066,7 +7118,7 @@
             <w:r/>
             <w:r>
               <w:rPr>
-                <w:rFonts w:ascii="Arial" w:hAnsi="Arial"/>
+                <w:rFonts w:ascii="Verdana" w:hAnsi="Verdana"/>
                 <w:b w:val="0"/>
                 <w:sz w:val="16"/>
               </w:rPr>
@@ -7082,7 +7134,7 @@
             <w:r/>
             <w:r>
               <w:rPr>
-                <w:rFonts w:ascii="Arial" w:hAnsi="Arial"/>
+                <w:rFonts w:ascii="Verdana" w:hAnsi="Verdana"/>
                 <w:b w:val="0"/>
                 <w:sz w:val="16"/>
               </w:rPr>
@@ -7099,7 +7151,7 @@
             <w:r/>
             <w:r>
               <w:rPr>
-                <w:rFonts w:ascii="Arial" w:hAnsi="Arial"/>
+                <w:rFonts w:ascii="Verdana" w:hAnsi="Verdana"/>
                 <w:b w:val="0"/>
                 <w:sz w:val="16"/>
               </w:rPr>
@@ -7115,7 +7167,7 @@
             <w:r/>
             <w:r>
               <w:rPr>
-                <w:rFonts w:ascii="Arial" w:hAnsi="Arial"/>
+                <w:rFonts w:ascii="Verdana" w:hAnsi="Verdana"/>
                 <w:b w:val="0"/>
                 <w:sz w:val="16"/>
               </w:rPr>
@@ -7131,7 +7183,7 @@
             <w:r/>
             <w:r>
               <w:rPr>
-                <w:rFonts w:ascii="Arial" w:hAnsi="Arial"/>
+                <w:rFonts w:ascii="Verdana" w:hAnsi="Verdana"/>
                 <w:b w:val="0"/>
                 <w:sz w:val="16"/>
               </w:rPr>
@@ -7148,7 +7200,7 @@
             <w:r/>
             <w:r>
               <w:rPr>
-                <w:rFonts w:ascii="Arial" w:hAnsi="Arial"/>
+                <w:rFonts w:ascii="Verdana" w:hAnsi="Verdana"/>
                 <w:b w:val="0"/>
                 <w:sz w:val="16"/>
               </w:rPr>
@@ -7164,7 +7216,7 @@
             <w:r/>
             <w:r>
               <w:rPr>
-                <w:rFonts w:ascii="Arial" w:hAnsi="Arial"/>
+                <w:rFonts w:ascii="Verdana" w:hAnsi="Verdana"/>
                 <w:b w:val="0"/>
                 <w:sz w:val="16"/>
               </w:rPr>
@@ -7180,7 +7232,7 @@
             <w:r/>
             <w:r>
               <w:rPr>
-                <w:rFonts w:ascii="Arial" w:hAnsi="Arial"/>
+                <w:rFonts w:ascii="Verdana" w:hAnsi="Verdana"/>
                 <w:b w:val="0"/>
                 <w:sz w:val="16"/>
               </w:rPr>
@@ -7197,7 +7249,7 @@
             <w:r/>
             <w:r>
               <w:rPr>
-                <w:rFonts w:ascii="Arial" w:hAnsi="Arial"/>
+                <w:rFonts w:ascii="Verdana" w:hAnsi="Verdana"/>
                 <w:b w:val="0"/>
                 <w:sz w:val="16"/>
               </w:rPr>
@@ -7213,7 +7265,7 @@
             <w:r/>
             <w:r>
               <w:rPr>
-                <w:rFonts w:ascii="Arial" w:hAnsi="Arial"/>
+                <w:rFonts w:ascii="Verdana" w:hAnsi="Verdana"/>
                 <w:b w:val="0"/>
                 <w:sz w:val="16"/>
               </w:rPr>
@@ -7229,7 +7281,7 @@
             <w:r/>
             <w:r>
               <w:rPr>
-                <w:rFonts w:ascii="Arial" w:hAnsi="Arial"/>
+                <w:rFonts w:ascii="Verdana" w:hAnsi="Verdana"/>
                 <w:b w:val="0"/>
                 <w:sz w:val="16"/>
               </w:rPr>
@@ -7246,7 +7298,7 @@
             <w:r/>
             <w:r>
               <w:rPr>
-                <w:rFonts w:ascii="Arial" w:hAnsi="Arial"/>
+                <w:rFonts w:ascii="Verdana" w:hAnsi="Verdana"/>
                 <w:b w:val="0"/>
                 <w:sz w:val="16"/>
               </w:rPr>
@@ -7262,7 +7314,7 @@
             <w:r/>
             <w:r>
               <w:rPr>
-                <w:rFonts w:ascii="Arial" w:hAnsi="Arial"/>
+                <w:rFonts w:ascii="Verdana" w:hAnsi="Verdana"/>
                 <w:b w:val="0"/>
                 <w:sz w:val="16"/>
               </w:rPr>
@@ -7278,7 +7330,7 @@
             <w:r/>
             <w:r>
               <w:rPr>
-                <w:rFonts w:ascii="Arial" w:hAnsi="Arial"/>
+                <w:rFonts w:ascii="Verdana" w:hAnsi="Verdana"/>
                 <w:b w:val="0"/>
                 <w:sz w:val="16"/>
               </w:rPr>
@@ -7295,7 +7347,7 @@
             <w:r/>
             <w:r>
               <w:rPr>
-                <w:rFonts w:ascii="Arial" w:hAnsi="Arial"/>
+                <w:rFonts w:ascii="Verdana" w:hAnsi="Verdana"/>
                 <w:b w:val="0"/>
                 <w:sz w:val="16"/>
               </w:rPr>
@@ -7311,7 +7363,7 @@
             <w:r/>
             <w:r>
               <w:rPr>
-                <w:rFonts w:ascii="Arial" w:hAnsi="Arial"/>
+                <w:rFonts w:ascii="Verdana" w:hAnsi="Verdana"/>
                 <w:b w:val="0"/>
                 <w:sz w:val="16"/>
               </w:rPr>
@@ -7327,7 +7379,7 @@
             <w:r/>
             <w:r>
               <w:rPr>
-                <w:rFonts w:ascii="Arial" w:hAnsi="Arial"/>
+                <w:rFonts w:ascii="Verdana" w:hAnsi="Verdana"/>
                 <w:b w:val="0"/>
                 <w:sz w:val="16"/>
               </w:rPr>
@@ -7344,7 +7396,7 @@
             <w:r/>
             <w:r>
               <w:rPr>
-                <w:rFonts w:ascii="Arial" w:hAnsi="Arial"/>
+                <w:rFonts w:ascii="Verdana" w:hAnsi="Verdana"/>
                 <w:b w:val="0"/>
                 <w:sz w:val="16"/>
               </w:rPr>
@@ -7360,7 +7412,7 @@
             <w:r/>
             <w:r>
               <w:rPr>
-                <w:rFonts w:ascii="Arial" w:hAnsi="Arial"/>
+                <w:rFonts w:ascii="Verdana" w:hAnsi="Verdana"/>
                 <w:b w:val="0"/>
                 <w:sz w:val="16"/>
               </w:rPr>
@@ -7376,7 +7428,7 @@
             <w:r/>
             <w:r>
               <w:rPr>
-                <w:rFonts w:ascii="Arial" w:hAnsi="Arial"/>
+                <w:rFonts w:ascii="Verdana" w:hAnsi="Verdana"/>
                 <w:b w:val="0"/>
                 <w:sz w:val="16"/>
               </w:rPr>
@@ -7393,7 +7445,7 @@
             <w:r/>
             <w:r>
               <w:rPr>
-                <w:rFonts w:ascii="Arial" w:hAnsi="Arial"/>
+                <w:rFonts w:ascii="Verdana" w:hAnsi="Verdana"/>
                 <w:b w:val="0"/>
                 <w:sz w:val="16"/>
               </w:rPr>
@@ -7409,7 +7461,7 @@
             <w:r/>
             <w:r>
               <w:rPr>
-                <w:rFonts w:ascii="Arial" w:hAnsi="Arial"/>
+                <w:rFonts w:ascii="Verdana" w:hAnsi="Verdana"/>
                 <w:b w:val="0"/>
                 <w:sz w:val="16"/>
               </w:rPr>
@@ -7425,7 +7477,7 @@
             <w:r/>
             <w:r>
               <w:rPr>
-                <w:rFonts w:ascii="Arial" w:hAnsi="Arial"/>
+                <w:rFonts w:ascii="Verdana" w:hAnsi="Verdana"/>
                 <w:b w:val="0"/>
                 <w:sz w:val="16"/>
               </w:rPr>
@@ -7442,7 +7494,7 @@
             <w:r/>
             <w:r>
               <w:rPr>
-                <w:rFonts w:ascii="Arial" w:hAnsi="Arial"/>
+                <w:rFonts w:ascii="Verdana" w:hAnsi="Verdana"/>
                 <w:b w:val="0"/>
                 <w:sz w:val="16"/>
               </w:rPr>
@@ -7458,7 +7510,7 @@
             <w:r/>
             <w:r>
               <w:rPr>
-                <w:rFonts w:ascii="Arial" w:hAnsi="Arial"/>
+                <w:rFonts w:ascii="Verdana" w:hAnsi="Verdana"/>
                 <w:b w:val="0"/>
                 <w:sz w:val="16"/>
               </w:rPr>
@@ -7474,7 +7526,7 @@
             <w:r/>
             <w:r>
               <w:rPr>
-                <w:rFonts w:ascii="Arial" w:hAnsi="Arial"/>
+                <w:rFonts w:ascii="Verdana" w:hAnsi="Verdana"/>
                 <w:b w:val="0"/>
                 <w:sz w:val="16"/>
               </w:rPr>
@@ -7487,7 +7539,7 @@
     <w:p>
       <w:r>
         <w:rPr>
-          <w:rFonts w:ascii="Arial" w:hAnsi="Arial"/>
+          <w:rFonts w:ascii="Verdana" w:hAnsi="Verdana"/>
           <w:b/>
           <w:sz w:val="18"/>
         </w:rPr>
@@ -7500,6 +7552,20 @@
         <w:tblW w:type="auto" w:w="0"/>
         <w:jc w:val="center"/>
         <w:tblLook w:firstColumn="1" w:firstRow="1" w:lastColumn="0" w:lastRow="0" w:noHBand="0" w:noVBand="1" w:val="04A0"/>
+        <w:tblBorders>
+          <w:top w:val="single" w:sz="4" w:space="0" w:color="595959"/>
+          <w:left w:val="single" w:sz="4" w:space="0" w:color="595959"/>
+          <w:bottom w:val="single" w:sz="4" w:space="0" w:color="595959"/>
+          <w:right w:val="single" w:sz="4" w:space="0" w:color="595959"/>
+          <w:insideH w:val="single" w:sz="4" w:space="0" w:color="595959"/>
+          <w:insideV w:val="single" w:sz="4" w:space="0" w:color="595959"/>
+        </w:tblBorders>
+        <w:tblCellMar>
+          <w:top w:w="85" w:type="dxa"/>
+          <w:left w:w="85" w:type="dxa"/>
+          <w:bottom w:w="85" w:type="dxa"/>
+          <w:right w:w="85" w:type="dxa"/>
+        </w:tblCellMar>
       </w:tblPr>
       <w:tblGrid>
         <w:gridCol w:w="5046"/>
@@ -7509,61 +7575,52 @@
       <w:tr>
         <w:tc>
           <w:tcPr>
-            <w:tcW w:type="dxa" w:w="5046"/>
-            <w:shd w:val="clear" w:color="auto" w:fill="D9E2F3"/>
-          </w:tcPr>
-          <w:p>
-            <w:pPr>
-              <w:jc w:val="center"/>
-            </w:pPr>
-            <w:r/>
-            <w:r>
-              <w:rPr>
-                <w:rFonts w:ascii="Arial" w:hAnsi="Arial"/>
-                <w:b/>
-                <w:sz w:val="16"/>
-              </w:rPr>
-              <w:t>Code Figure</w:t>
-            </w:r>
-          </w:p>
-        </w:tc>
-        <w:tc>
-          <w:tcPr>
-            <w:tcW w:type="dxa" w:w="5046"/>
-            <w:shd w:val="clear" w:color="auto" w:fill="D9E2F3"/>
-          </w:tcPr>
-          <w:p>
-            <w:pPr>
-              <w:jc w:val="center"/>
-            </w:pPr>
-            <w:r/>
-            <w:r>
-              <w:rPr>
-                <w:rFonts w:ascii="Arial" w:hAnsi="Arial"/>
-                <w:b/>
-                <w:sz w:val="16"/>
-              </w:rPr>
-              <w:t>Entry Name</w:t>
-            </w:r>
-          </w:p>
-        </w:tc>
-        <w:tc>
-          <w:tcPr>
-            <w:tcW w:type="dxa" w:w="5046"/>
-            <w:shd w:val="clear" w:color="auto" w:fill="D9E2F3"/>
-          </w:tcPr>
-          <w:p>
-            <w:pPr>
-              <w:jc w:val="center"/>
-            </w:pPr>
-            <w:r/>
-            <w:r>
-              <w:rPr>
-                <w:rFonts w:ascii="Arial" w:hAnsi="Arial"/>
-                <w:b/>
-                <w:sz w:val="16"/>
-              </w:rPr>
-              <w:t>Note</w:t>
+            <w:tcW w:type="dxa" w:w="1134"/>
+            <w:shd w:val="clear" w:color="auto" w:fill="D9D9D9"/>
+          </w:tcPr>
+          <w:p>
+            <w:r/>
+            <w:r>
+              <w:rPr>
+                <w:rFonts w:ascii="Verdana" w:hAnsi="Verdana"/>
+                <w:b w:val="0"/>
+                <w:sz w:val="16"/>
+              </w:rPr>
+              <w:t>CHIFFRE DU CODE</w:t>
+            </w:r>
+          </w:p>
+        </w:tc>
+        <w:tc>
+          <w:tcPr>
+            <w:tcW w:type="dxa" w:w="5046"/>
+            <w:shd w:val="clear" w:color="auto" w:fill="D9D9D9"/>
+          </w:tcPr>
+          <w:p>
+            <w:r/>
+            <w:r>
+              <w:rPr>
+                <w:rFonts w:ascii="Verdana" w:hAnsi="Verdana"/>
+                <w:b w:val="0"/>
+                <w:sz w:val="16"/>
+              </w:rPr>
+              <w:t>SIGNIFICATION</w:t>
+            </w:r>
+          </w:p>
+        </w:tc>
+        <w:tc>
+          <w:tcPr>
+            <w:tcW w:type="dxa" w:w="5046"/>
+            <w:shd w:val="clear" w:color="auto" w:fill="D9D9D9"/>
+          </w:tcPr>
+          <w:p>
+            <w:r/>
+            <w:r>
+              <w:rPr>
+                <w:rFonts w:ascii="Verdana" w:hAnsi="Verdana"/>
+                <w:b w:val="0"/>
+                <w:sz w:val="16"/>
+              </w:rPr>
+              <w:t>NOTE</w:t>
             </w:r>
           </w:p>
         </w:tc>
@@ -7577,7 +7634,7 @@
             <w:r/>
             <w:r>
               <w:rPr>
-                <w:rFonts w:ascii="Arial" w:hAnsi="Arial"/>
+                <w:rFonts w:ascii="Verdana" w:hAnsi="Verdana"/>
                 <w:b w:val="0"/>
                 <w:sz w:val="16"/>
               </w:rPr>
@@ -7593,7 +7650,7 @@
             <w:r/>
             <w:r>
               <w:rPr>
-                <w:rFonts w:ascii="Arial" w:hAnsi="Arial"/>
+                <w:rFonts w:ascii="Verdana" w:hAnsi="Verdana"/>
                 <w:b w:val="0"/>
                 <w:sz w:val="16"/>
               </w:rPr>
@@ -7609,7 +7666,7 @@
             <w:r/>
             <w:r>
               <w:rPr>
-                <w:rFonts w:ascii="Arial" w:hAnsi="Arial"/>
+                <w:rFonts w:ascii="Verdana" w:hAnsi="Verdana"/>
                 <w:b w:val="0"/>
                 <w:sz w:val="16"/>
               </w:rPr>
@@ -7626,7 +7683,7 @@
             <w:r/>
             <w:r>
               <w:rPr>
-                <w:rFonts w:ascii="Arial" w:hAnsi="Arial"/>
+                <w:rFonts w:ascii="Verdana" w:hAnsi="Verdana"/>
                 <w:b w:val="0"/>
                 <w:sz w:val="16"/>
               </w:rPr>
@@ -7642,7 +7699,7 @@
             <w:r/>
             <w:r>
               <w:rPr>
-                <w:rFonts w:ascii="Arial" w:hAnsi="Arial"/>
+                <w:rFonts w:ascii="Verdana" w:hAnsi="Verdana"/>
                 <w:b w:val="0"/>
                 <w:sz w:val="16"/>
               </w:rPr>
@@ -7658,7 +7715,7 @@
             <w:r/>
             <w:r>
               <w:rPr>
-                <w:rFonts w:ascii="Arial" w:hAnsi="Arial"/>
+                <w:rFonts w:ascii="Verdana" w:hAnsi="Verdana"/>
                 <w:b w:val="0"/>
                 <w:sz w:val="16"/>
               </w:rPr>
@@ -7675,7 +7732,7 @@
             <w:r/>
             <w:r>
               <w:rPr>
-                <w:rFonts w:ascii="Arial" w:hAnsi="Arial"/>
+                <w:rFonts w:ascii="Verdana" w:hAnsi="Verdana"/>
                 <w:b w:val="0"/>
                 <w:sz w:val="16"/>
               </w:rPr>
@@ -7691,7 +7748,7 @@
             <w:r/>
             <w:r>
               <w:rPr>
-                <w:rFonts w:ascii="Arial" w:hAnsi="Arial"/>
+                <w:rFonts w:ascii="Verdana" w:hAnsi="Verdana"/>
                 <w:b w:val="0"/>
                 <w:sz w:val="16"/>
               </w:rPr>
@@ -7707,7 +7764,7 @@
             <w:r/>
             <w:r>
               <w:rPr>
-                <w:rFonts w:ascii="Arial" w:hAnsi="Arial"/>
+                <w:rFonts w:ascii="Verdana" w:hAnsi="Verdana"/>
                 <w:b w:val="0"/>
                 <w:sz w:val="16"/>
               </w:rPr>
@@ -7724,7 +7781,7 @@
             <w:r/>
             <w:r>
               <w:rPr>
-                <w:rFonts w:ascii="Arial" w:hAnsi="Arial"/>
+                <w:rFonts w:ascii="Verdana" w:hAnsi="Verdana"/>
                 <w:b w:val="0"/>
                 <w:sz w:val="16"/>
               </w:rPr>
@@ -7740,7 +7797,7 @@
             <w:r/>
             <w:r>
               <w:rPr>
-                <w:rFonts w:ascii="Arial" w:hAnsi="Arial"/>
+                <w:rFonts w:ascii="Verdana" w:hAnsi="Verdana"/>
                 <w:b w:val="0"/>
                 <w:sz w:val="16"/>
               </w:rPr>
@@ -7756,7 +7813,7 @@
             <w:r/>
             <w:r>
               <w:rPr>
-                <w:rFonts w:ascii="Arial" w:hAnsi="Arial"/>
+                <w:rFonts w:ascii="Verdana" w:hAnsi="Verdana"/>
                 <w:b w:val="0"/>
                 <w:sz w:val="16"/>
               </w:rPr>
@@ -7773,7 +7830,7 @@
             <w:r/>
             <w:r>
               <w:rPr>
-                <w:rFonts w:ascii="Arial" w:hAnsi="Arial"/>
+                <w:rFonts w:ascii="Verdana" w:hAnsi="Verdana"/>
                 <w:b w:val="0"/>
                 <w:sz w:val="16"/>
               </w:rPr>
@@ -7789,7 +7846,7 @@
             <w:r/>
             <w:r>
               <w:rPr>
-                <w:rFonts w:ascii="Arial" w:hAnsi="Arial"/>
+                <w:rFonts w:ascii="Verdana" w:hAnsi="Verdana"/>
                 <w:b w:val="0"/>
                 <w:sz w:val="16"/>
               </w:rPr>
@@ -7805,7 +7862,7 @@
             <w:r/>
             <w:r>
               <w:rPr>
-                <w:rFonts w:ascii="Arial" w:hAnsi="Arial"/>
+                <w:rFonts w:ascii="Verdana" w:hAnsi="Verdana"/>
                 <w:b w:val="0"/>
                 <w:sz w:val="16"/>
               </w:rPr>
@@ -7822,7 +7879,7 @@
             <w:r/>
             <w:r>
               <w:rPr>
-                <w:rFonts w:ascii="Arial" w:hAnsi="Arial"/>
+                <w:rFonts w:ascii="Verdana" w:hAnsi="Verdana"/>
                 <w:b w:val="0"/>
                 <w:sz w:val="16"/>
               </w:rPr>
@@ -7838,7 +7895,7 @@
             <w:r/>
             <w:r>
               <w:rPr>
-                <w:rFonts w:ascii="Arial" w:hAnsi="Arial"/>
+                <w:rFonts w:ascii="Verdana" w:hAnsi="Verdana"/>
                 <w:b w:val="0"/>
                 <w:sz w:val="16"/>
               </w:rPr>
@@ -7854,7 +7911,7 @@
             <w:r/>
             <w:r>
               <w:rPr>
-                <w:rFonts w:ascii="Arial" w:hAnsi="Arial"/>
+                <w:rFonts w:ascii="Verdana" w:hAnsi="Verdana"/>
                 <w:b w:val="0"/>
                 <w:sz w:val="16"/>
               </w:rPr>
@@ -7871,7 +7928,7 @@
             <w:r/>
             <w:r>
               <w:rPr>
-                <w:rFonts w:ascii="Arial" w:hAnsi="Arial"/>
+                <w:rFonts w:ascii="Verdana" w:hAnsi="Verdana"/>
                 <w:b w:val="0"/>
                 <w:sz w:val="16"/>
               </w:rPr>
@@ -7887,7 +7944,7 @@
             <w:r/>
             <w:r>
               <w:rPr>
-                <w:rFonts w:ascii="Arial" w:hAnsi="Arial"/>
+                <w:rFonts w:ascii="Verdana" w:hAnsi="Verdana"/>
                 <w:b w:val="0"/>
                 <w:sz w:val="16"/>
               </w:rPr>
@@ -7903,7 +7960,7 @@
             <w:r/>
             <w:r>
               <w:rPr>
-                <w:rFonts w:ascii="Arial" w:hAnsi="Arial"/>
+                <w:rFonts w:ascii="Verdana" w:hAnsi="Verdana"/>
                 <w:b w:val="0"/>
                 <w:sz w:val="16"/>
               </w:rPr>
@@ -7920,7 +7977,7 @@
             <w:r/>
             <w:r>
               <w:rPr>
-                <w:rFonts w:ascii="Arial" w:hAnsi="Arial"/>
+                <w:rFonts w:ascii="Verdana" w:hAnsi="Verdana"/>
                 <w:b w:val="0"/>
                 <w:sz w:val="16"/>
               </w:rPr>
@@ -7936,7 +7993,7 @@
             <w:r/>
             <w:r>
               <w:rPr>
-                <w:rFonts w:ascii="Arial" w:hAnsi="Arial"/>
+                <w:rFonts w:ascii="Verdana" w:hAnsi="Verdana"/>
                 <w:b w:val="0"/>
                 <w:sz w:val="16"/>
               </w:rPr>
@@ -7952,7 +8009,7 @@
             <w:r/>
             <w:r>
               <w:rPr>
-                <w:rFonts w:ascii="Arial" w:hAnsi="Arial"/>
+                <w:rFonts w:ascii="Verdana" w:hAnsi="Verdana"/>
                 <w:b w:val="0"/>
                 <w:sz w:val="16"/>
               </w:rPr>
@@ -7969,7 +8026,7 @@
             <w:r/>
             <w:r>
               <w:rPr>
-                <w:rFonts w:ascii="Arial" w:hAnsi="Arial"/>
+                <w:rFonts w:ascii="Verdana" w:hAnsi="Verdana"/>
                 <w:b w:val="0"/>
                 <w:sz w:val="16"/>
               </w:rPr>
@@ -7985,7 +8042,7 @@
             <w:r/>
             <w:r>
               <w:rPr>
-                <w:rFonts w:ascii="Arial" w:hAnsi="Arial"/>
+                <w:rFonts w:ascii="Verdana" w:hAnsi="Verdana"/>
                 <w:b w:val="0"/>
                 <w:sz w:val="16"/>
               </w:rPr>
@@ -8001,7 +8058,7 @@
             <w:r/>
             <w:r>
               <w:rPr>
-                <w:rFonts w:ascii="Arial" w:hAnsi="Arial"/>
+                <w:rFonts w:ascii="Verdana" w:hAnsi="Verdana"/>
                 <w:b w:val="0"/>
                 <w:sz w:val="16"/>
               </w:rPr>
@@ -8018,7 +8075,7 @@
             <w:r/>
             <w:r>
               <w:rPr>
-                <w:rFonts w:ascii="Arial" w:hAnsi="Arial"/>
+                <w:rFonts w:ascii="Verdana" w:hAnsi="Verdana"/>
                 <w:b w:val="0"/>
                 <w:sz w:val="16"/>
               </w:rPr>
@@ -8034,7 +8091,7 @@
             <w:r/>
             <w:r>
               <w:rPr>
-                <w:rFonts w:ascii="Arial" w:hAnsi="Arial"/>
+                <w:rFonts w:ascii="Verdana" w:hAnsi="Verdana"/>
                 <w:b w:val="0"/>
                 <w:sz w:val="16"/>
               </w:rPr>
@@ -8050,7 +8107,7 @@
             <w:r/>
             <w:r>
               <w:rPr>
-                <w:rFonts w:ascii="Arial" w:hAnsi="Arial"/>
+                <w:rFonts w:ascii="Verdana" w:hAnsi="Verdana"/>
                 <w:b w:val="0"/>
                 <w:sz w:val="16"/>
               </w:rPr>
@@ -8067,7 +8124,7 @@
             <w:r/>
             <w:r>
               <w:rPr>
-                <w:rFonts w:ascii="Arial" w:hAnsi="Arial"/>
+                <w:rFonts w:ascii="Verdana" w:hAnsi="Verdana"/>
                 <w:b w:val="0"/>
                 <w:sz w:val="16"/>
               </w:rPr>
@@ -8083,7 +8140,7 @@
             <w:r/>
             <w:r>
               <w:rPr>
-                <w:rFonts w:ascii="Arial" w:hAnsi="Arial"/>
+                <w:rFonts w:ascii="Verdana" w:hAnsi="Verdana"/>
                 <w:b w:val="0"/>
                 <w:sz w:val="16"/>
               </w:rPr>
@@ -8099,7 +8156,7 @@
             <w:r/>
             <w:r>
               <w:rPr>
-                <w:rFonts w:ascii="Arial" w:hAnsi="Arial"/>
+                <w:rFonts w:ascii="Verdana" w:hAnsi="Verdana"/>
                 <w:b w:val="0"/>
                 <w:sz w:val="16"/>
               </w:rPr>
@@ -8116,7 +8173,7 @@
             <w:r/>
             <w:r>
               <w:rPr>
-                <w:rFonts w:ascii="Arial" w:hAnsi="Arial"/>
+                <w:rFonts w:ascii="Verdana" w:hAnsi="Verdana"/>
                 <w:b w:val="0"/>
                 <w:sz w:val="16"/>
               </w:rPr>
@@ -8132,7 +8189,7 @@
             <w:r/>
             <w:r>
               <w:rPr>
-                <w:rFonts w:ascii="Arial" w:hAnsi="Arial"/>
+                <w:rFonts w:ascii="Verdana" w:hAnsi="Verdana"/>
                 <w:b w:val="0"/>
                 <w:sz w:val="16"/>
               </w:rPr>
@@ -8148,7 +8205,7 @@
             <w:r/>
             <w:r>
               <w:rPr>
-                <w:rFonts w:ascii="Arial" w:hAnsi="Arial"/>
+                <w:rFonts w:ascii="Verdana" w:hAnsi="Verdana"/>
                 <w:b w:val="0"/>
                 <w:sz w:val="16"/>
               </w:rPr>
@@ -8165,7 +8222,7 @@
             <w:r/>
             <w:r>
               <w:rPr>
-                <w:rFonts w:ascii="Arial" w:hAnsi="Arial"/>
+                <w:rFonts w:ascii="Verdana" w:hAnsi="Verdana"/>
                 <w:b w:val="0"/>
                 <w:sz w:val="16"/>
               </w:rPr>
@@ -8181,7 +8238,7 @@
             <w:r/>
             <w:r>
               <w:rPr>
-                <w:rFonts w:ascii="Arial" w:hAnsi="Arial"/>
+                <w:rFonts w:ascii="Verdana" w:hAnsi="Verdana"/>
                 <w:b w:val="0"/>
                 <w:sz w:val="16"/>
               </w:rPr>
@@ -8197,7 +8254,7 @@
             <w:r/>
             <w:r>
               <w:rPr>
-                <w:rFonts w:ascii="Arial" w:hAnsi="Arial"/>
+                <w:rFonts w:ascii="Verdana" w:hAnsi="Verdana"/>
                 <w:b w:val="0"/>
                 <w:sz w:val="16"/>
               </w:rPr>
@@ -8214,7 +8271,7 @@
             <w:r/>
             <w:r>
               <w:rPr>
-                <w:rFonts w:ascii="Arial" w:hAnsi="Arial"/>
+                <w:rFonts w:ascii="Verdana" w:hAnsi="Verdana"/>
                 <w:b w:val="0"/>
                 <w:sz w:val="16"/>
               </w:rPr>
@@ -8230,7 +8287,7 @@
             <w:r/>
             <w:r>
               <w:rPr>
-                <w:rFonts w:ascii="Arial" w:hAnsi="Arial"/>
+                <w:rFonts w:ascii="Verdana" w:hAnsi="Verdana"/>
                 <w:b w:val="0"/>
                 <w:sz w:val="16"/>
               </w:rPr>
@@ -8246,7 +8303,7 @@
             <w:r/>
             <w:r>
               <w:rPr>
-                <w:rFonts w:ascii="Arial" w:hAnsi="Arial"/>
+                <w:rFonts w:ascii="Verdana" w:hAnsi="Verdana"/>
                 <w:b w:val="0"/>
                 <w:sz w:val="16"/>
               </w:rPr>
@@ -8263,7 +8320,7 @@
             <w:r/>
             <w:r>
               <w:rPr>
-                <w:rFonts w:ascii="Arial" w:hAnsi="Arial"/>
+                <w:rFonts w:ascii="Verdana" w:hAnsi="Verdana"/>
                 <w:b w:val="0"/>
                 <w:sz w:val="16"/>
               </w:rPr>
@@ -8279,7 +8336,7 @@
             <w:r/>
             <w:r>
               <w:rPr>
-                <w:rFonts w:ascii="Arial" w:hAnsi="Arial"/>
+                <w:rFonts w:ascii="Verdana" w:hAnsi="Verdana"/>
                 <w:b w:val="0"/>
                 <w:sz w:val="16"/>
               </w:rPr>
@@ -8295,7 +8352,7 @@
             <w:r/>
             <w:r>
               <w:rPr>
-                <w:rFonts w:ascii="Arial" w:hAnsi="Arial"/>
+                <w:rFonts w:ascii="Verdana" w:hAnsi="Verdana"/>
                 <w:b w:val="0"/>
                 <w:sz w:val="16"/>
               </w:rPr>
@@ -8312,7 +8369,7 @@
             <w:r/>
             <w:r>
               <w:rPr>
-                <w:rFonts w:ascii="Arial" w:hAnsi="Arial"/>
+                <w:rFonts w:ascii="Verdana" w:hAnsi="Verdana"/>
                 <w:b w:val="0"/>
                 <w:sz w:val="16"/>
               </w:rPr>
@@ -8328,7 +8385,7 @@
             <w:r/>
             <w:r>
               <w:rPr>
-                <w:rFonts w:ascii="Arial" w:hAnsi="Arial"/>
+                <w:rFonts w:ascii="Verdana" w:hAnsi="Verdana"/>
                 <w:b w:val="0"/>
                 <w:sz w:val="16"/>
               </w:rPr>
@@ -8344,7 +8401,7 @@
             <w:r/>
             <w:r>
               <w:rPr>
-                <w:rFonts w:ascii="Arial" w:hAnsi="Arial"/>
+                <w:rFonts w:ascii="Verdana" w:hAnsi="Verdana"/>
                 <w:b w:val="0"/>
                 <w:sz w:val="16"/>
               </w:rPr>
@@ -8357,7 +8414,7 @@
     <w:p>
       <w:r>
         <w:rPr>
-          <w:rFonts w:ascii="Arial" w:hAnsi="Arial"/>
+          <w:rFonts w:ascii="Verdana" w:hAnsi="Verdana"/>
           <w:b/>
           <w:sz w:val="18"/>
         </w:rPr>
@@ -8370,6 +8427,20 @@
         <w:tblW w:type="auto" w:w="0"/>
         <w:jc w:val="center"/>
         <w:tblLook w:firstColumn="1" w:firstRow="1" w:lastColumn="0" w:lastRow="0" w:noHBand="0" w:noVBand="1" w:val="04A0"/>
+        <w:tblBorders>
+          <w:top w:val="single" w:sz="4" w:space="0" w:color="595959"/>
+          <w:left w:val="single" w:sz="4" w:space="0" w:color="595959"/>
+          <w:bottom w:val="single" w:sz="4" w:space="0" w:color="595959"/>
+          <w:right w:val="single" w:sz="4" w:space="0" w:color="595959"/>
+          <w:insideH w:val="single" w:sz="4" w:space="0" w:color="595959"/>
+          <w:insideV w:val="single" w:sz="4" w:space="0" w:color="595959"/>
+        </w:tblBorders>
+        <w:tblCellMar>
+          <w:top w:w="85" w:type="dxa"/>
+          <w:left w:w="85" w:type="dxa"/>
+          <w:bottom w:w="85" w:type="dxa"/>
+          <w:right w:w="85" w:type="dxa"/>
+        </w:tblCellMar>
       </w:tblPr>
       <w:tblGrid>
         <w:gridCol w:w="5046"/>
@@ -8379,61 +8450,52 @@
       <w:tr>
         <w:tc>
           <w:tcPr>
-            <w:tcW w:type="dxa" w:w="5046"/>
-            <w:shd w:val="clear" w:color="auto" w:fill="D9E2F3"/>
-          </w:tcPr>
-          <w:p>
-            <w:pPr>
-              <w:jc w:val="center"/>
-            </w:pPr>
-            <w:r/>
-            <w:r>
-              <w:rPr>
-                <w:rFonts w:ascii="Arial" w:hAnsi="Arial"/>
-                <w:b/>
-                <w:sz w:val="16"/>
-              </w:rPr>
-              <w:t>Code Figure</w:t>
-            </w:r>
-          </w:p>
-        </w:tc>
-        <w:tc>
-          <w:tcPr>
-            <w:tcW w:type="dxa" w:w="5046"/>
-            <w:shd w:val="clear" w:color="auto" w:fill="D9E2F3"/>
-          </w:tcPr>
-          <w:p>
-            <w:pPr>
-              <w:jc w:val="center"/>
-            </w:pPr>
-            <w:r/>
-            <w:r>
-              <w:rPr>
-                <w:rFonts w:ascii="Arial" w:hAnsi="Arial"/>
-                <w:b/>
-                <w:sz w:val="16"/>
-              </w:rPr>
-              <w:t>Entry Name</w:t>
-            </w:r>
-          </w:p>
-        </w:tc>
-        <w:tc>
-          <w:tcPr>
-            <w:tcW w:type="dxa" w:w="5046"/>
-            <w:shd w:val="clear" w:color="auto" w:fill="D9E2F3"/>
-          </w:tcPr>
-          <w:p>
-            <w:pPr>
-              <w:jc w:val="center"/>
-            </w:pPr>
-            <w:r/>
-            <w:r>
-              <w:rPr>
-                <w:rFonts w:ascii="Arial" w:hAnsi="Arial"/>
-                <w:b/>
-                <w:sz w:val="16"/>
-              </w:rPr>
-              <w:t>Note</w:t>
+            <w:tcW w:type="dxa" w:w="1134"/>
+            <w:shd w:val="clear" w:color="auto" w:fill="D9D9D9"/>
+          </w:tcPr>
+          <w:p>
+            <w:r/>
+            <w:r>
+              <w:rPr>
+                <w:rFonts w:ascii="Verdana" w:hAnsi="Verdana"/>
+                <w:b w:val="0"/>
+                <w:sz w:val="16"/>
+              </w:rPr>
+              <w:t>CHIFFRE DU CODE</w:t>
+            </w:r>
+          </w:p>
+        </w:tc>
+        <w:tc>
+          <w:tcPr>
+            <w:tcW w:type="dxa" w:w="5046"/>
+            <w:shd w:val="clear" w:color="auto" w:fill="D9D9D9"/>
+          </w:tcPr>
+          <w:p>
+            <w:r/>
+            <w:r>
+              <w:rPr>
+                <w:rFonts w:ascii="Verdana" w:hAnsi="Verdana"/>
+                <w:b w:val="0"/>
+                <w:sz w:val="16"/>
+              </w:rPr>
+              <w:t>SIGNIFICATION</w:t>
+            </w:r>
+          </w:p>
+        </w:tc>
+        <w:tc>
+          <w:tcPr>
+            <w:tcW w:type="dxa" w:w="5046"/>
+            <w:shd w:val="clear" w:color="auto" w:fill="D9D9D9"/>
+          </w:tcPr>
+          <w:p>
+            <w:r/>
+            <w:r>
+              <w:rPr>
+                <w:rFonts w:ascii="Verdana" w:hAnsi="Verdana"/>
+                <w:b w:val="0"/>
+                <w:sz w:val="16"/>
+              </w:rPr>
+              <w:t>NOTE</w:t>
             </w:r>
           </w:p>
         </w:tc>
@@ -8447,7 +8509,7 @@
             <w:r/>
             <w:r>
               <w:rPr>
-                <w:rFonts w:ascii="Arial" w:hAnsi="Arial"/>
+                <w:rFonts w:ascii="Verdana" w:hAnsi="Verdana"/>
                 <w:b w:val="0"/>
                 <w:sz w:val="16"/>
               </w:rPr>
@@ -8463,7 +8525,7 @@
             <w:r/>
             <w:r>
               <w:rPr>
-                <w:rFonts w:ascii="Arial" w:hAnsi="Arial"/>
+                <w:rFonts w:ascii="Verdana" w:hAnsi="Verdana"/>
                 <w:b w:val="0"/>
                 <w:sz w:val="16"/>
               </w:rPr>
@@ -8479,7 +8541,7 @@
             <w:r/>
             <w:r>
               <w:rPr>
-                <w:rFonts w:ascii="Arial" w:hAnsi="Arial"/>
+                <w:rFonts w:ascii="Verdana" w:hAnsi="Verdana"/>
                 <w:b w:val="0"/>
                 <w:sz w:val="16"/>
               </w:rPr>
@@ -8496,7 +8558,7 @@
             <w:r/>
             <w:r>
               <w:rPr>
-                <w:rFonts w:ascii="Arial" w:hAnsi="Arial"/>
+                <w:rFonts w:ascii="Verdana" w:hAnsi="Verdana"/>
                 <w:b w:val="0"/>
                 <w:sz w:val="16"/>
               </w:rPr>
@@ -8512,7 +8574,7 @@
             <w:r/>
             <w:r>
               <w:rPr>
-                <w:rFonts w:ascii="Arial" w:hAnsi="Arial"/>
+                <w:rFonts w:ascii="Verdana" w:hAnsi="Verdana"/>
                 <w:b w:val="0"/>
                 <w:sz w:val="16"/>
               </w:rPr>
@@ -8528,7 +8590,7 @@
             <w:r/>
             <w:r>
               <w:rPr>
-                <w:rFonts w:ascii="Arial" w:hAnsi="Arial"/>
+                <w:rFonts w:ascii="Verdana" w:hAnsi="Verdana"/>
                 <w:b w:val="0"/>
                 <w:sz w:val="16"/>
               </w:rPr>
@@ -8541,7 +8603,7 @@
     <w:p>
       <w:r>
         <w:rPr>
-          <w:rFonts w:ascii="Arial" w:hAnsi="Arial"/>
+          <w:rFonts w:ascii="Verdana" w:hAnsi="Verdana"/>
           <w:b/>
           <w:sz w:val="18"/>
         </w:rPr>
@@ -8554,6 +8616,20 @@
         <w:tblW w:type="auto" w:w="0"/>
         <w:jc w:val="center"/>
         <w:tblLook w:firstColumn="1" w:firstRow="1" w:lastColumn="0" w:lastRow="0" w:noHBand="0" w:noVBand="1" w:val="04A0"/>
+        <w:tblBorders>
+          <w:top w:val="single" w:sz="4" w:space="0" w:color="595959"/>
+          <w:left w:val="single" w:sz="4" w:space="0" w:color="595959"/>
+          <w:bottom w:val="single" w:sz="4" w:space="0" w:color="595959"/>
+          <w:right w:val="single" w:sz="4" w:space="0" w:color="595959"/>
+          <w:insideH w:val="single" w:sz="4" w:space="0" w:color="595959"/>
+          <w:insideV w:val="single" w:sz="4" w:space="0" w:color="595959"/>
+        </w:tblBorders>
+        <w:tblCellMar>
+          <w:top w:w="85" w:type="dxa"/>
+          <w:left w:w="85" w:type="dxa"/>
+          <w:bottom w:w="85" w:type="dxa"/>
+          <w:right w:w="85" w:type="dxa"/>
+        </w:tblCellMar>
       </w:tblPr>
       <w:tblGrid>
         <w:gridCol w:w="5046"/>
@@ -8563,61 +8639,52 @@
       <w:tr>
         <w:tc>
           <w:tcPr>
-            <w:tcW w:type="dxa" w:w="5046"/>
-            <w:shd w:val="clear" w:color="auto" w:fill="D9E2F3"/>
-          </w:tcPr>
-          <w:p>
-            <w:pPr>
-              <w:jc w:val="center"/>
-            </w:pPr>
-            <w:r/>
-            <w:r>
-              <w:rPr>
-                <w:rFonts w:ascii="Arial" w:hAnsi="Arial"/>
-                <w:b/>
-                <w:sz w:val="16"/>
-              </w:rPr>
-              <w:t>Code Figure</w:t>
-            </w:r>
-          </w:p>
-        </w:tc>
-        <w:tc>
-          <w:tcPr>
-            <w:tcW w:type="dxa" w:w="5046"/>
-            <w:shd w:val="clear" w:color="auto" w:fill="D9E2F3"/>
-          </w:tcPr>
-          <w:p>
-            <w:pPr>
-              <w:jc w:val="center"/>
-            </w:pPr>
-            <w:r/>
-            <w:r>
-              <w:rPr>
-                <w:rFonts w:ascii="Arial" w:hAnsi="Arial"/>
-                <w:b/>
-                <w:sz w:val="16"/>
-              </w:rPr>
-              <w:t>Entry Name</w:t>
-            </w:r>
-          </w:p>
-        </w:tc>
-        <w:tc>
-          <w:tcPr>
-            <w:tcW w:type="dxa" w:w="5046"/>
-            <w:shd w:val="clear" w:color="auto" w:fill="D9E2F3"/>
-          </w:tcPr>
-          <w:p>
-            <w:pPr>
-              <w:jc w:val="center"/>
-            </w:pPr>
-            <w:r/>
-            <w:r>
-              <w:rPr>
-                <w:rFonts w:ascii="Arial" w:hAnsi="Arial"/>
-                <w:b/>
-                <w:sz w:val="16"/>
-              </w:rPr>
-              <w:t>Note</w:t>
+            <w:tcW w:type="dxa" w:w="1134"/>
+            <w:shd w:val="clear" w:color="auto" w:fill="D9D9D9"/>
+          </w:tcPr>
+          <w:p>
+            <w:r/>
+            <w:r>
+              <w:rPr>
+                <w:rFonts w:ascii="Verdana" w:hAnsi="Verdana"/>
+                <w:b w:val="0"/>
+                <w:sz w:val="16"/>
+              </w:rPr>
+              <w:t>CHIFFRE DU CODE</w:t>
+            </w:r>
+          </w:p>
+        </w:tc>
+        <w:tc>
+          <w:tcPr>
+            <w:tcW w:type="dxa" w:w="5046"/>
+            <w:shd w:val="clear" w:color="auto" w:fill="D9D9D9"/>
+          </w:tcPr>
+          <w:p>
+            <w:r/>
+            <w:r>
+              <w:rPr>
+                <w:rFonts w:ascii="Verdana" w:hAnsi="Verdana"/>
+                <w:b w:val="0"/>
+                <w:sz w:val="16"/>
+              </w:rPr>
+              <w:t>SIGNIFICATION</w:t>
+            </w:r>
+          </w:p>
+        </w:tc>
+        <w:tc>
+          <w:tcPr>
+            <w:tcW w:type="dxa" w:w="5046"/>
+            <w:shd w:val="clear" w:color="auto" w:fill="D9D9D9"/>
+          </w:tcPr>
+          <w:p>
+            <w:r/>
+            <w:r>
+              <w:rPr>
+                <w:rFonts w:ascii="Verdana" w:hAnsi="Verdana"/>
+                <w:b w:val="0"/>
+                <w:sz w:val="16"/>
+              </w:rPr>
+              <w:t>NOTE</w:t>
             </w:r>
           </w:p>
         </w:tc>
@@ -8631,7 +8698,7 @@
             <w:r/>
             <w:r>
               <w:rPr>
-                <w:rFonts w:ascii="Arial" w:hAnsi="Arial"/>
+                <w:rFonts w:ascii="Verdana" w:hAnsi="Verdana"/>
                 <w:b w:val="0"/>
                 <w:sz w:val="16"/>
               </w:rPr>
@@ -8647,7 +8714,7 @@
             <w:r/>
             <w:r>
               <w:rPr>
-                <w:rFonts w:ascii="Arial" w:hAnsi="Arial"/>
+                <w:rFonts w:ascii="Verdana" w:hAnsi="Verdana"/>
                 <w:b w:val="0"/>
                 <w:sz w:val="16"/>
               </w:rPr>
@@ -8663,7 +8730,7 @@
             <w:r/>
             <w:r>
               <w:rPr>
-                <w:rFonts w:ascii="Arial" w:hAnsi="Arial"/>
+                <w:rFonts w:ascii="Verdana" w:hAnsi="Verdana"/>
                 <w:b w:val="0"/>
                 <w:sz w:val="16"/>
               </w:rPr>
@@ -8680,7 +8747,7 @@
             <w:r/>
             <w:r>
               <w:rPr>
-                <w:rFonts w:ascii="Arial" w:hAnsi="Arial"/>
+                <w:rFonts w:ascii="Verdana" w:hAnsi="Verdana"/>
                 <w:b w:val="0"/>
                 <w:sz w:val="16"/>
               </w:rPr>
@@ -8696,7 +8763,7 @@
             <w:r/>
             <w:r>
               <w:rPr>
-                <w:rFonts w:ascii="Arial" w:hAnsi="Arial"/>
+                <w:rFonts w:ascii="Verdana" w:hAnsi="Verdana"/>
                 <w:b w:val="0"/>
                 <w:sz w:val="16"/>
               </w:rPr>
@@ -8712,7 +8779,7 @@
             <w:r/>
             <w:r>
               <w:rPr>
-                <w:rFonts w:ascii="Arial" w:hAnsi="Arial"/>
+                <w:rFonts w:ascii="Verdana" w:hAnsi="Verdana"/>
                 <w:b w:val="0"/>
                 <w:sz w:val="16"/>
               </w:rPr>
@@ -8729,7 +8796,7 @@
             <w:r/>
             <w:r>
               <w:rPr>
-                <w:rFonts w:ascii="Arial" w:hAnsi="Arial"/>
+                <w:rFonts w:ascii="Verdana" w:hAnsi="Verdana"/>
                 <w:b w:val="0"/>
                 <w:sz w:val="16"/>
               </w:rPr>
@@ -8745,7 +8812,7 @@
             <w:r/>
             <w:r>
               <w:rPr>
-                <w:rFonts w:ascii="Arial" w:hAnsi="Arial"/>
+                <w:rFonts w:ascii="Verdana" w:hAnsi="Verdana"/>
                 <w:b w:val="0"/>
                 <w:sz w:val="16"/>
               </w:rPr>
@@ -8761,7 +8828,7 @@
             <w:r/>
             <w:r>
               <w:rPr>
-                <w:rFonts w:ascii="Arial" w:hAnsi="Arial"/>
+                <w:rFonts w:ascii="Verdana" w:hAnsi="Verdana"/>
                 <w:b w:val="0"/>
                 <w:sz w:val="16"/>
               </w:rPr>
@@ -8778,7 +8845,7 @@
             <w:r/>
             <w:r>
               <w:rPr>
-                <w:rFonts w:ascii="Arial" w:hAnsi="Arial"/>
+                <w:rFonts w:ascii="Verdana" w:hAnsi="Verdana"/>
                 <w:b w:val="0"/>
                 <w:sz w:val="16"/>
               </w:rPr>
@@ -8794,7 +8861,7 @@
             <w:r/>
             <w:r>
               <w:rPr>
-                <w:rFonts w:ascii="Arial" w:hAnsi="Arial"/>
+                <w:rFonts w:ascii="Verdana" w:hAnsi="Verdana"/>
                 <w:b w:val="0"/>
                 <w:sz w:val="16"/>
               </w:rPr>
@@ -8810,7 +8877,7 @@
             <w:r/>
             <w:r>
               <w:rPr>
-                <w:rFonts w:ascii="Arial" w:hAnsi="Arial"/>
+                <w:rFonts w:ascii="Verdana" w:hAnsi="Verdana"/>
                 <w:b w:val="0"/>
                 <w:sz w:val="16"/>
               </w:rPr>
@@ -8823,7 +8890,7 @@
     <w:p>
       <w:r>
         <w:rPr>
-          <w:rFonts w:ascii="Arial" w:hAnsi="Arial"/>
+          <w:rFonts w:ascii="Verdana" w:hAnsi="Verdana"/>
           <w:b/>
           <w:sz w:val="18"/>
         </w:rPr>
@@ -8836,6 +8903,20 @@
         <w:tblW w:type="auto" w:w="0"/>
         <w:jc w:val="center"/>
         <w:tblLook w:firstColumn="1" w:firstRow="1" w:lastColumn="0" w:lastRow="0" w:noHBand="0" w:noVBand="1" w:val="04A0"/>
+        <w:tblBorders>
+          <w:top w:val="single" w:sz="4" w:space="0" w:color="595959"/>
+          <w:left w:val="single" w:sz="4" w:space="0" w:color="595959"/>
+          <w:bottom w:val="single" w:sz="4" w:space="0" w:color="595959"/>
+          <w:right w:val="single" w:sz="4" w:space="0" w:color="595959"/>
+          <w:insideH w:val="single" w:sz="4" w:space="0" w:color="595959"/>
+          <w:insideV w:val="single" w:sz="4" w:space="0" w:color="595959"/>
+        </w:tblBorders>
+        <w:tblCellMar>
+          <w:top w:w="85" w:type="dxa"/>
+          <w:left w:w="85" w:type="dxa"/>
+          <w:bottom w:w="85" w:type="dxa"/>
+          <w:right w:w="85" w:type="dxa"/>
+        </w:tblCellMar>
       </w:tblPr>
       <w:tblGrid>
         <w:gridCol w:w="5046"/>
@@ -8845,61 +8926,52 @@
       <w:tr>
         <w:tc>
           <w:tcPr>
-            <w:tcW w:type="dxa" w:w="5046"/>
-            <w:shd w:val="clear" w:color="auto" w:fill="D9E2F3"/>
-          </w:tcPr>
-          <w:p>
-            <w:pPr>
-              <w:jc w:val="center"/>
-            </w:pPr>
-            <w:r/>
-            <w:r>
-              <w:rPr>
-                <w:rFonts w:ascii="Arial" w:hAnsi="Arial"/>
-                <w:b/>
-                <w:sz w:val="16"/>
-              </w:rPr>
-              <w:t>Code Figure</w:t>
-            </w:r>
-          </w:p>
-        </w:tc>
-        <w:tc>
-          <w:tcPr>
-            <w:tcW w:type="dxa" w:w="5046"/>
-            <w:shd w:val="clear" w:color="auto" w:fill="D9E2F3"/>
-          </w:tcPr>
-          <w:p>
-            <w:pPr>
-              <w:jc w:val="center"/>
-            </w:pPr>
-            <w:r/>
-            <w:r>
-              <w:rPr>
-                <w:rFonts w:ascii="Arial" w:hAnsi="Arial"/>
-                <w:b/>
-                <w:sz w:val="16"/>
-              </w:rPr>
-              <w:t>Entry Name</w:t>
-            </w:r>
-          </w:p>
-        </w:tc>
-        <w:tc>
-          <w:tcPr>
-            <w:tcW w:type="dxa" w:w="5046"/>
-            <w:shd w:val="clear" w:color="auto" w:fill="D9E2F3"/>
-          </w:tcPr>
-          <w:p>
-            <w:pPr>
-              <w:jc w:val="center"/>
-            </w:pPr>
-            <w:r/>
-            <w:r>
-              <w:rPr>
-                <w:rFonts w:ascii="Arial" w:hAnsi="Arial"/>
-                <w:b/>
-                <w:sz w:val="16"/>
-              </w:rPr>
-              <w:t>Note</w:t>
+            <w:tcW w:type="dxa" w:w="1134"/>
+            <w:shd w:val="clear" w:color="auto" w:fill="D9D9D9"/>
+          </w:tcPr>
+          <w:p>
+            <w:r/>
+            <w:r>
+              <w:rPr>
+                <w:rFonts w:ascii="Verdana" w:hAnsi="Verdana"/>
+                <w:b w:val="0"/>
+                <w:sz w:val="16"/>
+              </w:rPr>
+              <w:t>CHIFFRE DU CODE</w:t>
+            </w:r>
+          </w:p>
+        </w:tc>
+        <w:tc>
+          <w:tcPr>
+            <w:tcW w:type="dxa" w:w="5046"/>
+            <w:shd w:val="clear" w:color="auto" w:fill="D9D9D9"/>
+          </w:tcPr>
+          <w:p>
+            <w:r/>
+            <w:r>
+              <w:rPr>
+                <w:rFonts w:ascii="Verdana" w:hAnsi="Verdana"/>
+                <w:b w:val="0"/>
+                <w:sz w:val="16"/>
+              </w:rPr>
+              <w:t>SIGNIFICATION</w:t>
+            </w:r>
+          </w:p>
+        </w:tc>
+        <w:tc>
+          <w:tcPr>
+            <w:tcW w:type="dxa" w:w="5046"/>
+            <w:shd w:val="clear" w:color="auto" w:fill="D9D9D9"/>
+          </w:tcPr>
+          <w:p>
+            <w:r/>
+            <w:r>
+              <w:rPr>
+                <w:rFonts w:ascii="Verdana" w:hAnsi="Verdana"/>
+                <w:b w:val="0"/>
+                <w:sz w:val="16"/>
+              </w:rPr>
+              <w:t>NOTE</w:t>
             </w:r>
           </w:p>
         </w:tc>
@@ -8913,7 +8985,7 @@
             <w:r/>
             <w:r>
               <w:rPr>
-                <w:rFonts w:ascii="Arial" w:hAnsi="Arial"/>
+                <w:rFonts w:ascii="Verdana" w:hAnsi="Verdana"/>
                 <w:b w:val="0"/>
                 <w:sz w:val="16"/>
               </w:rPr>
@@ -8929,7 +9001,7 @@
             <w:r/>
             <w:r>
               <w:rPr>
-                <w:rFonts w:ascii="Arial" w:hAnsi="Arial"/>
+                <w:rFonts w:ascii="Verdana" w:hAnsi="Verdana"/>
                 <w:b w:val="0"/>
                 <w:sz w:val="16"/>
               </w:rPr>
@@ -8945,7 +9017,7 @@
             <w:r/>
             <w:r>
               <w:rPr>
-                <w:rFonts w:ascii="Arial" w:hAnsi="Arial"/>
+                <w:rFonts w:ascii="Verdana" w:hAnsi="Verdana"/>
                 <w:b w:val="0"/>
                 <w:sz w:val="16"/>
               </w:rPr>
@@ -8962,7 +9034,7 @@
             <w:r/>
             <w:r>
               <w:rPr>
-                <w:rFonts w:ascii="Arial" w:hAnsi="Arial"/>
+                <w:rFonts w:ascii="Verdana" w:hAnsi="Verdana"/>
                 <w:b w:val="0"/>
                 <w:sz w:val="16"/>
               </w:rPr>
@@ -8978,7 +9050,7 @@
             <w:r/>
             <w:r>
               <w:rPr>
-                <w:rFonts w:ascii="Arial" w:hAnsi="Arial"/>
+                <w:rFonts w:ascii="Verdana" w:hAnsi="Verdana"/>
                 <w:b w:val="0"/>
                 <w:sz w:val="16"/>
               </w:rPr>
@@ -8994,7 +9066,7 @@
             <w:r/>
             <w:r>
               <w:rPr>
-                <w:rFonts w:ascii="Arial" w:hAnsi="Arial"/>
+                <w:rFonts w:ascii="Verdana" w:hAnsi="Verdana"/>
                 <w:b w:val="0"/>
                 <w:sz w:val="16"/>
               </w:rPr>
@@ -9011,7 +9083,7 @@
             <w:r/>
             <w:r>
               <w:rPr>
-                <w:rFonts w:ascii="Arial" w:hAnsi="Arial"/>
+                <w:rFonts w:ascii="Verdana" w:hAnsi="Verdana"/>
                 <w:b w:val="0"/>
                 <w:sz w:val="16"/>
               </w:rPr>
@@ -9027,7 +9099,7 @@
             <w:r/>
             <w:r>
               <w:rPr>
-                <w:rFonts w:ascii="Arial" w:hAnsi="Arial"/>
+                <w:rFonts w:ascii="Verdana" w:hAnsi="Verdana"/>
                 <w:b w:val="0"/>
                 <w:sz w:val="16"/>
               </w:rPr>
@@ -9043,7 +9115,7 @@
             <w:r/>
             <w:r>
               <w:rPr>
-                <w:rFonts w:ascii="Arial" w:hAnsi="Arial"/>
+                <w:rFonts w:ascii="Verdana" w:hAnsi="Verdana"/>
                 <w:b w:val="0"/>
                 <w:sz w:val="16"/>
               </w:rPr>
@@ -9060,7 +9132,7 @@
             <w:r/>
             <w:r>
               <w:rPr>
-                <w:rFonts w:ascii="Arial" w:hAnsi="Arial"/>
+                <w:rFonts w:ascii="Verdana" w:hAnsi="Verdana"/>
                 <w:b w:val="0"/>
                 <w:sz w:val="16"/>
               </w:rPr>
@@ -9076,7 +9148,7 @@
             <w:r/>
             <w:r>
               <w:rPr>
-                <w:rFonts w:ascii="Arial" w:hAnsi="Arial"/>
+                <w:rFonts w:ascii="Verdana" w:hAnsi="Verdana"/>
                 <w:b w:val="0"/>
                 <w:sz w:val="16"/>
               </w:rPr>
@@ -9092,7 +9164,7 @@
             <w:r/>
             <w:r>
               <w:rPr>
-                <w:rFonts w:ascii="Arial" w:hAnsi="Arial"/>
+                <w:rFonts w:ascii="Verdana" w:hAnsi="Verdana"/>
                 <w:b w:val="0"/>
                 <w:sz w:val="16"/>
               </w:rPr>
@@ -9105,7 +9177,7 @@
     <w:p>
       <w:r>
         <w:rPr>
-          <w:rFonts w:ascii="Arial" w:hAnsi="Arial"/>
+          <w:rFonts w:ascii="Verdana" w:hAnsi="Verdana"/>
           <w:b/>
           <w:sz w:val="18"/>
         </w:rPr>
@@ -9118,6 +9190,20 @@
         <w:tblW w:type="auto" w:w="0"/>
         <w:jc w:val="center"/>
         <w:tblLook w:firstColumn="1" w:firstRow="1" w:lastColumn="0" w:lastRow="0" w:noHBand="0" w:noVBand="1" w:val="04A0"/>
+        <w:tblBorders>
+          <w:top w:val="single" w:sz="4" w:space="0" w:color="595959"/>
+          <w:left w:val="single" w:sz="4" w:space="0" w:color="595959"/>
+          <w:bottom w:val="single" w:sz="4" w:space="0" w:color="595959"/>
+          <w:right w:val="single" w:sz="4" w:space="0" w:color="595959"/>
+          <w:insideH w:val="single" w:sz="4" w:space="0" w:color="595959"/>
+          <w:insideV w:val="single" w:sz="4" w:space="0" w:color="595959"/>
+        </w:tblBorders>
+        <w:tblCellMar>
+          <w:top w:w="85" w:type="dxa"/>
+          <w:left w:w="85" w:type="dxa"/>
+          <w:bottom w:w="85" w:type="dxa"/>
+          <w:right w:w="85" w:type="dxa"/>
+        </w:tblCellMar>
       </w:tblPr>
       <w:tblGrid>
         <w:gridCol w:w="5046"/>
@@ -9127,61 +9213,52 @@
       <w:tr>
         <w:tc>
           <w:tcPr>
-            <w:tcW w:type="dxa" w:w="5046"/>
-            <w:shd w:val="clear" w:color="auto" w:fill="D9E2F3"/>
-          </w:tcPr>
-          <w:p>
-            <w:pPr>
-              <w:jc w:val="center"/>
-            </w:pPr>
-            <w:r/>
-            <w:r>
-              <w:rPr>
-                <w:rFonts w:ascii="Arial" w:hAnsi="Arial"/>
-                <w:b/>
-                <w:sz w:val="16"/>
-              </w:rPr>
-              <w:t>Code Figure</w:t>
-            </w:r>
-          </w:p>
-        </w:tc>
-        <w:tc>
-          <w:tcPr>
-            <w:tcW w:type="dxa" w:w="5046"/>
-            <w:shd w:val="clear" w:color="auto" w:fill="D9E2F3"/>
-          </w:tcPr>
-          <w:p>
-            <w:pPr>
-              <w:jc w:val="center"/>
-            </w:pPr>
-            <w:r/>
-            <w:r>
-              <w:rPr>
-                <w:rFonts w:ascii="Arial" w:hAnsi="Arial"/>
-                <w:b/>
-                <w:sz w:val="16"/>
-              </w:rPr>
-              <w:t>Entry Name</w:t>
-            </w:r>
-          </w:p>
-        </w:tc>
-        <w:tc>
-          <w:tcPr>
-            <w:tcW w:type="dxa" w:w="5046"/>
-            <w:shd w:val="clear" w:color="auto" w:fill="D9E2F3"/>
-          </w:tcPr>
-          <w:p>
-            <w:pPr>
-              <w:jc w:val="center"/>
-            </w:pPr>
-            <w:r/>
-            <w:r>
-              <w:rPr>
-                <w:rFonts w:ascii="Arial" w:hAnsi="Arial"/>
-                <w:b/>
-                <w:sz w:val="16"/>
-              </w:rPr>
-              <w:t>Note</w:t>
+            <w:tcW w:type="dxa" w:w="1134"/>
+            <w:shd w:val="clear" w:color="auto" w:fill="D9D9D9"/>
+          </w:tcPr>
+          <w:p>
+            <w:r/>
+            <w:r>
+              <w:rPr>
+                <w:rFonts w:ascii="Verdana" w:hAnsi="Verdana"/>
+                <w:b w:val="0"/>
+                <w:sz w:val="16"/>
+              </w:rPr>
+              <w:t>CHIFFRE DU CODE</w:t>
+            </w:r>
+          </w:p>
+        </w:tc>
+        <w:tc>
+          <w:tcPr>
+            <w:tcW w:type="dxa" w:w="5046"/>
+            <w:shd w:val="clear" w:color="auto" w:fill="D9D9D9"/>
+          </w:tcPr>
+          <w:p>
+            <w:r/>
+            <w:r>
+              <w:rPr>
+                <w:rFonts w:ascii="Verdana" w:hAnsi="Verdana"/>
+                <w:b w:val="0"/>
+                <w:sz w:val="16"/>
+              </w:rPr>
+              <w:t>SIGNIFICATION</w:t>
+            </w:r>
+          </w:p>
+        </w:tc>
+        <w:tc>
+          <w:tcPr>
+            <w:tcW w:type="dxa" w:w="5046"/>
+            <w:shd w:val="clear" w:color="auto" w:fill="D9D9D9"/>
+          </w:tcPr>
+          <w:p>
+            <w:r/>
+            <w:r>
+              <w:rPr>
+                <w:rFonts w:ascii="Verdana" w:hAnsi="Verdana"/>
+                <w:b w:val="0"/>
+                <w:sz w:val="16"/>
+              </w:rPr>
+              <w:t>NOTE</w:t>
             </w:r>
           </w:p>
         </w:tc>
@@ -9195,7 +9272,7 @@
             <w:r/>
             <w:r>
               <w:rPr>
-                <w:rFonts w:ascii="Arial" w:hAnsi="Arial"/>
+                <w:rFonts w:ascii="Verdana" w:hAnsi="Verdana"/>
                 <w:b w:val="0"/>
                 <w:sz w:val="16"/>
               </w:rPr>
@@ -9211,7 +9288,7 @@
             <w:r/>
             <w:r>
               <w:rPr>
-                <w:rFonts w:ascii="Arial" w:hAnsi="Arial"/>
+                <w:rFonts w:ascii="Verdana" w:hAnsi="Verdana"/>
                 <w:b w:val="0"/>
                 <w:sz w:val="16"/>
               </w:rPr>
@@ -9227,7 +9304,7 @@
             <w:r/>
             <w:r>
               <w:rPr>
-                <w:rFonts w:ascii="Arial" w:hAnsi="Arial"/>
+                <w:rFonts w:ascii="Verdana" w:hAnsi="Verdana"/>
                 <w:b w:val="0"/>
                 <w:sz w:val="16"/>
               </w:rPr>
@@ -9244,7 +9321,7 @@
             <w:r/>
             <w:r>
               <w:rPr>
-                <w:rFonts w:ascii="Arial" w:hAnsi="Arial"/>
+                <w:rFonts w:ascii="Verdana" w:hAnsi="Verdana"/>
                 <w:b w:val="0"/>
                 <w:sz w:val="16"/>
               </w:rPr>
@@ -9260,7 +9337,7 @@
             <w:r/>
             <w:r>
               <w:rPr>
-                <w:rFonts w:ascii="Arial" w:hAnsi="Arial"/>
+                <w:rFonts w:ascii="Verdana" w:hAnsi="Verdana"/>
                 <w:b w:val="0"/>
                 <w:sz w:val="16"/>
               </w:rPr>
@@ -9276,7 +9353,7 @@
             <w:r/>
             <w:r>
               <w:rPr>
-                <w:rFonts w:ascii="Arial" w:hAnsi="Arial"/>
+                <w:rFonts w:ascii="Verdana" w:hAnsi="Verdana"/>
                 <w:b w:val="0"/>
                 <w:sz w:val="16"/>
               </w:rPr>
@@ -9293,7 +9370,7 @@
             <w:r/>
             <w:r>
               <w:rPr>
-                <w:rFonts w:ascii="Arial" w:hAnsi="Arial"/>
+                <w:rFonts w:ascii="Verdana" w:hAnsi="Verdana"/>
                 <w:b w:val="0"/>
                 <w:sz w:val="16"/>
               </w:rPr>
@@ -9309,7 +9386,7 @@
             <w:r/>
             <w:r>
               <w:rPr>
-                <w:rFonts w:ascii="Arial" w:hAnsi="Arial"/>
+                <w:rFonts w:ascii="Verdana" w:hAnsi="Verdana"/>
                 <w:b w:val="0"/>
                 <w:sz w:val="16"/>
               </w:rPr>
@@ -9325,7 +9402,7 @@
             <w:r/>
             <w:r>
               <w:rPr>
-                <w:rFonts w:ascii="Arial" w:hAnsi="Arial"/>
+                <w:rFonts w:ascii="Verdana" w:hAnsi="Verdana"/>
                 <w:b w:val="0"/>
                 <w:sz w:val="16"/>
               </w:rPr>
@@ -9342,7 +9419,7 @@
             <w:r/>
             <w:r>
               <w:rPr>
-                <w:rFonts w:ascii="Arial" w:hAnsi="Arial"/>
+                <w:rFonts w:ascii="Verdana" w:hAnsi="Verdana"/>
                 <w:b w:val="0"/>
                 <w:sz w:val="16"/>
               </w:rPr>
@@ -9358,7 +9435,7 @@
             <w:r/>
             <w:r>
               <w:rPr>
-                <w:rFonts w:ascii="Arial" w:hAnsi="Arial"/>
+                <w:rFonts w:ascii="Verdana" w:hAnsi="Verdana"/>
                 <w:b w:val="0"/>
                 <w:sz w:val="16"/>
               </w:rPr>
@@ -9374,7 +9451,7 @@
             <w:r/>
             <w:r>
               <w:rPr>
-                <w:rFonts w:ascii="Arial" w:hAnsi="Arial"/>
+                <w:rFonts w:ascii="Verdana" w:hAnsi="Verdana"/>
                 <w:b w:val="0"/>
                 <w:sz w:val="16"/>
               </w:rPr>
@@ -9391,7 +9468,7 @@
             <w:r/>
             <w:r>
               <w:rPr>
-                <w:rFonts w:ascii="Arial" w:hAnsi="Arial"/>
+                <w:rFonts w:ascii="Verdana" w:hAnsi="Verdana"/>
                 <w:b w:val="0"/>
                 <w:sz w:val="16"/>
               </w:rPr>
@@ -9407,7 +9484,7 @@
             <w:r/>
             <w:r>
               <w:rPr>
-                <w:rFonts w:ascii="Arial" w:hAnsi="Arial"/>
+                <w:rFonts w:ascii="Verdana" w:hAnsi="Verdana"/>
                 <w:b w:val="0"/>
                 <w:sz w:val="16"/>
               </w:rPr>
@@ -9423,7 +9500,7 @@
             <w:r/>
             <w:r>
               <w:rPr>
-                <w:rFonts w:ascii="Arial" w:hAnsi="Arial"/>
+                <w:rFonts w:ascii="Verdana" w:hAnsi="Verdana"/>
                 <w:b w:val="0"/>
                 <w:sz w:val="16"/>
               </w:rPr>
@@ -9440,7 +9517,7 @@
             <w:r/>
             <w:r>
               <w:rPr>
-                <w:rFonts w:ascii="Arial" w:hAnsi="Arial"/>
+                <w:rFonts w:ascii="Verdana" w:hAnsi="Verdana"/>
                 <w:b w:val="0"/>
                 <w:sz w:val="16"/>
               </w:rPr>
@@ -9456,7 +9533,7 @@
             <w:r/>
             <w:r>
               <w:rPr>
-                <w:rFonts w:ascii="Arial" w:hAnsi="Arial"/>
+                <w:rFonts w:ascii="Verdana" w:hAnsi="Verdana"/>
                 <w:b w:val="0"/>
                 <w:sz w:val="16"/>
               </w:rPr>
@@ -9472,7 +9549,7 @@
             <w:r/>
             <w:r>
               <w:rPr>
-                <w:rFonts w:ascii="Arial" w:hAnsi="Arial"/>
+                <w:rFonts w:ascii="Verdana" w:hAnsi="Verdana"/>
                 <w:b w:val="0"/>
                 <w:sz w:val="16"/>
               </w:rPr>
@@ -9489,7 +9566,7 @@
             <w:r/>
             <w:r>
               <w:rPr>
-                <w:rFonts w:ascii="Arial" w:hAnsi="Arial"/>
+                <w:rFonts w:ascii="Verdana" w:hAnsi="Verdana"/>
                 <w:b w:val="0"/>
                 <w:sz w:val="16"/>
               </w:rPr>
@@ -9505,7 +9582,7 @@
             <w:r/>
             <w:r>
               <w:rPr>
-                <w:rFonts w:ascii="Arial" w:hAnsi="Arial"/>
+                <w:rFonts w:ascii="Verdana" w:hAnsi="Verdana"/>
                 <w:b w:val="0"/>
                 <w:sz w:val="16"/>
               </w:rPr>
@@ -9521,7 +9598,7 @@
             <w:r/>
             <w:r>
               <w:rPr>
-                <w:rFonts w:ascii="Arial" w:hAnsi="Arial"/>
+                <w:rFonts w:ascii="Verdana" w:hAnsi="Verdana"/>
                 <w:b w:val="0"/>
                 <w:sz w:val="16"/>
               </w:rPr>
@@ -9538,7 +9615,7 @@
             <w:r/>
             <w:r>
               <w:rPr>
-                <w:rFonts w:ascii="Arial" w:hAnsi="Arial"/>
+                <w:rFonts w:ascii="Verdana" w:hAnsi="Verdana"/>
                 <w:b w:val="0"/>
                 <w:sz w:val="16"/>
               </w:rPr>
@@ -9554,7 +9631,7 @@
             <w:r/>
             <w:r>
               <w:rPr>
-                <w:rFonts w:ascii="Arial" w:hAnsi="Arial"/>
+                <w:rFonts w:ascii="Verdana" w:hAnsi="Verdana"/>
                 <w:b w:val="0"/>
                 <w:sz w:val="16"/>
               </w:rPr>
@@ -9570,7 +9647,7 @@
             <w:r/>
             <w:r>
               <w:rPr>
-                <w:rFonts w:ascii="Arial" w:hAnsi="Arial"/>
+                <w:rFonts w:ascii="Verdana" w:hAnsi="Verdana"/>
                 <w:b w:val="0"/>
                 <w:sz w:val="16"/>
               </w:rPr>
@@ -9587,7 +9664,7 @@
             <w:r/>
             <w:r>
               <w:rPr>
-                <w:rFonts w:ascii="Arial" w:hAnsi="Arial"/>
+                <w:rFonts w:ascii="Verdana" w:hAnsi="Verdana"/>
                 <w:b w:val="0"/>
                 <w:sz w:val="16"/>
               </w:rPr>
@@ -9603,7 +9680,7 @@
             <w:r/>
             <w:r>
               <w:rPr>
-                <w:rFonts w:ascii="Arial" w:hAnsi="Arial"/>
+                <w:rFonts w:ascii="Verdana" w:hAnsi="Verdana"/>
                 <w:b w:val="0"/>
                 <w:sz w:val="16"/>
               </w:rPr>
@@ -9619,7 +9696,7 @@
             <w:r/>
             <w:r>
               <w:rPr>
-                <w:rFonts w:ascii="Arial" w:hAnsi="Arial"/>
+                <w:rFonts w:ascii="Verdana" w:hAnsi="Verdana"/>
                 <w:b w:val="0"/>
                 <w:sz w:val="16"/>
               </w:rPr>
@@ -9636,7 +9713,7 @@
             <w:r/>
             <w:r>
               <w:rPr>
-                <w:rFonts w:ascii="Arial" w:hAnsi="Arial"/>
+                <w:rFonts w:ascii="Verdana" w:hAnsi="Verdana"/>
                 <w:b w:val="0"/>
                 <w:sz w:val="16"/>
               </w:rPr>
@@ -9652,7 +9729,7 @@
             <w:r/>
             <w:r>
               <w:rPr>
-                <w:rFonts w:ascii="Arial" w:hAnsi="Arial"/>
+                <w:rFonts w:ascii="Verdana" w:hAnsi="Verdana"/>
                 <w:b w:val="0"/>
                 <w:sz w:val="16"/>
               </w:rPr>
@@ -9668,7 +9745,7 @@
             <w:r/>
             <w:r>
               <w:rPr>
-                <w:rFonts w:ascii="Arial" w:hAnsi="Arial"/>
+                <w:rFonts w:ascii="Verdana" w:hAnsi="Verdana"/>
                 <w:b w:val="0"/>
                 <w:sz w:val="16"/>
               </w:rPr>
@@ -9685,7 +9762,7 @@
             <w:r/>
             <w:r>
               <w:rPr>
-                <w:rFonts w:ascii="Arial" w:hAnsi="Arial"/>
+                <w:rFonts w:ascii="Verdana" w:hAnsi="Verdana"/>
                 <w:b w:val="0"/>
                 <w:sz w:val="16"/>
               </w:rPr>
@@ -9701,7 +9778,7 @@
             <w:r/>
             <w:r>
               <w:rPr>
-                <w:rFonts w:ascii="Arial" w:hAnsi="Arial"/>
+                <w:rFonts w:ascii="Verdana" w:hAnsi="Verdana"/>
                 <w:b w:val="0"/>
                 <w:sz w:val="16"/>
               </w:rPr>
@@ -9717,7 +9794,7 @@
             <w:r/>
             <w:r>
               <w:rPr>
-                <w:rFonts w:ascii="Arial" w:hAnsi="Arial"/>
+                <w:rFonts w:ascii="Verdana" w:hAnsi="Verdana"/>
                 <w:b w:val="0"/>
                 <w:sz w:val="16"/>
               </w:rPr>
@@ -9734,7 +9811,7 @@
             <w:r/>
             <w:r>
               <w:rPr>
-                <w:rFonts w:ascii="Arial" w:hAnsi="Arial"/>
+                <w:rFonts w:ascii="Verdana" w:hAnsi="Verdana"/>
                 <w:b w:val="0"/>
                 <w:sz w:val="16"/>
               </w:rPr>
@@ -9750,7 +9827,7 @@
             <w:r/>
             <w:r>
               <w:rPr>
-                <w:rFonts w:ascii="Arial" w:hAnsi="Arial"/>
+                <w:rFonts w:ascii="Verdana" w:hAnsi="Verdana"/>
                 <w:b w:val="0"/>
                 <w:sz w:val="16"/>
               </w:rPr>
@@ -9766,7 +9843,7 @@
             <w:r/>
             <w:r>
               <w:rPr>
-                <w:rFonts w:ascii="Arial" w:hAnsi="Arial"/>
+                <w:rFonts w:ascii="Verdana" w:hAnsi="Verdana"/>
                 <w:b w:val="0"/>
                 <w:sz w:val="16"/>
               </w:rPr>
@@ -9783,7 +9860,7 @@
             <w:r/>
             <w:r>
               <w:rPr>
-                <w:rFonts w:ascii="Arial" w:hAnsi="Arial"/>
+                <w:rFonts w:ascii="Verdana" w:hAnsi="Verdana"/>
                 <w:b w:val="0"/>
                 <w:sz w:val="16"/>
               </w:rPr>
@@ -9799,7 +9876,7 @@
             <w:r/>
             <w:r>
               <w:rPr>
-                <w:rFonts w:ascii="Arial" w:hAnsi="Arial"/>
+                <w:rFonts w:ascii="Verdana" w:hAnsi="Verdana"/>
                 <w:b w:val="0"/>
                 <w:sz w:val="16"/>
               </w:rPr>
@@ -9815,7 +9892,7 @@
             <w:r/>
             <w:r>
               <w:rPr>
-                <w:rFonts w:ascii="Arial" w:hAnsi="Arial"/>
+                <w:rFonts w:ascii="Verdana" w:hAnsi="Verdana"/>
                 <w:b w:val="0"/>
                 <w:sz w:val="16"/>
               </w:rPr>
@@ -9832,7 +9909,7 @@
             <w:r/>
             <w:r>
               <w:rPr>
-                <w:rFonts w:ascii="Arial" w:hAnsi="Arial"/>
+                <w:rFonts w:ascii="Verdana" w:hAnsi="Verdana"/>
                 <w:b w:val="0"/>
                 <w:sz w:val="16"/>
               </w:rPr>
@@ -9848,7 +9925,7 @@
             <w:r/>
             <w:r>
               <w:rPr>
-                <w:rFonts w:ascii="Arial" w:hAnsi="Arial"/>
+                <w:rFonts w:ascii="Verdana" w:hAnsi="Verdana"/>
                 <w:b w:val="0"/>
                 <w:sz w:val="16"/>
               </w:rPr>
@@ -9864,7 +9941,7 @@
             <w:r/>
             <w:r>
               <w:rPr>
-                <w:rFonts w:ascii="Arial" w:hAnsi="Arial"/>
+                <w:rFonts w:ascii="Verdana" w:hAnsi="Verdana"/>
                 <w:b w:val="0"/>
                 <w:sz w:val="16"/>
               </w:rPr>
@@ -9881,7 +9958,7 @@
             <w:r/>
             <w:r>
               <w:rPr>
-                <w:rFonts w:ascii="Arial" w:hAnsi="Arial"/>
+                <w:rFonts w:ascii="Verdana" w:hAnsi="Verdana"/>
                 <w:b w:val="0"/>
                 <w:sz w:val="16"/>
               </w:rPr>
@@ -9897,7 +9974,7 @@
             <w:r/>
             <w:r>
               <w:rPr>
-                <w:rFonts w:ascii="Arial" w:hAnsi="Arial"/>
+                <w:rFonts w:ascii="Verdana" w:hAnsi="Verdana"/>
                 <w:b w:val="0"/>
                 <w:sz w:val="16"/>
               </w:rPr>
@@ -9913,7 +9990,7 @@
             <w:r/>
             <w:r>
               <w:rPr>
-                <w:rFonts w:ascii="Arial" w:hAnsi="Arial"/>
+                <w:rFonts w:ascii="Verdana" w:hAnsi="Verdana"/>
                 <w:b w:val="0"/>
                 <w:sz w:val="16"/>
               </w:rPr>
@@ -9930,7 +10007,7 @@
             <w:r/>
             <w:r>
               <w:rPr>
-                <w:rFonts w:ascii="Arial" w:hAnsi="Arial"/>
+                <w:rFonts w:ascii="Verdana" w:hAnsi="Verdana"/>
                 <w:b w:val="0"/>
                 <w:sz w:val="16"/>
               </w:rPr>
@@ -9946,7 +10023,7 @@
             <w:r/>
             <w:r>
               <w:rPr>
-                <w:rFonts w:ascii="Arial" w:hAnsi="Arial"/>
+                <w:rFonts w:ascii="Verdana" w:hAnsi="Verdana"/>
                 <w:b w:val="0"/>
                 <w:sz w:val="16"/>
               </w:rPr>
@@ -9962,7 +10039,7 @@
             <w:r/>
             <w:r>
               <w:rPr>
-                <w:rFonts w:ascii="Arial" w:hAnsi="Arial"/>
+                <w:rFonts w:ascii="Verdana" w:hAnsi="Verdana"/>
                 <w:b w:val="0"/>
                 <w:sz w:val="16"/>
               </w:rPr>
@@ -9979,7 +10056,7 @@
             <w:r/>
             <w:r>
               <w:rPr>
-                <w:rFonts w:ascii="Arial" w:hAnsi="Arial"/>
+                <w:rFonts w:ascii="Verdana" w:hAnsi="Verdana"/>
                 <w:b w:val="0"/>
                 <w:sz w:val="16"/>
               </w:rPr>
@@ -9995,7 +10072,7 @@
             <w:r/>
             <w:r>
               <w:rPr>
-                <w:rFonts w:ascii="Arial" w:hAnsi="Arial"/>
+                <w:rFonts w:ascii="Verdana" w:hAnsi="Verdana"/>
                 <w:b w:val="0"/>
                 <w:sz w:val="16"/>
               </w:rPr>
@@ -10011,7 +10088,7 @@
             <w:r/>
             <w:r>
               <w:rPr>
-                <w:rFonts w:ascii="Arial" w:hAnsi="Arial"/>
+                <w:rFonts w:ascii="Verdana" w:hAnsi="Verdana"/>
                 <w:b w:val="0"/>
                 <w:sz w:val="16"/>
               </w:rPr>
@@ -10028,7 +10105,7 @@
             <w:r/>
             <w:r>
               <w:rPr>
-                <w:rFonts w:ascii="Arial" w:hAnsi="Arial"/>
+                <w:rFonts w:ascii="Verdana" w:hAnsi="Verdana"/>
                 <w:b w:val="0"/>
                 <w:sz w:val="16"/>
               </w:rPr>
@@ -10044,7 +10121,7 @@
             <w:r/>
             <w:r>
               <w:rPr>
-                <w:rFonts w:ascii="Arial" w:hAnsi="Arial"/>
+                <w:rFonts w:ascii="Verdana" w:hAnsi="Verdana"/>
                 <w:b w:val="0"/>
                 <w:sz w:val="16"/>
               </w:rPr>
@@ -10060,7 +10137,7 @@
             <w:r/>
             <w:r>
               <w:rPr>
-                <w:rFonts w:ascii="Arial" w:hAnsi="Arial"/>
+                <w:rFonts w:ascii="Verdana" w:hAnsi="Verdana"/>
                 <w:b w:val="0"/>
                 <w:sz w:val="16"/>
               </w:rPr>
@@ -10073,7 +10150,7 @@
     <w:p>
       <w:r>
         <w:rPr>
-          <w:rFonts w:ascii="Arial" w:hAnsi="Arial"/>
+          <w:rFonts w:ascii="Verdana" w:hAnsi="Verdana"/>
           <w:b/>
           <w:sz w:val="18"/>
         </w:rPr>
@@ -10086,6 +10163,20 @@
         <w:tblW w:type="auto" w:w="0"/>
         <w:jc w:val="center"/>
         <w:tblLook w:firstColumn="1" w:firstRow="1" w:lastColumn="0" w:lastRow="0" w:noHBand="0" w:noVBand="1" w:val="04A0"/>
+        <w:tblBorders>
+          <w:top w:val="single" w:sz="4" w:space="0" w:color="595959"/>
+          <w:left w:val="single" w:sz="4" w:space="0" w:color="595959"/>
+          <w:bottom w:val="single" w:sz="4" w:space="0" w:color="595959"/>
+          <w:right w:val="single" w:sz="4" w:space="0" w:color="595959"/>
+          <w:insideH w:val="single" w:sz="4" w:space="0" w:color="595959"/>
+          <w:insideV w:val="single" w:sz="4" w:space="0" w:color="595959"/>
+        </w:tblBorders>
+        <w:tblCellMar>
+          <w:top w:w="85" w:type="dxa"/>
+          <w:left w:w="85" w:type="dxa"/>
+          <w:bottom w:w="85" w:type="dxa"/>
+          <w:right w:w="85" w:type="dxa"/>
+        </w:tblCellMar>
       </w:tblPr>
       <w:tblGrid>
         <w:gridCol w:w="5046"/>
@@ -10095,61 +10186,52 @@
       <w:tr>
         <w:tc>
           <w:tcPr>
-            <w:tcW w:type="dxa" w:w="5046"/>
-            <w:shd w:val="clear" w:color="auto" w:fill="D9E2F3"/>
-          </w:tcPr>
-          <w:p>
-            <w:pPr>
-              <w:jc w:val="center"/>
-            </w:pPr>
-            <w:r/>
-            <w:r>
-              <w:rPr>
-                <w:rFonts w:ascii="Arial" w:hAnsi="Arial"/>
-                <w:b/>
-                <w:sz w:val="16"/>
-              </w:rPr>
-              <w:t>Code Figure</w:t>
-            </w:r>
-          </w:p>
-        </w:tc>
-        <w:tc>
-          <w:tcPr>
-            <w:tcW w:type="dxa" w:w="5046"/>
-            <w:shd w:val="clear" w:color="auto" w:fill="D9E2F3"/>
-          </w:tcPr>
-          <w:p>
-            <w:pPr>
-              <w:jc w:val="center"/>
-            </w:pPr>
-            <w:r/>
-            <w:r>
-              <w:rPr>
-                <w:rFonts w:ascii="Arial" w:hAnsi="Arial"/>
-                <w:b/>
-                <w:sz w:val="16"/>
-              </w:rPr>
-              <w:t>Entry Name</w:t>
-            </w:r>
-          </w:p>
-        </w:tc>
-        <w:tc>
-          <w:tcPr>
-            <w:tcW w:type="dxa" w:w="5046"/>
-            <w:shd w:val="clear" w:color="auto" w:fill="D9E2F3"/>
-          </w:tcPr>
-          <w:p>
-            <w:pPr>
-              <w:jc w:val="center"/>
-            </w:pPr>
-            <w:r/>
-            <w:r>
-              <w:rPr>
-                <w:rFonts w:ascii="Arial" w:hAnsi="Arial"/>
-                <w:b/>
-                <w:sz w:val="16"/>
-              </w:rPr>
-              <w:t>Note</w:t>
+            <w:tcW w:type="dxa" w:w="1134"/>
+            <w:shd w:val="clear" w:color="auto" w:fill="D9D9D9"/>
+          </w:tcPr>
+          <w:p>
+            <w:r/>
+            <w:r>
+              <w:rPr>
+                <w:rFonts w:ascii="Verdana" w:hAnsi="Verdana"/>
+                <w:b w:val="0"/>
+                <w:sz w:val="16"/>
+              </w:rPr>
+              <w:t>CHIFFRE DU CODE</w:t>
+            </w:r>
+          </w:p>
+        </w:tc>
+        <w:tc>
+          <w:tcPr>
+            <w:tcW w:type="dxa" w:w="5046"/>
+            <w:shd w:val="clear" w:color="auto" w:fill="D9D9D9"/>
+          </w:tcPr>
+          <w:p>
+            <w:r/>
+            <w:r>
+              <w:rPr>
+                <w:rFonts w:ascii="Verdana" w:hAnsi="Verdana"/>
+                <w:b w:val="0"/>
+                <w:sz w:val="16"/>
+              </w:rPr>
+              <w:t>SIGNIFICATION</w:t>
+            </w:r>
+          </w:p>
+        </w:tc>
+        <w:tc>
+          <w:tcPr>
+            <w:tcW w:type="dxa" w:w="5046"/>
+            <w:shd w:val="clear" w:color="auto" w:fill="D9D9D9"/>
+          </w:tcPr>
+          <w:p>
+            <w:r/>
+            <w:r>
+              <w:rPr>
+                <w:rFonts w:ascii="Verdana" w:hAnsi="Verdana"/>
+                <w:b w:val="0"/>
+                <w:sz w:val="16"/>
+              </w:rPr>
+              <w:t>NOTE</w:t>
             </w:r>
           </w:p>
         </w:tc>
@@ -10163,7 +10245,7 @@
             <w:r/>
             <w:r>
               <w:rPr>
-                <w:rFonts w:ascii="Arial" w:hAnsi="Arial"/>
+                <w:rFonts w:ascii="Verdana" w:hAnsi="Verdana"/>
                 <w:b w:val="0"/>
                 <w:sz w:val="16"/>
               </w:rPr>
@@ -10179,7 +10261,7 @@
             <w:r/>
             <w:r>
               <w:rPr>
-                <w:rFonts w:ascii="Arial" w:hAnsi="Arial"/>
+                <w:rFonts w:ascii="Verdana" w:hAnsi="Verdana"/>
                 <w:b w:val="0"/>
                 <w:sz w:val="16"/>
               </w:rPr>
@@ -10195,7 +10277,7 @@
             <w:r/>
             <w:r>
               <w:rPr>
-                <w:rFonts w:ascii="Arial" w:hAnsi="Arial"/>
+                <w:rFonts w:ascii="Verdana" w:hAnsi="Verdana"/>
                 <w:b w:val="0"/>
                 <w:sz w:val="16"/>
               </w:rPr>
@@ -10212,7 +10294,7 @@
             <w:r/>
             <w:r>
               <w:rPr>
-                <w:rFonts w:ascii="Arial" w:hAnsi="Arial"/>
+                <w:rFonts w:ascii="Verdana" w:hAnsi="Verdana"/>
                 <w:b w:val="0"/>
                 <w:sz w:val="16"/>
               </w:rPr>
@@ -10228,7 +10310,7 @@
             <w:r/>
             <w:r>
               <w:rPr>
-                <w:rFonts w:ascii="Arial" w:hAnsi="Arial"/>
+                <w:rFonts w:ascii="Verdana" w:hAnsi="Verdana"/>
                 <w:b w:val="0"/>
                 <w:sz w:val="16"/>
               </w:rPr>
@@ -10244,7 +10326,7 @@
             <w:r/>
             <w:r>
               <w:rPr>
-                <w:rFonts w:ascii="Arial" w:hAnsi="Arial"/>
+                <w:rFonts w:ascii="Verdana" w:hAnsi="Verdana"/>
                 <w:b w:val="0"/>
                 <w:sz w:val="16"/>
               </w:rPr>
@@ -10261,7 +10343,7 @@
             <w:r/>
             <w:r>
               <w:rPr>
-                <w:rFonts w:ascii="Arial" w:hAnsi="Arial"/>
+                <w:rFonts w:ascii="Verdana" w:hAnsi="Verdana"/>
                 <w:b w:val="0"/>
                 <w:sz w:val="16"/>
               </w:rPr>
@@ -10277,7 +10359,7 @@
             <w:r/>
             <w:r>
               <w:rPr>
-                <w:rFonts w:ascii="Arial" w:hAnsi="Arial"/>
+                <w:rFonts w:ascii="Verdana" w:hAnsi="Verdana"/>
                 <w:b w:val="0"/>
                 <w:sz w:val="16"/>
               </w:rPr>
@@ -10293,7 +10375,7 @@
             <w:r/>
             <w:r>
               <w:rPr>
-                <w:rFonts w:ascii="Arial" w:hAnsi="Arial"/>
+                <w:rFonts w:ascii="Verdana" w:hAnsi="Verdana"/>
                 <w:b w:val="0"/>
                 <w:sz w:val="16"/>
               </w:rPr>
@@ -10310,7 +10392,7 @@
             <w:r/>
             <w:r>
               <w:rPr>
-                <w:rFonts w:ascii="Arial" w:hAnsi="Arial"/>
+                <w:rFonts w:ascii="Verdana" w:hAnsi="Verdana"/>
                 <w:b w:val="0"/>
                 <w:sz w:val="16"/>
               </w:rPr>
@@ -10326,7 +10408,7 @@
             <w:r/>
             <w:r>
               <w:rPr>
-                <w:rFonts w:ascii="Arial" w:hAnsi="Arial"/>
+                <w:rFonts w:ascii="Verdana" w:hAnsi="Verdana"/>
                 <w:b w:val="0"/>
                 <w:sz w:val="16"/>
               </w:rPr>
@@ -10342,7 +10424,7 @@
             <w:r/>
             <w:r>
               <w:rPr>
-                <w:rFonts w:ascii="Arial" w:hAnsi="Arial"/>
+                <w:rFonts w:ascii="Verdana" w:hAnsi="Verdana"/>
                 <w:b w:val="0"/>
                 <w:sz w:val="16"/>
               </w:rPr>
@@ -10355,7 +10437,7 @@
     <w:p>
       <w:r>
         <w:rPr>
-          <w:rFonts w:ascii="Arial" w:hAnsi="Arial"/>
+          <w:rFonts w:ascii="Verdana" w:hAnsi="Verdana"/>
           <w:b/>
           <w:sz w:val="18"/>
         </w:rPr>
@@ -10368,6 +10450,20 @@
         <w:tblW w:type="auto" w:w="0"/>
         <w:jc w:val="center"/>
         <w:tblLook w:firstColumn="1" w:firstRow="1" w:lastColumn="0" w:lastRow="0" w:noHBand="0" w:noVBand="1" w:val="04A0"/>
+        <w:tblBorders>
+          <w:top w:val="single" w:sz="4" w:space="0" w:color="595959"/>
+          <w:left w:val="single" w:sz="4" w:space="0" w:color="595959"/>
+          <w:bottom w:val="single" w:sz="4" w:space="0" w:color="595959"/>
+          <w:right w:val="single" w:sz="4" w:space="0" w:color="595959"/>
+          <w:insideH w:val="single" w:sz="4" w:space="0" w:color="595959"/>
+          <w:insideV w:val="single" w:sz="4" w:space="0" w:color="595959"/>
+        </w:tblBorders>
+        <w:tblCellMar>
+          <w:top w:w="85" w:type="dxa"/>
+          <w:left w:w="85" w:type="dxa"/>
+          <w:bottom w:w="85" w:type="dxa"/>
+          <w:right w:w="85" w:type="dxa"/>
+        </w:tblCellMar>
       </w:tblPr>
       <w:tblGrid>
         <w:gridCol w:w="5046"/>
@@ -10377,61 +10473,52 @@
       <w:tr>
         <w:tc>
           <w:tcPr>
-            <w:tcW w:type="dxa" w:w="5046"/>
-            <w:shd w:val="clear" w:color="auto" w:fill="D9E2F3"/>
-          </w:tcPr>
-          <w:p>
-            <w:pPr>
-              <w:jc w:val="center"/>
-            </w:pPr>
-            <w:r/>
-            <w:r>
-              <w:rPr>
-                <w:rFonts w:ascii="Arial" w:hAnsi="Arial"/>
-                <w:b/>
-                <w:sz w:val="16"/>
-              </w:rPr>
-              <w:t>Code Figure</w:t>
-            </w:r>
-          </w:p>
-        </w:tc>
-        <w:tc>
-          <w:tcPr>
-            <w:tcW w:type="dxa" w:w="5046"/>
-            <w:shd w:val="clear" w:color="auto" w:fill="D9E2F3"/>
-          </w:tcPr>
-          <w:p>
-            <w:pPr>
-              <w:jc w:val="center"/>
-            </w:pPr>
-            <w:r/>
-            <w:r>
-              <w:rPr>
-                <w:rFonts w:ascii="Arial" w:hAnsi="Arial"/>
-                <w:b/>
-                <w:sz w:val="16"/>
-              </w:rPr>
-              <w:t>Entry Name</w:t>
-            </w:r>
-          </w:p>
-        </w:tc>
-        <w:tc>
-          <w:tcPr>
-            <w:tcW w:type="dxa" w:w="5046"/>
-            <w:shd w:val="clear" w:color="auto" w:fill="D9E2F3"/>
-          </w:tcPr>
-          <w:p>
-            <w:pPr>
-              <w:jc w:val="center"/>
-            </w:pPr>
-            <w:r/>
-            <w:r>
-              <w:rPr>
-                <w:rFonts w:ascii="Arial" w:hAnsi="Arial"/>
-                <w:b/>
-                <w:sz w:val="16"/>
-              </w:rPr>
-              <w:t>Note</w:t>
+            <w:tcW w:type="dxa" w:w="1134"/>
+            <w:shd w:val="clear" w:color="auto" w:fill="D9D9D9"/>
+          </w:tcPr>
+          <w:p>
+            <w:r/>
+            <w:r>
+              <w:rPr>
+                <w:rFonts w:ascii="Verdana" w:hAnsi="Verdana"/>
+                <w:b w:val="0"/>
+                <w:sz w:val="16"/>
+              </w:rPr>
+              <w:t>CHIFFRE DU CODE</w:t>
+            </w:r>
+          </w:p>
+        </w:tc>
+        <w:tc>
+          <w:tcPr>
+            <w:tcW w:type="dxa" w:w="5046"/>
+            <w:shd w:val="clear" w:color="auto" w:fill="D9D9D9"/>
+          </w:tcPr>
+          <w:p>
+            <w:r/>
+            <w:r>
+              <w:rPr>
+                <w:rFonts w:ascii="Verdana" w:hAnsi="Verdana"/>
+                <w:b w:val="0"/>
+                <w:sz w:val="16"/>
+              </w:rPr>
+              <w:t>SIGNIFICATION</w:t>
+            </w:r>
+          </w:p>
+        </w:tc>
+        <w:tc>
+          <w:tcPr>
+            <w:tcW w:type="dxa" w:w="5046"/>
+            <w:shd w:val="clear" w:color="auto" w:fill="D9D9D9"/>
+          </w:tcPr>
+          <w:p>
+            <w:r/>
+            <w:r>
+              <w:rPr>
+                <w:rFonts w:ascii="Verdana" w:hAnsi="Verdana"/>
+                <w:b w:val="0"/>
+                <w:sz w:val="16"/>
+              </w:rPr>
+              <w:t>NOTE</w:t>
             </w:r>
           </w:p>
         </w:tc>
@@ -10445,7 +10532,7 @@
             <w:r/>
             <w:r>
               <w:rPr>
-                <w:rFonts w:ascii="Arial" w:hAnsi="Arial"/>
+                <w:rFonts w:ascii="Verdana" w:hAnsi="Verdana"/>
                 <w:b w:val="0"/>
                 <w:sz w:val="16"/>
               </w:rPr>
@@ -10461,7 +10548,7 @@
             <w:r/>
             <w:r>
               <w:rPr>
-                <w:rFonts w:ascii="Arial" w:hAnsi="Arial"/>
+                <w:rFonts w:ascii="Verdana" w:hAnsi="Verdana"/>
                 <w:b w:val="0"/>
                 <w:sz w:val="16"/>
               </w:rPr>
@@ -10477,7 +10564,7 @@
             <w:r/>
             <w:r>
               <w:rPr>
-                <w:rFonts w:ascii="Arial" w:hAnsi="Arial"/>
+                <w:rFonts w:ascii="Verdana" w:hAnsi="Verdana"/>
                 <w:b w:val="0"/>
                 <w:sz w:val="16"/>
               </w:rPr>
@@ -10494,7 +10581,7 @@
             <w:r/>
             <w:r>
               <w:rPr>
-                <w:rFonts w:ascii="Arial" w:hAnsi="Arial"/>
+                <w:rFonts w:ascii="Verdana" w:hAnsi="Verdana"/>
                 <w:b w:val="0"/>
                 <w:sz w:val="16"/>
               </w:rPr>
@@ -10510,7 +10597,7 @@
             <w:r/>
             <w:r>
               <w:rPr>
-                <w:rFonts w:ascii="Arial" w:hAnsi="Arial"/>
+                <w:rFonts w:ascii="Verdana" w:hAnsi="Verdana"/>
                 <w:b w:val="0"/>
                 <w:sz w:val="16"/>
               </w:rPr>
@@ -10526,7 +10613,7 @@
             <w:r/>
             <w:r>
               <w:rPr>
-                <w:rFonts w:ascii="Arial" w:hAnsi="Arial"/>
+                <w:rFonts w:ascii="Verdana" w:hAnsi="Verdana"/>
                 <w:b w:val="0"/>
                 <w:sz w:val="16"/>
               </w:rPr>
@@ -10543,7 +10630,7 @@
             <w:r/>
             <w:r>
               <w:rPr>
-                <w:rFonts w:ascii="Arial" w:hAnsi="Arial"/>
+                <w:rFonts w:ascii="Verdana" w:hAnsi="Verdana"/>
                 <w:b w:val="0"/>
                 <w:sz w:val="16"/>
               </w:rPr>
@@ -10559,7 +10646,7 @@
             <w:r/>
             <w:r>
               <w:rPr>
-                <w:rFonts w:ascii="Arial" w:hAnsi="Arial"/>
+                <w:rFonts w:ascii="Verdana" w:hAnsi="Verdana"/>
                 <w:b w:val="0"/>
                 <w:sz w:val="16"/>
               </w:rPr>
@@ -10575,7 +10662,7 @@
             <w:r/>
             <w:r>
               <w:rPr>
-                <w:rFonts w:ascii="Arial" w:hAnsi="Arial"/>
+                <w:rFonts w:ascii="Verdana" w:hAnsi="Verdana"/>
                 <w:b w:val="0"/>
                 <w:sz w:val="16"/>
               </w:rPr>
@@ -10592,7 +10679,7 @@
             <w:r/>
             <w:r>
               <w:rPr>
-                <w:rFonts w:ascii="Arial" w:hAnsi="Arial"/>
+                <w:rFonts w:ascii="Verdana" w:hAnsi="Verdana"/>
                 <w:b w:val="0"/>
                 <w:sz w:val="16"/>
               </w:rPr>
@@ -10608,7 +10695,7 @@
             <w:r/>
             <w:r>
               <w:rPr>
-                <w:rFonts w:ascii="Arial" w:hAnsi="Arial"/>
+                <w:rFonts w:ascii="Verdana" w:hAnsi="Verdana"/>
                 <w:b w:val="0"/>
                 <w:sz w:val="16"/>
               </w:rPr>
@@ -10624,7 +10711,7 @@
             <w:r/>
             <w:r>
               <w:rPr>
-                <w:rFonts w:ascii="Arial" w:hAnsi="Arial"/>
+                <w:rFonts w:ascii="Verdana" w:hAnsi="Verdana"/>
                 <w:b w:val="0"/>
                 <w:sz w:val="16"/>
               </w:rPr>
@@ -10637,7 +10724,7 @@
     <w:p>
       <w:r>
         <w:rPr>
-          <w:rFonts w:ascii="Arial" w:hAnsi="Arial"/>
+          <w:rFonts w:ascii="Verdana" w:hAnsi="Verdana"/>
           <w:b/>
           <w:sz w:val="18"/>
         </w:rPr>
@@ -10650,6 +10737,20 @@
         <w:tblW w:type="auto" w:w="0"/>
         <w:jc w:val="center"/>
         <w:tblLook w:firstColumn="1" w:firstRow="1" w:lastColumn="0" w:lastRow="0" w:noHBand="0" w:noVBand="1" w:val="04A0"/>
+        <w:tblBorders>
+          <w:top w:val="single" w:sz="4" w:space="0" w:color="595959"/>
+          <w:left w:val="single" w:sz="4" w:space="0" w:color="595959"/>
+          <w:bottom w:val="single" w:sz="4" w:space="0" w:color="595959"/>
+          <w:right w:val="single" w:sz="4" w:space="0" w:color="595959"/>
+          <w:insideH w:val="single" w:sz="4" w:space="0" w:color="595959"/>
+          <w:insideV w:val="single" w:sz="4" w:space="0" w:color="595959"/>
+        </w:tblBorders>
+        <w:tblCellMar>
+          <w:top w:w="85" w:type="dxa"/>
+          <w:left w:w="85" w:type="dxa"/>
+          <w:bottom w:w="85" w:type="dxa"/>
+          <w:right w:w="85" w:type="dxa"/>
+        </w:tblCellMar>
       </w:tblPr>
       <w:tblGrid>
         <w:gridCol w:w="5046"/>
@@ -10659,61 +10760,52 @@
       <w:tr>
         <w:tc>
           <w:tcPr>
-            <w:tcW w:type="dxa" w:w="5046"/>
-            <w:shd w:val="clear" w:color="auto" w:fill="D9E2F3"/>
-          </w:tcPr>
-          <w:p>
-            <w:pPr>
-              <w:jc w:val="center"/>
-            </w:pPr>
-            <w:r/>
-            <w:r>
-              <w:rPr>
-                <w:rFonts w:ascii="Arial" w:hAnsi="Arial"/>
-                <w:b/>
-                <w:sz w:val="16"/>
-              </w:rPr>
-              <w:t>Code Figure</w:t>
-            </w:r>
-          </w:p>
-        </w:tc>
-        <w:tc>
-          <w:tcPr>
-            <w:tcW w:type="dxa" w:w="5046"/>
-            <w:shd w:val="clear" w:color="auto" w:fill="D9E2F3"/>
-          </w:tcPr>
-          <w:p>
-            <w:pPr>
-              <w:jc w:val="center"/>
-            </w:pPr>
-            <w:r/>
-            <w:r>
-              <w:rPr>
-                <w:rFonts w:ascii="Arial" w:hAnsi="Arial"/>
-                <w:b/>
-                <w:sz w:val="16"/>
-              </w:rPr>
-              <w:t>Entry Name</w:t>
-            </w:r>
-          </w:p>
-        </w:tc>
-        <w:tc>
-          <w:tcPr>
-            <w:tcW w:type="dxa" w:w="5046"/>
-            <w:shd w:val="clear" w:color="auto" w:fill="D9E2F3"/>
-          </w:tcPr>
-          <w:p>
-            <w:pPr>
-              <w:jc w:val="center"/>
-            </w:pPr>
-            <w:r/>
-            <w:r>
-              <w:rPr>
-                <w:rFonts w:ascii="Arial" w:hAnsi="Arial"/>
-                <w:b/>
-                <w:sz w:val="16"/>
-              </w:rPr>
-              <w:t>Note</w:t>
+            <w:tcW w:type="dxa" w:w="1134"/>
+            <w:shd w:val="clear" w:color="auto" w:fill="D9D9D9"/>
+          </w:tcPr>
+          <w:p>
+            <w:r/>
+            <w:r>
+              <w:rPr>
+                <w:rFonts w:ascii="Verdana" w:hAnsi="Verdana"/>
+                <w:b w:val="0"/>
+                <w:sz w:val="16"/>
+              </w:rPr>
+              <w:t>CHIFFRE DU CODE</w:t>
+            </w:r>
+          </w:p>
+        </w:tc>
+        <w:tc>
+          <w:tcPr>
+            <w:tcW w:type="dxa" w:w="5046"/>
+            <w:shd w:val="clear" w:color="auto" w:fill="D9D9D9"/>
+          </w:tcPr>
+          <w:p>
+            <w:r/>
+            <w:r>
+              <w:rPr>
+                <w:rFonts w:ascii="Verdana" w:hAnsi="Verdana"/>
+                <w:b w:val="0"/>
+                <w:sz w:val="16"/>
+              </w:rPr>
+              <w:t>SIGNIFICATION</w:t>
+            </w:r>
+          </w:p>
+        </w:tc>
+        <w:tc>
+          <w:tcPr>
+            <w:tcW w:type="dxa" w:w="5046"/>
+            <w:shd w:val="clear" w:color="auto" w:fill="D9D9D9"/>
+          </w:tcPr>
+          <w:p>
+            <w:r/>
+            <w:r>
+              <w:rPr>
+                <w:rFonts w:ascii="Verdana" w:hAnsi="Verdana"/>
+                <w:b w:val="0"/>
+                <w:sz w:val="16"/>
+              </w:rPr>
+              <w:t>NOTE</w:t>
             </w:r>
           </w:p>
         </w:tc>
@@ -10727,7 +10819,7 @@
             <w:r/>
             <w:r>
               <w:rPr>
-                <w:rFonts w:ascii="Arial" w:hAnsi="Arial"/>
+                <w:rFonts w:ascii="Verdana" w:hAnsi="Verdana"/>
                 <w:b w:val="0"/>
                 <w:sz w:val="16"/>
               </w:rPr>
@@ -10743,7 +10835,7 @@
             <w:r/>
             <w:r>
               <w:rPr>
-                <w:rFonts w:ascii="Arial" w:hAnsi="Arial"/>
+                <w:rFonts w:ascii="Verdana" w:hAnsi="Verdana"/>
                 <w:b w:val="0"/>
                 <w:sz w:val="16"/>
               </w:rPr>
@@ -10759,7 +10851,7 @@
             <w:r/>
             <w:r>
               <w:rPr>
-                <w:rFonts w:ascii="Arial" w:hAnsi="Arial"/>
+                <w:rFonts w:ascii="Verdana" w:hAnsi="Verdana"/>
                 <w:b w:val="0"/>
                 <w:sz w:val="16"/>
               </w:rPr>
@@ -10776,7 +10868,7 @@
             <w:r/>
             <w:r>
               <w:rPr>
-                <w:rFonts w:ascii="Arial" w:hAnsi="Arial"/>
+                <w:rFonts w:ascii="Verdana" w:hAnsi="Verdana"/>
                 <w:b w:val="0"/>
                 <w:sz w:val="16"/>
               </w:rPr>
@@ -10792,7 +10884,7 @@
             <w:r/>
             <w:r>
               <w:rPr>
-                <w:rFonts w:ascii="Arial" w:hAnsi="Arial"/>
+                <w:rFonts w:ascii="Verdana" w:hAnsi="Verdana"/>
                 <w:b w:val="0"/>
                 <w:sz w:val="16"/>
               </w:rPr>
@@ -10808,7 +10900,7 @@
             <w:r/>
             <w:r>
               <w:rPr>
-                <w:rFonts w:ascii="Arial" w:hAnsi="Arial"/>
+                <w:rFonts w:ascii="Verdana" w:hAnsi="Verdana"/>
                 <w:b w:val="0"/>
                 <w:sz w:val="16"/>
               </w:rPr>
@@ -10825,7 +10917,7 @@
             <w:r/>
             <w:r>
               <w:rPr>
-                <w:rFonts w:ascii="Arial" w:hAnsi="Arial"/>
+                <w:rFonts w:ascii="Verdana" w:hAnsi="Verdana"/>
                 <w:b w:val="0"/>
                 <w:sz w:val="16"/>
               </w:rPr>
@@ -10841,7 +10933,7 @@
             <w:r/>
             <w:r>
               <w:rPr>
-                <w:rFonts w:ascii="Arial" w:hAnsi="Arial"/>
+                <w:rFonts w:ascii="Verdana" w:hAnsi="Verdana"/>
                 <w:b w:val="0"/>
                 <w:sz w:val="16"/>
               </w:rPr>
@@ -10857,7 +10949,7 @@
             <w:r/>
             <w:r>
               <w:rPr>
-                <w:rFonts w:ascii="Arial" w:hAnsi="Arial"/>
+                <w:rFonts w:ascii="Verdana" w:hAnsi="Verdana"/>
                 <w:b w:val="0"/>
                 <w:sz w:val="16"/>
               </w:rPr>
@@ -10874,7 +10966,7 @@
             <w:r/>
             <w:r>
               <w:rPr>
-                <w:rFonts w:ascii="Arial" w:hAnsi="Arial"/>
+                <w:rFonts w:ascii="Verdana" w:hAnsi="Verdana"/>
                 <w:b w:val="0"/>
                 <w:sz w:val="16"/>
               </w:rPr>
@@ -10890,7 +10982,7 @@
             <w:r/>
             <w:r>
               <w:rPr>
-                <w:rFonts w:ascii="Arial" w:hAnsi="Arial"/>
+                <w:rFonts w:ascii="Verdana" w:hAnsi="Verdana"/>
                 <w:b w:val="0"/>
                 <w:sz w:val="16"/>
               </w:rPr>
@@ -10906,7 +10998,7 @@
             <w:r/>
             <w:r>
               <w:rPr>
-                <w:rFonts w:ascii="Arial" w:hAnsi="Arial"/>
+                <w:rFonts w:ascii="Verdana" w:hAnsi="Verdana"/>
                 <w:b w:val="0"/>
                 <w:sz w:val="16"/>
               </w:rPr>

--- a/docx/fr/BUFRCREX_CodeFlag_fr_21.docx
+++ b/docx/fr/BUFRCREX_CodeFlag_fr_21.docx
@@ -22,7 +22,7 @@
           <w:b/>
           <w:sz w:val="18"/>
         </w:rPr>
-        <w:t>021066  Données sur le degré de confiance du produit SAR mode vague</w:t>
+        <w:t>0 21 066  Données sur le degré de confiance du produit SAR mode vague</w:t>
       </w:r>
     </w:p>
     <w:tbl>
@@ -701,7 +701,7 @@
           <w:b/>
           <w:sz w:val="18"/>
         </w:rPr>
-        <w:t>021067  Données sur le degré de confiance du produit concernant le vent</w:t>
+        <w:t>0 21 067  Données sur le degré de confiance du produit concernant le vent</w:t>
       </w:r>
     </w:p>
     <w:tbl>
@@ -1429,7 +1429,7 @@
           <w:b/>
           <w:sz w:val="18"/>
         </w:rPr>
-        <w:t>021068  Données sur le degré de confiance du produit du radioaltimètre</w:t>
+        <w:t>0 21 068  Données sur le degré de confiance du produit du radioaltimètre</w:t>
       </w:r>
     </w:p>
     <w:tbl>
@@ -1912,7 +1912,7 @@
           <w:b/>
           <w:sz w:val="18"/>
         </w:rPr>
-        <w:t>021069  Données sur le degré de confiance du produit concernant la température de la mer en surface</w:t>
+        <w:t>0 21 069  Données sur le degré de confiance du produit concernant la température de la mer en surface</w:t>
       </w:r>
     </w:p>
     <w:tbl>
@@ -2493,7 +2493,7 @@
           <w:b/>
           <w:sz w:val="18"/>
         </w:rPr>
-        <w:t>021070  Données sur le degré de confiance du produit concernant la température de surface de la mer (SADIST-2)</w:t>
+        <w:t>0 21 070  Données sur le degré de confiance du produit concernant la température de surface de la mer (SADIST-2)</w:t>
       </w:r>
     </w:p>
     <w:tbl>
@@ -4204,7 +4204,7 @@
           <w:b/>
           <w:sz w:val="18"/>
         </w:rPr>
-        <w:t>021072  État d'étalonnage de l'altimètre sur satellite</w:t>
+        <w:t>0 21 072  État d'étalonnage de l'altimètre sur satellite</w:t>
       </w:r>
     </w:p>
     <w:tbl>
@@ -4491,7 +4491,7 @@
           <w:b/>
           <w:sz w:val="18"/>
         </w:rPr>
-        <w:t>021073  Mode de l'altimètre sur satellite</w:t>
+        <w:t>0 21 073  Mode de l'altimètre sur satellite</w:t>
       </w:r>
     </w:p>
     <w:tbl>
@@ -5023,7 +5023,7 @@
           <w:b/>
           <w:sz w:val="18"/>
         </w:rPr>
-        <w:t>021076  Représentation des intensités</w:t>
+        <w:t>0 21 076  Représentation des intensités</w:t>
       </w:r>
     </w:p>
     <w:tbl>
@@ -5359,7 +5359,7 @@
           <w:b/>
           <w:sz w:val="18"/>
         </w:rPr>
-        <w:t>021109  Qualité du vecteur vent mesuré à l'intérieur de la cellule par SEAWINDS</w:t>
+        <w:t>0 21 109  Qualité du vecteur vent mesuré à l'intérieur de la cellule par SEAWINDS</w:t>
       </w:r>
     </w:p>
     <w:tbl>
@@ -5940,7 +5940,7 @@
           <w:b/>
           <w:sz w:val="18"/>
         </w:rPr>
-        <w:t>021115  Qualité de sigma-0 déterminée par SEAWINDS</w:t>
+        <w:t>0 21 115  Qualité de sigma-0 déterminée par SEAWINDS</w:t>
       </w:r>
     </w:p>
     <w:tbl>
@@ -6619,7 +6619,7 @@
           <w:b/>
           <w:sz w:val="18"/>
         </w:rPr>
-        <w:t>021116  Mode de sigma-0 déterminé par SEAWINDS</w:t>
+        <w:t>0 21 116  Mode de sigma-0 déterminé par SEAWINDS</w:t>
       </w:r>
     </w:p>
     <w:tbl>
@@ -7543,7 +7543,7 @@
           <w:b/>
           <w:sz w:val="18"/>
         </w:rPr>
-        <w:t>021119  Modèle géophysique de diffusomètre vent</w:t>
+        <w:t>0 21 119  Modèle géophysique de diffusomètre vent</w:t>
       </w:r>
     </w:p>
     <w:tbl>
@@ -8418,7 +8418,7 @@
           <w:b/>
           <w:sz w:val="18"/>
         </w:rPr>
-        <w:t>021144  Indicateur de pluie de l'altimètre</w:t>
+        <w:t>0 21 144  Indicateur de pluie de l'altimètre</w:t>
       </w:r>
     </w:p>
     <w:tbl>
@@ -8607,7 +8607,7 @@
           <w:b/>
           <w:sz w:val="18"/>
         </w:rPr>
-        <w:t>021148  Indicateur de variation du front arrière</w:t>
+        <w:t>0 21 148  Indicateur de variation du front arrière</w:t>
       </w:r>
     </w:p>
     <w:tbl>
@@ -8894,7 +8894,7 @@
           <w:b/>
           <w:sz w:val="18"/>
         </w:rPr>
-        <w:t>021150  Recoupement de faisceaux</w:t>
+        <w:t>0 21 150  Recoupement de faisceaux</w:t>
       </w:r>
     </w:p>
     <w:tbl>
@@ -9181,7 +9181,7 @@
           <w:b/>
           <w:sz w:val="18"/>
         </w:rPr>
-        <w:t>021155  Qualité du vecteur vent dans la cellule</w:t>
+        <w:t>0 21 155  Qualité du vecteur vent dans la cellule</w:t>
       </w:r>
     </w:p>
     <w:tbl>
@@ -10154,7 +10154,7 @@
           <w:b/>
           <w:sz w:val="18"/>
         </w:rPr>
-        <w:t>021158  Qualité de l'estimation de la Kp, ASCAT</w:t>
+        <w:t>0 21 158  Qualité de l'estimation de la Kp, ASCAT</w:t>
       </w:r>
     </w:p>
     <w:tbl>
@@ -10441,7 +10441,7 @@
           <w:b/>
           <w:sz w:val="18"/>
         </w:rPr>
-        <w:t>021159  Utilité des sigma-0, ASCAT</w:t>
+        <w:t>0 21 159  Utilité des sigma-0, ASCAT</w:t>
       </w:r>
     </w:p>
     <w:tbl>
@@ -10728,7 +10728,7 @@
           <w:b/>
           <w:sz w:val="18"/>
         </w:rPr>
-        <w:t>021169  Indicateur de présence de glace</w:t>
+        <w:t>0 21 169  Indicateur de présence de glace</w:t>
       </w:r>
     </w:p>
     <w:tbl>

--- a/docx/fr/BUFRCREX_CodeFlag_fr_21.docx
+++ b/docx/fr/BUFRCREX_CodeFlag_fr_21.docx
@@ -13,6 +13,566 @@
           <w:sz w:val="22"/>
         </w:rPr>
         <w:t>Classe 21</w:t>
+      </w:r>
+    </w:p>
+    <w:p>
+      <w:r>
+        <w:rPr>
+          <w:rFonts w:ascii="Verdana" w:hAnsi="Verdana"/>
+          <w:i/>
+          <w:sz w:val="14"/>
+        </w:rPr>
+        <w:t>Note 2: (voir Note 1) 1) Pour l’emploi du chiffre du code 15, voir la règle 12.1.4. 2) «Clair» et «couvert» portent les chiffres 0 et 8 respectivement.</w:t>
+      </w:r>
+    </w:p>
+    <w:p>
+      <w:r>
+        <w:rPr>
+          <w:rFonts w:ascii="Verdana" w:hAnsi="Verdana"/>
+          <w:i/>
+          <w:sz w:val="14"/>
+        </w:rPr>
+        <w:t>Note 5: (0 = bonne; 1 = mauvaise)</w:t>
+      </w:r>
+    </w:p>
+    <w:p>
+      <w:r>
+        <w:rPr>
+          <w:rFonts w:ascii="Verdana" w:hAnsi="Verdana"/>
+          <w:i/>
+          <w:sz w:val="14"/>
+        </w:rPr>
+        <w:t>Note 6: (Voir la table de code commune C-1 dans la Partie C/c.)</w:t>
+      </w:r>
+    </w:p>
+    <w:p>
+      <w:r>
+        <w:rPr>
+          <w:rFonts w:ascii="Verdana" w:hAnsi="Verdana"/>
+          <w:i/>
+          <w:sz w:val="14"/>
+        </w:rPr>
+        <w:t>Note 7: (Voir la table de code commune C-2 dans la Partie C/c.)</w:t>
+      </w:r>
+    </w:p>
+    <w:p>
+      <w:r>
+        <w:rPr>
+          <w:rFonts w:ascii="Verdana" w:hAnsi="Verdana"/>
+          <w:i/>
+          <w:sz w:val="14"/>
+        </w:rPr>
+        <w:t>Note 8: (Voir la table de code commune C-3)</w:t>
+      </w:r>
+    </w:p>
+    <w:p>
+      <w:r>
+        <w:rPr>
+          <w:rFonts w:ascii="Verdana" w:hAnsi="Verdana"/>
+          <w:i/>
+          <w:sz w:val="14"/>
+        </w:rPr>
+        <w:t>Note 9: (Voir la table de code commune C-4)</w:t>
+      </w:r>
+    </w:p>
+    <w:p>
+      <w:r>
+        <w:rPr>
+          <w:rFonts w:ascii="Verdana" w:hAnsi="Verdana"/>
+          <w:i/>
+          <w:sz w:val="14"/>
+        </w:rPr>
+        <w:t>Note 10: (Voir la table de code commune C-5 dans la Partie C/c.)</w:t>
+      </w:r>
+    </w:p>
+    <w:p>
+      <w:r>
+        <w:rPr>
+          <w:rFonts w:ascii="Verdana" w:hAnsi="Verdana"/>
+          <w:i/>
+          <w:sz w:val="14"/>
+        </w:rPr>
+        <w:t>Note 11: (Voir la table de code commune C-7 dans la Partie C/c.)</w:t>
+      </w:r>
+    </w:p>
+    <w:p>
+      <w:r>
+        <w:rPr>
+          <w:rFonts w:ascii="Verdana" w:hAnsi="Verdana"/>
+          <w:i/>
+          <w:sz w:val="14"/>
+        </w:rPr>
+        <w:t>Note 12: (Voir la table de code commune C-8 dans la Partie C/c.)</w:t>
+      </w:r>
+    </w:p>
+    <w:p>
+      <w:r>
+        <w:rPr>
+          <w:rFonts w:ascii="Verdana" w:hAnsi="Verdana"/>
+          <w:i/>
+          <w:sz w:val="14"/>
+        </w:rPr>
+        <w:t>Note 13: (See Common Code table C-14 Part C/c.)</w:t>
+      </w:r>
+    </w:p>
+    <w:p>
+      <w:r>
+        <w:rPr>
+          <w:rFonts w:ascii="Verdana" w:hAnsi="Verdana"/>
+          <w:i/>
+          <w:sz w:val="14"/>
+        </w:rPr>
+        <w:t>Note 14: (A definir par les centres proprement dits - Voir la table de code commune C-12 dans la Partie C/c.)</w:t>
+      </w:r>
+    </w:p>
+    <w:p>
+      <w:r>
+        <w:rPr>
+          <w:rFonts w:ascii="Verdana" w:hAnsi="Verdana"/>
+          <w:i/>
+          <w:sz w:val="14"/>
+        </w:rPr>
+        <w:t>Note 15: (A etablir)</w:t>
+      </w:r>
+    </w:p>
+    <w:p>
+      <w:r>
+        <w:rPr>
+          <w:rFonts w:ascii="Verdana" w:hAnsi="Verdana"/>
+          <w:i/>
+          <w:sz w:val="14"/>
+        </w:rPr>
+        <w:t>Note 16: Une séquence d’au moins deux paires de coordonnées de position, telles que latitude et longitude, définit une ligne ou un polygone. Les points sont reliés dans l’ordre indiqué dans le message. Toute zone décrite se situera à gauche de la ligne dessinée dans le sens indiqué. Cette définition s’applique à des polygones simples, non intersectants et sans trou.</w:t>
+      </w:r>
+    </w:p>
+    <w:p>
+      <w:r>
+        <w:rPr>
+          <w:rFonts w:ascii="Verdana" w:hAnsi="Verdana"/>
+          <w:i/>
+          <w:sz w:val="14"/>
+        </w:rPr>
+        <w:t>Note 17: Si tous les bits sont mis à 0, cela signifie que l’étalonnage est correct.</w:t>
+      </w:r>
+    </w:p>
+    <w:p>
+      <w:r>
+        <w:rPr>
+          <w:rFonts w:ascii="Verdana" w:hAnsi="Verdana"/>
+          <w:i/>
+          <w:sz w:val="14"/>
+        </w:rPr>
+        <w:t>Note 18: Toutes les statistiques de premier ordre sont exprimees dans les unites definies par les descripteurs de donnees d'origine.</w:t>
+      </w:r>
+    </w:p>
+    <w:p>
+      <w:r>
+        <w:rPr>
+          <w:rFonts w:ascii="Verdana" w:hAnsi="Verdana"/>
+          <w:i/>
+          <w:sz w:val="14"/>
+        </w:rPr>
+        <w:t>Note 19: 1) La signification du champ associé correspond, au début, à la qualité des données observées. 2) Le chiffre du code 21 peut être utilisé dans des messages corrigés où les valeurs substituées/corrigées sont déterminées. 3) D’autres applications peuvent être prévues.</w:t>
+      </w:r>
+    </w:p>
+    <w:p>
+      <w:r>
+        <w:rPr>
+          <w:rFonts w:ascii="Verdana" w:hAnsi="Verdana"/>
+          <w:i/>
+          <w:sz w:val="14"/>
+        </w:rPr>
+        <w:t>Note 21: En commençant par la position du premier bit (bit de plus fort poids), si le bit est mis à 1, le canal est utilisé. Si le bit est mis à zéro, le canal n’est pas utilisé.</w:t>
+      </w:r>
+    </w:p>
+    <w:p>
+      <w:r>
+        <w:rPr>
+          <w:rFonts w:ascii="Verdana" w:hAnsi="Verdana"/>
+          <w:i/>
+          <w:sz w:val="14"/>
+        </w:rPr>
+        <w:t>Note 22: L'expression 'mesure ciel couvert' indique que les valeurs de sondage sont obtenues uniquement a partir de donnees HIRS stratospheriques, de donnees MSU et de donnees SSU. Le ciel etant couvert, on n'a pas utilise de donnees HIRS tropospheriques.</w:t>
+      </w:r>
+    </w:p>
+    <w:p>
+      <w:r>
+        <w:rPr>
+          <w:rFonts w:ascii="Verdana" w:hAnsi="Verdana"/>
+          <w:i/>
+          <w:sz w:val="14"/>
+        </w:rPr>
+        <w:t>Note 23: HIRS* signifie: canaux HIRS 1 (669 cm–1) 2 (679 cm–1) 3 (690 cm–1) 4 (2358 cm–1)</w:t>
+      </w:r>
+    </w:p>
+    <w:p>
+      <w:r>
+        <w:rPr>
+          <w:rFonts w:ascii="Verdana" w:hAnsi="Verdana"/>
+          <w:i/>
+          <w:sz w:val="14"/>
+        </w:rPr>
+        <w:t>Note 24: Bits 1 a 4: INDICATIF DE DEFAUT DE L'HEURE. Lorsque tous les bits sont mis a 0, cela signifie que l'heure de balayage correspond a l'heure prevue.</w:t>
+      </w:r>
+    </w:p>
+    <w:p>
+      <w:r>
+        <w:rPr>
+          <w:rFonts w:ascii="Verdana" w:hAnsi="Verdana"/>
+          <w:i/>
+          <w:sz w:val="14"/>
+        </w:rPr>
+        <w:t>Note 25: Bits 11 a 17: INDICATIF DE DEFAUT DE LOCALISATION GEOGRAPHIQUE. Lorsque tous les bits sont mis a 0, cela signifie que la localisation geographique est normale.</w:t>
+      </w:r>
+    </w:p>
+    <w:p>
+      <w:r>
+        <w:rPr>
+          <w:rFonts w:ascii="Verdana" w:hAnsi="Verdana"/>
+          <w:i/>
+          <w:sz w:val="14"/>
+        </w:rPr>
+        <w:t>Note 27: Bits 5 a 10: INDICATIF DE DEFAUT D'ETALONNAGE. Lorsque tous les bits sont mis a 0, cela signifie que l'etalonnage est normal. Lorsque l'un ou l'autre des bits 5, 7 et 10 est mis a 1, cela signifie que des coefficients secondaires d'etalonnage ont ete utilises.</w:t>
+      </w:r>
+    </w:p>
+    <w:p>
+      <w:r>
+        <w:rPr>
+          <w:rFonts w:ascii="Verdana" w:hAnsi="Verdana"/>
+          <w:i/>
+          <w:sz w:val="14"/>
+        </w:rPr>
+        <w:t>Note 32: 1) Chiffres du code 1 à 9:  durée et heure de la mesure du courant (méthode vectorielle ou méthode Doppler d’établissement du profil du courant). 2) Chiffres du code 11 à 19:  période de la mesure du courant (méthode de la dérive). 3) H = heure d’observation.</w:t>
+      </w:r>
+    </w:p>
+    <w:p>
+      <w:r>
+        <w:rPr>
+          <w:rFonts w:ascii="Verdana" w:hAnsi="Verdana"/>
+          <w:i/>
+          <w:sz w:val="14"/>
+        </w:rPr>
+        <w:t>Note 33: 1) Chiffres du code 1 à 9:  durée et heure de la mesure du courant (méthode vectorielle ou méthode Doppler d’établissement du profil du courant). 2) Chiffres du code 11 à 19:  période de la mesure du courant (méthode de la dérive). 3) H = heure d’observation.</w:t>
+      </w:r>
+    </w:p>
+    <w:p>
+      <w:r>
+        <w:rPr>
+          <w:rFonts w:ascii="Verdana" w:hAnsi="Verdana"/>
+          <w:i/>
+          <w:sz w:val="14"/>
+        </w:rPr>
+        <w:t>Note 34: 1) Entre les chiffres du code 100–199, la présente table de code comprend des termes à plusieurs niveaux afin de servir aux stations simples et aux stations automatiques devenant de plus en plus complexes. 2) Les termes génériques se rapportant au temps (par exemple brouillard, bruine) sont destinés à être utilisés dans des stations automatiques pouvant déterminer les types de temps sans pouvoir fournir d'autres informations.  Les termes génériques figurent tous dans la table de code en lettres majuscules. 3) Les chiffres du code pour les catégories de précipitations (chiffres du code 140 à 148) sont disposés par ordre de complexité croissante.  Par exemple, une station très simple qui ne peut déceler que la présence ou l'absence de précipitations utilise le chiffre du code 140 (précipitations).  Au niveau suivant, une station automatique pouvant déceler le volume, mais pas le type, utilise le chiffre du code 141 ou 142.  Une station automatique qui peut déceler le type général (liquide, solide, se congelant) et le volume général utilise les chiffres du code 143 à 148.  Une station automatique qui peut signaler les types réels de précipitations (par exemple bruine ou pluie), mais non leur volume, utilise le nombre entier de la dizaine correspondante (par exemple 150 pour la catégorie bruine; 160 pour la catégorie pluie).</w:t>
+      </w:r>
+    </w:p>
+    <w:p>
+      <w:r>
+        <w:rPr>
+          <w:rFonts w:ascii="Verdana" w:hAnsi="Verdana"/>
+          <w:i/>
+          <w:sz w:val="14"/>
+        </w:rPr>
+        <w:t>Note 35: Le descripteur 0 25 009 est caduc; le remplacer par le descripteur 0 25 029.</w:t>
+      </w:r>
+    </w:p>
+    <w:p>
+      <w:r>
+        <w:rPr>
+          <w:rFonts w:ascii="Verdana" w:hAnsi="Verdana"/>
+          <w:i/>
+          <w:sz w:val="14"/>
+        </w:rPr>
+        <w:t>Note 36: Les statistiques sur les differences sont des valeurs differentielles ayant des dimensions similaires a celles des valeurs observees correspondantes en ce qui concerne les unites, mais dont les limites sont centrees sur le zero.</w:t>
+      </w:r>
+    </w:p>
+    <w:p>
+      <w:r>
+        <w:rPr>
+          <w:rFonts w:ascii="Verdana" w:hAnsi="Verdana"/>
+          <w:i/>
+          <w:sz w:val="14"/>
+        </w:rPr>
+        <w:t>Note 39: 1) L’EPSG est un jeu de données sur les systèmes de coordonnées et les transformations qu’ils subissent, constitué et tenu à jour à l’origine par l’ European Petroleum Survey Group l’Association internationale des producteurs de pétrole et de gaz qui s’en occupe, par le biais du sous-comité à la géodésie relevant de son Comité de géomatique. 2) Lorsque le chiffre du code 4 est utilisé pour préciser un système de coordonnées de référence, la donnée ellipsoïdale est alors un ellipsoïde de révolution aplati, dont le grand axe s’oriente dans le même plan que le plan équatorial et le petit axe coupe le méridien d’origine près du pôle d’origine. Le Nord correspond à la direction de l’équateur au pôle d’origine. L’Est correspond au sens inverse des aiguilles d’une montre à partir du méridien d’origine vu depuis le pôle Nord. Dans ce cas, il faut préciser le demi-grand axe et le demi-petit axe (en se servant par exemple des descripteurs 0 01 152 et 0 01 153).</w:t>
+      </w:r>
+    </w:p>
+    <w:p>
+      <w:r>
+        <w:rPr>
+          <w:rFonts w:ascii="Verdana" w:hAnsi="Verdana"/>
+          <w:i/>
+          <w:sz w:val="14"/>
+        </w:rPr>
+        <w:t>Note 42: 1) La signification du champ associé correspond, au début, à la qualité des données observées. 2) Le chiffre du code 21 peut être utilisé dans des messages corrigés où les valeurs substituées/corrigées sont déterminées. 3) D’autres applications peuvent être prévues.</w:t>
+      </w:r>
+    </w:p>
+    <w:p>
+      <w:r>
+        <w:rPr>
+          <w:rFonts w:ascii="Verdana" w:hAnsi="Verdana"/>
+          <w:i/>
+          <w:sz w:val="14"/>
+        </w:rPr>
+        <w:t>Note 43: 1) Entre les chiffres du code 100–199, la présente table de code comprend des termes à plusieurs niveaux afin de servir aux stations simples et aux stations automatiques devenant de plus en plus complexes. 2) Les termes génériques se rapportant au temps (par exemple brouillard, bruine) sont destinés à être utilisés dans des stations automatiques pouvant déterminer les types de temps sans pouvoir fournir d'autres informations.  Les termes génériques figurent tous dans la table de code en lettres majuscules. 3) Les chiffres du code pour les catégories de précipitations (chiffres du code 140 à 148) sont disposés par ordre de complexité croissante.  Par exemple, une station très simple qui ne peut déceler que la présence ou l'absence de précipitations utilise le chiffre du code 140 (précipitations).  Au niveau suivant, une station automatique pouvant déceler le volume, mais pas le type, utilise le chiffre du code 141 ou 142.  Une station automatique qui peut déceler le type général (liquide, solide, se congelant) et le volume général utilise les chiffres du code 143 à 148.  Une station automatique qui peut signaler les types réels de précipitations (par exemple bruine ou pluie), mais non leur volume, utilise le nombre entier de la dizaine correspondante (par exemple 150 pour la catégorie bruine; 160 pour la catégorie pluie).</w:t>
+      </w:r>
+    </w:p>
+    <w:p>
+      <w:r>
+        <w:rPr>
+          <w:rFonts w:ascii="Verdana" w:hAnsi="Verdana"/>
+          <w:i/>
+          <w:sz w:val="14"/>
+        </w:rPr>
+        <w:t>Note 45: 1) Chiffres du code 1 à 9:  durée et heure de la mesure du courant (méthode vectorielle ou méthode Doppler d’établissement du profil du courant). 2) Chiffres du code 11 à 19:  période de la mesure du courant (méthode de la dérive). 3) H = heure d’observation.</w:t>
+      </w:r>
+    </w:p>
+    <w:p>
+      <w:r>
+        <w:rPr>
+          <w:rFonts w:ascii="Verdana" w:hAnsi="Verdana"/>
+          <w:i/>
+          <w:sz w:val="14"/>
+        </w:rPr>
+        <w:t>Note 49: Si le bit est mis à 1, l’indication est valable.</w:t>
+      </w:r>
+    </w:p>
+    <w:p>
+      <w:r>
+        <w:rPr>
+          <w:rFonts w:ascii="Verdana" w:hAnsi="Verdana"/>
+          <w:i/>
+          <w:sz w:val="14"/>
+        </w:rPr>
+        <w:t>Note 50: 1) Les définitions données pour les chiffres du code 0 à 2 et 4 s’appliquent à une superficie représentative de sol nu, et les chiffres 3, 5 à 9 et 10 à 19 à une zone dégagée représentative. 2) En toutes circonstances, on choisit le chiffre du code le plus élevé qui puisse s’appliquer. 3) Dans la table de code ci-dessus, toute référence à de la glace comprend aussi les précipitations solides autres que la neige.</w:t>
+      </w:r>
+    </w:p>
+    <w:p>
+      <w:r>
+        <w:rPr>
+          <w:rFonts w:ascii="Verdana" w:hAnsi="Verdana"/>
+          <w:i/>
+          <w:sz w:val="14"/>
+        </w:rPr>
+        <w:t>Note 52: 1) Dans les messages d'observation en provenance de stations météorologiques automatiques, on utilise le chiffre du code 2 si la tendance est à la hausse, 7 si la tendance est à la baisse, et 4 si la pression atmosphérique est la même que trois heures auparavant. 2) Dans les messages provenant de stations tropicales qui communiquent des données concernant les changements de pression sur 24 heures, le chiffre du code 2 indique que la tendance est positive, le chiffre 7 qu'elle est négative, et le chiffre 4 que la pression est la même que 24 heures auparavant.</w:t>
+      </w:r>
+    </w:p>
+    <w:p>
+      <w:r>
+        <w:rPr>
+          <w:rFonts w:ascii="Verdana" w:hAnsi="Verdana"/>
+          <w:i/>
+          <w:sz w:val="14"/>
+        </w:rPr>
+        <w:t>Note 53: 1) Dans les messages d'observation en provenance de stations météorologiques automatiques, on utilise le chiffre du code 2 si la tendance est à la hausse, 7 si la tendance est à la baisse, et 4 si la pression atmosphérique est la même que trois heures auparavant. 2) Dans les messages provenant de stations tropicales qui communiquent des données concernant les changements de pression sur 24 heures, le chiffre du code 2 indique que la tendance est positive, le chiffre 7 qu'elle est négative, et le chiffre 4 que la pression est la même que 24 heures auparavant.</w:t>
+      </w:r>
+    </w:p>
+    <w:p>
+      <w:r>
+        <w:rPr>
+          <w:rFonts w:ascii="Verdana" w:hAnsi="Verdana"/>
+          <w:i/>
+          <w:sz w:val="14"/>
+        </w:rPr>
+        <w:t>Note 54: 1) Les définitions données pour les chiffres du code 0 à 2 et 4 s’appliquent à une superficie représentative de sol nu, et les chiffres 3, 5 à 9 et 10 à 19 à une zone dégagée représentative. 2) En toutes circonstances, on choisit le chiffre du code le plus élevé qui puisse s’appliquer. 3) Dans la table de code ci-dessus, toute référence à de la glace comprend aussi les précipitations solides autres que la neige.</w:t>
+      </w:r>
+    </w:p>
+    <w:p>
+      <w:r>
+        <w:rPr>
+          <w:rFonts w:ascii="Verdana" w:hAnsi="Verdana"/>
+          <w:i/>
+          <w:sz w:val="14"/>
+        </w:rPr>
+        <w:t>Note 57: Le mélange de précipitation est indiqué en mettant à 1 les bits de tous les types de précipitation observés.</w:t>
+      </w:r>
+    </w:p>
+    <w:p>
+      <w:r>
+        <w:rPr>
+          <w:rFonts w:ascii="Verdana" w:hAnsi="Verdana"/>
+          <w:i/>
+          <w:sz w:val="14"/>
+        </w:rPr>
+        <w:t>Note 59: D’autres appellations locales utilisées pour des orages de diverses intensités sont ajoutées selon les besoins.</w:t>
+      </w:r>
+    </w:p>
+    <w:p>
+      <w:r>
+        <w:rPr>
+          <w:rFonts w:ascii="Verdana" w:hAnsi="Verdana"/>
+          <w:i/>
+          <w:sz w:val="14"/>
+        </w:rPr>
+        <w:t>Note 60: Aucun des chiffres du code n’exclut la possibilité, laissée à la discrétion du centre de production, d’ajouter des niveaux obtenus par interpolation.</w:t>
+      </w:r>
+    </w:p>
+    <w:p>
+      <w:r>
+        <w:rPr>
+          <w:rFonts w:ascii="Verdana" w:hAnsi="Verdana"/>
+          <w:i/>
+          <w:sz w:val="14"/>
+        </w:rPr>
+        <w:t>Note 63: Dans cette table d'indicateurs, 'phenomene' signifie tout phenomene, y compris les precipitations et l'obscurcissement.</w:t>
+      </w:r>
+    </w:p>
+    <w:p>
+      <w:r>
+        <w:rPr>
+          <w:rFonts w:ascii="Verdana" w:hAnsi="Verdana"/>
+          <w:i/>
+          <w:sz w:val="14"/>
+        </w:rPr>
+        <w:t>Note 75: 1) Les définitions données pour les chiffres du code 0 à 2 et 4 s’appliquent à une superficie représentative de sol nu, et les chiffres 3, 5 à 9 et 10 à 19 à une zone dégagée représentative. 2) En toutes circonstances, on choisit le chiffre du code le plus élevé qui puisse s’appliquer. 3) Dans la table de code ci-dessus, toute référence à de la glace comprend aussi les précipitations solides autres que la neige.</w:t>
+      </w:r>
+    </w:p>
+    <w:p>
+      <w:r>
+        <w:rPr>
+          <w:rFonts w:ascii="Verdana" w:hAnsi="Verdana"/>
+          <w:i/>
+          <w:sz w:val="14"/>
+        </w:rPr>
+        <w:t>Note 76: 1) Ces valeurs se réfèrent à des vagues de vent bien formées en haute mer. dée aux termes descriptifs, ces valeurs relatives à la hauteur peuvent être utilisées à titre d’indication par l’observateur lorsqu’il chiffre l’état total d’agitation de la mer résultant de divers facteurs tels que le vent, la houle, les courants, l’angle entre la houle et le vent, etc. 2) Pour chiffrer une hauteur correspondant à la limite entre deux chiffres du code, prendre le chiffre du code le moins élevé; par exemple, une hauteur de 4 m est signalée à l’aide du chiffre du code 5.</w:t>
+      </w:r>
+    </w:p>
+    <w:p>
+      <w:r>
+        <w:rPr>
+          <w:rFonts w:ascii="Verdana" w:hAnsi="Verdana"/>
+          <w:i/>
+          <w:sz w:val="14"/>
+        </w:rPr>
+        <w:t>Note 78: Les trois premiers chiffres representent le code ISO du pays.</w:t>
+      </w:r>
+    </w:p>
+    <w:p>
+      <w:r>
+        <w:rPr>
+          <w:rFonts w:ascii="Verdana" w:hAnsi="Verdana"/>
+          <w:i/>
+          <w:sz w:val="14"/>
+        </w:rPr>
+        <w:t>Note 79: La derniere colonne de la table indique le numero d’enregistrement correspondant emis par le Chemical Abstracts Service (CAS) de l’American Chemical Society.</w:t>
+      </w:r>
+    </w:p>
+    <w:p>
+      <w:r>
+        <w:rPr>
+          <w:rFonts w:ascii="Verdana" w:hAnsi="Verdana"/>
+          <w:i/>
+          <w:sz w:val="14"/>
+        </w:rPr>
+        <w:t>Note 80: 1) Entre les chiffres du code 100–199, la présente table de code comprend des termes à plusieurs niveaux afin de servir aux stations simples et aux stations automatiques devenant de plus en plus complexes. 2) Les termes génériques se rapportant au temps (par exemple brouillard, bruine) sont destinés à être utilisés dans des stations automatiques pouvant déterminer les types de temps sans pouvoir fournir d'autres informations.  Les termes génériques figurent tous dans la table de code en lettres majuscules. 3) Les chiffres du code pour les catégories de précipitations (chiffres du code 140 à 148) sont disposés par ordre de complexité croissante.  Par exemple, une station très simple qui ne peut déceler que la présence ou l'absence de précipitations utilise le chiffre du code 140 (précipitations).  Au niveau suivant, une station automatique pouvant déceler le volume, mais pas le type, utilise le chiffre du code 141 ou 142.  Une station automatique qui peut déceler le type général (liquide, solide, se congelant) et le volume général utilise les chiffres du code 143 à 148.  Une station automatique qui peut signaler les types réels de précipitations (par exemple bruine ou pluie), mais non leur volume, utilise le nombre entier de la dizaine correspondante (par exemple 150 pour la catégorie bruine; 160 pour la catégorie pluie).</w:t>
+      </w:r>
+    </w:p>
+    <w:p>
+      <w:r>
+        <w:rPr>
+          <w:rFonts w:ascii="Verdana" w:hAnsi="Verdana"/>
+          <w:i/>
+          <w:sz w:val="14"/>
+        </w:rPr>
+        <w:t>Note 81: L’échelle des valeurs nominales de l’humidité du sol en surface est comprise entre 0 et 100 %. Dans des cas extrêmes, il est possible néanmoins que la valeur extrapolée à partir de la rétrodiffusion suivant un angle d’incidence de 40 degrés soit inférieure à la valeur minimale de référence de 0 % (conditions sèches) ou supérieure à la valeur maximale de référence de 100 % (conditions humides).</w:t>
+      </w:r>
+    </w:p>
+    <w:p>
+      <w:r>
+        <w:rPr>
+          <w:rFonts w:ascii="Verdana" w:hAnsi="Verdana"/>
+          <w:i/>
+          <w:sz w:val="14"/>
+        </w:rPr>
+        <w:t>Note 84: 1) Ces valeurs se réfèrent à des vagues de vent bien formées en haute mer. dée aux termes descriptifs, ces valeurs relatives à la hauteur peuvent être utilisées à titre d’indication par l’observateur lorsqu’il chiffre l’état total d’agitation de la mer résultant de divers facteurs tels que le vent, la houle, les courants, l’angle entre la houle et le vent, etc. 2) Pour chiffrer une hauteur correspondant à la limite entre deux chiffres du code, prendre le chiffre du code le moins élevé; par exemple, une hauteur de 4 m est signalée à l’aide du chiffre du code 5.</w:t>
+      </w:r>
+    </w:p>
+    <w:p>
+      <w:r>
+        <w:rPr>
+          <w:rFonts w:ascii="Verdana" w:hAnsi="Verdana"/>
+          <w:i/>
+          <w:sz w:val="14"/>
+        </w:rPr>
+        <w:t>Note 85: Ce descripteur sera associé à des données relatives à la visibilité ou à la hauteur des nuages pour préciser si la valeur est bornée. Si la donnée transmise est la valeur vraie, le chiffre du code est 0. Toutefois, la mesure peut atteindre la limite de capacité de mesure de l’instrument. Si la valeur transmise est supérieure à la valeur vraie, le chiffre du code est 1; si la valeur transmise est inférieure à la valeur vraie, le chiffre du code est 2.</w:t>
+      </w:r>
+    </w:p>
+    <w:p>
+      <w:r>
+        <w:rPr>
+          <w:rFonts w:ascii="Verdana" w:hAnsi="Verdana"/>
+          <w:i/>
+          <w:sz w:val="14"/>
+        </w:rPr>
+        <w:t>Note 88: 1) L’expression «moyenne sur une certaine période» indique qu’il est établi en permanence une moyenne des valeurs sur une période donnée. 2) L’expression «moyenne d’ensemble» indique que l’on prend la moyenne d’un certain nombre de valeurs distinctes correspondant à une série de situations dans le temps. 3) Il faut préciser les périodes auxquelles correspondent les caractéristiques temporelles.</w:t>
+      </w:r>
+    </w:p>
+    <w:p>
+      <w:r>
+        <w:rPr>
+          <w:rFonts w:ascii="Verdana" w:hAnsi="Verdana"/>
+          <w:i/>
+          <w:sz w:val="14"/>
+        </w:rPr>
+        <w:t>Note 90: Type d'instrument et unites initiales pour la mesure du vent (en m s-1 sauf indication contraire).</w:t>
+      </w:r>
+    </w:p>
+    <w:p>
+      <w:r>
+        <w:rPr>
+          <w:rFonts w:ascii="Verdana" w:hAnsi="Verdana"/>
+          <w:i/>
+          <w:sz w:val="14"/>
+        </w:rPr>
+        <w:t>Note 94: Si la méthode de transmission d’origine est celle indiquée par le chiffre 1 du code, il est conseillé de faire appel à la table de conversion suivante pour obtenir une valeur correcte des données correspondant au descripteur 0 01 012: Valeur indiquée Valeur des données 0 0 1 45 2 90 3 135 4 180 5 225 6 270 7 315 8 360 9 511</w:t>
+      </w:r>
+    </w:p>
+    <w:p>
+      <w:r>
+        <w:rPr>
+          <w:rFonts w:ascii="Verdana" w:hAnsi="Verdana"/>
+          <w:i/>
+          <w:sz w:val="14"/>
+        </w:rPr>
+        <w:t>Note 95: Si la méthode de transmission d’origine est celle indiquée par le chiffre 1 du code, il est conseillé de faire appel à la table de conversion suivante pour obtenir une valeur correcte des données correspondant au descripteur 0 01 013: Valeur indiquée Valeur des données 0 0 1 1 2 4 3 7 4 9 5 12 6 14 7 17 8 19 9 21 / 1023</w:t>
+      </w:r>
+    </w:p>
+    <w:p>
+      <w:r>
+        <w:rPr>
+          <w:rFonts w:ascii="Verdana" w:hAnsi="Verdana"/>
+          <w:i/>
+          <w:sz w:val="14"/>
+        </w:rPr>
+        <w:t>Note 98: Code figures 1 - 24 are siting classifications and measurement quality classifications according to the Guide to Instruments and Methods of Observation (WMO-No. 8), Volume I, Chapter 1, Annex 1.D and Annex 1.G.</w:t>
+      </w:r>
+    </w:p>
+    <w:p>
+      <w:r>
+        <w:rPr>
+          <w:rFonts w:ascii="Verdana" w:hAnsi="Verdana"/>
+          <w:i/>
+          <w:sz w:val="14"/>
+        </w:rPr>
+        <w:t>Note 99: Code figures 26 - 30 are siting classifications according to the Guide to Instruments and Methods of Observation (WMO-No. 8), Volume I, Chapter 1, Annex 1.D.</w:t>
+      </w:r>
+    </w:p>
+    <w:p>
+      <w:r>
+        <w:rPr>
+          <w:rFonts w:ascii="Verdana" w:hAnsi="Verdana"/>
+          <w:i/>
+          <w:sz w:val="14"/>
+        </w:rPr>
+        <w:t>Note 100: Code figures 31 - 34 are measurement quality classifications according to the Guide to Instruments and Methods of Observation (WMO-No. 8), Volume I, Chapter 1, Annex 1.G.</w:t>
+      </w:r>
+    </w:p>
+    <w:p>
+      <w:r>
+        <w:rPr>
+          <w:rFonts w:ascii="Verdana" w:hAnsi="Verdana"/>
+          <w:i/>
+          <w:sz w:val="14"/>
+        </w:rPr>
+        <w:t>Note 101: Annex 1.G is a new annex that will be part of an updated version of WMO-No. 8 to be published in mid-2022.</w:t>
       </w:r>
     </w:p>
     <w:p>
@@ -58,6 +618,9 @@
             <w:shd w:val="clear" w:color="auto" w:fill="D9D9D9"/>
           </w:tcPr>
           <w:p>
+            <w:pPr>
+              <w:spacing w:before="20" w:after="20"/>
+            </w:pPr>
             <w:r/>
             <w:r>
               <w:rPr>
@@ -75,6 +638,9 @@
             <w:shd w:val="clear" w:color="auto" w:fill="D9D9D9"/>
           </w:tcPr>
           <w:p>
+            <w:pPr>
+              <w:spacing w:before="20" w:after="20"/>
+            </w:pPr>
             <w:r/>
             <w:r>
               <w:rPr>
@@ -92,6 +658,9 @@
             <w:shd w:val="clear" w:color="auto" w:fill="D9D9D9"/>
           </w:tcPr>
           <w:p>
+            <w:pPr>
+              <w:spacing w:before="20" w:after="20"/>
+            </w:pPr>
             <w:r/>
             <w:r>
               <w:rPr>
@@ -105,11 +674,17 @@
         </w:tc>
       </w:tr>
       <w:tr>
-        <w:tc>
-          <w:tcPr>
-            <w:tcW w:type="dxa" w:w="5046"/>
-          </w:tcPr>
-          <w:p>
+        <w:trPr>
+          <w:cantSplit/>
+        </w:trPr>
+        <w:tc>
+          <w:tcPr>
+            <w:tcW w:type="dxa" w:w="5046"/>
+          </w:tcPr>
+          <w:p>
+            <w:pPr>
+              <w:spacing w:before="20" w:after="20"/>
+            </w:pPr>
             <w:r/>
             <w:r>
               <w:rPr>
@@ -126,6 +701,9 @@
             <w:tcW w:type="dxa" w:w="5046"/>
           </w:tcPr>
           <w:p>
+            <w:pPr>
+              <w:spacing w:before="20" w:after="20"/>
+            </w:pPr>
             <w:r/>
             <w:r>
               <w:rPr>
@@ -142,6 +720,9 @@
             <w:tcW w:type="dxa" w:w="5046"/>
           </w:tcPr>
           <w:p>
+            <w:pPr>
+              <w:spacing w:before="20" w:after="20"/>
+            </w:pPr>
             <w:r/>
             <w:r>
               <w:rPr>
@@ -154,11 +735,17 @@
         </w:tc>
       </w:tr>
       <w:tr>
-        <w:tc>
-          <w:tcPr>
-            <w:tcW w:type="dxa" w:w="5046"/>
-          </w:tcPr>
-          <w:p>
+        <w:trPr>
+          <w:cantSplit/>
+        </w:trPr>
+        <w:tc>
+          <w:tcPr>
+            <w:tcW w:type="dxa" w:w="5046"/>
+          </w:tcPr>
+          <w:p>
+            <w:pPr>
+              <w:spacing w:before="20" w:after="20"/>
+            </w:pPr>
             <w:r/>
             <w:r>
               <w:rPr>
@@ -175,6 +762,9 @@
             <w:tcW w:type="dxa" w:w="5046"/>
           </w:tcPr>
           <w:p>
+            <w:pPr>
+              <w:spacing w:before="20" w:after="20"/>
+            </w:pPr>
             <w:r/>
             <w:r>
               <w:rPr>
@@ -191,6 +781,9 @@
             <w:tcW w:type="dxa" w:w="5046"/>
           </w:tcPr>
           <w:p>
+            <w:pPr>
+              <w:spacing w:before="20" w:after="20"/>
+            </w:pPr>
             <w:r/>
             <w:r>
               <w:rPr>
@@ -203,11 +796,17 @@
         </w:tc>
       </w:tr>
       <w:tr>
-        <w:tc>
-          <w:tcPr>
-            <w:tcW w:type="dxa" w:w="5046"/>
-          </w:tcPr>
-          <w:p>
+        <w:trPr>
+          <w:cantSplit/>
+        </w:trPr>
+        <w:tc>
+          <w:tcPr>
+            <w:tcW w:type="dxa" w:w="5046"/>
+          </w:tcPr>
+          <w:p>
+            <w:pPr>
+              <w:spacing w:before="20" w:after="20"/>
+            </w:pPr>
             <w:r/>
             <w:r>
               <w:rPr>
@@ -224,6 +823,9 @@
             <w:tcW w:type="dxa" w:w="5046"/>
           </w:tcPr>
           <w:p>
+            <w:pPr>
+              <w:spacing w:before="20" w:after="20"/>
+            </w:pPr>
             <w:r/>
             <w:r>
               <w:rPr>
@@ -240,6 +842,9 @@
             <w:tcW w:type="dxa" w:w="5046"/>
           </w:tcPr>
           <w:p>
+            <w:pPr>
+              <w:spacing w:before="20" w:after="20"/>
+            </w:pPr>
             <w:r/>
             <w:r>
               <w:rPr>
@@ -252,11 +857,17 @@
         </w:tc>
       </w:tr>
       <w:tr>
-        <w:tc>
-          <w:tcPr>
-            <w:tcW w:type="dxa" w:w="5046"/>
-          </w:tcPr>
-          <w:p>
+        <w:trPr>
+          <w:cantSplit/>
+        </w:trPr>
+        <w:tc>
+          <w:tcPr>
+            <w:tcW w:type="dxa" w:w="5046"/>
+          </w:tcPr>
+          <w:p>
+            <w:pPr>
+              <w:spacing w:before="20" w:after="20"/>
+            </w:pPr>
             <w:r/>
             <w:r>
               <w:rPr>
@@ -273,6 +884,9 @@
             <w:tcW w:type="dxa" w:w="5046"/>
           </w:tcPr>
           <w:p>
+            <w:pPr>
+              <w:spacing w:before="20" w:after="20"/>
+            </w:pPr>
             <w:r/>
             <w:r>
               <w:rPr>
@@ -289,6 +903,9 @@
             <w:tcW w:type="dxa" w:w="5046"/>
           </w:tcPr>
           <w:p>
+            <w:pPr>
+              <w:spacing w:before="20" w:after="20"/>
+            </w:pPr>
             <w:r/>
             <w:r>
               <w:rPr>
@@ -301,11 +918,17 @@
         </w:tc>
       </w:tr>
       <w:tr>
-        <w:tc>
-          <w:tcPr>
-            <w:tcW w:type="dxa" w:w="5046"/>
-          </w:tcPr>
-          <w:p>
+        <w:trPr>
+          <w:cantSplit/>
+        </w:trPr>
+        <w:tc>
+          <w:tcPr>
+            <w:tcW w:type="dxa" w:w="5046"/>
+          </w:tcPr>
+          <w:p>
+            <w:pPr>
+              <w:spacing w:before="20" w:after="20"/>
+            </w:pPr>
             <w:r/>
             <w:r>
               <w:rPr>
@@ -322,6 +945,9 @@
             <w:tcW w:type="dxa" w:w="5046"/>
           </w:tcPr>
           <w:p>
+            <w:pPr>
+              <w:spacing w:before="20" w:after="20"/>
+            </w:pPr>
             <w:r/>
             <w:r>
               <w:rPr>
@@ -338,6 +964,9 @@
             <w:tcW w:type="dxa" w:w="5046"/>
           </w:tcPr>
           <w:p>
+            <w:pPr>
+              <w:spacing w:before="20" w:after="20"/>
+            </w:pPr>
             <w:r/>
             <w:r>
               <w:rPr>
@@ -350,11 +979,17 @@
         </w:tc>
       </w:tr>
       <w:tr>
-        <w:tc>
-          <w:tcPr>
-            <w:tcW w:type="dxa" w:w="5046"/>
-          </w:tcPr>
-          <w:p>
+        <w:trPr>
+          <w:cantSplit/>
+        </w:trPr>
+        <w:tc>
+          <w:tcPr>
+            <w:tcW w:type="dxa" w:w="5046"/>
+          </w:tcPr>
+          <w:p>
+            <w:pPr>
+              <w:spacing w:before="20" w:after="20"/>
+            </w:pPr>
             <w:r/>
             <w:r>
               <w:rPr>
@@ -371,6 +1006,9 @@
             <w:tcW w:type="dxa" w:w="5046"/>
           </w:tcPr>
           <w:p>
+            <w:pPr>
+              <w:spacing w:before="20" w:after="20"/>
+            </w:pPr>
             <w:r/>
             <w:r>
               <w:rPr>
@@ -387,6 +1025,9 @@
             <w:tcW w:type="dxa" w:w="5046"/>
           </w:tcPr>
           <w:p>
+            <w:pPr>
+              <w:spacing w:before="20" w:after="20"/>
+            </w:pPr>
             <w:r/>
             <w:r>
               <w:rPr>
@@ -399,11 +1040,17 @@
         </w:tc>
       </w:tr>
       <w:tr>
-        <w:tc>
-          <w:tcPr>
-            <w:tcW w:type="dxa" w:w="5046"/>
-          </w:tcPr>
-          <w:p>
+        <w:trPr>
+          <w:cantSplit/>
+        </w:trPr>
+        <w:tc>
+          <w:tcPr>
+            <w:tcW w:type="dxa" w:w="5046"/>
+          </w:tcPr>
+          <w:p>
+            <w:pPr>
+              <w:spacing w:before="20" w:after="20"/>
+            </w:pPr>
             <w:r/>
             <w:r>
               <w:rPr>
@@ -420,6 +1067,9 @@
             <w:tcW w:type="dxa" w:w="5046"/>
           </w:tcPr>
           <w:p>
+            <w:pPr>
+              <w:spacing w:before="20" w:after="20"/>
+            </w:pPr>
             <w:r/>
             <w:r>
               <w:rPr>
@@ -436,6 +1086,9 @@
             <w:tcW w:type="dxa" w:w="5046"/>
           </w:tcPr>
           <w:p>
+            <w:pPr>
+              <w:spacing w:before="20" w:after="20"/>
+            </w:pPr>
             <w:r/>
             <w:r>
               <w:rPr>
@@ -448,11 +1101,17 @@
         </w:tc>
       </w:tr>
       <w:tr>
-        <w:tc>
-          <w:tcPr>
-            <w:tcW w:type="dxa" w:w="5046"/>
-          </w:tcPr>
-          <w:p>
+        <w:trPr>
+          <w:cantSplit/>
+        </w:trPr>
+        <w:tc>
+          <w:tcPr>
+            <w:tcW w:type="dxa" w:w="5046"/>
+          </w:tcPr>
+          <w:p>
+            <w:pPr>
+              <w:spacing w:before="20" w:after="20"/>
+            </w:pPr>
             <w:r/>
             <w:r>
               <w:rPr>
@@ -469,6 +1128,9 @@
             <w:tcW w:type="dxa" w:w="5046"/>
           </w:tcPr>
           <w:p>
+            <w:pPr>
+              <w:spacing w:before="20" w:after="20"/>
+            </w:pPr>
             <w:r/>
             <w:r>
               <w:rPr>
@@ -485,6 +1147,9 @@
             <w:tcW w:type="dxa" w:w="5046"/>
           </w:tcPr>
           <w:p>
+            <w:pPr>
+              <w:spacing w:before="20" w:after="20"/>
+            </w:pPr>
             <w:r/>
             <w:r>
               <w:rPr>
@@ -497,11 +1162,17 @@
         </w:tc>
       </w:tr>
       <w:tr>
-        <w:tc>
-          <w:tcPr>
-            <w:tcW w:type="dxa" w:w="5046"/>
-          </w:tcPr>
-          <w:p>
+        <w:trPr>
+          <w:cantSplit/>
+        </w:trPr>
+        <w:tc>
+          <w:tcPr>
+            <w:tcW w:type="dxa" w:w="5046"/>
+          </w:tcPr>
+          <w:p>
+            <w:pPr>
+              <w:spacing w:before="20" w:after="20"/>
+            </w:pPr>
             <w:r/>
             <w:r>
               <w:rPr>
@@ -518,6 +1189,9 @@
             <w:tcW w:type="dxa" w:w="5046"/>
           </w:tcPr>
           <w:p>
+            <w:pPr>
+              <w:spacing w:before="20" w:after="20"/>
+            </w:pPr>
             <w:r/>
             <w:r>
               <w:rPr>
@@ -534,6 +1208,9 @@
             <w:tcW w:type="dxa" w:w="5046"/>
           </w:tcPr>
           <w:p>
+            <w:pPr>
+              <w:spacing w:before="20" w:after="20"/>
+            </w:pPr>
             <w:r/>
             <w:r>
               <w:rPr>
@@ -546,11 +1223,17 @@
         </w:tc>
       </w:tr>
       <w:tr>
-        <w:tc>
-          <w:tcPr>
-            <w:tcW w:type="dxa" w:w="5046"/>
-          </w:tcPr>
-          <w:p>
+        <w:trPr>
+          <w:cantSplit/>
+        </w:trPr>
+        <w:tc>
+          <w:tcPr>
+            <w:tcW w:type="dxa" w:w="5046"/>
+          </w:tcPr>
+          <w:p>
+            <w:pPr>
+              <w:spacing w:before="20" w:after="20"/>
+            </w:pPr>
             <w:r/>
             <w:r>
               <w:rPr>
@@ -567,6 +1250,9 @@
             <w:tcW w:type="dxa" w:w="5046"/>
           </w:tcPr>
           <w:p>
+            <w:pPr>
+              <w:spacing w:before="20" w:after="20"/>
+            </w:pPr>
             <w:r/>
             <w:r>
               <w:rPr>
@@ -583,6 +1269,9 @@
             <w:tcW w:type="dxa" w:w="5046"/>
           </w:tcPr>
           <w:p>
+            <w:pPr>
+              <w:spacing w:before="20" w:after="20"/>
+            </w:pPr>
             <w:r/>
             <w:r>
               <w:rPr>
@@ -595,11 +1284,17 @@
         </w:tc>
       </w:tr>
       <w:tr>
-        <w:tc>
-          <w:tcPr>
-            <w:tcW w:type="dxa" w:w="5046"/>
-          </w:tcPr>
-          <w:p>
+        <w:trPr>
+          <w:cantSplit/>
+        </w:trPr>
+        <w:tc>
+          <w:tcPr>
+            <w:tcW w:type="dxa" w:w="5046"/>
+          </w:tcPr>
+          <w:p>
+            <w:pPr>
+              <w:spacing w:before="20" w:after="20"/>
+            </w:pPr>
             <w:r/>
             <w:r>
               <w:rPr>
@@ -616,6 +1311,9 @@
             <w:tcW w:type="dxa" w:w="5046"/>
           </w:tcPr>
           <w:p>
+            <w:pPr>
+              <w:spacing w:before="20" w:after="20"/>
+            </w:pPr>
             <w:r/>
             <w:r>
               <w:rPr>
@@ -632,6 +1330,9 @@
             <w:tcW w:type="dxa" w:w="5046"/>
           </w:tcPr>
           <w:p>
+            <w:pPr>
+              <w:spacing w:before="20" w:after="20"/>
+            </w:pPr>
             <w:r/>
             <w:r>
               <w:rPr>
@@ -644,11 +1345,17 @@
         </w:tc>
       </w:tr>
       <w:tr>
-        <w:tc>
-          <w:tcPr>
-            <w:tcW w:type="dxa" w:w="5046"/>
-          </w:tcPr>
-          <w:p>
+        <w:trPr>
+          <w:cantSplit/>
+        </w:trPr>
+        <w:tc>
+          <w:tcPr>
+            <w:tcW w:type="dxa" w:w="5046"/>
+          </w:tcPr>
+          <w:p>
+            <w:pPr>
+              <w:spacing w:before="20" w:after="20"/>
+            </w:pPr>
             <w:r/>
             <w:r>
               <w:rPr>
@@ -665,6 +1372,9 @@
             <w:tcW w:type="dxa" w:w="5046"/>
           </w:tcPr>
           <w:p>
+            <w:pPr>
+              <w:spacing w:before="20" w:after="20"/>
+            </w:pPr>
             <w:r/>
             <w:r>
               <w:rPr>
@@ -681,6 +1391,9 @@
             <w:tcW w:type="dxa" w:w="5046"/>
           </w:tcPr>
           <w:p>
+            <w:pPr>
+              <w:spacing w:before="20" w:after="20"/>
+            </w:pPr>
             <w:r/>
             <w:r>
               <w:rPr>
@@ -737,6 +1450,9 @@
             <w:shd w:val="clear" w:color="auto" w:fill="D9D9D9"/>
           </w:tcPr>
           <w:p>
+            <w:pPr>
+              <w:spacing w:before="20" w:after="20"/>
+            </w:pPr>
             <w:r/>
             <w:r>
               <w:rPr>
@@ -754,6 +1470,9 @@
             <w:shd w:val="clear" w:color="auto" w:fill="D9D9D9"/>
           </w:tcPr>
           <w:p>
+            <w:pPr>
+              <w:spacing w:before="20" w:after="20"/>
+            </w:pPr>
             <w:r/>
             <w:r>
               <w:rPr>
@@ -771,6 +1490,9 @@
             <w:shd w:val="clear" w:color="auto" w:fill="D9D9D9"/>
           </w:tcPr>
           <w:p>
+            <w:pPr>
+              <w:spacing w:before="20" w:after="20"/>
+            </w:pPr>
             <w:r/>
             <w:r>
               <w:rPr>
@@ -784,11 +1506,17 @@
         </w:tc>
       </w:tr>
       <w:tr>
-        <w:tc>
-          <w:tcPr>
-            <w:tcW w:type="dxa" w:w="5046"/>
-          </w:tcPr>
-          <w:p>
+        <w:trPr>
+          <w:cantSplit/>
+        </w:trPr>
+        <w:tc>
+          <w:tcPr>
+            <w:tcW w:type="dxa" w:w="5046"/>
+          </w:tcPr>
+          <w:p>
+            <w:pPr>
+              <w:spacing w:before="20" w:after="20"/>
+            </w:pPr>
             <w:r/>
             <w:r>
               <w:rPr>
@@ -805,6 +1533,9 @@
             <w:tcW w:type="dxa" w:w="5046"/>
           </w:tcPr>
           <w:p>
+            <w:pPr>
+              <w:spacing w:before="20" w:after="20"/>
+            </w:pPr>
             <w:r/>
             <w:r>
               <w:rPr>
@@ -821,6 +1552,9 @@
             <w:tcW w:type="dxa" w:w="5046"/>
           </w:tcPr>
           <w:p>
+            <w:pPr>
+              <w:spacing w:before="20" w:after="20"/>
+            </w:pPr>
             <w:r/>
             <w:r>
               <w:rPr>
@@ -833,11 +1567,17 @@
         </w:tc>
       </w:tr>
       <w:tr>
-        <w:tc>
-          <w:tcPr>
-            <w:tcW w:type="dxa" w:w="5046"/>
-          </w:tcPr>
-          <w:p>
+        <w:trPr>
+          <w:cantSplit/>
+        </w:trPr>
+        <w:tc>
+          <w:tcPr>
+            <w:tcW w:type="dxa" w:w="5046"/>
+          </w:tcPr>
+          <w:p>
+            <w:pPr>
+              <w:spacing w:before="20" w:after="20"/>
+            </w:pPr>
             <w:r/>
             <w:r>
               <w:rPr>
@@ -854,6 +1594,9 @@
             <w:tcW w:type="dxa" w:w="5046"/>
           </w:tcPr>
           <w:p>
+            <w:pPr>
+              <w:spacing w:before="20" w:after="20"/>
+            </w:pPr>
             <w:r/>
             <w:r>
               <w:rPr>
@@ -870,6 +1613,9 @@
             <w:tcW w:type="dxa" w:w="5046"/>
           </w:tcPr>
           <w:p>
+            <w:pPr>
+              <w:spacing w:before="20" w:after="20"/>
+            </w:pPr>
             <w:r/>
             <w:r>
               <w:rPr>
@@ -882,11 +1628,17 @@
         </w:tc>
       </w:tr>
       <w:tr>
-        <w:tc>
-          <w:tcPr>
-            <w:tcW w:type="dxa" w:w="5046"/>
-          </w:tcPr>
-          <w:p>
+        <w:trPr>
+          <w:cantSplit/>
+        </w:trPr>
+        <w:tc>
+          <w:tcPr>
+            <w:tcW w:type="dxa" w:w="5046"/>
+          </w:tcPr>
+          <w:p>
+            <w:pPr>
+              <w:spacing w:before="20" w:after="20"/>
+            </w:pPr>
             <w:r/>
             <w:r>
               <w:rPr>
@@ -903,6 +1655,9 @@
             <w:tcW w:type="dxa" w:w="5046"/>
           </w:tcPr>
           <w:p>
+            <w:pPr>
+              <w:spacing w:before="20" w:after="20"/>
+            </w:pPr>
             <w:r/>
             <w:r>
               <w:rPr>
@@ -919,6 +1674,9 @@
             <w:tcW w:type="dxa" w:w="5046"/>
           </w:tcPr>
           <w:p>
+            <w:pPr>
+              <w:spacing w:before="20" w:after="20"/>
+            </w:pPr>
             <w:r/>
             <w:r>
               <w:rPr>
@@ -931,11 +1689,17 @@
         </w:tc>
       </w:tr>
       <w:tr>
-        <w:tc>
-          <w:tcPr>
-            <w:tcW w:type="dxa" w:w="5046"/>
-          </w:tcPr>
-          <w:p>
+        <w:trPr>
+          <w:cantSplit/>
+        </w:trPr>
+        <w:tc>
+          <w:tcPr>
+            <w:tcW w:type="dxa" w:w="5046"/>
+          </w:tcPr>
+          <w:p>
+            <w:pPr>
+              <w:spacing w:before="20" w:after="20"/>
+            </w:pPr>
             <w:r/>
             <w:r>
               <w:rPr>
@@ -952,6 +1716,9 @@
             <w:tcW w:type="dxa" w:w="5046"/>
           </w:tcPr>
           <w:p>
+            <w:pPr>
+              <w:spacing w:before="20" w:after="20"/>
+            </w:pPr>
             <w:r/>
             <w:r>
               <w:rPr>
@@ -968,6 +1735,9 @@
             <w:tcW w:type="dxa" w:w="5046"/>
           </w:tcPr>
           <w:p>
+            <w:pPr>
+              <w:spacing w:before="20" w:after="20"/>
+            </w:pPr>
             <w:r/>
             <w:r>
               <w:rPr>
@@ -980,11 +1750,17 @@
         </w:tc>
       </w:tr>
       <w:tr>
-        <w:tc>
-          <w:tcPr>
-            <w:tcW w:type="dxa" w:w="5046"/>
-          </w:tcPr>
-          <w:p>
+        <w:trPr>
+          <w:cantSplit/>
+        </w:trPr>
+        <w:tc>
+          <w:tcPr>
+            <w:tcW w:type="dxa" w:w="5046"/>
+          </w:tcPr>
+          <w:p>
+            <w:pPr>
+              <w:spacing w:before="20" w:after="20"/>
+            </w:pPr>
             <w:r/>
             <w:r>
               <w:rPr>
@@ -1001,6 +1777,9 @@
             <w:tcW w:type="dxa" w:w="5046"/>
           </w:tcPr>
           <w:p>
+            <w:pPr>
+              <w:spacing w:before="20" w:after="20"/>
+            </w:pPr>
             <w:r/>
             <w:r>
               <w:rPr>
@@ -1017,6 +1796,9 @@
             <w:tcW w:type="dxa" w:w="5046"/>
           </w:tcPr>
           <w:p>
+            <w:pPr>
+              <w:spacing w:before="20" w:after="20"/>
+            </w:pPr>
             <w:r/>
             <w:r>
               <w:rPr>
@@ -1029,11 +1811,17 @@
         </w:tc>
       </w:tr>
       <w:tr>
-        <w:tc>
-          <w:tcPr>
-            <w:tcW w:type="dxa" w:w="5046"/>
-          </w:tcPr>
-          <w:p>
+        <w:trPr>
+          <w:cantSplit/>
+        </w:trPr>
+        <w:tc>
+          <w:tcPr>
+            <w:tcW w:type="dxa" w:w="5046"/>
+          </w:tcPr>
+          <w:p>
+            <w:pPr>
+              <w:spacing w:before="20" w:after="20"/>
+            </w:pPr>
             <w:r/>
             <w:r>
               <w:rPr>
@@ -1050,6 +1838,9 @@
             <w:tcW w:type="dxa" w:w="5046"/>
           </w:tcPr>
           <w:p>
+            <w:pPr>
+              <w:spacing w:before="20" w:after="20"/>
+            </w:pPr>
             <w:r/>
             <w:r>
               <w:rPr>
@@ -1066,6 +1857,9 @@
             <w:tcW w:type="dxa" w:w="5046"/>
           </w:tcPr>
           <w:p>
+            <w:pPr>
+              <w:spacing w:before="20" w:after="20"/>
+            </w:pPr>
             <w:r/>
             <w:r>
               <w:rPr>
@@ -1078,11 +1872,17 @@
         </w:tc>
       </w:tr>
       <w:tr>
-        <w:tc>
-          <w:tcPr>
-            <w:tcW w:type="dxa" w:w="5046"/>
-          </w:tcPr>
-          <w:p>
+        <w:trPr>
+          <w:cantSplit/>
+        </w:trPr>
+        <w:tc>
+          <w:tcPr>
+            <w:tcW w:type="dxa" w:w="5046"/>
+          </w:tcPr>
+          <w:p>
+            <w:pPr>
+              <w:spacing w:before="20" w:after="20"/>
+            </w:pPr>
             <w:r/>
             <w:r>
               <w:rPr>
@@ -1099,6 +1899,9 @@
             <w:tcW w:type="dxa" w:w="5046"/>
           </w:tcPr>
           <w:p>
+            <w:pPr>
+              <w:spacing w:before="20" w:after="20"/>
+            </w:pPr>
             <w:r/>
             <w:r>
               <w:rPr>
@@ -1115,6 +1918,9 @@
             <w:tcW w:type="dxa" w:w="5046"/>
           </w:tcPr>
           <w:p>
+            <w:pPr>
+              <w:spacing w:before="20" w:after="20"/>
+            </w:pPr>
             <w:r/>
             <w:r>
               <w:rPr>
@@ -1127,11 +1933,17 @@
         </w:tc>
       </w:tr>
       <w:tr>
-        <w:tc>
-          <w:tcPr>
-            <w:tcW w:type="dxa" w:w="5046"/>
-          </w:tcPr>
-          <w:p>
+        <w:trPr>
+          <w:cantSplit/>
+        </w:trPr>
+        <w:tc>
+          <w:tcPr>
+            <w:tcW w:type="dxa" w:w="5046"/>
+          </w:tcPr>
+          <w:p>
+            <w:pPr>
+              <w:spacing w:before="20" w:after="20"/>
+            </w:pPr>
             <w:r/>
             <w:r>
               <w:rPr>
@@ -1148,6 +1960,9 @@
             <w:tcW w:type="dxa" w:w="5046"/>
           </w:tcPr>
           <w:p>
+            <w:pPr>
+              <w:spacing w:before="20" w:after="20"/>
+            </w:pPr>
             <w:r/>
             <w:r>
               <w:rPr>
@@ -1164,6 +1979,9 @@
             <w:tcW w:type="dxa" w:w="5046"/>
           </w:tcPr>
           <w:p>
+            <w:pPr>
+              <w:spacing w:before="20" w:after="20"/>
+            </w:pPr>
             <w:r/>
             <w:r>
               <w:rPr>
@@ -1176,11 +1994,17 @@
         </w:tc>
       </w:tr>
       <w:tr>
-        <w:tc>
-          <w:tcPr>
-            <w:tcW w:type="dxa" w:w="5046"/>
-          </w:tcPr>
-          <w:p>
+        <w:trPr>
+          <w:cantSplit/>
+        </w:trPr>
+        <w:tc>
+          <w:tcPr>
+            <w:tcW w:type="dxa" w:w="5046"/>
+          </w:tcPr>
+          <w:p>
+            <w:pPr>
+              <w:spacing w:before="20" w:after="20"/>
+            </w:pPr>
             <w:r/>
             <w:r>
               <w:rPr>
@@ -1197,6 +2021,9 @@
             <w:tcW w:type="dxa" w:w="5046"/>
           </w:tcPr>
           <w:p>
+            <w:pPr>
+              <w:spacing w:before="20" w:after="20"/>
+            </w:pPr>
             <w:r/>
             <w:r>
               <w:rPr>
@@ -1213,6 +2040,9 @@
             <w:tcW w:type="dxa" w:w="5046"/>
           </w:tcPr>
           <w:p>
+            <w:pPr>
+              <w:spacing w:before="20" w:after="20"/>
+            </w:pPr>
             <w:r/>
             <w:r>
               <w:rPr>
@@ -1225,11 +2055,17 @@
         </w:tc>
       </w:tr>
       <w:tr>
-        <w:tc>
-          <w:tcPr>
-            <w:tcW w:type="dxa" w:w="5046"/>
-          </w:tcPr>
-          <w:p>
+        <w:trPr>
+          <w:cantSplit/>
+        </w:trPr>
+        <w:tc>
+          <w:tcPr>
+            <w:tcW w:type="dxa" w:w="5046"/>
+          </w:tcPr>
+          <w:p>
+            <w:pPr>
+              <w:spacing w:before="20" w:after="20"/>
+            </w:pPr>
             <w:r/>
             <w:r>
               <w:rPr>
@@ -1246,6 +2082,9 @@
             <w:tcW w:type="dxa" w:w="5046"/>
           </w:tcPr>
           <w:p>
+            <w:pPr>
+              <w:spacing w:before="20" w:after="20"/>
+            </w:pPr>
             <w:r/>
             <w:r>
               <w:rPr>
@@ -1262,6 +2101,9 @@
             <w:tcW w:type="dxa" w:w="5046"/>
           </w:tcPr>
           <w:p>
+            <w:pPr>
+              <w:spacing w:before="20" w:after="20"/>
+            </w:pPr>
             <w:r/>
             <w:r>
               <w:rPr>
@@ -1274,11 +2116,17 @@
         </w:tc>
       </w:tr>
       <w:tr>
-        <w:tc>
-          <w:tcPr>
-            <w:tcW w:type="dxa" w:w="5046"/>
-          </w:tcPr>
-          <w:p>
+        <w:trPr>
+          <w:cantSplit/>
+        </w:trPr>
+        <w:tc>
+          <w:tcPr>
+            <w:tcW w:type="dxa" w:w="5046"/>
+          </w:tcPr>
+          <w:p>
+            <w:pPr>
+              <w:spacing w:before="20" w:after="20"/>
+            </w:pPr>
             <w:r/>
             <w:r>
               <w:rPr>
@@ -1295,6 +2143,9 @@
             <w:tcW w:type="dxa" w:w="5046"/>
           </w:tcPr>
           <w:p>
+            <w:pPr>
+              <w:spacing w:before="20" w:after="20"/>
+            </w:pPr>
             <w:r/>
             <w:r>
               <w:rPr>
@@ -1311,6 +2162,9 @@
             <w:tcW w:type="dxa" w:w="5046"/>
           </w:tcPr>
           <w:p>
+            <w:pPr>
+              <w:spacing w:before="20" w:after="20"/>
+            </w:pPr>
             <w:r/>
             <w:r>
               <w:rPr>
@@ -1323,11 +2177,17 @@
         </w:tc>
       </w:tr>
       <w:tr>
-        <w:tc>
-          <w:tcPr>
-            <w:tcW w:type="dxa" w:w="5046"/>
-          </w:tcPr>
-          <w:p>
+        <w:trPr>
+          <w:cantSplit/>
+        </w:trPr>
+        <w:tc>
+          <w:tcPr>
+            <w:tcW w:type="dxa" w:w="5046"/>
+          </w:tcPr>
+          <w:p>
+            <w:pPr>
+              <w:spacing w:before="20" w:after="20"/>
+            </w:pPr>
             <w:r/>
             <w:r>
               <w:rPr>
@@ -1344,6 +2204,9 @@
             <w:tcW w:type="dxa" w:w="5046"/>
           </w:tcPr>
           <w:p>
+            <w:pPr>
+              <w:spacing w:before="20" w:after="20"/>
+            </w:pPr>
             <w:r/>
             <w:r>
               <w:rPr>
@@ -1360,6 +2223,9 @@
             <w:tcW w:type="dxa" w:w="5046"/>
           </w:tcPr>
           <w:p>
+            <w:pPr>
+              <w:spacing w:before="20" w:after="20"/>
+            </w:pPr>
             <w:r/>
             <w:r>
               <w:rPr>
@@ -1372,11 +2238,17 @@
         </w:tc>
       </w:tr>
       <w:tr>
-        <w:tc>
-          <w:tcPr>
-            <w:tcW w:type="dxa" w:w="5046"/>
-          </w:tcPr>
-          <w:p>
+        <w:trPr>
+          <w:cantSplit/>
+        </w:trPr>
+        <w:tc>
+          <w:tcPr>
+            <w:tcW w:type="dxa" w:w="5046"/>
+          </w:tcPr>
+          <w:p>
+            <w:pPr>
+              <w:spacing w:before="20" w:after="20"/>
+            </w:pPr>
             <w:r/>
             <w:r>
               <w:rPr>
@@ -1393,6 +2265,9 @@
             <w:tcW w:type="dxa" w:w="5046"/>
           </w:tcPr>
           <w:p>
+            <w:pPr>
+              <w:spacing w:before="20" w:after="20"/>
+            </w:pPr>
             <w:r/>
             <w:r>
               <w:rPr>
@@ -1409,6 +2284,9 @@
             <w:tcW w:type="dxa" w:w="5046"/>
           </w:tcPr>
           <w:p>
+            <w:pPr>
+              <w:spacing w:before="20" w:after="20"/>
+            </w:pPr>
             <w:r/>
             <w:r>
               <w:rPr>
@@ -1465,6 +2343,9 @@
             <w:shd w:val="clear" w:color="auto" w:fill="D9D9D9"/>
           </w:tcPr>
           <w:p>
+            <w:pPr>
+              <w:spacing w:before="20" w:after="20"/>
+            </w:pPr>
             <w:r/>
             <w:r>
               <w:rPr>
@@ -1482,6 +2363,9 @@
             <w:shd w:val="clear" w:color="auto" w:fill="D9D9D9"/>
           </w:tcPr>
           <w:p>
+            <w:pPr>
+              <w:spacing w:before="20" w:after="20"/>
+            </w:pPr>
             <w:r/>
             <w:r>
               <w:rPr>
@@ -1499,6 +2383,9 @@
             <w:shd w:val="clear" w:color="auto" w:fill="D9D9D9"/>
           </w:tcPr>
           <w:p>
+            <w:pPr>
+              <w:spacing w:before="20" w:after="20"/>
+            </w:pPr>
             <w:r/>
             <w:r>
               <w:rPr>
@@ -1512,11 +2399,17 @@
         </w:tc>
       </w:tr>
       <w:tr>
-        <w:tc>
-          <w:tcPr>
-            <w:tcW w:type="dxa" w:w="5046"/>
-          </w:tcPr>
-          <w:p>
+        <w:trPr>
+          <w:cantSplit/>
+        </w:trPr>
+        <w:tc>
+          <w:tcPr>
+            <w:tcW w:type="dxa" w:w="5046"/>
+          </w:tcPr>
+          <w:p>
+            <w:pPr>
+              <w:spacing w:before="20" w:after="20"/>
+            </w:pPr>
             <w:r/>
             <w:r>
               <w:rPr>
@@ -1533,6 +2426,9 @@
             <w:tcW w:type="dxa" w:w="5046"/>
           </w:tcPr>
           <w:p>
+            <w:pPr>
+              <w:spacing w:before="20" w:after="20"/>
+            </w:pPr>
             <w:r/>
             <w:r>
               <w:rPr>
@@ -1549,6 +2445,9 @@
             <w:tcW w:type="dxa" w:w="5046"/>
           </w:tcPr>
           <w:p>
+            <w:pPr>
+              <w:spacing w:before="20" w:after="20"/>
+            </w:pPr>
             <w:r/>
             <w:r>
               <w:rPr>
@@ -1561,11 +2460,17 @@
         </w:tc>
       </w:tr>
       <w:tr>
-        <w:tc>
-          <w:tcPr>
-            <w:tcW w:type="dxa" w:w="5046"/>
-          </w:tcPr>
-          <w:p>
+        <w:trPr>
+          <w:cantSplit/>
+        </w:trPr>
+        <w:tc>
+          <w:tcPr>
+            <w:tcW w:type="dxa" w:w="5046"/>
+          </w:tcPr>
+          <w:p>
+            <w:pPr>
+              <w:spacing w:before="20" w:after="20"/>
+            </w:pPr>
             <w:r/>
             <w:r>
               <w:rPr>
@@ -1582,6 +2487,9 @@
             <w:tcW w:type="dxa" w:w="5046"/>
           </w:tcPr>
           <w:p>
+            <w:pPr>
+              <w:spacing w:before="20" w:after="20"/>
+            </w:pPr>
             <w:r/>
             <w:r>
               <w:rPr>
@@ -1598,6 +2506,9 @@
             <w:tcW w:type="dxa" w:w="5046"/>
           </w:tcPr>
           <w:p>
+            <w:pPr>
+              <w:spacing w:before="20" w:after="20"/>
+            </w:pPr>
             <w:r/>
             <w:r>
               <w:rPr>
@@ -1610,11 +2521,17 @@
         </w:tc>
       </w:tr>
       <w:tr>
-        <w:tc>
-          <w:tcPr>
-            <w:tcW w:type="dxa" w:w="5046"/>
-          </w:tcPr>
-          <w:p>
+        <w:trPr>
+          <w:cantSplit/>
+        </w:trPr>
+        <w:tc>
+          <w:tcPr>
+            <w:tcW w:type="dxa" w:w="5046"/>
+          </w:tcPr>
+          <w:p>
+            <w:pPr>
+              <w:spacing w:before="20" w:after="20"/>
+            </w:pPr>
             <w:r/>
             <w:r>
               <w:rPr>
@@ -1631,6 +2548,9 @@
             <w:tcW w:type="dxa" w:w="5046"/>
           </w:tcPr>
           <w:p>
+            <w:pPr>
+              <w:spacing w:before="20" w:after="20"/>
+            </w:pPr>
             <w:r/>
             <w:r>
               <w:rPr>
@@ -1647,6 +2567,9 @@
             <w:tcW w:type="dxa" w:w="5046"/>
           </w:tcPr>
           <w:p>
+            <w:pPr>
+              <w:spacing w:before="20" w:after="20"/>
+            </w:pPr>
             <w:r/>
             <w:r>
               <w:rPr>
@@ -1659,11 +2582,17 @@
         </w:tc>
       </w:tr>
       <w:tr>
-        <w:tc>
-          <w:tcPr>
-            <w:tcW w:type="dxa" w:w="5046"/>
-          </w:tcPr>
-          <w:p>
+        <w:trPr>
+          <w:cantSplit/>
+        </w:trPr>
+        <w:tc>
+          <w:tcPr>
+            <w:tcW w:type="dxa" w:w="5046"/>
+          </w:tcPr>
+          <w:p>
+            <w:pPr>
+              <w:spacing w:before="20" w:after="20"/>
+            </w:pPr>
             <w:r/>
             <w:r>
               <w:rPr>
@@ -1680,6 +2609,9 @@
             <w:tcW w:type="dxa" w:w="5046"/>
           </w:tcPr>
           <w:p>
+            <w:pPr>
+              <w:spacing w:before="20" w:after="20"/>
+            </w:pPr>
             <w:r/>
             <w:r>
               <w:rPr>
@@ -1696,6 +2628,9 @@
             <w:tcW w:type="dxa" w:w="5046"/>
           </w:tcPr>
           <w:p>
+            <w:pPr>
+              <w:spacing w:before="20" w:after="20"/>
+            </w:pPr>
             <w:r/>
             <w:r>
               <w:rPr>
@@ -1708,11 +2643,17 @@
         </w:tc>
       </w:tr>
       <w:tr>
-        <w:tc>
-          <w:tcPr>
-            <w:tcW w:type="dxa" w:w="5046"/>
-          </w:tcPr>
-          <w:p>
+        <w:trPr>
+          <w:cantSplit/>
+        </w:trPr>
+        <w:tc>
+          <w:tcPr>
+            <w:tcW w:type="dxa" w:w="5046"/>
+          </w:tcPr>
+          <w:p>
+            <w:pPr>
+              <w:spacing w:before="20" w:after="20"/>
+            </w:pPr>
             <w:r/>
             <w:r>
               <w:rPr>
@@ -1729,6 +2670,9 @@
             <w:tcW w:type="dxa" w:w="5046"/>
           </w:tcPr>
           <w:p>
+            <w:pPr>
+              <w:spacing w:before="20" w:after="20"/>
+            </w:pPr>
             <w:r/>
             <w:r>
               <w:rPr>
@@ -1745,6 +2689,9 @@
             <w:tcW w:type="dxa" w:w="5046"/>
           </w:tcPr>
           <w:p>
+            <w:pPr>
+              <w:spacing w:before="20" w:after="20"/>
+            </w:pPr>
             <w:r/>
             <w:r>
               <w:rPr>
@@ -1757,11 +2704,17 @@
         </w:tc>
       </w:tr>
       <w:tr>
-        <w:tc>
-          <w:tcPr>
-            <w:tcW w:type="dxa" w:w="5046"/>
-          </w:tcPr>
-          <w:p>
+        <w:trPr>
+          <w:cantSplit/>
+        </w:trPr>
+        <w:tc>
+          <w:tcPr>
+            <w:tcW w:type="dxa" w:w="5046"/>
+          </w:tcPr>
+          <w:p>
+            <w:pPr>
+              <w:spacing w:before="20" w:after="20"/>
+            </w:pPr>
             <w:r/>
             <w:r>
               <w:rPr>
@@ -1778,6 +2731,9 @@
             <w:tcW w:type="dxa" w:w="5046"/>
           </w:tcPr>
           <w:p>
+            <w:pPr>
+              <w:spacing w:before="20" w:after="20"/>
+            </w:pPr>
             <w:r/>
             <w:r>
               <w:rPr>
@@ -1794,6 +2750,9 @@
             <w:tcW w:type="dxa" w:w="5046"/>
           </w:tcPr>
           <w:p>
+            <w:pPr>
+              <w:spacing w:before="20" w:after="20"/>
+            </w:pPr>
             <w:r/>
             <w:r>
               <w:rPr>
@@ -1806,11 +2765,17 @@
         </w:tc>
       </w:tr>
       <w:tr>
-        <w:tc>
-          <w:tcPr>
-            <w:tcW w:type="dxa" w:w="5046"/>
-          </w:tcPr>
-          <w:p>
+        <w:trPr>
+          <w:cantSplit/>
+        </w:trPr>
+        <w:tc>
+          <w:tcPr>
+            <w:tcW w:type="dxa" w:w="5046"/>
+          </w:tcPr>
+          <w:p>
+            <w:pPr>
+              <w:spacing w:before="20" w:after="20"/>
+            </w:pPr>
             <w:r/>
             <w:r>
               <w:rPr>
@@ -1827,6 +2792,9 @@
             <w:tcW w:type="dxa" w:w="5046"/>
           </w:tcPr>
           <w:p>
+            <w:pPr>
+              <w:spacing w:before="20" w:after="20"/>
+            </w:pPr>
             <w:r/>
             <w:r>
               <w:rPr>
@@ -1843,6 +2811,9 @@
             <w:tcW w:type="dxa" w:w="5046"/>
           </w:tcPr>
           <w:p>
+            <w:pPr>
+              <w:spacing w:before="20" w:after="20"/>
+            </w:pPr>
             <w:r/>
             <w:r>
               <w:rPr>
@@ -1855,11 +2826,17 @@
         </w:tc>
       </w:tr>
       <w:tr>
-        <w:tc>
-          <w:tcPr>
-            <w:tcW w:type="dxa" w:w="5046"/>
-          </w:tcPr>
-          <w:p>
+        <w:trPr>
+          <w:cantSplit/>
+        </w:trPr>
+        <w:tc>
+          <w:tcPr>
+            <w:tcW w:type="dxa" w:w="5046"/>
+          </w:tcPr>
+          <w:p>
+            <w:pPr>
+              <w:spacing w:before="20" w:after="20"/>
+            </w:pPr>
             <w:r/>
             <w:r>
               <w:rPr>
@@ -1876,6 +2853,9 @@
             <w:tcW w:type="dxa" w:w="5046"/>
           </w:tcPr>
           <w:p>
+            <w:pPr>
+              <w:spacing w:before="20" w:after="20"/>
+            </w:pPr>
             <w:r/>
             <w:r>
               <w:rPr>
@@ -1892,6 +2872,9 @@
             <w:tcW w:type="dxa" w:w="5046"/>
           </w:tcPr>
           <w:p>
+            <w:pPr>
+              <w:spacing w:before="20" w:after="20"/>
+            </w:pPr>
             <w:r/>
             <w:r>
               <w:rPr>
@@ -1948,6 +2931,9 @@
             <w:shd w:val="clear" w:color="auto" w:fill="D9D9D9"/>
           </w:tcPr>
           <w:p>
+            <w:pPr>
+              <w:spacing w:before="20" w:after="20"/>
+            </w:pPr>
             <w:r/>
             <w:r>
               <w:rPr>
@@ -1965,6 +2951,9 @@
             <w:shd w:val="clear" w:color="auto" w:fill="D9D9D9"/>
           </w:tcPr>
           <w:p>
+            <w:pPr>
+              <w:spacing w:before="20" w:after="20"/>
+            </w:pPr>
             <w:r/>
             <w:r>
               <w:rPr>
@@ -1982,6 +2971,9 @@
             <w:shd w:val="clear" w:color="auto" w:fill="D9D9D9"/>
           </w:tcPr>
           <w:p>
+            <w:pPr>
+              <w:spacing w:before="20" w:after="20"/>
+            </w:pPr>
             <w:r/>
             <w:r>
               <w:rPr>
@@ -1995,11 +2987,17 @@
         </w:tc>
       </w:tr>
       <w:tr>
-        <w:tc>
-          <w:tcPr>
-            <w:tcW w:type="dxa" w:w="5046"/>
-          </w:tcPr>
-          <w:p>
+        <w:trPr>
+          <w:cantSplit/>
+        </w:trPr>
+        <w:tc>
+          <w:tcPr>
+            <w:tcW w:type="dxa" w:w="5046"/>
+          </w:tcPr>
+          <w:p>
+            <w:pPr>
+              <w:spacing w:before="20" w:after="20"/>
+            </w:pPr>
             <w:r/>
             <w:r>
               <w:rPr>
@@ -2016,6 +3014,9 @@
             <w:tcW w:type="dxa" w:w="5046"/>
           </w:tcPr>
           <w:p>
+            <w:pPr>
+              <w:spacing w:before="20" w:after="20"/>
+            </w:pPr>
             <w:r/>
             <w:r>
               <w:rPr>
@@ -2032,6 +3033,9 @@
             <w:tcW w:type="dxa" w:w="5046"/>
           </w:tcPr>
           <w:p>
+            <w:pPr>
+              <w:spacing w:before="20" w:after="20"/>
+            </w:pPr>
             <w:r/>
             <w:r>
               <w:rPr>
@@ -2044,11 +3048,17 @@
         </w:tc>
       </w:tr>
       <w:tr>
-        <w:tc>
-          <w:tcPr>
-            <w:tcW w:type="dxa" w:w="5046"/>
-          </w:tcPr>
-          <w:p>
+        <w:trPr>
+          <w:cantSplit/>
+        </w:trPr>
+        <w:tc>
+          <w:tcPr>
+            <w:tcW w:type="dxa" w:w="5046"/>
+          </w:tcPr>
+          <w:p>
+            <w:pPr>
+              <w:spacing w:before="20" w:after="20"/>
+            </w:pPr>
             <w:r/>
             <w:r>
               <w:rPr>
@@ -2065,6 +3075,9 @@
             <w:tcW w:type="dxa" w:w="5046"/>
           </w:tcPr>
           <w:p>
+            <w:pPr>
+              <w:spacing w:before="20" w:after="20"/>
+            </w:pPr>
             <w:r/>
             <w:r>
               <w:rPr>
@@ -2081,6 +3094,9 @@
             <w:tcW w:type="dxa" w:w="5046"/>
           </w:tcPr>
           <w:p>
+            <w:pPr>
+              <w:spacing w:before="20" w:after="20"/>
+            </w:pPr>
             <w:r/>
             <w:r>
               <w:rPr>
@@ -2093,11 +3109,17 @@
         </w:tc>
       </w:tr>
       <w:tr>
-        <w:tc>
-          <w:tcPr>
-            <w:tcW w:type="dxa" w:w="5046"/>
-          </w:tcPr>
-          <w:p>
+        <w:trPr>
+          <w:cantSplit/>
+        </w:trPr>
+        <w:tc>
+          <w:tcPr>
+            <w:tcW w:type="dxa" w:w="5046"/>
+          </w:tcPr>
+          <w:p>
+            <w:pPr>
+              <w:spacing w:before="20" w:after="20"/>
+            </w:pPr>
             <w:r/>
             <w:r>
               <w:rPr>
@@ -2114,6 +3136,9 @@
             <w:tcW w:type="dxa" w:w="5046"/>
           </w:tcPr>
           <w:p>
+            <w:pPr>
+              <w:spacing w:before="20" w:after="20"/>
+            </w:pPr>
             <w:r/>
             <w:r>
               <w:rPr>
@@ -2130,6 +3155,9 @@
             <w:tcW w:type="dxa" w:w="5046"/>
           </w:tcPr>
           <w:p>
+            <w:pPr>
+              <w:spacing w:before="20" w:after="20"/>
+            </w:pPr>
             <w:r/>
             <w:r>
               <w:rPr>
@@ -2142,11 +3170,17 @@
         </w:tc>
       </w:tr>
       <w:tr>
-        <w:tc>
-          <w:tcPr>
-            <w:tcW w:type="dxa" w:w="5046"/>
-          </w:tcPr>
-          <w:p>
+        <w:trPr>
+          <w:cantSplit/>
+        </w:trPr>
+        <w:tc>
+          <w:tcPr>
+            <w:tcW w:type="dxa" w:w="5046"/>
+          </w:tcPr>
+          <w:p>
+            <w:pPr>
+              <w:spacing w:before="20" w:after="20"/>
+            </w:pPr>
             <w:r/>
             <w:r>
               <w:rPr>
@@ -2163,6 +3197,9 @@
             <w:tcW w:type="dxa" w:w="5046"/>
           </w:tcPr>
           <w:p>
+            <w:pPr>
+              <w:spacing w:before="20" w:after="20"/>
+            </w:pPr>
             <w:r/>
             <w:r>
               <w:rPr>
@@ -2179,6 +3216,9 @@
             <w:tcW w:type="dxa" w:w="5046"/>
           </w:tcPr>
           <w:p>
+            <w:pPr>
+              <w:spacing w:before="20" w:after="20"/>
+            </w:pPr>
             <w:r/>
             <w:r>
               <w:rPr>
@@ -2191,11 +3231,17 @@
         </w:tc>
       </w:tr>
       <w:tr>
-        <w:tc>
-          <w:tcPr>
-            <w:tcW w:type="dxa" w:w="5046"/>
-          </w:tcPr>
-          <w:p>
+        <w:trPr>
+          <w:cantSplit/>
+        </w:trPr>
+        <w:tc>
+          <w:tcPr>
+            <w:tcW w:type="dxa" w:w="5046"/>
+          </w:tcPr>
+          <w:p>
+            <w:pPr>
+              <w:spacing w:before="20" w:after="20"/>
+            </w:pPr>
             <w:r/>
             <w:r>
               <w:rPr>
@@ -2212,6 +3258,9 @@
             <w:tcW w:type="dxa" w:w="5046"/>
           </w:tcPr>
           <w:p>
+            <w:pPr>
+              <w:spacing w:before="20" w:after="20"/>
+            </w:pPr>
             <w:r/>
             <w:r>
               <w:rPr>
@@ -2228,6 +3277,9 @@
             <w:tcW w:type="dxa" w:w="5046"/>
           </w:tcPr>
           <w:p>
+            <w:pPr>
+              <w:spacing w:before="20" w:after="20"/>
+            </w:pPr>
             <w:r/>
             <w:r>
               <w:rPr>
@@ -2240,11 +3292,17 @@
         </w:tc>
       </w:tr>
       <w:tr>
-        <w:tc>
-          <w:tcPr>
-            <w:tcW w:type="dxa" w:w="5046"/>
-          </w:tcPr>
-          <w:p>
+        <w:trPr>
+          <w:cantSplit/>
+        </w:trPr>
+        <w:tc>
+          <w:tcPr>
+            <w:tcW w:type="dxa" w:w="5046"/>
+          </w:tcPr>
+          <w:p>
+            <w:pPr>
+              <w:spacing w:before="20" w:after="20"/>
+            </w:pPr>
             <w:r/>
             <w:r>
               <w:rPr>
@@ -2261,6 +3319,9 @@
             <w:tcW w:type="dxa" w:w="5046"/>
           </w:tcPr>
           <w:p>
+            <w:pPr>
+              <w:spacing w:before="20" w:after="20"/>
+            </w:pPr>
             <w:r/>
             <w:r>
               <w:rPr>
@@ -2277,6 +3338,9 @@
             <w:tcW w:type="dxa" w:w="5046"/>
           </w:tcPr>
           <w:p>
+            <w:pPr>
+              <w:spacing w:before="20" w:after="20"/>
+            </w:pPr>
             <w:r/>
             <w:r>
               <w:rPr>
@@ -2289,11 +3353,17 @@
         </w:tc>
       </w:tr>
       <w:tr>
-        <w:tc>
-          <w:tcPr>
-            <w:tcW w:type="dxa" w:w="5046"/>
-          </w:tcPr>
-          <w:p>
+        <w:trPr>
+          <w:cantSplit/>
+        </w:trPr>
+        <w:tc>
+          <w:tcPr>
+            <w:tcW w:type="dxa" w:w="5046"/>
+          </w:tcPr>
+          <w:p>
+            <w:pPr>
+              <w:spacing w:before="20" w:after="20"/>
+            </w:pPr>
             <w:r/>
             <w:r>
               <w:rPr>
@@ -2310,6 +3380,9 @@
             <w:tcW w:type="dxa" w:w="5046"/>
           </w:tcPr>
           <w:p>
+            <w:pPr>
+              <w:spacing w:before="20" w:after="20"/>
+            </w:pPr>
             <w:r/>
             <w:r>
               <w:rPr>
@@ -2326,6 +3399,9 @@
             <w:tcW w:type="dxa" w:w="5046"/>
           </w:tcPr>
           <w:p>
+            <w:pPr>
+              <w:spacing w:before="20" w:after="20"/>
+            </w:pPr>
             <w:r/>
             <w:r>
               <w:rPr>
@@ -2338,11 +3414,17 @@
         </w:tc>
       </w:tr>
       <w:tr>
-        <w:tc>
-          <w:tcPr>
-            <w:tcW w:type="dxa" w:w="5046"/>
-          </w:tcPr>
-          <w:p>
+        <w:trPr>
+          <w:cantSplit/>
+        </w:trPr>
+        <w:tc>
+          <w:tcPr>
+            <w:tcW w:type="dxa" w:w="5046"/>
+          </w:tcPr>
+          <w:p>
+            <w:pPr>
+              <w:spacing w:before="20" w:after="20"/>
+            </w:pPr>
             <w:r/>
             <w:r>
               <w:rPr>
@@ -2359,6 +3441,9 @@
             <w:tcW w:type="dxa" w:w="5046"/>
           </w:tcPr>
           <w:p>
+            <w:pPr>
+              <w:spacing w:before="20" w:after="20"/>
+            </w:pPr>
             <w:r/>
             <w:r>
               <w:rPr>
@@ -2375,6 +3460,9 @@
             <w:tcW w:type="dxa" w:w="5046"/>
           </w:tcPr>
           <w:p>
+            <w:pPr>
+              <w:spacing w:before="20" w:after="20"/>
+            </w:pPr>
             <w:r/>
             <w:r>
               <w:rPr>
@@ -2387,11 +3475,17 @@
         </w:tc>
       </w:tr>
       <w:tr>
-        <w:tc>
-          <w:tcPr>
-            <w:tcW w:type="dxa" w:w="5046"/>
-          </w:tcPr>
-          <w:p>
+        <w:trPr>
+          <w:cantSplit/>
+        </w:trPr>
+        <w:tc>
+          <w:tcPr>
+            <w:tcW w:type="dxa" w:w="5046"/>
+          </w:tcPr>
+          <w:p>
+            <w:pPr>
+              <w:spacing w:before="20" w:after="20"/>
+            </w:pPr>
             <w:r/>
             <w:r>
               <w:rPr>
@@ -2408,6 +3502,9 @@
             <w:tcW w:type="dxa" w:w="5046"/>
           </w:tcPr>
           <w:p>
+            <w:pPr>
+              <w:spacing w:before="20" w:after="20"/>
+            </w:pPr>
             <w:r/>
             <w:r>
               <w:rPr>
@@ -2424,6 +3521,9 @@
             <w:tcW w:type="dxa" w:w="5046"/>
           </w:tcPr>
           <w:p>
+            <w:pPr>
+              <w:spacing w:before="20" w:after="20"/>
+            </w:pPr>
             <w:r/>
             <w:r>
               <w:rPr>
@@ -2436,11 +3536,17 @@
         </w:tc>
       </w:tr>
       <w:tr>
-        <w:tc>
-          <w:tcPr>
-            <w:tcW w:type="dxa" w:w="5046"/>
-          </w:tcPr>
-          <w:p>
+        <w:trPr>
+          <w:cantSplit/>
+        </w:trPr>
+        <w:tc>
+          <w:tcPr>
+            <w:tcW w:type="dxa" w:w="5046"/>
+          </w:tcPr>
+          <w:p>
+            <w:pPr>
+              <w:spacing w:before="20" w:after="20"/>
+            </w:pPr>
             <w:r/>
             <w:r>
               <w:rPr>
@@ -2457,6 +3563,9 @@
             <w:tcW w:type="dxa" w:w="5046"/>
           </w:tcPr>
           <w:p>
+            <w:pPr>
+              <w:spacing w:before="20" w:after="20"/>
+            </w:pPr>
             <w:r/>
             <w:r>
               <w:rPr>
@@ -2473,6 +3582,9 @@
             <w:tcW w:type="dxa" w:w="5046"/>
           </w:tcPr>
           <w:p>
+            <w:pPr>
+              <w:spacing w:before="20" w:after="20"/>
+            </w:pPr>
             <w:r/>
             <w:r>
               <w:rPr>
@@ -2530,6 +3642,9 @@
             <w:shd w:val="clear" w:color="auto" w:fill="D9D9D9"/>
           </w:tcPr>
           <w:p>
+            <w:pPr>
+              <w:spacing w:before="20" w:after="20"/>
+            </w:pPr>
             <w:r/>
             <w:r>
               <w:rPr>
@@ -2547,6 +3662,9 @@
             <w:shd w:val="clear" w:color="auto" w:fill="D9D9D9"/>
           </w:tcPr>
           <w:p>
+            <w:pPr>
+              <w:spacing w:before="20" w:after="20"/>
+            </w:pPr>
             <w:r/>
             <w:r>
               <w:rPr>
@@ -2564,6 +3682,9 @@
             <w:shd w:val="clear" w:color="auto" w:fill="D9D9D9"/>
           </w:tcPr>
           <w:p>
+            <w:pPr>
+              <w:spacing w:before="20" w:after="20"/>
+            </w:pPr>
             <w:r/>
             <w:r>
               <w:rPr>
@@ -2581,6 +3702,9 @@
             <w:shd w:val="clear" w:color="auto" w:fill="D9D9D9"/>
           </w:tcPr>
           <w:p>
+            <w:pPr>
+              <w:spacing w:before="20" w:after="20"/>
+            </w:pPr>
             <w:r/>
             <w:r>
               <w:rPr>
@@ -2594,11 +3718,17 @@
         </w:tc>
       </w:tr>
       <w:tr>
+        <w:trPr>
+          <w:cantSplit/>
+        </w:trPr>
         <w:tc>
           <w:tcPr>
             <w:tcW w:type="dxa" w:w="3784"/>
           </w:tcPr>
           <w:p>
+            <w:pPr>
+              <w:spacing w:before="20" w:after="20"/>
+            </w:pPr>
             <w:r/>
             <w:r>
               <w:rPr>
@@ -2615,6 +3745,9 @@
             <w:tcW w:type="dxa" w:w="3784"/>
           </w:tcPr>
           <w:p>
+            <w:pPr>
+              <w:spacing w:before="20" w:after="20"/>
+            </w:pPr>
             <w:r/>
             <w:r>
               <w:rPr>
@@ -2631,6 +3764,9 @@
             <w:tcW w:type="dxa" w:w="3784"/>
           </w:tcPr>
           <w:p>
+            <w:pPr>
+              <w:spacing w:before="20" w:after="20"/>
+            </w:pPr>
             <w:r/>
             <w:r>
               <w:rPr>
@@ -2647,6 +3783,9 @@
             <w:tcW w:type="dxa" w:w="3784"/>
           </w:tcPr>
           <w:p>
+            <w:pPr>
+              <w:spacing w:before="20" w:after="20"/>
+            </w:pPr>
             <w:r/>
             <w:r>
               <w:rPr>
@@ -2659,11 +3798,17 @@
         </w:tc>
       </w:tr>
       <w:tr>
+        <w:trPr>
+          <w:cantSplit/>
+        </w:trPr>
         <w:tc>
           <w:tcPr>
             <w:tcW w:type="dxa" w:w="3784"/>
           </w:tcPr>
           <w:p>
+            <w:pPr>
+              <w:spacing w:before="20" w:after="20"/>
+            </w:pPr>
             <w:r/>
             <w:r>
               <w:rPr>
@@ -2680,6 +3825,9 @@
             <w:tcW w:type="dxa" w:w="3784"/>
           </w:tcPr>
           <w:p>
+            <w:pPr>
+              <w:spacing w:before="20" w:after="20"/>
+            </w:pPr>
             <w:r/>
             <w:r>
               <w:rPr>
@@ -2696,6 +3844,9 @@
             <w:tcW w:type="dxa" w:w="3784"/>
           </w:tcPr>
           <w:p>
+            <w:pPr>
+              <w:spacing w:before="20" w:after="20"/>
+            </w:pPr>
             <w:r/>
             <w:r>
               <w:rPr>
@@ -2711,6 +3862,9 @@
             <w:tcW w:type="dxa" w:w="3784"/>
           </w:tcPr>
           <w:p>
+            <w:pPr>
+              <w:spacing w:before="20" w:after="20"/>
+            </w:pPr>
             <w:r/>
             <w:r>
               <w:rPr>
@@ -2723,11 +3877,17 @@
         </w:tc>
       </w:tr>
       <w:tr>
+        <w:trPr>
+          <w:cantSplit/>
+        </w:trPr>
         <w:tc>
           <w:tcPr>
             <w:tcW w:type="dxa" w:w="3784"/>
           </w:tcPr>
           <w:p>
+            <w:pPr>
+              <w:spacing w:before="20" w:after="20"/>
+            </w:pPr>
             <w:r/>
             <w:r>
               <w:rPr>
@@ -2744,6 +3904,9 @@
             <w:tcW w:type="dxa" w:w="3784"/>
           </w:tcPr>
           <w:p>
+            <w:pPr>
+              <w:spacing w:before="20" w:after="20"/>
+            </w:pPr>
             <w:r/>
             <w:r>
               <w:rPr>
@@ -2760,6 +3923,9 @@
             <w:tcW w:type="dxa" w:w="3784"/>
           </w:tcPr>
           <w:p>
+            <w:pPr>
+              <w:spacing w:before="20" w:after="20"/>
+            </w:pPr>
             <w:r/>
             <w:r>
               <w:rPr>
@@ -2775,6 +3941,9 @@
             <w:tcW w:type="dxa" w:w="3784"/>
           </w:tcPr>
           <w:p>
+            <w:pPr>
+              <w:spacing w:before="20" w:after="20"/>
+            </w:pPr>
             <w:r/>
             <w:r>
               <w:rPr>
@@ -2787,11 +3956,17 @@
         </w:tc>
       </w:tr>
       <w:tr>
+        <w:trPr>
+          <w:cantSplit/>
+        </w:trPr>
         <w:tc>
           <w:tcPr>
             <w:tcW w:type="dxa" w:w="3784"/>
           </w:tcPr>
           <w:p>
+            <w:pPr>
+              <w:spacing w:before="20" w:after="20"/>
+            </w:pPr>
             <w:r/>
             <w:r>
               <w:rPr>
@@ -2808,6 +3983,9 @@
             <w:tcW w:type="dxa" w:w="3784"/>
           </w:tcPr>
           <w:p>
+            <w:pPr>
+              <w:spacing w:before="20" w:after="20"/>
+            </w:pPr>
             <w:r/>
             <w:r>
               <w:rPr>
@@ -2824,6 +4002,9 @@
             <w:tcW w:type="dxa" w:w="3784"/>
           </w:tcPr>
           <w:p>
+            <w:pPr>
+              <w:spacing w:before="20" w:after="20"/>
+            </w:pPr>
             <w:r/>
             <w:r>
               <w:rPr>
@@ -2839,6 +4020,9 @@
             <w:tcW w:type="dxa" w:w="3784"/>
           </w:tcPr>
           <w:p>
+            <w:pPr>
+              <w:spacing w:before="20" w:after="20"/>
+            </w:pPr>
             <w:r/>
             <w:r>
               <w:rPr>
@@ -2851,11 +4035,17 @@
         </w:tc>
       </w:tr>
       <w:tr>
+        <w:trPr>
+          <w:cantSplit/>
+        </w:trPr>
         <w:tc>
           <w:tcPr>
             <w:tcW w:type="dxa" w:w="3784"/>
           </w:tcPr>
           <w:p>
+            <w:pPr>
+              <w:spacing w:before="20" w:after="20"/>
+            </w:pPr>
             <w:r/>
             <w:r>
               <w:rPr>
@@ -2872,6 +4062,9 @@
             <w:tcW w:type="dxa" w:w="3784"/>
           </w:tcPr>
           <w:p>
+            <w:pPr>
+              <w:spacing w:before="20" w:after="20"/>
+            </w:pPr>
             <w:r/>
             <w:r>
               <w:rPr>
@@ -2888,6 +4081,9 @@
             <w:tcW w:type="dxa" w:w="3784"/>
           </w:tcPr>
           <w:p>
+            <w:pPr>
+              <w:spacing w:before="20" w:after="20"/>
+            </w:pPr>
             <w:r/>
             <w:r>
               <w:rPr>
@@ -2903,6 +4099,9 @@
             <w:tcW w:type="dxa" w:w="3784"/>
           </w:tcPr>
           <w:p>
+            <w:pPr>
+              <w:spacing w:before="20" w:after="20"/>
+            </w:pPr>
             <w:r/>
             <w:r>
               <w:rPr>
@@ -2915,11 +4114,17 @@
         </w:tc>
       </w:tr>
       <w:tr>
+        <w:trPr>
+          <w:cantSplit/>
+        </w:trPr>
         <w:tc>
           <w:tcPr>
             <w:tcW w:type="dxa" w:w="3784"/>
           </w:tcPr>
           <w:p>
+            <w:pPr>
+              <w:spacing w:before="20" w:after="20"/>
+            </w:pPr>
             <w:r/>
             <w:r>
               <w:rPr>
@@ -2936,6 +4141,9 @@
             <w:tcW w:type="dxa" w:w="3784"/>
           </w:tcPr>
           <w:p>
+            <w:pPr>
+              <w:spacing w:before="20" w:after="20"/>
+            </w:pPr>
             <w:r/>
             <w:r>
               <w:rPr>
@@ -2952,6 +4160,9 @@
             <w:tcW w:type="dxa" w:w="3784"/>
           </w:tcPr>
           <w:p>
+            <w:pPr>
+              <w:spacing w:before="20" w:after="20"/>
+            </w:pPr>
             <w:r/>
             <w:r>
               <w:rPr>
@@ -2967,6 +4178,9 @@
             <w:tcW w:type="dxa" w:w="3784"/>
           </w:tcPr>
           <w:p>
+            <w:pPr>
+              <w:spacing w:before="20" w:after="20"/>
+            </w:pPr>
             <w:r/>
             <w:r>
               <w:rPr>
@@ -2979,11 +4193,17 @@
         </w:tc>
       </w:tr>
       <w:tr>
+        <w:trPr>
+          <w:cantSplit/>
+        </w:trPr>
         <w:tc>
           <w:tcPr>
             <w:tcW w:type="dxa" w:w="3784"/>
           </w:tcPr>
           <w:p>
+            <w:pPr>
+              <w:spacing w:before="20" w:after="20"/>
+            </w:pPr>
             <w:r/>
             <w:r>
               <w:rPr>
@@ -3000,6 +4220,9 @@
             <w:tcW w:type="dxa" w:w="3784"/>
           </w:tcPr>
           <w:p>
+            <w:pPr>
+              <w:spacing w:before="20" w:after="20"/>
+            </w:pPr>
             <w:r/>
             <w:r>
               <w:rPr>
@@ -3016,6 +4239,9 @@
             <w:tcW w:type="dxa" w:w="3784"/>
           </w:tcPr>
           <w:p>
+            <w:pPr>
+              <w:spacing w:before="20" w:after="20"/>
+            </w:pPr>
             <w:r/>
             <w:r>
               <w:rPr>
@@ -3031,6 +4257,9 @@
             <w:tcW w:type="dxa" w:w="3784"/>
           </w:tcPr>
           <w:p>
+            <w:pPr>
+              <w:spacing w:before="20" w:after="20"/>
+            </w:pPr>
             <w:r/>
             <w:r>
               <w:rPr>
@@ -3043,11 +4272,17 @@
         </w:tc>
       </w:tr>
       <w:tr>
+        <w:trPr>
+          <w:cantSplit/>
+        </w:trPr>
         <w:tc>
           <w:tcPr>
             <w:tcW w:type="dxa" w:w="3784"/>
           </w:tcPr>
           <w:p>
+            <w:pPr>
+              <w:spacing w:before="20" w:after="20"/>
+            </w:pPr>
             <w:r/>
             <w:r>
               <w:rPr>
@@ -3064,6 +4299,9 @@
             <w:tcW w:type="dxa" w:w="3784"/>
           </w:tcPr>
           <w:p>
+            <w:pPr>
+              <w:spacing w:before="20" w:after="20"/>
+            </w:pPr>
             <w:r/>
             <w:r>
               <w:rPr>
@@ -3080,6 +4318,9 @@
             <w:tcW w:type="dxa" w:w="3784"/>
           </w:tcPr>
           <w:p>
+            <w:pPr>
+              <w:spacing w:before="20" w:after="20"/>
+            </w:pPr>
             <w:r/>
             <w:r>
               <w:rPr>
@@ -3095,6 +4336,9 @@
             <w:tcW w:type="dxa" w:w="3784"/>
           </w:tcPr>
           <w:p>
+            <w:pPr>
+              <w:spacing w:before="20" w:after="20"/>
+            </w:pPr>
             <w:r/>
             <w:r>
               <w:rPr>
@@ -3107,11 +4351,17 @@
         </w:tc>
       </w:tr>
       <w:tr>
+        <w:trPr>
+          <w:cantSplit/>
+        </w:trPr>
         <w:tc>
           <w:tcPr>
             <w:tcW w:type="dxa" w:w="3784"/>
           </w:tcPr>
           <w:p>
+            <w:pPr>
+              <w:spacing w:before="20" w:after="20"/>
+            </w:pPr>
             <w:r/>
             <w:r>
               <w:rPr>
@@ -3128,6 +4378,9 @@
             <w:tcW w:type="dxa" w:w="3784"/>
           </w:tcPr>
           <w:p>
+            <w:pPr>
+              <w:spacing w:before="20" w:after="20"/>
+            </w:pPr>
             <w:r/>
             <w:r>
               <w:rPr>
@@ -3144,6 +4397,9 @@
             <w:tcW w:type="dxa" w:w="3784"/>
           </w:tcPr>
           <w:p>
+            <w:pPr>
+              <w:spacing w:before="20" w:after="20"/>
+            </w:pPr>
             <w:r/>
             <w:r>
               <w:rPr>
@@ -3159,6 +4415,9 @@
             <w:tcW w:type="dxa" w:w="3784"/>
           </w:tcPr>
           <w:p>
+            <w:pPr>
+              <w:spacing w:before="20" w:after="20"/>
+            </w:pPr>
             <w:r/>
             <w:r>
               <w:rPr>
@@ -3171,11 +4430,17 @@
         </w:tc>
       </w:tr>
       <w:tr>
+        <w:trPr>
+          <w:cantSplit/>
+        </w:trPr>
         <w:tc>
           <w:tcPr>
             <w:tcW w:type="dxa" w:w="3784"/>
           </w:tcPr>
           <w:p>
+            <w:pPr>
+              <w:spacing w:before="20" w:after="20"/>
+            </w:pPr>
             <w:r/>
             <w:r>
               <w:rPr>
@@ -3192,6 +4457,9 @@
             <w:tcW w:type="dxa" w:w="3784"/>
           </w:tcPr>
           <w:p>
+            <w:pPr>
+              <w:spacing w:before="20" w:after="20"/>
+            </w:pPr>
             <w:r/>
             <w:r>
               <w:rPr>
@@ -3208,6 +4476,9 @@
             <w:tcW w:type="dxa" w:w="3784"/>
           </w:tcPr>
           <w:p>
+            <w:pPr>
+              <w:spacing w:before="20" w:after="20"/>
+            </w:pPr>
             <w:r/>
             <w:r>
               <w:rPr>
@@ -3223,6 +4494,9 @@
             <w:tcW w:type="dxa" w:w="3784"/>
           </w:tcPr>
           <w:p>
+            <w:pPr>
+              <w:spacing w:before="20" w:after="20"/>
+            </w:pPr>
             <w:r/>
             <w:r>
               <w:rPr>
@@ -3235,11 +4509,17 @@
         </w:tc>
       </w:tr>
       <w:tr>
+        <w:trPr>
+          <w:cantSplit/>
+        </w:trPr>
         <w:tc>
           <w:tcPr>
             <w:tcW w:type="dxa" w:w="3784"/>
           </w:tcPr>
           <w:p>
+            <w:pPr>
+              <w:spacing w:before="20" w:after="20"/>
+            </w:pPr>
             <w:r/>
             <w:r>
               <w:rPr>
@@ -3256,6 +4536,9 @@
             <w:tcW w:type="dxa" w:w="3784"/>
           </w:tcPr>
           <w:p>
+            <w:pPr>
+              <w:spacing w:before="20" w:after="20"/>
+            </w:pPr>
             <w:r/>
             <w:r>
               <w:rPr>
@@ -3272,6 +4555,9 @@
             <w:tcW w:type="dxa" w:w="3784"/>
           </w:tcPr>
           <w:p>
+            <w:pPr>
+              <w:spacing w:before="20" w:after="20"/>
+            </w:pPr>
             <w:r/>
             <w:r>
               <w:rPr>
@@ -3288,6 +4574,9 @@
             <w:tcW w:type="dxa" w:w="3784"/>
           </w:tcPr>
           <w:p>
+            <w:pPr>
+              <w:spacing w:before="20" w:after="20"/>
+            </w:pPr>
             <w:r/>
             <w:r>
               <w:rPr>
@@ -3300,11 +4589,17 @@
         </w:tc>
       </w:tr>
       <w:tr>
+        <w:trPr>
+          <w:cantSplit/>
+        </w:trPr>
         <w:tc>
           <w:tcPr>
             <w:tcW w:type="dxa" w:w="3784"/>
           </w:tcPr>
           <w:p>
+            <w:pPr>
+              <w:spacing w:before="20" w:after="20"/>
+            </w:pPr>
             <w:r/>
             <w:r>
               <w:rPr>
@@ -3321,6 +4616,9 @@
             <w:tcW w:type="dxa" w:w="3784"/>
           </w:tcPr>
           <w:p>
+            <w:pPr>
+              <w:spacing w:before="20" w:after="20"/>
+            </w:pPr>
             <w:r/>
             <w:r>
               <w:rPr>
@@ -3337,6 +4635,9 @@
             <w:tcW w:type="dxa" w:w="3784"/>
           </w:tcPr>
           <w:p>
+            <w:pPr>
+              <w:spacing w:before="20" w:after="20"/>
+            </w:pPr>
             <w:r/>
             <w:r>
               <w:rPr>
@@ -3352,6 +4653,9 @@
             <w:tcW w:type="dxa" w:w="3784"/>
           </w:tcPr>
           <w:p>
+            <w:pPr>
+              <w:spacing w:before="20" w:after="20"/>
+            </w:pPr>
             <w:r/>
             <w:r>
               <w:rPr>
@@ -3364,11 +4668,17 @@
         </w:tc>
       </w:tr>
       <w:tr>
+        <w:trPr>
+          <w:cantSplit/>
+        </w:trPr>
         <w:tc>
           <w:tcPr>
             <w:tcW w:type="dxa" w:w="3784"/>
           </w:tcPr>
           <w:p>
+            <w:pPr>
+              <w:spacing w:before="20" w:after="20"/>
+            </w:pPr>
             <w:r/>
             <w:r>
               <w:rPr>
@@ -3385,6 +4695,9 @@
             <w:tcW w:type="dxa" w:w="3784"/>
           </w:tcPr>
           <w:p>
+            <w:pPr>
+              <w:spacing w:before="20" w:after="20"/>
+            </w:pPr>
             <w:r/>
             <w:r>
               <w:rPr>
@@ -3401,6 +4714,9 @@
             <w:tcW w:type="dxa" w:w="3784"/>
           </w:tcPr>
           <w:p>
+            <w:pPr>
+              <w:spacing w:before="20" w:after="20"/>
+            </w:pPr>
             <w:r/>
             <w:r>
               <w:rPr>
@@ -3416,6 +4732,9 @@
             <w:tcW w:type="dxa" w:w="3784"/>
           </w:tcPr>
           <w:p>
+            <w:pPr>
+              <w:spacing w:before="20" w:after="20"/>
+            </w:pPr>
             <w:r/>
             <w:r>
               <w:rPr>
@@ -3428,11 +4747,17 @@
         </w:tc>
       </w:tr>
       <w:tr>
+        <w:trPr>
+          <w:cantSplit/>
+        </w:trPr>
         <w:tc>
           <w:tcPr>
             <w:tcW w:type="dxa" w:w="3784"/>
           </w:tcPr>
           <w:p>
+            <w:pPr>
+              <w:spacing w:before="20" w:after="20"/>
+            </w:pPr>
             <w:r/>
             <w:r>
               <w:rPr>
@@ -3449,6 +4774,9 @@
             <w:tcW w:type="dxa" w:w="3784"/>
           </w:tcPr>
           <w:p>
+            <w:pPr>
+              <w:spacing w:before="20" w:after="20"/>
+            </w:pPr>
             <w:r/>
             <w:r>
               <w:rPr>
@@ -3465,6 +4793,9 @@
             <w:tcW w:type="dxa" w:w="3784"/>
           </w:tcPr>
           <w:p>
+            <w:pPr>
+              <w:spacing w:before="20" w:after="20"/>
+            </w:pPr>
             <w:r/>
             <w:r>
               <w:rPr>
@@ -3480,6 +4811,9 @@
             <w:tcW w:type="dxa" w:w="3784"/>
           </w:tcPr>
           <w:p>
+            <w:pPr>
+              <w:spacing w:before="20" w:after="20"/>
+            </w:pPr>
             <w:r/>
             <w:r>
               <w:rPr>
@@ -3492,11 +4826,17 @@
         </w:tc>
       </w:tr>
       <w:tr>
+        <w:trPr>
+          <w:cantSplit/>
+        </w:trPr>
         <w:tc>
           <w:tcPr>
             <w:tcW w:type="dxa" w:w="3784"/>
           </w:tcPr>
           <w:p>
+            <w:pPr>
+              <w:spacing w:before="20" w:after="20"/>
+            </w:pPr>
             <w:r/>
             <w:r>
               <w:rPr>
@@ -3513,6 +4853,9 @@
             <w:tcW w:type="dxa" w:w="3784"/>
           </w:tcPr>
           <w:p>
+            <w:pPr>
+              <w:spacing w:before="20" w:after="20"/>
+            </w:pPr>
             <w:r/>
             <w:r>
               <w:rPr>
@@ -3529,6 +4872,9 @@
             <w:tcW w:type="dxa" w:w="3784"/>
           </w:tcPr>
           <w:p>
+            <w:pPr>
+              <w:spacing w:before="20" w:after="20"/>
+            </w:pPr>
             <w:r/>
             <w:r>
               <w:rPr>
@@ -3544,6 +4890,9 @@
             <w:tcW w:type="dxa" w:w="3784"/>
           </w:tcPr>
           <w:p>
+            <w:pPr>
+              <w:spacing w:before="20" w:after="20"/>
+            </w:pPr>
             <w:r/>
             <w:r>
               <w:rPr>
@@ -3556,11 +4905,17 @@
         </w:tc>
       </w:tr>
       <w:tr>
+        <w:trPr>
+          <w:cantSplit/>
+        </w:trPr>
         <w:tc>
           <w:tcPr>
             <w:tcW w:type="dxa" w:w="3784"/>
           </w:tcPr>
           <w:p>
+            <w:pPr>
+              <w:spacing w:before="20" w:after="20"/>
+            </w:pPr>
             <w:r/>
             <w:r>
               <w:rPr>
@@ -3577,6 +4932,9 @@
             <w:tcW w:type="dxa" w:w="3784"/>
           </w:tcPr>
           <w:p>
+            <w:pPr>
+              <w:spacing w:before="20" w:after="20"/>
+            </w:pPr>
             <w:r/>
             <w:r>
               <w:rPr>
@@ -3593,6 +4951,9 @@
             <w:tcW w:type="dxa" w:w="3784"/>
           </w:tcPr>
           <w:p>
+            <w:pPr>
+              <w:spacing w:before="20" w:after="20"/>
+            </w:pPr>
             <w:r/>
             <w:r>
               <w:rPr>
@@ -3608,6 +4969,9 @@
             <w:tcW w:type="dxa" w:w="3784"/>
           </w:tcPr>
           <w:p>
+            <w:pPr>
+              <w:spacing w:before="20" w:after="20"/>
+            </w:pPr>
             <w:r/>
             <w:r>
               <w:rPr>
@@ -3620,11 +4984,17 @@
         </w:tc>
       </w:tr>
       <w:tr>
+        <w:trPr>
+          <w:cantSplit/>
+        </w:trPr>
         <w:tc>
           <w:tcPr>
             <w:tcW w:type="dxa" w:w="3784"/>
           </w:tcPr>
           <w:p>
+            <w:pPr>
+              <w:spacing w:before="20" w:after="20"/>
+            </w:pPr>
             <w:r/>
             <w:r>
               <w:rPr>
@@ -3641,6 +5011,9 @@
             <w:tcW w:type="dxa" w:w="3784"/>
           </w:tcPr>
           <w:p>
+            <w:pPr>
+              <w:spacing w:before="20" w:after="20"/>
+            </w:pPr>
             <w:r/>
             <w:r>
               <w:rPr>
@@ -3657,6 +5030,9 @@
             <w:tcW w:type="dxa" w:w="3784"/>
           </w:tcPr>
           <w:p>
+            <w:pPr>
+              <w:spacing w:before="20" w:after="20"/>
+            </w:pPr>
             <w:r/>
             <w:r>
               <w:rPr>
@@ -3672,6 +5048,9 @@
             <w:tcW w:type="dxa" w:w="3784"/>
           </w:tcPr>
           <w:p>
+            <w:pPr>
+              <w:spacing w:before="20" w:after="20"/>
+            </w:pPr>
             <w:r/>
             <w:r>
               <w:rPr>
@@ -3684,11 +5063,17 @@
         </w:tc>
       </w:tr>
       <w:tr>
+        <w:trPr>
+          <w:cantSplit/>
+        </w:trPr>
         <w:tc>
           <w:tcPr>
             <w:tcW w:type="dxa" w:w="3784"/>
           </w:tcPr>
           <w:p>
+            <w:pPr>
+              <w:spacing w:before="20" w:after="20"/>
+            </w:pPr>
             <w:r/>
             <w:r>
               <w:rPr>
@@ -3705,6 +5090,9 @@
             <w:tcW w:type="dxa" w:w="3784"/>
           </w:tcPr>
           <w:p>
+            <w:pPr>
+              <w:spacing w:before="20" w:after="20"/>
+            </w:pPr>
             <w:r/>
             <w:r>
               <w:rPr>
@@ -3721,6 +5109,9 @@
             <w:tcW w:type="dxa" w:w="3784"/>
           </w:tcPr>
           <w:p>
+            <w:pPr>
+              <w:spacing w:before="20" w:after="20"/>
+            </w:pPr>
             <w:r/>
             <w:r>
               <w:rPr>
@@ -3736,6 +5127,9 @@
             <w:tcW w:type="dxa" w:w="3784"/>
           </w:tcPr>
           <w:p>
+            <w:pPr>
+              <w:spacing w:before="20" w:after="20"/>
+            </w:pPr>
             <w:r/>
             <w:r>
               <w:rPr>
@@ -3748,11 +5142,17 @@
         </w:tc>
       </w:tr>
       <w:tr>
+        <w:trPr>
+          <w:cantSplit/>
+        </w:trPr>
         <w:tc>
           <w:tcPr>
             <w:tcW w:type="dxa" w:w="3784"/>
           </w:tcPr>
           <w:p>
+            <w:pPr>
+              <w:spacing w:before="20" w:after="20"/>
+            </w:pPr>
             <w:r/>
             <w:r>
               <w:rPr>
@@ -3769,6 +5169,9 @@
             <w:tcW w:type="dxa" w:w="3784"/>
           </w:tcPr>
           <w:p>
+            <w:pPr>
+              <w:spacing w:before="20" w:after="20"/>
+            </w:pPr>
             <w:r/>
             <w:r>
               <w:rPr>
@@ -3785,6 +5188,9 @@
             <w:tcW w:type="dxa" w:w="3784"/>
           </w:tcPr>
           <w:p>
+            <w:pPr>
+              <w:spacing w:before="20" w:after="20"/>
+            </w:pPr>
             <w:r/>
             <w:r>
               <w:rPr>
@@ -3800,6 +5206,9 @@
             <w:tcW w:type="dxa" w:w="3784"/>
           </w:tcPr>
           <w:p>
+            <w:pPr>
+              <w:spacing w:before="20" w:after="20"/>
+            </w:pPr>
             <w:r/>
             <w:r>
               <w:rPr>
@@ -3812,11 +5221,17 @@
         </w:tc>
       </w:tr>
       <w:tr>
+        <w:trPr>
+          <w:cantSplit/>
+        </w:trPr>
         <w:tc>
           <w:tcPr>
             <w:tcW w:type="dxa" w:w="3784"/>
           </w:tcPr>
           <w:p>
+            <w:pPr>
+              <w:spacing w:before="20" w:after="20"/>
+            </w:pPr>
             <w:r/>
             <w:r>
               <w:rPr>
@@ -3833,6 +5248,9 @@
             <w:tcW w:type="dxa" w:w="3784"/>
           </w:tcPr>
           <w:p>
+            <w:pPr>
+              <w:spacing w:before="20" w:after="20"/>
+            </w:pPr>
             <w:r/>
             <w:r>
               <w:rPr>
@@ -3849,6 +5267,9 @@
             <w:tcW w:type="dxa" w:w="3784"/>
           </w:tcPr>
           <w:p>
+            <w:pPr>
+              <w:spacing w:before="20" w:after="20"/>
+            </w:pPr>
             <w:r/>
             <w:r>
               <w:rPr>
@@ -3864,6 +5285,9 @@
             <w:tcW w:type="dxa" w:w="3784"/>
           </w:tcPr>
           <w:p>
+            <w:pPr>
+              <w:spacing w:before="20" w:after="20"/>
+            </w:pPr>
             <w:r/>
             <w:r>
               <w:rPr>
@@ -3876,11 +5300,17 @@
         </w:tc>
       </w:tr>
       <w:tr>
+        <w:trPr>
+          <w:cantSplit/>
+        </w:trPr>
         <w:tc>
           <w:tcPr>
             <w:tcW w:type="dxa" w:w="3784"/>
           </w:tcPr>
           <w:p>
+            <w:pPr>
+              <w:spacing w:before="20" w:after="20"/>
+            </w:pPr>
             <w:r/>
             <w:r>
               <w:rPr>
@@ -3897,6 +5327,9 @@
             <w:tcW w:type="dxa" w:w="3784"/>
           </w:tcPr>
           <w:p>
+            <w:pPr>
+              <w:spacing w:before="20" w:after="20"/>
+            </w:pPr>
             <w:r/>
             <w:r>
               <w:rPr>
@@ -3913,6 +5346,9 @@
             <w:tcW w:type="dxa" w:w="3784"/>
           </w:tcPr>
           <w:p>
+            <w:pPr>
+              <w:spacing w:before="20" w:after="20"/>
+            </w:pPr>
             <w:r/>
             <w:r>
               <w:rPr>
@@ -3928,6 +5364,9 @@
             <w:tcW w:type="dxa" w:w="3784"/>
           </w:tcPr>
           <w:p>
+            <w:pPr>
+              <w:spacing w:before="20" w:after="20"/>
+            </w:pPr>
             <w:r/>
             <w:r>
               <w:rPr>
@@ -3940,11 +5379,17 @@
         </w:tc>
       </w:tr>
       <w:tr>
+        <w:trPr>
+          <w:cantSplit/>
+        </w:trPr>
         <w:tc>
           <w:tcPr>
             <w:tcW w:type="dxa" w:w="3784"/>
           </w:tcPr>
           <w:p>
+            <w:pPr>
+              <w:spacing w:before="20" w:after="20"/>
+            </w:pPr>
             <w:r/>
             <w:r>
               <w:rPr>
@@ -3961,6 +5406,9 @@
             <w:tcW w:type="dxa" w:w="3784"/>
           </w:tcPr>
           <w:p>
+            <w:pPr>
+              <w:spacing w:before="20" w:after="20"/>
+            </w:pPr>
             <w:r/>
             <w:r>
               <w:rPr>
@@ -3977,6 +5425,9 @@
             <w:tcW w:type="dxa" w:w="3784"/>
           </w:tcPr>
           <w:p>
+            <w:pPr>
+              <w:spacing w:before="20" w:after="20"/>
+            </w:pPr>
             <w:r/>
             <w:r>
               <w:rPr>
@@ -3992,6 +5443,9 @@
             <w:tcW w:type="dxa" w:w="3784"/>
           </w:tcPr>
           <w:p>
+            <w:pPr>
+              <w:spacing w:before="20" w:after="20"/>
+            </w:pPr>
             <w:r/>
             <w:r>
               <w:rPr>
@@ -4004,11 +5458,17 @@
         </w:tc>
       </w:tr>
       <w:tr>
+        <w:trPr>
+          <w:cantSplit/>
+        </w:trPr>
         <w:tc>
           <w:tcPr>
             <w:tcW w:type="dxa" w:w="3784"/>
           </w:tcPr>
           <w:p>
+            <w:pPr>
+              <w:spacing w:before="20" w:after="20"/>
+            </w:pPr>
             <w:r/>
             <w:r>
               <w:rPr>
@@ -4025,6 +5485,9 @@
             <w:tcW w:type="dxa" w:w="3784"/>
           </w:tcPr>
           <w:p>
+            <w:pPr>
+              <w:spacing w:before="20" w:after="20"/>
+            </w:pPr>
             <w:r/>
             <w:r>
               <w:rPr>
@@ -4041,6 +5504,9 @@
             <w:tcW w:type="dxa" w:w="3784"/>
           </w:tcPr>
           <w:p>
+            <w:pPr>
+              <w:spacing w:before="20" w:after="20"/>
+            </w:pPr>
             <w:r/>
             <w:r>
               <w:rPr>
@@ -4056,6 +5522,9 @@
             <w:tcW w:type="dxa" w:w="3784"/>
           </w:tcPr>
           <w:p>
+            <w:pPr>
+              <w:spacing w:before="20" w:after="20"/>
+            </w:pPr>
             <w:r/>
             <w:r>
               <w:rPr>
@@ -4068,11 +5537,17 @@
         </w:tc>
       </w:tr>
       <w:tr>
+        <w:trPr>
+          <w:cantSplit/>
+        </w:trPr>
         <w:tc>
           <w:tcPr>
             <w:tcW w:type="dxa" w:w="3784"/>
           </w:tcPr>
           <w:p>
+            <w:pPr>
+              <w:spacing w:before="20" w:after="20"/>
+            </w:pPr>
             <w:r/>
             <w:r>
               <w:rPr>
@@ -4089,6 +5564,9 @@
             <w:tcW w:type="dxa" w:w="3784"/>
           </w:tcPr>
           <w:p>
+            <w:pPr>
+              <w:spacing w:before="20" w:after="20"/>
+            </w:pPr>
             <w:r/>
             <w:r>
               <w:rPr>
@@ -4105,6 +5583,9 @@
             <w:tcW w:type="dxa" w:w="3784"/>
           </w:tcPr>
           <w:p>
+            <w:pPr>
+              <w:spacing w:before="20" w:after="20"/>
+            </w:pPr>
             <w:r/>
             <w:r>
               <w:rPr>
@@ -4120,6 +5601,9 @@
             <w:tcW w:type="dxa" w:w="3784"/>
           </w:tcPr>
           <w:p>
+            <w:pPr>
+              <w:spacing w:before="20" w:after="20"/>
+            </w:pPr>
             <w:r/>
             <w:r>
               <w:rPr>
@@ -4132,11 +5616,17 @@
         </w:tc>
       </w:tr>
       <w:tr>
+        <w:trPr>
+          <w:cantSplit/>
+        </w:trPr>
         <w:tc>
           <w:tcPr>
             <w:tcW w:type="dxa" w:w="3784"/>
           </w:tcPr>
           <w:p>
+            <w:pPr>
+              <w:spacing w:before="20" w:after="20"/>
+            </w:pPr>
             <w:r/>
             <w:r>
               <w:rPr>
@@ -4153,6 +5643,9 @@
             <w:tcW w:type="dxa" w:w="3784"/>
           </w:tcPr>
           <w:p>
+            <w:pPr>
+              <w:spacing w:before="20" w:after="20"/>
+            </w:pPr>
             <w:r/>
             <w:r>
               <w:rPr>
@@ -4169,6 +5662,9 @@
             <w:tcW w:type="dxa" w:w="3784"/>
           </w:tcPr>
           <w:p>
+            <w:pPr>
+              <w:spacing w:before="20" w:after="20"/>
+            </w:pPr>
             <w:r/>
             <w:r>
               <w:rPr>
@@ -4184,6 +5680,9 @@
             <w:tcW w:type="dxa" w:w="3784"/>
           </w:tcPr>
           <w:p>
+            <w:pPr>
+              <w:spacing w:before="20" w:after="20"/>
+            </w:pPr>
             <w:r/>
             <w:r>
               <w:rPr>
@@ -4240,6 +5739,9 @@
             <w:shd w:val="clear" w:color="auto" w:fill="D9D9D9"/>
           </w:tcPr>
           <w:p>
+            <w:pPr>
+              <w:spacing w:before="20" w:after="20"/>
+            </w:pPr>
             <w:r/>
             <w:r>
               <w:rPr>
@@ -4257,6 +5759,9 @@
             <w:shd w:val="clear" w:color="auto" w:fill="D9D9D9"/>
           </w:tcPr>
           <w:p>
+            <w:pPr>
+              <w:spacing w:before="20" w:after="20"/>
+            </w:pPr>
             <w:r/>
             <w:r>
               <w:rPr>
@@ -4274,6 +5779,9 @@
             <w:shd w:val="clear" w:color="auto" w:fill="D9D9D9"/>
           </w:tcPr>
           <w:p>
+            <w:pPr>
+              <w:spacing w:before="20" w:after="20"/>
+            </w:pPr>
             <w:r/>
             <w:r>
               <w:rPr>
@@ -4287,11 +5795,17 @@
         </w:tc>
       </w:tr>
       <w:tr>
-        <w:tc>
-          <w:tcPr>
-            <w:tcW w:type="dxa" w:w="5046"/>
-          </w:tcPr>
-          <w:p>
+        <w:trPr>
+          <w:cantSplit/>
+        </w:trPr>
+        <w:tc>
+          <w:tcPr>
+            <w:tcW w:type="dxa" w:w="5046"/>
+          </w:tcPr>
+          <w:p>
+            <w:pPr>
+              <w:spacing w:before="20" w:after="20"/>
+            </w:pPr>
             <w:r/>
             <w:r>
               <w:rPr>
@@ -4308,6 +5822,9 @@
             <w:tcW w:type="dxa" w:w="5046"/>
           </w:tcPr>
           <w:p>
+            <w:pPr>
+              <w:spacing w:before="20" w:after="20"/>
+            </w:pPr>
             <w:r/>
             <w:r>
               <w:rPr>
@@ -4324,6 +5841,9 @@
             <w:tcW w:type="dxa" w:w="5046"/>
           </w:tcPr>
           <w:p>
+            <w:pPr>
+              <w:spacing w:before="20" w:after="20"/>
+            </w:pPr>
             <w:r/>
             <w:r>
               <w:rPr>
@@ -4336,11 +5856,17 @@
         </w:tc>
       </w:tr>
       <w:tr>
-        <w:tc>
-          <w:tcPr>
-            <w:tcW w:type="dxa" w:w="5046"/>
-          </w:tcPr>
-          <w:p>
+        <w:trPr>
+          <w:cantSplit/>
+        </w:trPr>
+        <w:tc>
+          <w:tcPr>
+            <w:tcW w:type="dxa" w:w="5046"/>
+          </w:tcPr>
+          <w:p>
+            <w:pPr>
+              <w:spacing w:before="20" w:after="20"/>
+            </w:pPr>
             <w:r/>
             <w:r>
               <w:rPr>
@@ -4357,6 +5883,9 @@
             <w:tcW w:type="dxa" w:w="5046"/>
           </w:tcPr>
           <w:p>
+            <w:pPr>
+              <w:spacing w:before="20" w:after="20"/>
+            </w:pPr>
             <w:r/>
             <w:r>
               <w:rPr>
@@ -4373,6 +5902,9 @@
             <w:tcW w:type="dxa" w:w="5046"/>
           </w:tcPr>
           <w:p>
+            <w:pPr>
+              <w:spacing w:before="20" w:after="20"/>
+            </w:pPr>
             <w:r/>
             <w:r>
               <w:rPr>
@@ -4385,11 +5917,17 @@
         </w:tc>
       </w:tr>
       <w:tr>
-        <w:tc>
-          <w:tcPr>
-            <w:tcW w:type="dxa" w:w="5046"/>
-          </w:tcPr>
-          <w:p>
+        <w:trPr>
+          <w:cantSplit/>
+        </w:trPr>
+        <w:tc>
+          <w:tcPr>
+            <w:tcW w:type="dxa" w:w="5046"/>
+          </w:tcPr>
+          <w:p>
+            <w:pPr>
+              <w:spacing w:before="20" w:after="20"/>
+            </w:pPr>
             <w:r/>
             <w:r>
               <w:rPr>
@@ -4406,6 +5944,9 @@
             <w:tcW w:type="dxa" w:w="5046"/>
           </w:tcPr>
           <w:p>
+            <w:pPr>
+              <w:spacing w:before="20" w:after="20"/>
+            </w:pPr>
             <w:r/>
             <w:r>
               <w:rPr>
@@ -4422,6 +5963,9 @@
             <w:tcW w:type="dxa" w:w="5046"/>
           </w:tcPr>
           <w:p>
+            <w:pPr>
+              <w:spacing w:before="20" w:after="20"/>
+            </w:pPr>
             <w:r/>
             <w:r>
               <w:rPr>
@@ -4434,11 +5978,17 @@
         </w:tc>
       </w:tr>
       <w:tr>
-        <w:tc>
-          <w:tcPr>
-            <w:tcW w:type="dxa" w:w="5046"/>
-          </w:tcPr>
-          <w:p>
+        <w:trPr>
+          <w:cantSplit/>
+        </w:trPr>
+        <w:tc>
+          <w:tcPr>
+            <w:tcW w:type="dxa" w:w="5046"/>
+          </w:tcPr>
+          <w:p>
+            <w:pPr>
+              <w:spacing w:before="20" w:after="20"/>
+            </w:pPr>
             <w:r/>
             <w:r>
               <w:rPr>
@@ -4455,6 +6005,9 @@
             <w:tcW w:type="dxa" w:w="5046"/>
           </w:tcPr>
           <w:p>
+            <w:pPr>
+              <w:spacing w:before="20" w:after="20"/>
+            </w:pPr>
             <w:r/>
             <w:r>
               <w:rPr>
@@ -4471,6 +6024,9 @@
             <w:tcW w:type="dxa" w:w="5046"/>
           </w:tcPr>
           <w:p>
+            <w:pPr>
+              <w:spacing w:before="20" w:after="20"/>
+            </w:pPr>
             <w:r/>
             <w:r>
               <w:rPr>
@@ -4527,6 +6083,9 @@
             <w:shd w:val="clear" w:color="auto" w:fill="D9D9D9"/>
           </w:tcPr>
           <w:p>
+            <w:pPr>
+              <w:spacing w:before="20" w:after="20"/>
+            </w:pPr>
             <w:r/>
             <w:r>
               <w:rPr>
@@ -4544,6 +6103,9 @@
             <w:shd w:val="clear" w:color="auto" w:fill="D9D9D9"/>
           </w:tcPr>
           <w:p>
+            <w:pPr>
+              <w:spacing w:before="20" w:after="20"/>
+            </w:pPr>
             <w:r/>
             <w:r>
               <w:rPr>
@@ -4561,6 +6123,9 @@
             <w:shd w:val="clear" w:color="auto" w:fill="D9D9D9"/>
           </w:tcPr>
           <w:p>
+            <w:pPr>
+              <w:spacing w:before="20" w:after="20"/>
+            </w:pPr>
             <w:r/>
             <w:r>
               <w:rPr>
@@ -4574,11 +6139,17 @@
         </w:tc>
       </w:tr>
       <w:tr>
-        <w:tc>
-          <w:tcPr>
-            <w:tcW w:type="dxa" w:w="5046"/>
-          </w:tcPr>
-          <w:p>
+        <w:trPr>
+          <w:cantSplit/>
+        </w:trPr>
+        <w:tc>
+          <w:tcPr>
+            <w:tcW w:type="dxa" w:w="5046"/>
+          </w:tcPr>
+          <w:p>
+            <w:pPr>
+              <w:spacing w:before="20" w:after="20"/>
+            </w:pPr>
             <w:r/>
             <w:r>
               <w:rPr>
@@ -4595,6 +6166,9 @@
             <w:tcW w:type="dxa" w:w="5046"/>
           </w:tcPr>
           <w:p>
+            <w:pPr>
+              <w:spacing w:before="20" w:after="20"/>
+            </w:pPr>
             <w:r/>
             <w:r>
               <w:rPr>
@@ -4611,6 +6185,9 @@
             <w:tcW w:type="dxa" w:w="5046"/>
           </w:tcPr>
           <w:p>
+            <w:pPr>
+              <w:spacing w:before="20" w:after="20"/>
+            </w:pPr>
             <w:r/>
             <w:r>
               <w:rPr>
@@ -4623,11 +6200,17 @@
         </w:tc>
       </w:tr>
       <w:tr>
-        <w:tc>
-          <w:tcPr>
-            <w:tcW w:type="dxa" w:w="5046"/>
-          </w:tcPr>
-          <w:p>
+        <w:trPr>
+          <w:cantSplit/>
+        </w:trPr>
+        <w:tc>
+          <w:tcPr>
+            <w:tcW w:type="dxa" w:w="5046"/>
+          </w:tcPr>
+          <w:p>
+            <w:pPr>
+              <w:spacing w:before="20" w:after="20"/>
+            </w:pPr>
             <w:r/>
             <w:r>
               <w:rPr>
@@ -4644,6 +6227,9 @@
             <w:tcW w:type="dxa" w:w="5046"/>
           </w:tcPr>
           <w:p>
+            <w:pPr>
+              <w:spacing w:before="20" w:after="20"/>
+            </w:pPr>
             <w:r/>
             <w:r>
               <w:rPr>
@@ -4660,6 +6246,9 @@
             <w:tcW w:type="dxa" w:w="5046"/>
           </w:tcPr>
           <w:p>
+            <w:pPr>
+              <w:spacing w:before="20" w:after="20"/>
+            </w:pPr>
             <w:r/>
             <w:r>
               <w:rPr>
@@ -4672,11 +6261,17 @@
         </w:tc>
       </w:tr>
       <w:tr>
-        <w:tc>
-          <w:tcPr>
-            <w:tcW w:type="dxa" w:w="5046"/>
-          </w:tcPr>
-          <w:p>
+        <w:trPr>
+          <w:cantSplit/>
+        </w:trPr>
+        <w:tc>
+          <w:tcPr>
+            <w:tcW w:type="dxa" w:w="5046"/>
+          </w:tcPr>
+          <w:p>
+            <w:pPr>
+              <w:spacing w:before="20" w:after="20"/>
+            </w:pPr>
             <w:r/>
             <w:r>
               <w:rPr>
@@ -4693,6 +6288,9 @@
             <w:tcW w:type="dxa" w:w="5046"/>
           </w:tcPr>
           <w:p>
+            <w:pPr>
+              <w:spacing w:before="20" w:after="20"/>
+            </w:pPr>
             <w:r/>
             <w:r>
               <w:rPr>
@@ -4709,6 +6307,9 @@
             <w:tcW w:type="dxa" w:w="5046"/>
           </w:tcPr>
           <w:p>
+            <w:pPr>
+              <w:spacing w:before="20" w:after="20"/>
+            </w:pPr>
             <w:r/>
             <w:r>
               <w:rPr>
@@ -4721,11 +6322,17 @@
         </w:tc>
       </w:tr>
       <w:tr>
-        <w:tc>
-          <w:tcPr>
-            <w:tcW w:type="dxa" w:w="5046"/>
-          </w:tcPr>
-          <w:p>
+        <w:trPr>
+          <w:cantSplit/>
+        </w:trPr>
+        <w:tc>
+          <w:tcPr>
+            <w:tcW w:type="dxa" w:w="5046"/>
+          </w:tcPr>
+          <w:p>
+            <w:pPr>
+              <w:spacing w:before="20" w:after="20"/>
+            </w:pPr>
             <w:r/>
             <w:r>
               <w:rPr>
@@ -4742,6 +6349,9 @@
             <w:tcW w:type="dxa" w:w="5046"/>
           </w:tcPr>
           <w:p>
+            <w:pPr>
+              <w:spacing w:before="20" w:after="20"/>
+            </w:pPr>
             <w:r/>
             <w:r>
               <w:rPr>
@@ -4758,6 +6368,9 @@
             <w:tcW w:type="dxa" w:w="5046"/>
           </w:tcPr>
           <w:p>
+            <w:pPr>
+              <w:spacing w:before="20" w:after="20"/>
+            </w:pPr>
             <w:r/>
             <w:r>
               <w:rPr>
@@ -4770,11 +6383,17 @@
         </w:tc>
       </w:tr>
       <w:tr>
-        <w:tc>
-          <w:tcPr>
-            <w:tcW w:type="dxa" w:w="5046"/>
-          </w:tcPr>
-          <w:p>
+        <w:trPr>
+          <w:cantSplit/>
+        </w:trPr>
+        <w:tc>
+          <w:tcPr>
+            <w:tcW w:type="dxa" w:w="5046"/>
+          </w:tcPr>
+          <w:p>
+            <w:pPr>
+              <w:spacing w:before="20" w:after="20"/>
+            </w:pPr>
             <w:r/>
             <w:r>
               <w:rPr>
@@ -4791,6 +6410,9 @@
             <w:tcW w:type="dxa" w:w="5046"/>
           </w:tcPr>
           <w:p>
+            <w:pPr>
+              <w:spacing w:before="20" w:after="20"/>
+            </w:pPr>
             <w:r/>
             <w:r>
               <w:rPr>
@@ -4807,6 +6429,9 @@
             <w:tcW w:type="dxa" w:w="5046"/>
           </w:tcPr>
           <w:p>
+            <w:pPr>
+              <w:spacing w:before="20" w:after="20"/>
+            </w:pPr>
             <w:r/>
             <w:r>
               <w:rPr>
@@ -4819,11 +6444,17 @@
         </w:tc>
       </w:tr>
       <w:tr>
-        <w:tc>
-          <w:tcPr>
-            <w:tcW w:type="dxa" w:w="5046"/>
-          </w:tcPr>
-          <w:p>
+        <w:trPr>
+          <w:cantSplit/>
+        </w:trPr>
+        <w:tc>
+          <w:tcPr>
+            <w:tcW w:type="dxa" w:w="5046"/>
+          </w:tcPr>
+          <w:p>
+            <w:pPr>
+              <w:spacing w:before="20" w:after="20"/>
+            </w:pPr>
             <w:r/>
             <w:r>
               <w:rPr>
@@ -4840,6 +6471,9 @@
             <w:tcW w:type="dxa" w:w="5046"/>
           </w:tcPr>
           <w:p>
+            <w:pPr>
+              <w:spacing w:before="20" w:after="20"/>
+            </w:pPr>
             <w:r/>
             <w:r>
               <w:rPr>
@@ -4856,6 +6490,9 @@
             <w:tcW w:type="dxa" w:w="5046"/>
           </w:tcPr>
           <w:p>
+            <w:pPr>
+              <w:spacing w:before="20" w:after="20"/>
+            </w:pPr>
             <w:r/>
             <w:r>
               <w:rPr>
@@ -4868,11 +6505,17 @@
         </w:tc>
       </w:tr>
       <w:tr>
-        <w:tc>
-          <w:tcPr>
-            <w:tcW w:type="dxa" w:w="5046"/>
-          </w:tcPr>
-          <w:p>
+        <w:trPr>
+          <w:cantSplit/>
+        </w:trPr>
+        <w:tc>
+          <w:tcPr>
+            <w:tcW w:type="dxa" w:w="5046"/>
+          </w:tcPr>
+          <w:p>
+            <w:pPr>
+              <w:spacing w:before="20" w:after="20"/>
+            </w:pPr>
             <w:r/>
             <w:r>
               <w:rPr>
@@ -4889,6 +6532,9 @@
             <w:tcW w:type="dxa" w:w="5046"/>
           </w:tcPr>
           <w:p>
+            <w:pPr>
+              <w:spacing w:before="20" w:after="20"/>
+            </w:pPr>
             <w:r/>
             <w:r>
               <w:rPr>
@@ -4905,6 +6551,9 @@
             <w:tcW w:type="dxa" w:w="5046"/>
           </w:tcPr>
           <w:p>
+            <w:pPr>
+              <w:spacing w:before="20" w:after="20"/>
+            </w:pPr>
             <w:r/>
             <w:r>
               <w:rPr>
@@ -4917,11 +6566,17 @@
         </w:tc>
       </w:tr>
       <w:tr>
-        <w:tc>
-          <w:tcPr>
-            <w:tcW w:type="dxa" w:w="5046"/>
-          </w:tcPr>
-          <w:p>
+        <w:trPr>
+          <w:cantSplit/>
+        </w:trPr>
+        <w:tc>
+          <w:tcPr>
+            <w:tcW w:type="dxa" w:w="5046"/>
+          </w:tcPr>
+          <w:p>
+            <w:pPr>
+              <w:spacing w:before="20" w:after="20"/>
+            </w:pPr>
             <w:r/>
             <w:r>
               <w:rPr>
@@ -4938,6 +6593,9 @@
             <w:tcW w:type="dxa" w:w="5046"/>
           </w:tcPr>
           <w:p>
+            <w:pPr>
+              <w:spacing w:before="20" w:after="20"/>
+            </w:pPr>
             <w:r/>
             <w:r>
               <w:rPr>
@@ -4954,6 +6612,9 @@
             <w:tcW w:type="dxa" w:w="5046"/>
           </w:tcPr>
           <w:p>
+            <w:pPr>
+              <w:spacing w:before="20" w:after="20"/>
+            </w:pPr>
             <w:r/>
             <w:r>
               <w:rPr>
@@ -4966,11 +6627,17 @@
         </w:tc>
       </w:tr>
       <w:tr>
-        <w:tc>
-          <w:tcPr>
-            <w:tcW w:type="dxa" w:w="5046"/>
-          </w:tcPr>
-          <w:p>
+        <w:trPr>
+          <w:cantSplit/>
+        </w:trPr>
+        <w:tc>
+          <w:tcPr>
+            <w:tcW w:type="dxa" w:w="5046"/>
+          </w:tcPr>
+          <w:p>
+            <w:pPr>
+              <w:spacing w:before="20" w:after="20"/>
+            </w:pPr>
             <w:r/>
             <w:r>
               <w:rPr>
@@ -4987,6 +6654,9 @@
             <w:tcW w:type="dxa" w:w="5046"/>
           </w:tcPr>
           <w:p>
+            <w:pPr>
+              <w:spacing w:before="20" w:after="20"/>
+            </w:pPr>
             <w:r/>
             <w:r>
               <w:rPr>
@@ -5003,6 +6673,9 @@
             <w:tcW w:type="dxa" w:w="5046"/>
           </w:tcPr>
           <w:p>
+            <w:pPr>
+              <w:spacing w:before="20" w:after="20"/>
+            </w:pPr>
             <w:r/>
             <w:r>
               <w:rPr>
@@ -5059,6 +6732,9 @@
             <w:shd w:val="clear" w:color="auto" w:fill="D9D9D9"/>
           </w:tcPr>
           <w:p>
+            <w:pPr>
+              <w:spacing w:before="20" w:after="20"/>
+            </w:pPr>
             <w:r/>
             <w:r>
               <w:rPr>
@@ -5076,6 +6752,9 @@
             <w:shd w:val="clear" w:color="auto" w:fill="D9D9D9"/>
           </w:tcPr>
           <w:p>
+            <w:pPr>
+              <w:spacing w:before="20" w:after="20"/>
+            </w:pPr>
             <w:r/>
             <w:r>
               <w:rPr>
@@ -5093,6 +6772,9 @@
             <w:shd w:val="clear" w:color="auto" w:fill="D9D9D9"/>
           </w:tcPr>
           <w:p>
+            <w:pPr>
+              <w:spacing w:before="20" w:after="20"/>
+            </w:pPr>
             <w:r/>
             <w:r>
               <w:rPr>
@@ -5106,11 +6788,17 @@
         </w:tc>
       </w:tr>
       <w:tr>
-        <w:tc>
-          <w:tcPr>
-            <w:tcW w:type="dxa" w:w="5046"/>
-          </w:tcPr>
-          <w:p>
+        <w:trPr>
+          <w:cantSplit/>
+        </w:trPr>
+        <w:tc>
+          <w:tcPr>
+            <w:tcW w:type="dxa" w:w="5046"/>
+          </w:tcPr>
+          <w:p>
+            <w:pPr>
+              <w:spacing w:before="20" w:after="20"/>
+            </w:pPr>
             <w:r/>
             <w:r>
               <w:rPr>
@@ -5127,6 +6815,9 @@
             <w:tcW w:type="dxa" w:w="5046"/>
           </w:tcPr>
           <w:p>
+            <w:pPr>
+              <w:spacing w:before="20" w:after="20"/>
+            </w:pPr>
             <w:r/>
             <w:r>
               <w:rPr>
@@ -5143,6 +6834,9 @@
             <w:tcW w:type="dxa" w:w="5046"/>
           </w:tcPr>
           <w:p>
+            <w:pPr>
+              <w:spacing w:before="20" w:after="20"/>
+            </w:pPr>
             <w:r/>
             <w:r>
               <w:rPr>
@@ -5155,11 +6849,17 @@
         </w:tc>
       </w:tr>
       <w:tr>
-        <w:tc>
-          <w:tcPr>
-            <w:tcW w:type="dxa" w:w="5046"/>
-          </w:tcPr>
-          <w:p>
+        <w:trPr>
+          <w:cantSplit/>
+        </w:trPr>
+        <w:tc>
+          <w:tcPr>
+            <w:tcW w:type="dxa" w:w="5046"/>
+          </w:tcPr>
+          <w:p>
+            <w:pPr>
+              <w:spacing w:before="20" w:after="20"/>
+            </w:pPr>
             <w:r/>
             <w:r>
               <w:rPr>
@@ -5176,6 +6876,9 @@
             <w:tcW w:type="dxa" w:w="5046"/>
           </w:tcPr>
           <w:p>
+            <w:pPr>
+              <w:spacing w:before="20" w:after="20"/>
+            </w:pPr>
             <w:r/>
             <w:r>
               <w:rPr>
@@ -5192,6 +6895,9 @@
             <w:tcW w:type="dxa" w:w="5046"/>
           </w:tcPr>
           <w:p>
+            <w:pPr>
+              <w:spacing w:before="20" w:after="20"/>
+            </w:pPr>
             <w:r/>
             <w:r>
               <w:rPr>
@@ -5204,11 +6910,17 @@
         </w:tc>
       </w:tr>
       <w:tr>
-        <w:tc>
-          <w:tcPr>
-            <w:tcW w:type="dxa" w:w="5046"/>
-          </w:tcPr>
-          <w:p>
+        <w:trPr>
+          <w:cantSplit/>
+        </w:trPr>
+        <w:tc>
+          <w:tcPr>
+            <w:tcW w:type="dxa" w:w="5046"/>
+          </w:tcPr>
+          <w:p>
+            <w:pPr>
+              <w:spacing w:before="20" w:after="20"/>
+            </w:pPr>
             <w:r/>
             <w:r>
               <w:rPr>
@@ -5225,6 +6937,9 @@
             <w:tcW w:type="dxa" w:w="5046"/>
           </w:tcPr>
           <w:p>
+            <w:pPr>
+              <w:spacing w:before="20" w:after="20"/>
+            </w:pPr>
             <w:r/>
             <w:r>
               <w:rPr>
@@ -5241,6 +6956,9 @@
             <w:tcW w:type="dxa" w:w="5046"/>
           </w:tcPr>
           <w:p>
+            <w:pPr>
+              <w:spacing w:before="20" w:after="20"/>
+            </w:pPr>
             <w:r/>
             <w:r>
               <w:rPr>
@@ -5253,11 +6971,17 @@
         </w:tc>
       </w:tr>
       <w:tr>
-        <w:tc>
-          <w:tcPr>
-            <w:tcW w:type="dxa" w:w="5046"/>
-          </w:tcPr>
-          <w:p>
+        <w:trPr>
+          <w:cantSplit/>
+        </w:trPr>
+        <w:tc>
+          <w:tcPr>
+            <w:tcW w:type="dxa" w:w="5046"/>
+          </w:tcPr>
+          <w:p>
+            <w:pPr>
+              <w:spacing w:before="20" w:after="20"/>
+            </w:pPr>
             <w:r/>
             <w:r>
               <w:rPr>
@@ -5274,6 +6998,9 @@
             <w:tcW w:type="dxa" w:w="5046"/>
           </w:tcPr>
           <w:p>
+            <w:pPr>
+              <w:spacing w:before="20" w:after="20"/>
+            </w:pPr>
             <w:r/>
             <w:r>
               <w:rPr>
@@ -5290,6 +7017,9 @@
             <w:tcW w:type="dxa" w:w="5046"/>
           </w:tcPr>
           <w:p>
+            <w:pPr>
+              <w:spacing w:before="20" w:after="20"/>
+            </w:pPr>
             <w:r/>
             <w:r>
               <w:rPr>
@@ -5302,11 +7032,17 @@
         </w:tc>
       </w:tr>
       <w:tr>
-        <w:tc>
-          <w:tcPr>
-            <w:tcW w:type="dxa" w:w="5046"/>
-          </w:tcPr>
-          <w:p>
+        <w:trPr>
+          <w:cantSplit/>
+        </w:trPr>
+        <w:tc>
+          <w:tcPr>
+            <w:tcW w:type="dxa" w:w="5046"/>
+          </w:tcPr>
+          <w:p>
+            <w:pPr>
+              <w:spacing w:before="20" w:after="20"/>
+            </w:pPr>
             <w:r/>
             <w:r>
               <w:rPr>
@@ -5323,6 +7059,9 @@
             <w:tcW w:type="dxa" w:w="5046"/>
           </w:tcPr>
           <w:p>
+            <w:pPr>
+              <w:spacing w:before="20" w:after="20"/>
+            </w:pPr>
             <w:r/>
             <w:r>
               <w:rPr>
@@ -5339,6 +7078,9 @@
             <w:tcW w:type="dxa" w:w="5046"/>
           </w:tcPr>
           <w:p>
+            <w:pPr>
+              <w:spacing w:before="20" w:after="20"/>
+            </w:pPr>
             <w:r/>
             <w:r>
               <w:rPr>
@@ -5395,6 +7137,9 @@
             <w:shd w:val="clear" w:color="auto" w:fill="D9D9D9"/>
           </w:tcPr>
           <w:p>
+            <w:pPr>
+              <w:spacing w:before="20" w:after="20"/>
+            </w:pPr>
             <w:r/>
             <w:r>
               <w:rPr>
@@ -5412,6 +7157,9 @@
             <w:shd w:val="clear" w:color="auto" w:fill="D9D9D9"/>
           </w:tcPr>
           <w:p>
+            <w:pPr>
+              <w:spacing w:before="20" w:after="20"/>
+            </w:pPr>
             <w:r/>
             <w:r>
               <w:rPr>
@@ -5429,6 +7177,9 @@
             <w:shd w:val="clear" w:color="auto" w:fill="D9D9D9"/>
           </w:tcPr>
           <w:p>
+            <w:pPr>
+              <w:spacing w:before="20" w:after="20"/>
+            </w:pPr>
             <w:r/>
             <w:r>
               <w:rPr>
@@ -5442,11 +7193,17 @@
         </w:tc>
       </w:tr>
       <w:tr>
-        <w:tc>
-          <w:tcPr>
-            <w:tcW w:type="dxa" w:w="5046"/>
-          </w:tcPr>
-          <w:p>
+        <w:trPr>
+          <w:cantSplit/>
+        </w:trPr>
+        <w:tc>
+          <w:tcPr>
+            <w:tcW w:type="dxa" w:w="5046"/>
+          </w:tcPr>
+          <w:p>
+            <w:pPr>
+              <w:spacing w:before="20" w:after="20"/>
+            </w:pPr>
             <w:r/>
             <w:r>
               <w:rPr>
@@ -5463,6 +7220,9 @@
             <w:tcW w:type="dxa" w:w="5046"/>
           </w:tcPr>
           <w:p>
+            <w:pPr>
+              <w:spacing w:before="20" w:after="20"/>
+            </w:pPr>
             <w:r/>
             <w:r>
               <w:rPr>
@@ -5479,6 +7239,9 @@
             <w:tcW w:type="dxa" w:w="5046"/>
           </w:tcPr>
           <w:p>
+            <w:pPr>
+              <w:spacing w:before="20" w:after="20"/>
+            </w:pPr>
             <w:r/>
             <w:r>
               <w:rPr>
@@ -5491,11 +7254,17 @@
         </w:tc>
       </w:tr>
       <w:tr>
-        <w:tc>
-          <w:tcPr>
-            <w:tcW w:type="dxa" w:w="5046"/>
-          </w:tcPr>
-          <w:p>
+        <w:trPr>
+          <w:cantSplit/>
+        </w:trPr>
+        <w:tc>
+          <w:tcPr>
+            <w:tcW w:type="dxa" w:w="5046"/>
+          </w:tcPr>
+          <w:p>
+            <w:pPr>
+              <w:spacing w:before="20" w:after="20"/>
+            </w:pPr>
             <w:r/>
             <w:r>
               <w:rPr>
@@ -5512,6 +7281,9 @@
             <w:tcW w:type="dxa" w:w="5046"/>
           </w:tcPr>
           <w:p>
+            <w:pPr>
+              <w:spacing w:before="20" w:after="20"/>
+            </w:pPr>
             <w:r/>
             <w:r>
               <w:rPr>
@@ -5528,6 +7300,9 @@
             <w:tcW w:type="dxa" w:w="5046"/>
           </w:tcPr>
           <w:p>
+            <w:pPr>
+              <w:spacing w:before="20" w:after="20"/>
+            </w:pPr>
             <w:r/>
             <w:r>
               <w:rPr>
@@ -5540,11 +7315,17 @@
         </w:tc>
       </w:tr>
       <w:tr>
-        <w:tc>
-          <w:tcPr>
-            <w:tcW w:type="dxa" w:w="5046"/>
-          </w:tcPr>
-          <w:p>
+        <w:trPr>
+          <w:cantSplit/>
+        </w:trPr>
+        <w:tc>
+          <w:tcPr>
+            <w:tcW w:type="dxa" w:w="5046"/>
+          </w:tcPr>
+          <w:p>
+            <w:pPr>
+              <w:spacing w:before="20" w:after="20"/>
+            </w:pPr>
             <w:r/>
             <w:r>
               <w:rPr>
@@ -5561,6 +7342,9 @@
             <w:tcW w:type="dxa" w:w="5046"/>
           </w:tcPr>
           <w:p>
+            <w:pPr>
+              <w:spacing w:before="20" w:after="20"/>
+            </w:pPr>
             <w:r/>
             <w:r>
               <w:rPr>
@@ -5577,6 +7361,9 @@
             <w:tcW w:type="dxa" w:w="5046"/>
           </w:tcPr>
           <w:p>
+            <w:pPr>
+              <w:spacing w:before="20" w:after="20"/>
+            </w:pPr>
             <w:r/>
             <w:r>
               <w:rPr>
@@ -5589,11 +7376,17 @@
         </w:tc>
       </w:tr>
       <w:tr>
-        <w:tc>
-          <w:tcPr>
-            <w:tcW w:type="dxa" w:w="5046"/>
-          </w:tcPr>
-          <w:p>
+        <w:trPr>
+          <w:cantSplit/>
+        </w:trPr>
+        <w:tc>
+          <w:tcPr>
+            <w:tcW w:type="dxa" w:w="5046"/>
+          </w:tcPr>
+          <w:p>
+            <w:pPr>
+              <w:spacing w:before="20" w:after="20"/>
+            </w:pPr>
             <w:r/>
             <w:r>
               <w:rPr>
@@ -5610,6 +7403,9 @@
             <w:tcW w:type="dxa" w:w="5046"/>
           </w:tcPr>
           <w:p>
+            <w:pPr>
+              <w:spacing w:before="20" w:after="20"/>
+            </w:pPr>
             <w:r/>
             <w:r>
               <w:rPr>
@@ -5626,6 +7422,9 @@
             <w:tcW w:type="dxa" w:w="5046"/>
           </w:tcPr>
           <w:p>
+            <w:pPr>
+              <w:spacing w:before="20" w:after="20"/>
+            </w:pPr>
             <w:r/>
             <w:r>
               <w:rPr>
@@ -5638,11 +7437,17 @@
         </w:tc>
       </w:tr>
       <w:tr>
-        <w:tc>
-          <w:tcPr>
-            <w:tcW w:type="dxa" w:w="5046"/>
-          </w:tcPr>
-          <w:p>
+        <w:trPr>
+          <w:cantSplit/>
+        </w:trPr>
+        <w:tc>
+          <w:tcPr>
+            <w:tcW w:type="dxa" w:w="5046"/>
+          </w:tcPr>
+          <w:p>
+            <w:pPr>
+              <w:spacing w:before="20" w:after="20"/>
+            </w:pPr>
             <w:r/>
             <w:r>
               <w:rPr>
@@ -5659,6 +7464,9 @@
             <w:tcW w:type="dxa" w:w="5046"/>
           </w:tcPr>
           <w:p>
+            <w:pPr>
+              <w:spacing w:before="20" w:after="20"/>
+            </w:pPr>
             <w:r/>
             <w:r>
               <w:rPr>
@@ -5675,6 +7483,9 @@
             <w:tcW w:type="dxa" w:w="5046"/>
           </w:tcPr>
           <w:p>
+            <w:pPr>
+              <w:spacing w:before="20" w:after="20"/>
+            </w:pPr>
             <w:r/>
             <w:r>
               <w:rPr>
@@ -5687,11 +7498,17 @@
         </w:tc>
       </w:tr>
       <w:tr>
-        <w:tc>
-          <w:tcPr>
-            <w:tcW w:type="dxa" w:w="5046"/>
-          </w:tcPr>
-          <w:p>
+        <w:trPr>
+          <w:cantSplit/>
+        </w:trPr>
+        <w:tc>
+          <w:tcPr>
+            <w:tcW w:type="dxa" w:w="5046"/>
+          </w:tcPr>
+          <w:p>
+            <w:pPr>
+              <w:spacing w:before="20" w:after="20"/>
+            </w:pPr>
             <w:r/>
             <w:r>
               <w:rPr>
@@ -5708,6 +7525,9 @@
             <w:tcW w:type="dxa" w:w="5046"/>
           </w:tcPr>
           <w:p>
+            <w:pPr>
+              <w:spacing w:before="20" w:after="20"/>
+            </w:pPr>
             <w:r/>
             <w:r>
               <w:rPr>
@@ -5724,6 +7544,9 @@
             <w:tcW w:type="dxa" w:w="5046"/>
           </w:tcPr>
           <w:p>
+            <w:pPr>
+              <w:spacing w:before="20" w:after="20"/>
+            </w:pPr>
             <w:r/>
             <w:r>
               <w:rPr>
@@ -5736,11 +7559,17 @@
         </w:tc>
       </w:tr>
       <w:tr>
-        <w:tc>
-          <w:tcPr>
-            <w:tcW w:type="dxa" w:w="5046"/>
-          </w:tcPr>
-          <w:p>
+        <w:trPr>
+          <w:cantSplit/>
+        </w:trPr>
+        <w:tc>
+          <w:tcPr>
+            <w:tcW w:type="dxa" w:w="5046"/>
+          </w:tcPr>
+          <w:p>
+            <w:pPr>
+              <w:spacing w:before="20" w:after="20"/>
+            </w:pPr>
             <w:r/>
             <w:r>
               <w:rPr>
@@ -5757,6 +7586,9 @@
             <w:tcW w:type="dxa" w:w="5046"/>
           </w:tcPr>
           <w:p>
+            <w:pPr>
+              <w:spacing w:before="20" w:after="20"/>
+            </w:pPr>
             <w:r/>
             <w:r>
               <w:rPr>
@@ -5773,6 +7605,9 @@
             <w:tcW w:type="dxa" w:w="5046"/>
           </w:tcPr>
           <w:p>
+            <w:pPr>
+              <w:spacing w:before="20" w:after="20"/>
+            </w:pPr>
             <w:r/>
             <w:r>
               <w:rPr>
@@ -5785,11 +7620,17 @@
         </w:tc>
       </w:tr>
       <w:tr>
-        <w:tc>
-          <w:tcPr>
-            <w:tcW w:type="dxa" w:w="5046"/>
-          </w:tcPr>
-          <w:p>
+        <w:trPr>
+          <w:cantSplit/>
+        </w:trPr>
+        <w:tc>
+          <w:tcPr>
+            <w:tcW w:type="dxa" w:w="5046"/>
+          </w:tcPr>
+          <w:p>
+            <w:pPr>
+              <w:spacing w:before="20" w:after="20"/>
+            </w:pPr>
             <w:r/>
             <w:r>
               <w:rPr>
@@ -5806,6 +7647,9 @@
             <w:tcW w:type="dxa" w:w="5046"/>
           </w:tcPr>
           <w:p>
+            <w:pPr>
+              <w:spacing w:before="20" w:after="20"/>
+            </w:pPr>
             <w:r/>
             <w:r>
               <w:rPr>
@@ -5822,6 +7666,9 @@
             <w:tcW w:type="dxa" w:w="5046"/>
           </w:tcPr>
           <w:p>
+            <w:pPr>
+              <w:spacing w:before="20" w:after="20"/>
+            </w:pPr>
             <w:r/>
             <w:r>
               <w:rPr>
@@ -5834,11 +7681,17 @@
         </w:tc>
       </w:tr>
       <w:tr>
-        <w:tc>
-          <w:tcPr>
-            <w:tcW w:type="dxa" w:w="5046"/>
-          </w:tcPr>
-          <w:p>
+        <w:trPr>
+          <w:cantSplit/>
+        </w:trPr>
+        <w:tc>
+          <w:tcPr>
+            <w:tcW w:type="dxa" w:w="5046"/>
+          </w:tcPr>
+          <w:p>
+            <w:pPr>
+              <w:spacing w:before="20" w:after="20"/>
+            </w:pPr>
             <w:r/>
             <w:r>
               <w:rPr>
@@ -5855,6 +7708,9 @@
             <w:tcW w:type="dxa" w:w="5046"/>
           </w:tcPr>
           <w:p>
+            <w:pPr>
+              <w:spacing w:before="20" w:after="20"/>
+            </w:pPr>
             <w:r/>
             <w:r>
               <w:rPr>
@@ -5871,6 +7727,9 @@
             <w:tcW w:type="dxa" w:w="5046"/>
           </w:tcPr>
           <w:p>
+            <w:pPr>
+              <w:spacing w:before="20" w:after="20"/>
+            </w:pPr>
             <w:r/>
             <w:r>
               <w:rPr>
@@ -5883,11 +7742,17 @@
         </w:tc>
       </w:tr>
       <w:tr>
-        <w:tc>
-          <w:tcPr>
-            <w:tcW w:type="dxa" w:w="5046"/>
-          </w:tcPr>
-          <w:p>
+        <w:trPr>
+          <w:cantSplit/>
+        </w:trPr>
+        <w:tc>
+          <w:tcPr>
+            <w:tcW w:type="dxa" w:w="5046"/>
+          </w:tcPr>
+          <w:p>
+            <w:pPr>
+              <w:spacing w:before="20" w:after="20"/>
+            </w:pPr>
             <w:r/>
             <w:r>
               <w:rPr>
@@ -5904,6 +7769,9 @@
             <w:tcW w:type="dxa" w:w="5046"/>
           </w:tcPr>
           <w:p>
+            <w:pPr>
+              <w:spacing w:before="20" w:after="20"/>
+            </w:pPr>
             <w:r/>
             <w:r>
               <w:rPr>
@@ -5920,6 +7788,9 @@
             <w:tcW w:type="dxa" w:w="5046"/>
           </w:tcPr>
           <w:p>
+            <w:pPr>
+              <w:spacing w:before="20" w:after="20"/>
+            </w:pPr>
             <w:r/>
             <w:r>
               <w:rPr>
@@ -5976,6 +7847,9 @@
             <w:shd w:val="clear" w:color="auto" w:fill="D9D9D9"/>
           </w:tcPr>
           <w:p>
+            <w:pPr>
+              <w:spacing w:before="20" w:after="20"/>
+            </w:pPr>
             <w:r/>
             <w:r>
               <w:rPr>
@@ -5993,6 +7867,9 @@
             <w:shd w:val="clear" w:color="auto" w:fill="D9D9D9"/>
           </w:tcPr>
           <w:p>
+            <w:pPr>
+              <w:spacing w:before="20" w:after="20"/>
+            </w:pPr>
             <w:r/>
             <w:r>
               <w:rPr>
@@ -6010,6 +7887,9 @@
             <w:shd w:val="clear" w:color="auto" w:fill="D9D9D9"/>
           </w:tcPr>
           <w:p>
+            <w:pPr>
+              <w:spacing w:before="20" w:after="20"/>
+            </w:pPr>
             <w:r/>
             <w:r>
               <w:rPr>
@@ -6023,11 +7903,17 @@
         </w:tc>
       </w:tr>
       <w:tr>
-        <w:tc>
-          <w:tcPr>
-            <w:tcW w:type="dxa" w:w="5046"/>
-          </w:tcPr>
-          <w:p>
+        <w:trPr>
+          <w:cantSplit/>
+        </w:trPr>
+        <w:tc>
+          <w:tcPr>
+            <w:tcW w:type="dxa" w:w="5046"/>
+          </w:tcPr>
+          <w:p>
+            <w:pPr>
+              <w:spacing w:before="20" w:after="20"/>
+            </w:pPr>
             <w:r/>
             <w:r>
               <w:rPr>
@@ -6044,6 +7930,9 @@
             <w:tcW w:type="dxa" w:w="5046"/>
           </w:tcPr>
           <w:p>
+            <w:pPr>
+              <w:spacing w:before="20" w:after="20"/>
+            </w:pPr>
             <w:r/>
             <w:r>
               <w:rPr>
@@ -6060,6 +7949,9 @@
             <w:tcW w:type="dxa" w:w="5046"/>
           </w:tcPr>
           <w:p>
+            <w:pPr>
+              <w:spacing w:before="20" w:after="20"/>
+            </w:pPr>
             <w:r/>
             <w:r>
               <w:rPr>
@@ -6072,11 +7964,17 @@
         </w:tc>
       </w:tr>
       <w:tr>
-        <w:tc>
-          <w:tcPr>
-            <w:tcW w:type="dxa" w:w="5046"/>
-          </w:tcPr>
-          <w:p>
+        <w:trPr>
+          <w:cantSplit/>
+        </w:trPr>
+        <w:tc>
+          <w:tcPr>
+            <w:tcW w:type="dxa" w:w="5046"/>
+          </w:tcPr>
+          <w:p>
+            <w:pPr>
+              <w:spacing w:before="20" w:after="20"/>
+            </w:pPr>
             <w:r/>
             <w:r>
               <w:rPr>
@@ -6093,6 +7991,9 @@
             <w:tcW w:type="dxa" w:w="5046"/>
           </w:tcPr>
           <w:p>
+            <w:pPr>
+              <w:spacing w:before="20" w:after="20"/>
+            </w:pPr>
             <w:r/>
             <w:r>
               <w:rPr>
@@ -6109,6 +8010,9 @@
             <w:tcW w:type="dxa" w:w="5046"/>
           </w:tcPr>
           <w:p>
+            <w:pPr>
+              <w:spacing w:before="20" w:after="20"/>
+            </w:pPr>
             <w:r/>
             <w:r>
               <w:rPr>
@@ -6121,11 +8025,17 @@
         </w:tc>
       </w:tr>
       <w:tr>
-        <w:tc>
-          <w:tcPr>
-            <w:tcW w:type="dxa" w:w="5046"/>
-          </w:tcPr>
-          <w:p>
+        <w:trPr>
+          <w:cantSplit/>
+        </w:trPr>
+        <w:tc>
+          <w:tcPr>
+            <w:tcW w:type="dxa" w:w="5046"/>
+          </w:tcPr>
+          <w:p>
+            <w:pPr>
+              <w:spacing w:before="20" w:after="20"/>
+            </w:pPr>
             <w:r/>
             <w:r>
               <w:rPr>
@@ -6142,6 +8052,9 @@
             <w:tcW w:type="dxa" w:w="5046"/>
           </w:tcPr>
           <w:p>
+            <w:pPr>
+              <w:spacing w:before="20" w:after="20"/>
+            </w:pPr>
             <w:r/>
             <w:r>
               <w:rPr>
@@ -6158,6 +8071,9 @@
             <w:tcW w:type="dxa" w:w="5046"/>
           </w:tcPr>
           <w:p>
+            <w:pPr>
+              <w:spacing w:before="20" w:after="20"/>
+            </w:pPr>
             <w:r/>
             <w:r>
               <w:rPr>
@@ -6170,11 +8086,17 @@
         </w:tc>
       </w:tr>
       <w:tr>
-        <w:tc>
-          <w:tcPr>
-            <w:tcW w:type="dxa" w:w="5046"/>
-          </w:tcPr>
-          <w:p>
+        <w:trPr>
+          <w:cantSplit/>
+        </w:trPr>
+        <w:tc>
+          <w:tcPr>
+            <w:tcW w:type="dxa" w:w="5046"/>
+          </w:tcPr>
+          <w:p>
+            <w:pPr>
+              <w:spacing w:before="20" w:after="20"/>
+            </w:pPr>
             <w:r/>
             <w:r>
               <w:rPr>
@@ -6191,6 +8113,9 @@
             <w:tcW w:type="dxa" w:w="5046"/>
           </w:tcPr>
           <w:p>
+            <w:pPr>
+              <w:spacing w:before="20" w:after="20"/>
+            </w:pPr>
             <w:r/>
             <w:r>
               <w:rPr>
@@ -6207,6 +8132,9 @@
             <w:tcW w:type="dxa" w:w="5046"/>
           </w:tcPr>
           <w:p>
+            <w:pPr>
+              <w:spacing w:before="20" w:after="20"/>
+            </w:pPr>
             <w:r/>
             <w:r>
               <w:rPr>
@@ -6219,11 +8147,17 @@
         </w:tc>
       </w:tr>
       <w:tr>
-        <w:tc>
-          <w:tcPr>
-            <w:tcW w:type="dxa" w:w="5046"/>
-          </w:tcPr>
-          <w:p>
+        <w:trPr>
+          <w:cantSplit/>
+        </w:trPr>
+        <w:tc>
+          <w:tcPr>
+            <w:tcW w:type="dxa" w:w="5046"/>
+          </w:tcPr>
+          <w:p>
+            <w:pPr>
+              <w:spacing w:before="20" w:after="20"/>
+            </w:pPr>
             <w:r/>
             <w:r>
               <w:rPr>
@@ -6240,6 +8174,9 @@
             <w:tcW w:type="dxa" w:w="5046"/>
           </w:tcPr>
           <w:p>
+            <w:pPr>
+              <w:spacing w:before="20" w:after="20"/>
+            </w:pPr>
             <w:r/>
             <w:r>
               <w:rPr>
@@ -6256,6 +8193,9 @@
             <w:tcW w:type="dxa" w:w="5046"/>
           </w:tcPr>
           <w:p>
+            <w:pPr>
+              <w:spacing w:before="20" w:after="20"/>
+            </w:pPr>
             <w:r/>
             <w:r>
               <w:rPr>
@@ -6268,11 +8208,17 @@
         </w:tc>
       </w:tr>
       <w:tr>
-        <w:tc>
-          <w:tcPr>
-            <w:tcW w:type="dxa" w:w="5046"/>
-          </w:tcPr>
-          <w:p>
+        <w:trPr>
+          <w:cantSplit/>
+        </w:trPr>
+        <w:tc>
+          <w:tcPr>
+            <w:tcW w:type="dxa" w:w="5046"/>
+          </w:tcPr>
+          <w:p>
+            <w:pPr>
+              <w:spacing w:before="20" w:after="20"/>
+            </w:pPr>
             <w:r/>
             <w:r>
               <w:rPr>
@@ -6289,6 +8235,9 @@
             <w:tcW w:type="dxa" w:w="5046"/>
           </w:tcPr>
           <w:p>
+            <w:pPr>
+              <w:spacing w:before="20" w:after="20"/>
+            </w:pPr>
             <w:r/>
             <w:r>
               <w:rPr>
@@ -6305,6 +8254,9 @@
             <w:tcW w:type="dxa" w:w="5046"/>
           </w:tcPr>
           <w:p>
+            <w:pPr>
+              <w:spacing w:before="20" w:after="20"/>
+            </w:pPr>
             <w:r/>
             <w:r>
               <w:rPr>
@@ -6317,11 +8269,17 @@
         </w:tc>
       </w:tr>
       <w:tr>
-        <w:tc>
-          <w:tcPr>
-            <w:tcW w:type="dxa" w:w="5046"/>
-          </w:tcPr>
-          <w:p>
+        <w:trPr>
+          <w:cantSplit/>
+        </w:trPr>
+        <w:tc>
+          <w:tcPr>
+            <w:tcW w:type="dxa" w:w="5046"/>
+          </w:tcPr>
+          <w:p>
+            <w:pPr>
+              <w:spacing w:before="20" w:after="20"/>
+            </w:pPr>
             <w:r/>
             <w:r>
               <w:rPr>
@@ -6338,6 +8296,9 @@
             <w:tcW w:type="dxa" w:w="5046"/>
           </w:tcPr>
           <w:p>
+            <w:pPr>
+              <w:spacing w:before="20" w:after="20"/>
+            </w:pPr>
             <w:r/>
             <w:r>
               <w:rPr>
@@ -6354,6 +8315,9 @@
             <w:tcW w:type="dxa" w:w="5046"/>
           </w:tcPr>
           <w:p>
+            <w:pPr>
+              <w:spacing w:before="20" w:after="20"/>
+            </w:pPr>
             <w:r/>
             <w:r>
               <w:rPr>
@@ -6366,11 +8330,17 @@
         </w:tc>
       </w:tr>
       <w:tr>
-        <w:tc>
-          <w:tcPr>
-            <w:tcW w:type="dxa" w:w="5046"/>
-          </w:tcPr>
-          <w:p>
+        <w:trPr>
+          <w:cantSplit/>
+        </w:trPr>
+        <w:tc>
+          <w:tcPr>
+            <w:tcW w:type="dxa" w:w="5046"/>
+          </w:tcPr>
+          <w:p>
+            <w:pPr>
+              <w:spacing w:before="20" w:after="20"/>
+            </w:pPr>
             <w:r/>
             <w:r>
               <w:rPr>
@@ -6387,6 +8357,9 @@
             <w:tcW w:type="dxa" w:w="5046"/>
           </w:tcPr>
           <w:p>
+            <w:pPr>
+              <w:spacing w:before="20" w:after="20"/>
+            </w:pPr>
             <w:r/>
             <w:r>
               <w:rPr>
@@ -6403,6 +8376,9 @@
             <w:tcW w:type="dxa" w:w="5046"/>
           </w:tcPr>
           <w:p>
+            <w:pPr>
+              <w:spacing w:before="20" w:after="20"/>
+            </w:pPr>
             <w:r/>
             <w:r>
               <w:rPr>
@@ -6415,11 +8391,17 @@
         </w:tc>
       </w:tr>
       <w:tr>
-        <w:tc>
-          <w:tcPr>
-            <w:tcW w:type="dxa" w:w="5046"/>
-          </w:tcPr>
-          <w:p>
+        <w:trPr>
+          <w:cantSplit/>
+        </w:trPr>
+        <w:tc>
+          <w:tcPr>
+            <w:tcW w:type="dxa" w:w="5046"/>
+          </w:tcPr>
+          <w:p>
+            <w:pPr>
+              <w:spacing w:before="20" w:after="20"/>
+            </w:pPr>
             <w:r/>
             <w:r>
               <w:rPr>
@@ -6436,6 +8418,9 @@
             <w:tcW w:type="dxa" w:w="5046"/>
           </w:tcPr>
           <w:p>
+            <w:pPr>
+              <w:spacing w:before="20" w:after="20"/>
+            </w:pPr>
             <w:r/>
             <w:r>
               <w:rPr>
@@ -6452,6 +8437,9 @@
             <w:tcW w:type="dxa" w:w="5046"/>
           </w:tcPr>
           <w:p>
+            <w:pPr>
+              <w:spacing w:before="20" w:after="20"/>
+            </w:pPr>
             <w:r/>
             <w:r>
               <w:rPr>
@@ -6464,11 +8452,17 @@
         </w:tc>
       </w:tr>
       <w:tr>
-        <w:tc>
-          <w:tcPr>
-            <w:tcW w:type="dxa" w:w="5046"/>
-          </w:tcPr>
-          <w:p>
+        <w:trPr>
+          <w:cantSplit/>
+        </w:trPr>
+        <w:tc>
+          <w:tcPr>
+            <w:tcW w:type="dxa" w:w="5046"/>
+          </w:tcPr>
+          <w:p>
+            <w:pPr>
+              <w:spacing w:before="20" w:after="20"/>
+            </w:pPr>
             <w:r/>
             <w:r>
               <w:rPr>
@@ -6485,6 +8479,9 @@
             <w:tcW w:type="dxa" w:w="5046"/>
           </w:tcPr>
           <w:p>
+            <w:pPr>
+              <w:spacing w:before="20" w:after="20"/>
+            </w:pPr>
             <w:r/>
             <w:r>
               <w:rPr>
@@ -6501,6 +8498,9 @@
             <w:tcW w:type="dxa" w:w="5046"/>
           </w:tcPr>
           <w:p>
+            <w:pPr>
+              <w:spacing w:before="20" w:after="20"/>
+            </w:pPr>
             <w:r/>
             <w:r>
               <w:rPr>
@@ -6513,11 +8513,17 @@
         </w:tc>
       </w:tr>
       <w:tr>
-        <w:tc>
-          <w:tcPr>
-            <w:tcW w:type="dxa" w:w="5046"/>
-          </w:tcPr>
-          <w:p>
+        <w:trPr>
+          <w:cantSplit/>
+        </w:trPr>
+        <w:tc>
+          <w:tcPr>
+            <w:tcW w:type="dxa" w:w="5046"/>
+          </w:tcPr>
+          <w:p>
+            <w:pPr>
+              <w:spacing w:before="20" w:after="20"/>
+            </w:pPr>
             <w:r/>
             <w:r>
               <w:rPr>
@@ -6534,6 +8540,9 @@
             <w:tcW w:type="dxa" w:w="5046"/>
           </w:tcPr>
           <w:p>
+            <w:pPr>
+              <w:spacing w:before="20" w:after="20"/>
+            </w:pPr>
             <w:r/>
             <w:r>
               <w:rPr>
@@ -6550,6 +8559,9 @@
             <w:tcW w:type="dxa" w:w="5046"/>
           </w:tcPr>
           <w:p>
+            <w:pPr>
+              <w:spacing w:before="20" w:after="20"/>
+            </w:pPr>
             <w:r/>
             <w:r>
               <w:rPr>
@@ -6562,11 +8574,17 @@
         </w:tc>
       </w:tr>
       <w:tr>
-        <w:tc>
-          <w:tcPr>
-            <w:tcW w:type="dxa" w:w="5046"/>
-          </w:tcPr>
-          <w:p>
+        <w:trPr>
+          <w:cantSplit/>
+        </w:trPr>
+        <w:tc>
+          <w:tcPr>
+            <w:tcW w:type="dxa" w:w="5046"/>
+          </w:tcPr>
+          <w:p>
+            <w:pPr>
+              <w:spacing w:before="20" w:after="20"/>
+            </w:pPr>
             <w:r/>
             <w:r>
               <w:rPr>
@@ -6583,6 +8601,9 @@
             <w:tcW w:type="dxa" w:w="5046"/>
           </w:tcPr>
           <w:p>
+            <w:pPr>
+              <w:spacing w:before="20" w:after="20"/>
+            </w:pPr>
             <w:r/>
             <w:r>
               <w:rPr>
@@ -6599,6 +8620,9 @@
             <w:tcW w:type="dxa" w:w="5046"/>
           </w:tcPr>
           <w:p>
+            <w:pPr>
+              <w:spacing w:before="20" w:after="20"/>
+            </w:pPr>
             <w:r/>
             <w:r>
               <w:rPr>
@@ -6655,6 +8679,9 @@
             <w:shd w:val="clear" w:color="auto" w:fill="D9D9D9"/>
           </w:tcPr>
           <w:p>
+            <w:pPr>
+              <w:spacing w:before="20" w:after="20"/>
+            </w:pPr>
             <w:r/>
             <w:r>
               <w:rPr>
@@ -6672,6 +8699,9 @@
             <w:shd w:val="clear" w:color="auto" w:fill="D9D9D9"/>
           </w:tcPr>
           <w:p>
+            <w:pPr>
+              <w:spacing w:before="20" w:after="20"/>
+            </w:pPr>
             <w:r/>
             <w:r>
               <w:rPr>
@@ -6689,6 +8719,9 @@
             <w:shd w:val="clear" w:color="auto" w:fill="D9D9D9"/>
           </w:tcPr>
           <w:p>
+            <w:pPr>
+              <w:spacing w:before="20" w:after="20"/>
+            </w:pPr>
             <w:r/>
             <w:r>
               <w:rPr>
@@ -6702,11 +8735,17 @@
         </w:tc>
       </w:tr>
       <w:tr>
-        <w:tc>
-          <w:tcPr>
-            <w:tcW w:type="dxa" w:w="5046"/>
-          </w:tcPr>
-          <w:p>
+        <w:trPr>
+          <w:cantSplit/>
+        </w:trPr>
+        <w:tc>
+          <w:tcPr>
+            <w:tcW w:type="dxa" w:w="5046"/>
+          </w:tcPr>
+          <w:p>
+            <w:pPr>
+              <w:spacing w:before="20" w:after="20"/>
+            </w:pPr>
             <w:r/>
             <w:r>
               <w:rPr>
@@ -6723,6 +8762,9 @@
             <w:tcW w:type="dxa" w:w="5046"/>
           </w:tcPr>
           <w:p>
+            <w:pPr>
+              <w:spacing w:before="20" w:after="20"/>
+            </w:pPr>
             <w:r/>
             <w:r>
               <w:rPr>
@@ -6739,6 +8781,9 @@
             <w:tcW w:type="dxa" w:w="5046"/>
           </w:tcPr>
           <w:p>
+            <w:pPr>
+              <w:spacing w:before="20" w:after="20"/>
+            </w:pPr>
             <w:r/>
             <w:r>
               <w:rPr>
@@ -6751,11 +8796,17 @@
         </w:tc>
       </w:tr>
       <w:tr>
-        <w:tc>
-          <w:tcPr>
-            <w:tcW w:type="dxa" w:w="5046"/>
-          </w:tcPr>
-          <w:p>
+        <w:trPr>
+          <w:cantSplit/>
+        </w:trPr>
+        <w:tc>
+          <w:tcPr>
+            <w:tcW w:type="dxa" w:w="5046"/>
+          </w:tcPr>
+          <w:p>
+            <w:pPr>
+              <w:spacing w:before="20" w:after="20"/>
+            </w:pPr>
             <w:r/>
             <w:r>
               <w:rPr>
@@ -6772,6 +8823,9 @@
             <w:tcW w:type="dxa" w:w="5046"/>
           </w:tcPr>
           <w:p>
+            <w:pPr>
+              <w:spacing w:before="20" w:after="20"/>
+            </w:pPr>
             <w:r/>
             <w:r>
               <w:rPr>
@@ -6788,6 +8842,9 @@
             <w:tcW w:type="dxa" w:w="5046"/>
           </w:tcPr>
           <w:p>
+            <w:pPr>
+              <w:spacing w:before="20" w:after="20"/>
+            </w:pPr>
             <w:r/>
             <w:r>
               <w:rPr>
@@ -6800,11 +8857,17 @@
         </w:tc>
       </w:tr>
       <w:tr>
-        <w:tc>
-          <w:tcPr>
-            <w:tcW w:type="dxa" w:w="5046"/>
-          </w:tcPr>
-          <w:p>
+        <w:trPr>
+          <w:cantSplit/>
+        </w:trPr>
+        <w:tc>
+          <w:tcPr>
+            <w:tcW w:type="dxa" w:w="5046"/>
+          </w:tcPr>
+          <w:p>
+            <w:pPr>
+              <w:spacing w:before="20" w:after="20"/>
+            </w:pPr>
             <w:r/>
             <w:r>
               <w:rPr>
@@ -6821,6 +8884,9 @@
             <w:tcW w:type="dxa" w:w="5046"/>
           </w:tcPr>
           <w:p>
+            <w:pPr>
+              <w:spacing w:before="20" w:after="20"/>
+            </w:pPr>
             <w:r/>
             <w:r>
               <w:rPr>
@@ -6837,6 +8903,9 @@
             <w:tcW w:type="dxa" w:w="5046"/>
           </w:tcPr>
           <w:p>
+            <w:pPr>
+              <w:spacing w:before="20" w:after="20"/>
+            </w:pPr>
             <w:r/>
             <w:r>
               <w:rPr>
@@ -6849,11 +8918,17 @@
         </w:tc>
       </w:tr>
       <w:tr>
-        <w:tc>
-          <w:tcPr>
-            <w:tcW w:type="dxa" w:w="5046"/>
-          </w:tcPr>
-          <w:p>
+        <w:trPr>
+          <w:cantSplit/>
+        </w:trPr>
+        <w:tc>
+          <w:tcPr>
+            <w:tcW w:type="dxa" w:w="5046"/>
+          </w:tcPr>
+          <w:p>
+            <w:pPr>
+              <w:spacing w:before="20" w:after="20"/>
+            </w:pPr>
             <w:r/>
             <w:r>
               <w:rPr>
@@ -6870,6 +8945,9 @@
             <w:tcW w:type="dxa" w:w="5046"/>
           </w:tcPr>
           <w:p>
+            <w:pPr>
+              <w:spacing w:before="20" w:after="20"/>
+            </w:pPr>
             <w:r/>
             <w:r>
               <w:rPr>
@@ -6886,6 +8964,9 @@
             <w:tcW w:type="dxa" w:w="5046"/>
           </w:tcPr>
           <w:p>
+            <w:pPr>
+              <w:spacing w:before="20" w:after="20"/>
+            </w:pPr>
             <w:r/>
             <w:r>
               <w:rPr>
@@ -6898,11 +8979,17 @@
         </w:tc>
       </w:tr>
       <w:tr>
-        <w:tc>
-          <w:tcPr>
-            <w:tcW w:type="dxa" w:w="5046"/>
-          </w:tcPr>
-          <w:p>
+        <w:trPr>
+          <w:cantSplit/>
+        </w:trPr>
+        <w:tc>
+          <w:tcPr>
+            <w:tcW w:type="dxa" w:w="5046"/>
+          </w:tcPr>
+          <w:p>
+            <w:pPr>
+              <w:spacing w:before="20" w:after="20"/>
+            </w:pPr>
             <w:r/>
             <w:r>
               <w:rPr>
@@ -6919,6 +9006,9 @@
             <w:tcW w:type="dxa" w:w="5046"/>
           </w:tcPr>
           <w:p>
+            <w:pPr>
+              <w:spacing w:before="20" w:after="20"/>
+            </w:pPr>
             <w:r/>
             <w:r>
               <w:rPr>
@@ -6935,6 +9025,9 @@
             <w:tcW w:type="dxa" w:w="5046"/>
           </w:tcPr>
           <w:p>
+            <w:pPr>
+              <w:spacing w:before="20" w:after="20"/>
+            </w:pPr>
             <w:r/>
             <w:r>
               <w:rPr>
@@ -6947,11 +9040,17 @@
         </w:tc>
       </w:tr>
       <w:tr>
-        <w:tc>
-          <w:tcPr>
-            <w:tcW w:type="dxa" w:w="5046"/>
-          </w:tcPr>
-          <w:p>
+        <w:trPr>
+          <w:cantSplit/>
+        </w:trPr>
+        <w:tc>
+          <w:tcPr>
+            <w:tcW w:type="dxa" w:w="5046"/>
+          </w:tcPr>
+          <w:p>
+            <w:pPr>
+              <w:spacing w:before="20" w:after="20"/>
+            </w:pPr>
             <w:r/>
             <w:r>
               <w:rPr>
@@ -6968,6 +9067,9 @@
             <w:tcW w:type="dxa" w:w="5046"/>
           </w:tcPr>
           <w:p>
+            <w:pPr>
+              <w:spacing w:before="20" w:after="20"/>
+            </w:pPr>
             <w:r/>
             <w:r>
               <w:rPr>
@@ -6984,6 +9086,9 @@
             <w:tcW w:type="dxa" w:w="5046"/>
           </w:tcPr>
           <w:p>
+            <w:pPr>
+              <w:spacing w:before="20" w:after="20"/>
+            </w:pPr>
             <w:r/>
             <w:r>
               <w:rPr>
@@ -6996,11 +9101,17 @@
         </w:tc>
       </w:tr>
       <w:tr>
-        <w:tc>
-          <w:tcPr>
-            <w:tcW w:type="dxa" w:w="5046"/>
-          </w:tcPr>
-          <w:p>
+        <w:trPr>
+          <w:cantSplit/>
+        </w:trPr>
+        <w:tc>
+          <w:tcPr>
+            <w:tcW w:type="dxa" w:w="5046"/>
+          </w:tcPr>
+          <w:p>
+            <w:pPr>
+              <w:spacing w:before="20" w:after="20"/>
+            </w:pPr>
             <w:r/>
             <w:r>
               <w:rPr>
@@ -7017,6 +9128,9 @@
             <w:tcW w:type="dxa" w:w="5046"/>
           </w:tcPr>
           <w:p>
+            <w:pPr>
+              <w:spacing w:before="20" w:after="20"/>
+            </w:pPr>
             <w:r/>
             <w:r>
               <w:rPr>
@@ -7033,6 +9147,9 @@
             <w:tcW w:type="dxa" w:w="5046"/>
           </w:tcPr>
           <w:p>
+            <w:pPr>
+              <w:spacing w:before="20" w:after="20"/>
+            </w:pPr>
             <w:r/>
             <w:r>
               <w:rPr>
@@ -7045,11 +9162,17 @@
         </w:tc>
       </w:tr>
       <w:tr>
-        <w:tc>
-          <w:tcPr>
-            <w:tcW w:type="dxa" w:w="5046"/>
-          </w:tcPr>
-          <w:p>
+        <w:trPr>
+          <w:cantSplit/>
+        </w:trPr>
+        <w:tc>
+          <w:tcPr>
+            <w:tcW w:type="dxa" w:w="5046"/>
+          </w:tcPr>
+          <w:p>
+            <w:pPr>
+              <w:spacing w:before="20" w:after="20"/>
+            </w:pPr>
             <w:r/>
             <w:r>
               <w:rPr>
@@ -7066,6 +9189,9 @@
             <w:tcW w:type="dxa" w:w="5046"/>
           </w:tcPr>
           <w:p>
+            <w:pPr>
+              <w:spacing w:before="20" w:after="20"/>
+            </w:pPr>
             <w:r/>
             <w:r>
               <w:rPr>
@@ -7082,6 +9208,9 @@
             <w:tcW w:type="dxa" w:w="5046"/>
           </w:tcPr>
           <w:p>
+            <w:pPr>
+              <w:spacing w:before="20" w:after="20"/>
+            </w:pPr>
             <w:r/>
             <w:r>
               <w:rPr>
@@ -7094,11 +9223,17 @@
         </w:tc>
       </w:tr>
       <w:tr>
-        <w:tc>
-          <w:tcPr>
-            <w:tcW w:type="dxa" w:w="5046"/>
-          </w:tcPr>
-          <w:p>
+        <w:trPr>
+          <w:cantSplit/>
+        </w:trPr>
+        <w:tc>
+          <w:tcPr>
+            <w:tcW w:type="dxa" w:w="5046"/>
+          </w:tcPr>
+          <w:p>
+            <w:pPr>
+              <w:spacing w:before="20" w:after="20"/>
+            </w:pPr>
             <w:r/>
             <w:r>
               <w:rPr>
@@ -7115,6 +9250,9 @@
             <w:tcW w:type="dxa" w:w="5046"/>
           </w:tcPr>
           <w:p>
+            <w:pPr>
+              <w:spacing w:before="20" w:after="20"/>
+            </w:pPr>
             <w:r/>
             <w:r>
               <w:rPr>
@@ -7131,6 +9269,9 @@
             <w:tcW w:type="dxa" w:w="5046"/>
           </w:tcPr>
           <w:p>
+            <w:pPr>
+              <w:spacing w:before="20" w:after="20"/>
+            </w:pPr>
             <w:r/>
             <w:r>
               <w:rPr>
@@ -7143,11 +9284,17 @@
         </w:tc>
       </w:tr>
       <w:tr>
-        <w:tc>
-          <w:tcPr>
-            <w:tcW w:type="dxa" w:w="5046"/>
-          </w:tcPr>
-          <w:p>
+        <w:trPr>
+          <w:cantSplit/>
+        </w:trPr>
+        <w:tc>
+          <w:tcPr>
+            <w:tcW w:type="dxa" w:w="5046"/>
+          </w:tcPr>
+          <w:p>
+            <w:pPr>
+              <w:spacing w:before="20" w:after="20"/>
+            </w:pPr>
             <w:r/>
             <w:r>
               <w:rPr>
@@ -7164,6 +9311,9 @@
             <w:tcW w:type="dxa" w:w="5046"/>
           </w:tcPr>
           <w:p>
+            <w:pPr>
+              <w:spacing w:before="20" w:after="20"/>
+            </w:pPr>
             <w:r/>
             <w:r>
               <w:rPr>
@@ -7180,6 +9330,9 @@
             <w:tcW w:type="dxa" w:w="5046"/>
           </w:tcPr>
           <w:p>
+            <w:pPr>
+              <w:spacing w:before="20" w:after="20"/>
+            </w:pPr>
             <w:r/>
             <w:r>
               <w:rPr>
@@ -7192,11 +9345,17 @@
         </w:tc>
       </w:tr>
       <w:tr>
-        <w:tc>
-          <w:tcPr>
-            <w:tcW w:type="dxa" w:w="5046"/>
-          </w:tcPr>
-          <w:p>
+        <w:trPr>
+          <w:cantSplit/>
+        </w:trPr>
+        <w:tc>
+          <w:tcPr>
+            <w:tcW w:type="dxa" w:w="5046"/>
+          </w:tcPr>
+          <w:p>
+            <w:pPr>
+              <w:spacing w:before="20" w:after="20"/>
+            </w:pPr>
             <w:r/>
             <w:r>
               <w:rPr>
@@ -7213,6 +9372,9 @@
             <w:tcW w:type="dxa" w:w="5046"/>
           </w:tcPr>
           <w:p>
+            <w:pPr>
+              <w:spacing w:before="20" w:after="20"/>
+            </w:pPr>
             <w:r/>
             <w:r>
               <w:rPr>
@@ -7229,6 +9391,9 @@
             <w:tcW w:type="dxa" w:w="5046"/>
           </w:tcPr>
           <w:p>
+            <w:pPr>
+              <w:spacing w:before="20" w:after="20"/>
+            </w:pPr>
             <w:r/>
             <w:r>
               <w:rPr>
@@ -7241,11 +9406,17 @@
         </w:tc>
       </w:tr>
       <w:tr>
-        <w:tc>
-          <w:tcPr>
-            <w:tcW w:type="dxa" w:w="5046"/>
-          </w:tcPr>
-          <w:p>
+        <w:trPr>
+          <w:cantSplit/>
+        </w:trPr>
+        <w:tc>
+          <w:tcPr>
+            <w:tcW w:type="dxa" w:w="5046"/>
+          </w:tcPr>
+          <w:p>
+            <w:pPr>
+              <w:spacing w:before="20" w:after="20"/>
+            </w:pPr>
             <w:r/>
             <w:r>
               <w:rPr>
@@ -7262,6 +9433,9 @@
             <w:tcW w:type="dxa" w:w="5046"/>
           </w:tcPr>
           <w:p>
+            <w:pPr>
+              <w:spacing w:before="20" w:after="20"/>
+            </w:pPr>
             <w:r/>
             <w:r>
               <w:rPr>
@@ -7278,6 +9452,9 @@
             <w:tcW w:type="dxa" w:w="5046"/>
           </w:tcPr>
           <w:p>
+            <w:pPr>
+              <w:spacing w:before="20" w:after="20"/>
+            </w:pPr>
             <w:r/>
             <w:r>
               <w:rPr>
@@ -7290,11 +9467,17 @@
         </w:tc>
       </w:tr>
       <w:tr>
-        <w:tc>
-          <w:tcPr>
-            <w:tcW w:type="dxa" w:w="5046"/>
-          </w:tcPr>
-          <w:p>
+        <w:trPr>
+          <w:cantSplit/>
+        </w:trPr>
+        <w:tc>
+          <w:tcPr>
+            <w:tcW w:type="dxa" w:w="5046"/>
+          </w:tcPr>
+          <w:p>
+            <w:pPr>
+              <w:spacing w:before="20" w:after="20"/>
+            </w:pPr>
             <w:r/>
             <w:r>
               <w:rPr>
@@ -7311,6 +9494,9 @@
             <w:tcW w:type="dxa" w:w="5046"/>
           </w:tcPr>
           <w:p>
+            <w:pPr>
+              <w:spacing w:before="20" w:after="20"/>
+            </w:pPr>
             <w:r/>
             <w:r>
               <w:rPr>
@@ -7327,6 +9513,9 @@
             <w:tcW w:type="dxa" w:w="5046"/>
           </w:tcPr>
           <w:p>
+            <w:pPr>
+              <w:spacing w:before="20" w:after="20"/>
+            </w:pPr>
             <w:r/>
             <w:r>
               <w:rPr>
@@ -7339,11 +9528,17 @@
         </w:tc>
       </w:tr>
       <w:tr>
-        <w:tc>
-          <w:tcPr>
-            <w:tcW w:type="dxa" w:w="5046"/>
-          </w:tcPr>
-          <w:p>
+        <w:trPr>
+          <w:cantSplit/>
+        </w:trPr>
+        <w:tc>
+          <w:tcPr>
+            <w:tcW w:type="dxa" w:w="5046"/>
+          </w:tcPr>
+          <w:p>
+            <w:pPr>
+              <w:spacing w:before="20" w:after="20"/>
+            </w:pPr>
             <w:r/>
             <w:r>
               <w:rPr>
@@ -7360,6 +9555,9 @@
             <w:tcW w:type="dxa" w:w="5046"/>
           </w:tcPr>
           <w:p>
+            <w:pPr>
+              <w:spacing w:before="20" w:after="20"/>
+            </w:pPr>
             <w:r/>
             <w:r>
               <w:rPr>
@@ -7376,6 +9574,9 @@
             <w:tcW w:type="dxa" w:w="5046"/>
           </w:tcPr>
           <w:p>
+            <w:pPr>
+              <w:spacing w:before="20" w:after="20"/>
+            </w:pPr>
             <w:r/>
             <w:r>
               <w:rPr>
@@ -7388,11 +9589,17 @@
         </w:tc>
       </w:tr>
       <w:tr>
-        <w:tc>
-          <w:tcPr>
-            <w:tcW w:type="dxa" w:w="5046"/>
-          </w:tcPr>
-          <w:p>
+        <w:trPr>
+          <w:cantSplit/>
+        </w:trPr>
+        <w:tc>
+          <w:tcPr>
+            <w:tcW w:type="dxa" w:w="5046"/>
+          </w:tcPr>
+          <w:p>
+            <w:pPr>
+              <w:spacing w:before="20" w:after="20"/>
+            </w:pPr>
             <w:r/>
             <w:r>
               <w:rPr>
@@ -7409,6 +9616,9 @@
             <w:tcW w:type="dxa" w:w="5046"/>
           </w:tcPr>
           <w:p>
+            <w:pPr>
+              <w:spacing w:before="20" w:after="20"/>
+            </w:pPr>
             <w:r/>
             <w:r>
               <w:rPr>
@@ -7425,6 +9635,9 @@
             <w:tcW w:type="dxa" w:w="5046"/>
           </w:tcPr>
           <w:p>
+            <w:pPr>
+              <w:spacing w:before="20" w:after="20"/>
+            </w:pPr>
             <w:r/>
             <w:r>
               <w:rPr>
@@ -7437,11 +9650,17 @@
         </w:tc>
       </w:tr>
       <w:tr>
-        <w:tc>
-          <w:tcPr>
-            <w:tcW w:type="dxa" w:w="5046"/>
-          </w:tcPr>
-          <w:p>
+        <w:trPr>
+          <w:cantSplit/>
+        </w:trPr>
+        <w:tc>
+          <w:tcPr>
+            <w:tcW w:type="dxa" w:w="5046"/>
+          </w:tcPr>
+          <w:p>
+            <w:pPr>
+              <w:spacing w:before="20" w:after="20"/>
+            </w:pPr>
             <w:r/>
             <w:r>
               <w:rPr>
@@ -7458,6 +9677,9 @@
             <w:tcW w:type="dxa" w:w="5046"/>
           </w:tcPr>
           <w:p>
+            <w:pPr>
+              <w:spacing w:before="20" w:after="20"/>
+            </w:pPr>
             <w:r/>
             <w:r>
               <w:rPr>
@@ -7474,6 +9696,9 @@
             <w:tcW w:type="dxa" w:w="5046"/>
           </w:tcPr>
           <w:p>
+            <w:pPr>
+              <w:spacing w:before="20" w:after="20"/>
+            </w:pPr>
             <w:r/>
             <w:r>
               <w:rPr>
@@ -7486,11 +9711,17 @@
         </w:tc>
       </w:tr>
       <w:tr>
-        <w:tc>
-          <w:tcPr>
-            <w:tcW w:type="dxa" w:w="5046"/>
-          </w:tcPr>
-          <w:p>
+        <w:trPr>
+          <w:cantSplit/>
+        </w:trPr>
+        <w:tc>
+          <w:tcPr>
+            <w:tcW w:type="dxa" w:w="5046"/>
+          </w:tcPr>
+          <w:p>
+            <w:pPr>
+              <w:spacing w:before="20" w:after="20"/>
+            </w:pPr>
             <w:r/>
             <w:r>
               <w:rPr>
@@ -7507,6 +9738,9 @@
             <w:tcW w:type="dxa" w:w="5046"/>
           </w:tcPr>
           <w:p>
+            <w:pPr>
+              <w:spacing w:before="20" w:after="20"/>
+            </w:pPr>
             <w:r/>
             <w:r>
               <w:rPr>
@@ -7523,6 +9757,9 @@
             <w:tcW w:type="dxa" w:w="5046"/>
           </w:tcPr>
           <w:p>
+            <w:pPr>
+              <w:spacing w:before="20" w:after="20"/>
+            </w:pPr>
             <w:r/>
             <w:r>
               <w:rPr>
@@ -7579,6 +9816,9 @@
             <w:shd w:val="clear" w:color="auto" w:fill="D9D9D9"/>
           </w:tcPr>
           <w:p>
+            <w:pPr>
+              <w:spacing w:before="20" w:after="20"/>
+            </w:pPr>
             <w:r/>
             <w:r>
               <w:rPr>
@@ -7596,6 +9836,9 @@
             <w:shd w:val="clear" w:color="auto" w:fill="D9D9D9"/>
           </w:tcPr>
           <w:p>
+            <w:pPr>
+              <w:spacing w:before="20" w:after="20"/>
+            </w:pPr>
             <w:r/>
             <w:r>
               <w:rPr>
@@ -7613,6 +9856,9 @@
             <w:shd w:val="clear" w:color="auto" w:fill="D9D9D9"/>
           </w:tcPr>
           <w:p>
+            <w:pPr>
+              <w:spacing w:before="20" w:after="20"/>
+            </w:pPr>
             <w:r/>
             <w:r>
               <w:rPr>
@@ -7626,11 +9872,17 @@
         </w:tc>
       </w:tr>
       <w:tr>
-        <w:tc>
-          <w:tcPr>
-            <w:tcW w:type="dxa" w:w="5046"/>
-          </w:tcPr>
-          <w:p>
+        <w:trPr>
+          <w:cantSplit/>
+        </w:trPr>
+        <w:tc>
+          <w:tcPr>
+            <w:tcW w:type="dxa" w:w="5046"/>
+          </w:tcPr>
+          <w:p>
+            <w:pPr>
+              <w:spacing w:before="20" w:after="20"/>
+            </w:pPr>
             <w:r/>
             <w:r>
               <w:rPr>
@@ -7647,6 +9899,9 @@
             <w:tcW w:type="dxa" w:w="5046"/>
           </w:tcPr>
           <w:p>
+            <w:pPr>
+              <w:spacing w:before="20" w:after="20"/>
+            </w:pPr>
             <w:r/>
             <w:r>
               <w:rPr>
@@ -7663,6 +9918,9 @@
             <w:tcW w:type="dxa" w:w="5046"/>
           </w:tcPr>
           <w:p>
+            <w:pPr>
+              <w:spacing w:before="20" w:after="20"/>
+            </w:pPr>
             <w:r/>
             <w:r>
               <w:rPr>
@@ -7675,11 +9933,17 @@
         </w:tc>
       </w:tr>
       <w:tr>
-        <w:tc>
-          <w:tcPr>
-            <w:tcW w:type="dxa" w:w="5046"/>
-          </w:tcPr>
-          <w:p>
+        <w:trPr>
+          <w:cantSplit/>
+        </w:trPr>
+        <w:tc>
+          <w:tcPr>
+            <w:tcW w:type="dxa" w:w="5046"/>
+          </w:tcPr>
+          <w:p>
+            <w:pPr>
+              <w:spacing w:before="20" w:after="20"/>
+            </w:pPr>
             <w:r/>
             <w:r>
               <w:rPr>
@@ -7696,6 +9960,9 @@
             <w:tcW w:type="dxa" w:w="5046"/>
           </w:tcPr>
           <w:p>
+            <w:pPr>
+              <w:spacing w:before="20" w:after="20"/>
+            </w:pPr>
             <w:r/>
             <w:r>
               <w:rPr>
@@ -7712,6 +9979,9 @@
             <w:tcW w:type="dxa" w:w="5046"/>
           </w:tcPr>
           <w:p>
+            <w:pPr>
+              <w:spacing w:before="20" w:after="20"/>
+            </w:pPr>
             <w:r/>
             <w:r>
               <w:rPr>
@@ -7724,11 +9994,17 @@
         </w:tc>
       </w:tr>
       <w:tr>
-        <w:tc>
-          <w:tcPr>
-            <w:tcW w:type="dxa" w:w="5046"/>
-          </w:tcPr>
-          <w:p>
+        <w:trPr>
+          <w:cantSplit/>
+        </w:trPr>
+        <w:tc>
+          <w:tcPr>
+            <w:tcW w:type="dxa" w:w="5046"/>
+          </w:tcPr>
+          <w:p>
+            <w:pPr>
+              <w:spacing w:before="20" w:after="20"/>
+            </w:pPr>
             <w:r/>
             <w:r>
               <w:rPr>
@@ -7745,6 +10021,9 @@
             <w:tcW w:type="dxa" w:w="5046"/>
           </w:tcPr>
           <w:p>
+            <w:pPr>
+              <w:spacing w:before="20" w:after="20"/>
+            </w:pPr>
             <w:r/>
             <w:r>
               <w:rPr>
@@ -7761,6 +10040,9 @@
             <w:tcW w:type="dxa" w:w="5046"/>
           </w:tcPr>
           <w:p>
+            <w:pPr>
+              <w:spacing w:before="20" w:after="20"/>
+            </w:pPr>
             <w:r/>
             <w:r>
               <w:rPr>
@@ -7773,11 +10055,17 @@
         </w:tc>
       </w:tr>
       <w:tr>
-        <w:tc>
-          <w:tcPr>
-            <w:tcW w:type="dxa" w:w="5046"/>
-          </w:tcPr>
-          <w:p>
+        <w:trPr>
+          <w:cantSplit/>
+        </w:trPr>
+        <w:tc>
+          <w:tcPr>
+            <w:tcW w:type="dxa" w:w="5046"/>
+          </w:tcPr>
+          <w:p>
+            <w:pPr>
+              <w:spacing w:before="20" w:after="20"/>
+            </w:pPr>
             <w:r/>
             <w:r>
               <w:rPr>
@@ -7794,6 +10082,9 @@
             <w:tcW w:type="dxa" w:w="5046"/>
           </w:tcPr>
           <w:p>
+            <w:pPr>
+              <w:spacing w:before="20" w:after="20"/>
+            </w:pPr>
             <w:r/>
             <w:r>
               <w:rPr>
@@ -7810,6 +10101,9 @@
             <w:tcW w:type="dxa" w:w="5046"/>
           </w:tcPr>
           <w:p>
+            <w:pPr>
+              <w:spacing w:before="20" w:after="20"/>
+            </w:pPr>
             <w:r/>
             <w:r>
               <w:rPr>
@@ -7822,11 +10116,17 @@
         </w:tc>
       </w:tr>
       <w:tr>
-        <w:tc>
-          <w:tcPr>
-            <w:tcW w:type="dxa" w:w="5046"/>
-          </w:tcPr>
-          <w:p>
+        <w:trPr>
+          <w:cantSplit/>
+        </w:trPr>
+        <w:tc>
+          <w:tcPr>
+            <w:tcW w:type="dxa" w:w="5046"/>
+          </w:tcPr>
+          <w:p>
+            <w:pPr>
+              <w:spacing w:before="20" w:after="20"/>
+            </w:pPr>
             <w:r/>
             <w:r>
               <w:rPr>
@@ -7843,6 +10143,9 @@
             <w:tcW w:type="dxa" w:w="5046"/>
           </w:tcPr>
           <w:p>
+            <w:pPr>
+              <w:spacing w:before="20" w:after="20"/>
+            </w:pPr>
             <w:r/>
             <w:r>
               <w:rPr>
@@ -7859,6 +10162,9 @@
             <w:tcW w:type="dxa" w:w="5046"/>
           </w:tcPr>
           <w:p>
+            <w:pPr>
+              <w:spacing w:before="20" w:after="20"/>
+            </w:pPr>
             <w:r/>
             <w:r>
               <w:rPr>
@@ -7871,11 +10177,17 @@
         </w:tc>
       </w:tr>
       <w:tr>
-        <w:tc>
-          <w:tcPr>
-            <w:tcW w:type="dxa" w:w="5046"/>
-          </w:tcPr>
-          <w:p>
+        <w:trPr>
+          <w:cantSplit/>
+        </w:trPr>
+        <w:tc>
+          <w:tcPr>
+            <w:tcW w:type="dxa" w:w="5046"/>
+          </w:tcPr>
+          <w:p>
+            <w:pPr>
+              <w:spacing w:before="20" w:after="20"/>
+            </w:pPr>
             <w:r/>
             <w:r>
               <w:rPr>
@@ -7892,6 +10204,9 @@
             <w:tcW w:type="dxa" w:w="5046"/>
           </w:tcPr>
           <w:p>
+            <w:pPr>
+              <w:spacing w:before="20" w:after="20"/>
+            </w:pPr>
             <w:r/>
             <w:r>
               <w:rPr>
@@ -7908,6 +10223,9 @@
             <w:tcW w:type="dxa" w:w="5046"/>
           </w:tcPr>
           <w:p>
+            <w:pPr>
+              <w:spacing w:before="20" w:after="20"/>
+            </w:pPr>
             <w:r/>
             <w:r>
               <w:rPr>
@@ -7920,11 +10238,17 @@
         </w:tc>
       </w:tr>
       <w:tr>
-        <w:tc>
-          <w:tcPr>
-            <w:tcW w:type="dxa" w:w="5046"/>
-          </w:tcPr>
-          <w:p>
+        <w:trPr>
+          <w:cantSplit/>
+        </w:trPr>
+        <w:tc>
+          <w:tcPr>
+            <w:tcW w:type="dxa" w:w="5046"/>
+          </w:tcPr>
+          <w:p>
+            <w:pPr>
+              <w:spacing w:before="20" w:after="20"/>
+            </w:pPr>
             <w:r/>
             <w:r>
               <w:rPr>
@@ -7941,6 +10265,9 @@
             <w:tcW w:type="dxa" w:w="5046"/>
           </w:tcPr>
           <w:p>
+            <w:pPr>
+              <w:spacing w:before="20" w:after="20"/>
+            </w:pPr>
             <w:r/>
             <w:r>
               <w:rPr>
@@ -7957,6 +10284,9 @@
             <w:tcW w:type="dxa" w:w="5046"/>
           </w:tcPr>
           <w:p>
+            <w:pPr>
+              <w:spacing w:before="20" w:after="20"/>
+            </w:pPr>
             <w:r/>
             <w:r>
               <w:rPr>
@@ -7969,11 +10299,17 @@
         </w:tc>
       </w:tr>
       <w:tr>
-        <w:tc>
-          <w:tcPr>
-            <w:tcW w:type="dxa" w:w="5046"/>
-          </w:tcPr>
-          <w:p>
+        <w:trPr>
+          <w:cantSplit/>
+        </w:trPr>
+        <w:tc>
+          <w:tcPr>
+            <w:tcW w:type="dxa" w:w="5046"/>
+          </w:tcPr>
+          <w:p>
+            <w:pPr>
+              <w:spacing w:before="20" w:after="20"/>
+            </w:pPr>
             <w:r/>
             <w:r>
               <w:rPr>
@@ -7990,6 +10326,9 @@
             <w:tcW w:type="dxa" w:w="5046"/>
           </w:tcPr>
           <w:p>
+            <w:pPr>
+              <w:spacing w:before="20" w:after="20"/>
+            </w:pPr>
             <w:r/>
             <w:r>
               <w:rPr>
@@ -8006,6 +10345,9 @@
             <w:tcW w:type="dxa" w:w="5046"/>
           </w:tcPr>
           <w:p>
+            <w:pPr>
+              <w:spacing w:before="20" w:after="20"/>
+            </w:pPr>
             <w:r/>
             <w:r>
               <w:rPr>
@@ -8018,11 +10360,17 @@
         </w:tc>
       </w:tr>
       <w:tr>
-        <w:tc>
-          <w:tcPr>
-            <w:tcW w:type="dxa" w:w="5046"/>
-          </w:tcPr>
-          <w:p>
+        <w:trPr>
+          <w:cantSplit/>
+        </w:trPr>
+        <w:tc>
+          <w:tcPr>
+            <w:tcW w:type="dxa" w:w="5046"/>
+          </w:tcPr>
+          <w:p>
+            <w:pPr>
+              <w:spacing w:before="20" w:after="20"/>
+            </w:pPr>
             <w:r/>
             <w:r>
               <w:rPr>
@@ -8039,6 +10387,9 @@
             <w:tcW w:type="dxa" w:w="5046"/>
           </w:tcPr>
           <w:p>
+            <w:pPr>
+              <w:spacing w:before="20" w:after="20"/>
+            </w:pPr>
             <w:r/>
             <w:r>
               <w:rPr>
@@ -8055,6 +10406,9 @@
             <w:tcW w:type="dxa" w:w="5046"/>
           </w:tcPr>
           <w:p>
+            <w:pPr>
+              <w:spacing w:before="20" w:after="20"/>
+            </w:pPr>
             <w:r/>
             <w:r>
               <w:rPr>
@@ -8067,11 +10421,17 @@
         </w:tc>
       </w:tr>
       <w:tr>
-        <w:tc>
-          <w:tcPr>
-            <w:tcW w:type="dxa" w:w="5046"/>
-          </w:tcPr>
-          <w:p>
+        <w:trPr>
+          <w:cantSplit/>
+        </w:trPr>
+        <w:tc>
+          <w:tcPr>
+            <w:tcW w:type="dxa" w:w="5046"/>
+          </w:tcPr>
+          <w:p>
+            <w:pPr>
+              <w:spacing w:before="20" w:after="20"/>
+            </w:pPr>
             <w:r/>
             <w:r>
               <w:rPr>
@@ -8088,6 +10448,9 @@
             <w:tcW w:type="dxa" w:w="5046"/>
           </w:tcPr>
           <w:p>
+            <w:pPr>
+              <w:spacing w:before="20" w:after="20"/>
+            </w:pPr>
             <w:r/>
             <w:r>
               <w:rPr>
@@ -8104,6 +10467,9 @@
             <w:tcW w:type="dxa" w:w="5046"/>
           </w:tcPr>
           <w:p>
+            <w:pPr>
+              <w:spacing w:before="20" w:after="20"/>
+            </w:pPr>
             <w:r/>
             <w:r>
               <w:rPr>
@@ -8116,11 +10482,17 @@
         </w:tc>
       </w:tr>
       <w:tr>
-        <w:tc>
-          <w:tcPr>
-            <w:tcW w:type="dxa" w:w="5046"/>
-          </w:tcPr>
-          <w:p>
+        <w:trPr>
+          <w:cantSplit/>
+        </w:trPr>
+        <w:tc>
+          <w:tcPr>
+            <w:tcW w:type="dxa" w:w="5046"/>
+          </w:tcPr>
+          <w:p>
+            <w:pPr>
+              <w:spacing w:before="20" w:after="20"/>
+            </w:pPr>
             <w:r/>
             <w:r>
               <w:rPr>
@@ -8137,6 +10509,9 @@
             <w:tcW w:type="dxa" w:w="5046"/>
           </w:tcPr>
           <w:p>
+            <w:pPr>
+              <w:spacing w:before="20" w:after="20"/>
+            </w:pPr>
             <w:r/>
             <w:r>
               <w:rPr>
@@ -8153,6 +10528,9 @@
             <w:tcW w:type="dxa" w:w="5046"/>
           </w:tcPr>
           <w:p>
+            <w:pPr>
+              <w:spacing w:before="20" w:after="20"/>
+            </w:pPr>
             <w:r/>
             <w:r>
               <w:rPr>
@@ -8165,11 +10543,17 @@
         </w:tc>
       </w:tr>
       <w:tr>
-        <w:tc>
-          <w:tcPr>
-            <w:tcW w:type="dxa" w:w="5046"/>
-          </w:tcPr>
-          <w:p>
+        <w:trPr>
+          <w:cantSplit/>
+        </w:trPr>
+        <w:tc>
+          <w:tcPr>
+            <w:tcW w:type="dxa" w:w="5046"/>
+          </w:tcPr>
+          <w:p>
+            <w:pPr>
+              <w:spacing w:before="20" w:after="20"/>
+            </w:pPr>
             <w:r/>
             <w:r>
               <w:rPr>
@@ -8186,6 +10570,9 @@
             <w:tcW w:type="dxa" w:w="5046"/>
           </w:tcPr>
           <w:p>
+            <w:pPr>
+              <w:spacing w:before="20" w:after="20"/>
+            </w:pPr>
             <w:r/>
             <w:r>
               <w:rPr>
@@ -8202,6 +10589,9 @@
             <w:tcW w:type="dxa" w:w="5046"/>
           </w:tcPr>
           <w:p>
+            <w:pPr>
+              <w:spacing w:before="20" w:after="20"/>
+            </w:pPr>
             <w:r/>
             <w:r>
               <w:rPr>
@@ -8214,11 +10604,17 @@
         </w:tc>
       </w:tr>
       <w:tr>
-        <w:tc>
-          <w:tcPr>
-            <w:tcW w:type="dxa" w:w="5046"/>
-          </w:tcPr>
-          <w:p>
+        <w:trPr>
+          <w:cantSplit/>
+        </w:trPr>
+        <w:tc>
+          <w:tcPr>
+            <w:tcW w:type="dxa" w:w="5046"/>
+          </w:tcPr>
+          <w:p>
+            <w:pPr>
+              <w:spacing w:before="20" w:after="20"/>
+            </w:pPr>
             <w:r/>
             <w:r>
               <w:rPr>
@@ -8235,6 +10631,9 @@
             <w:tcW w:type="dxa" w:w="5046"/>
           </w:tcPr>
           <w:p>
+            <w:pPr>
+              <w:spacing w:before="20" w:after="20"/>
+            </w:pPr>
             <w:r/>
             <w:r>
               <w:rPr>
@@ -8251,6 +10650,9 @@
             <w:tcW w:type="dxa" w:w="5046"/>
           </w:tcPr>
           <w:p>
+            <w:pPr>
+              <w:spacing w:before="20" w:after="20"/>
+            </w:pPr>
             <w:r/>
             <w:r>
               <w:rPr>
@@ -8263,11 +10665,17 @@
         </w:tc>
       </w:tr>
       <w:tr>
-        <w:tc>
-          <w:tcPr>
-            <w:tcW w:type="dxa" w:w="5046"/>
-          </w:tcPr>
-          <w:p>
+        <w:trPr>
+          <w:cantSplit/>
+        </w:trPr>
+        <w:tc>
+          <w:tcPr>
+            <w:tcW w:type="dxa" w:w="5046"/>
+          </w:tcPr>
+          <w:p>
+            <w:pPr>
+              <w:spacing w:before="20" w:after="20"/>
+            </w:pPr>
             <w:r/>
             <w:r>
               <w:rPr>
@@ -8284,6 +10692,9 @@
             <w:tcW w:type="dxa" w:w="5046"/>
           </w:tcPr>
           <w:p>
+            <w:pPr>
+              <w:spacing w:before="20" w:after="20"/>
+            </w:pPr>
             <w:r/>
             <w:r>
               <w:rPr>
@@ -8300,6 +10711,9 @@
             <w:tcW w:type="dxa" w:w="5046"/>
           </w:tcPr>
           <w:p>
+            <w:pPr>
+              <w:spacing w:before="20" w:after="20"/>
+            </w:pPr>
             <w:r/>
             <w:r>
               <w:rPr>
@@ -8312,11 +10726,17 @@
         </w:tc>
       </w:tr>
       <w:tr>
-        <w:tc>
-          <w:tcPr>
-            <w:tcW w:type="dxa" w:w="5046"/>
-          </w:tcPr>
-          <w:p>
+        <w:trPr>
+          <w:cantSplit/>
+        </w:trPr>
+        <w:tc>
+          <w:tcPr>
+            <w:tcW w:type="dxa" w:w="5046"/>
+          </w:tcPr>
+          <w:p>
+            <w:pPr>
+              <w:spacing w:before="20" w:after="20"/>
+            </w:pPr>
             <w:r/>
             <w:r>
               <w:rPr>
@@ -8333,6 +10753,9 @@
             <w:tcW w:type="dxa" w:w="5046"/>
           </w:tcPr>
           <w:p>
+            <w:pPr>
+              <w:spacing w:before="20" w:after="20"/>
+            </w:pPr>
             <w:r/>
             <w:r>
               <w:rPr>
@@ -8349,6 +10772,9 @@
             <w:tcW w:type="dxa" w:w="5046"/>
           </w:tcPr>
           <w:p>
+            <w:pPr>
+              <w:spacing w:before="20" w:after="20"/>
+            </w:pPr>
             <w:r/>
             <w:r>
               <w:rPr>
@@ -8361,11 +10787,17 @@
         </w:tc>
       </w:tr>
       <w:tr>
-        <w:tc>
-          <w:tcPr>
-            <w:tcW w:type="dxa" w:w="5046"/>
-          </w:tcPr>
-          <w:p>
+        <w:trPr>
+          <w:cantSplit/>
+        </w:trPr>
+        <w:tc>
+          <w:tcPr>
+            <w:tcW w:type="dxa" w:w="5046"/>
+          </w:tcPr>
+          <w:p>
+            <w:pPr>
+              <w:spacing w:before="20" w:after="20"/>
+            </w:pPr>
             <w:r/>
             <w:r>
               <w:rPr>
@@ -8382,6 +10814,9 @@
             <w:tcW w:type="dxa" w:w="5046"/>
           </w:tcPr>
           <w:p>
+            <w:pPr>
+              <w:spacing w:before="20" w:after="20"/>
+            </w:pPr>
             <w:r/>
             <w:r>
               <w:rPr>
@@ -8398,6 +10833,9 @@
             <w:tcW w:type="dxa" w:w="5046"/>
           </w:tcPr>
           <w:p>
+            <w:pPr>
+              <w:spacing w:before="20" w:after="20"/>
+            </w:pPr>
             <w:r/>
             <w:r>
               <w:rPr>
@@ -8454,6 +10892,9 @@
             <w:shd w:val="clear" w:color="auto" w:fill="D9D9D9"/>
           </w:tcPr>
           <w:p>
+            <w:pPr>
+              <w:spacing w:before="20" w:after="20"/>
+            </w:pPr>
             <w:r/>
             <w:r>
               <w:rPr>
@@ -8471,6 +10912,9 @@
             <w:shd w:val="clear" w:color="auto" w:fill="D9D9D9"/>
           </w:tcPr>
           <w:p>
+            <w:pPr>
+              <w:spacing w:before="20" w:after="20"/>
+            </w:pPr>
             <w:r/>
             <w:r>
               <w:rPr>
@@ -8488,6 +10932,9 @@
             <w:shd w:val="clear" w:color="auto" w:fill="D9D9D9"/>
           </w:tcPr>
           <w:p>
+            <w:pPr>
+              <w:spacing w:before="20" w:after="20"/>
+            </w:pPr>
             <w:r/>
             <w:r>
               <w:rPr>
@@ -8501,11 +10948,17 @@
         </w:tc>
       </w:tr>
       <w:tr>
-        <w:tc>
-          <w:tcPr>
-            <w:tcW w:type="dxa" w:w="5046"/>
-          </w:tcPr>
-          <w:p>
+        <w:trPr>
+          <w:cantSplit/>
+        </w:trPr>
+        <w:tc>
+          <w:tcPr>
+            <w:tcW w:type="dxa" w:w="5046"/>
+          </w:tcPr>
+          <w:p>
+            <w:pPr>
+              <w:spacing w:before="20" w:after="20"/>
+            </w:pPr>
             <w:r/>
             <w:r>
               <w:rPr>
@@ -8522,6 +10975,9 @@
             <w:tcW w:type="dxa" w:w="5046"/>
           </w:tcPr>
           <w:p>
+            <w:pPr>
+              <w:spacing w:before="20" w:after="20"/>
+            </w:pPr>
             <w:r/>
             <w:r>
               <w:rPr>
@@ -8538,6 +10994,9 @@
             <w:tcW w:type="dxa" w:w="5046"/>
           </w:tcPr>
           <w:p>
+            <w:pPr>
+              <w:spacing w:before="20" w:after="20"/>
+            </w:pPr>
             <w:r/>
             <w:r>
               <w:rPr>
@@ -8550,11 +11009,17 @@
         </w:tc>
       </w:tr>
       <w:tr>
-        <w:tc>
-          <w:tcPr>
-            <w:tcW w:type="dxa" w:w="5046"/>
-          </w:tcPr>
-          <w:p>
+        <w:trPr>
+          <w:cantSplit/>
+        </w:trPr>
+        <w:tc>
+          <w:tcPr>
+            <w:tcW w:type="dxa" w:w="5046"/>
+          </w:tcPr>
+          <w:p>
+            <w:pPr>
+              <w:spacing w:before="20" w:after="20"/>
+            </w:pPr>
             <w:r/>
             <w:r>
               <w:rPr>
@@ -8571,6 +11036,9 @@
             <w:tcW w:type="dxa" w:w="5046"/>
           </w:tcPr>
           <w:p>
+            <w:pPr>
+              <w:spacing w:before="20" w:after="20"/>
+            </w:pPr>
             <w:r/>
             <w:r>
               <w:rPr>
@@ -8587,6 +11055,9 @@
             <w:tcW w:type="dxa" w:w="5046"/>
           </w:tcPr>
           <w:p>
+            <w:pPr>
+              <w:spacing w:before="20" w:after="20"/>
+            </w:pPr>
             <w:r/>
             <w:r>
               <w:rPr>
@@ -8643,6 +11114,9 @@
             <w:shd w:val="clear" w:color="auto" w:fill="D9D9D9"/>
           </w:tcPr>
           <w:p>
+            <w:pPr>
+              <w:spacing w:before="20" w:after="20"/>
+            </w:pPr>
             <w:r/>
             <w:r>
               <w:rPr>
@@ -8660,6 +11134,9 @@
             <w:shd w:val="clear" w:color="auto" w:fill="D9D9D9"/>
           </w:tcPr>
           <w:p>
+            <w:pPr>
+              <w:spacing w:before="20" w:after="20"/>
+            </w:pPr>
             <w:r/>
             <w:r>
               <w:rPr>
@@ -8677,6 +11154,9 @@
             <w:shd w:val="clear" w:color="auto" w:fill="D9D9D9"/>
           </w:tcPr>
           <w:p>
+            <w:pPr>
+              <w:spacing w:before="20" w:after="20"/>
+            </w:pPr>
             <w:r/>
             <w:r>
               <w:rPr>
@@ -8690,11 +11170,17 @@
         </w:tc>
       </w:tr>
       <w:tr>
-        <w:tc>
-          <w:tcPr>
-            <w:tcW w:type="dxa" w:w="5046"/>
-          </w:tcPr>
-          <w:p>
+        <w:trPr>
+          <w:cantSplit/>
+        </w:trPr>
+        <w:tc>
+          <w:tcPr>
+            <w:tcW w:type="dxa" w:w="5046"/>
+          </w:tcPr>
+          <w:p>
+            <w:pPr>
+              <w:spacing w:before="20" w:after="20"/>
+            </w:pPr>
             <w:r/>
             <w:r>
               <w:rPr>
@@ -8711,6 +11197,9 @@
             <w:tcW w:type="dxa" w:w="5046"/>
           </w:tcPr>
           <w:p>
+            <w:pPr>
+              <w:spacing w:before="20" w:after="20"/>
+            </w:pPr>
             <w:r/>
             <w:r>
               <w:rPr>
@@ -8727,6 +11216,9 @@
             <w:tcW w:type="dxa" w:w="5046"/>
           </w:tcPr>
           <w:p>
+            <w:pPr>
+              <w:spacing w:before="20" w:after="20"/>
+            </w:pPr>
             <w:r/>
             <w:r>
               <w:rPr>
@@ -8739,11 +11231,17 @@
         </w:tc>
       </w:tr>
       <w:tr>
-        <w:tc>
-          <w:tcPr>
-            <w:tcW w:type="dxa" w:w="5046"/>
-          </w:tcPr>
-          <w:p>
+        <w:trPr>
+          <w:cantSplit/>
+        </w:trPr>
+        <w:tc>
+          <w:tcPr>
+            <w:tcW w:type="dxa" w:w="5046"/>
+          </w:tcPr>
+          <w:p>
+            <w:pPr>
+              <w:spacing w:before="20" w:after="20"/>
+            </w:pPr>
             <w:r/>
             <w:r>
               <w:rPr>
@@ -8760,6 +11258,9 @@
             <w:tcW w:type="dxa" w:w="5046"/>
           </w:tcPr>
           <w:p>
+            <w:pPr>
+              <w:spacing w:before="20" w:after="20"/>
+            </w:pPr>
             <w:r/>
             <w:r>
               <w:rPr>
@@ -8776,6 +11277,9 @@
             <w:tcW w:type="dxa" w:w="5046"/>
           </w:tcPr>
           <w:p>
+            <w:pPr>
+              <w:spacing w:before="20" w:after="20"/>
+            </w:pPr>
             <w:r/>
             <w:r>
               <w:rPr>
@@ -8788,11 +11292,17 @@
         </w:tc>
       </w:tr>
       <w:tr>
-        <w:tc>
-          <w:tcPr>
-            <w:tcW w:type="dxa" w:w="5046"/>
-          </w:tcPr>
-          <w:p>
+        <w:trPr>
+          <w:cantSplit/>
+        </w:trPr>
+        <w:tc>
+          <w:tcPr>
+            <w:tcW w:type="dxa" w:w="5046"/>
+          </w:tcPr>
+          <w:p>
+            <w:pPr>
+              <w:spacing w:before="20" w:after="20"/>
+            </w:pPr>
             <w:r/>
             <w:r>
               <w:rPr>
@@ -8809,6 +11319,9 @@
             <w:tcW w:type="dxa" w:w="5046"/>
           </w:tcPr>
           <w:p>
+            <w:pPr>
+              <w:spacing w:before="20" w:after="20"/>
+            </w:pPr>
             <w:r/>
             <w:r>
               <w:rPr>
@@ -8825,6 +11338,9 @@
             <w:tcW w:type="dxa" w:w="5046"/>
           </w:tcPr>
           <w:p>
+            <w:pPr>
+              <w:spacing w:before="20" w:after="20"/>
+            </w:pPr>
             <w:r/>
             <w:r>
               <w:rPr>
@@ -8837,11 +11353,17 @@
         </w:tc>
       </w:tr>
       <w:tr>
-        <w:tc>
-          <w:tcPr>
-            <w:tcW w:type="dxa" w:w="5046"/>
-          </w:tcPr>
-          <w:p>
+        <w:trPr>
+          <w:cantSplit/>
+        </w:trPr>
+        <w:tc>
+          <w:tcPr>
+            <w:tcW w:type="dxa" w:w="5046"/>
+          </w:tcPr>
+          <w:p>
+            <w:pPr>
+              <w:spacing w:before="20" w:after="20"/>
+            </w:pPr>
             <w:r/>
             <w:r>
               <w:rPr>
@@ -8858,6 +11380,9 @@
             <w:tcW w:type="dxa" w:w="5046"/>
           </w:tcPr>
           <w:p>
+            <w:pPr>
+              <w:spacing w:before="20" w:after="20"/>
+            </w:pPr>
             <w:r/>
             <w:r>
               <w:rPr>
@@ -8874,6 +11399,9 @@
             <w:tcW w:type="dxa" w:w="5046"/>
           </w:tcPr>
           <w:p>
+            <w:pPr>
+              <w:spacing w:before="20" w:after="20"/>
+            </w:pPr>
             <w:r/>
             <w:r>
               <w:rPr>
@@ -8930,6 +11458,9 @@
             <w:shd w:val="clear" w:color="auto" w:fill="D9D9D9"/>
           </w:tcPr>
           <w:p>
+            <w:pPr>
+              <w:spacing w:before="20" w:after="20"/>
+            </w:pPr>
             <w:r/>
             <w:r>
               <w:rPr>
@@ -8947,6 +11478,9 @@
             <w:shd w:val="clear" w:color="auto" w:fill="D9D9D9"/>
           </w:tcPr>
           <w:p>
+            <w:pPr>
+              <w:spacing w:before="20" w:after="20"/>
+            </w:pPr>
             <w:r/>
             <w:r>
               <w:rPr>
@@ -8964,6 +11498,9 @@
             <w:shd w:val="clear" w:color="auto" w:fill="D9D9D9"/>
           </w:tcPr>
           <w:p>
+            <w:pPr>
+              <w:spacing w:before="20" w:after="20"/>
+            </w:pPr>
             <w:r/>
             <w:r>
               <w:rPr>
@@ -8977,11 +11514,17 @@
         </w:tc>
       </w:tr>
       <w:tr>
-        <w:tc>
-          <w:tcPr>
-            <w:tcW w:type="dxa" w:w="5046"/>
-          </w:tcPr>
-          <w:p>
+        <w:trPr>
+          <w:cantSplit/>
+        </w:trPr>
+        <w:tc>
+          <w:tcPr>
+            <w:tcW w:type="dxa" w:w="5046"/>
+          </w:tcPr>
+          <w:p>
+            <w:pPr>
+              <w:spacing w:before="20" w:after="20"/>
+            </w:pPr>
             <w:r/>
             <w:r>
               <w:rPr>
@@ -8998,6 +11541,9 @@
             <w:tcW w:type="dxa" w:w="5046"/>
           </w:tcPr>
           <w:p>
+            <w:pPr>
+              <w:spacing w:before="20" w:after="20"/>
+            </w:pPr>
             <w:r/>
             <w:r>
               <w:rPr>
@@ -9014,6 +11560,9 @@
             <w:tcW w:type="dxa" w:w="5046"/>
           </w:tcPr>
           <w:p>
+            <w:pPr>
+              <w:spacing w:before="20" w:after="20"/>
+            </w:pPr>
             <w:r/>
             <w:r>
               <w:rPr>
@@ -9026,11 +11575,17 @@
         </w:tc>
       </w:tr>
       <w:tr>
-        <w:tc>
-          <w:tcPr>
-            <w:tcW w:type="dxa" w:w="5046"/>
-          </w:tcPr>
-          <w:p>
+        <w:trPr>
+          <w:cantSplit/>
+        </w:trPr>
+        <w:tc>
+          <w:tcPr>
+            <w:tcW w:type="dxa" w:w="5046"/>
+          </w:tcPr>
+          <w:p>
+            <w:pPr>
+              <w:spacing w:before="20" w:after="20"/>
+            </w:pPr>
             <w:r/>
             <w:r>
               <w:rPr>
@@ -9047,6 +11602,9 @@
             <w:tcW w:type="dxa" w:w="5046"/>
           </w:tcPr>
           <w:p>
+            <w:pPr>
+              <w:spacing w:before="20" w:after="20"/>
+            </w:pPr>
             <w:r/>
             <w:r>
               <w:rPr>
@@ -9063,6 +11621,9 @@
             <w:tcW w:type="dxa" w:w="5046"/>
           </w:tcPr>
           <w:p>
+            <w:pPr>
+              <w:spacing w:before="20" w:after="20"/>
+            </w:pPr>
             <w:r/>
             <w:r>
               <w:rPr>
@@ -9075,11 +11636,17 @@
         </w:tc>
       </w:tr>
       <w:tr>
-        <w:tc>
-          <w:tcPr>
-            <w:tcW w:type="dxa" w:w="5046"/>
-          </w:tcPr>
-          <w:p>
+        <w:trPr>
+          <w:cantSplit/>
+        </w:trPr>
+        <w:tc>
+          <w:tcPr>
+            <w:tcW w:type="dxa" w:w="5046"/>
+          </w:tcPr>
+          <w:p>
+            <w:pPr>
+              <w:spacing w:before="20" w:after="20"/>
+            </w:pPr>
             <w:r/>
             <w:r>
               <w:rPr>
@@ -9096,6 +11663,9 @@
             <w:tcW w:type="dxa" w:w="5046"/>
           </w:tcPr>
           <w:p>
+            <w:pPr>
+              <w:spacing w:before="20" w:after="20"/>
+            </w:pPr>
             <w:r/>
             <w:r>
               <w:rPr>
@@ -9112,6 +11682,9 @@
             <w:tcW w:type="dxa" w:w="5046"/>
           </w:tcPr>
           <w:p>
+            <w:pPr>
+              <w:spacing w:before="20" w:after="20"/>
+            </w:pPr>
             <w:r/>
             <w:r>
               <w:rPr>
@@ -9124,11 +11697,17 @@
         </w:tc>
       </w:tr>
       <w:tr>
-        <w:tc>
-          <w:tcPr>
-            <w:tcW w:type="dxa" w:w="5046"/>
-          </w:tcPr>
-          <w:p>
+        <w:trPr>
+          <w:cantSplit/>
+        </w:trPr>
+        <w:tc>
+          <w:tcPr>
+            <w:tcW w:type="dxa" w:w="5046"/>
+          </w:tcPr>
+          <w:p>
+            <w:pPr>
+              <w:spacing w:before="20" w:after="20"/>
+            </w:pPr>
             <w:r/>
             <w:r>
               <w:rPr>
@@ -9145,6 +11724,9 @@
             <w:tcW w:type="dxa" w:w="5046"/>
           </w:tcPr>
           <w:p>
+            <w:pPr>
+              <w:spacing w:before="20" w:after="20"/>
+            </w:pPr>
             <w:r/>
             <w:r>
               <w:rPr>
@@ -9161,6 +11743,9 @@
             <w:tcW w:type="dxa" w:w="5046"/>
           </w:tcPr>
           <w:p>
+            <w:pPr>
+              <w:spacing w:before="20" w:after="20"/>
+            </w:pPr>
             <w:r/>
             <w:r>
               <w:rPr>
@@ -9217,6 +11802,9 @@
             <w:shd w:val="clear" w:color="auto" w:fill="D9D9D9"/>
           </w:tcPr>
           <w:p>
+            <w:pPr>
+              <w:spacing w:before="20" w:after="20"/>
+            </w:pPr>
             <w:r/>
             <w:r>
               <w:rPr>
@@ -9234,6 +11822,9 @@
             <w:shd w:val="clear" w:color="auto" w:fill="D9D9D9"/>
           </w:tcPr>
           <w:p>
+            <w:pPr>
+              <w:spacing w:before="20" w:after="20"/>
+            </w:pPr>
             <w:r/>
             <w:r>
               <w:rPr>
@@ -9251,6 +11842,9 @@
             <w:shd w:val="clear" w:color="auto" w:fill="D9D9D9"/>
           </w:tcPr>
           <w:p>
+            <w:pPr>
+              <w:spacing w:before="20" w:after="20"/>
+            </w:pPr>
             <w:r/>
             <w:r>
               <w:rPr>
@@ -9264,11 +11858,17 @@
         </w:tc>
       </w:tr>
       <w:tr>
-        <w:tc>
-          <w:tcPr>
-            <w:tcW w:type="dxa" w:w="5046"/>
-          </w:tcPr>
-          <w:p>
+        <w:trPr>
+          <w:cantSplit/>
+        </w:trPr>
+        <w:tc>
+          <w:tcPr>
+            <w:tcW w:type="dxa" w:w="5046"/>
+          </w:tcPr>
+          <w:p>
+            <w:pPr>
+              <w:spacing w:before="20" w:after="20"/>
+            </w:pPr>
             <w:r/>
             <w:r>
               <w:rPr>
@@ -9285,6 +11885,9 @@
             <w:tcW w:type="dxa" w:w="5046"/>
           </w:tcPr>
           <w:p>
+            <w:pPr>
+              <w:spacing w:before="20" w:after="20"/>
+            </w:pPr>
             <w:r/>
             <w:r>
               <w:rPr>
@@ -9301,6 +11904,9 @@
             <w:tcW w:type="dxa" w:w="5046"/>
           </w:tcPr>
           <w:p>
+            <w:pPr>
+              <w:spacing w:before="20" w:after="20"/>
+            </w:pPr>
             <w:r/>
             <w:r>
               <w:rPr>
@@ -9313,11 +11919,17 @@
         </w:tc>
       </w:tr>
       <w:tr>
-        <w:tc>
-          <w:tcPr>
-            <w:tcW w:type="dxa" w:w="5046"/>
-          </w:tcPr>
-          <w:p>
+        <w:trPr>
+          <w:cantSplit/>
+        </w:trPr>
+        <w:tc>
+          <w:tcPr>
+            <w:tcW w:type="dxa" w:w="5046"/>
+          </w:tcPr>
+          <w:p>
+            <w:pPr>
+              <w:spacing w:before="20" w:after="20"/>
+            </w:pPr>
             <w:r/>
             <w:r>
               <w:rPr>
@@ -9334,6 +11946,9 @@
             <w:tcW w:type="dxa" w:w="5046"/>
           </w:tcPr>
           <w:p>
+            <w:pPr>
+              <w:spacing w:before="20" w:after="20"/>
+            </w:pPr>
             <w:r/>
             <w:r>
               <w:rPr>
@@ -9350,6 +11965,9 @@
             <w:tcW w:type="dxa" w:w="5046"/>
           </w:tcPr>
           <w:p>
+            <w:pPr>
+              <w:spacing w:before="20" w:after="20"/>
+            </w:pPr>
             <w:r/>
             <w:r>
               <w:rPr>
@@ -9362,11 +11980,17 @@
         </w:tc>
       </w:tr>
       <w:tr>
-        <w:tc>
-          <w:tcPr>
-            <w:tcW w:type="dxa" w:w="5046"/>
-          </w:tcPr>
-          <w:p>
+        <w:trPr>
+          <w:cantSplit/>
+        </w:trPr>
+        <w:tc>
+          <w:tcPr>
+            <w:tcW w:type="dxa" w:w="5046"/>
+          </w:tcPr>
+          <w:p>
+            <w:pPr>
+              <w:spacing w:before="20" w:after="20"/>
+            </w:pPr>
             <w:r/>
             <w:r>
               <w:rPr>
@@ -9383,6 +12007,9 @@
             <w:tcW w:type="dxa" w:w="5046"/>
           </w:tcPr>
           <w:p>
+            <w:pPr>
+              <w:spacing w:before="20" w:after="20"/>
+            </w:pPr>
             <w:r/>
             <w:r>
               <w:rPr>
@@ -9399,6 +12026,9 @@
             <w:tcW w:type="dxa" w:w="5046"/>
           </w:tcPr>
           <w:p>
+            <w:pPr>
+              <w:spacing w:before="20" w:after="20"/>
+            </w:pPr>
             <w:r/>
             <w:r>
               <w:rPr>
@@ -9411,11 +12041,17 @@
         </w:tc>
       </w:tr>
       <w:tr>
-        <w:tc>
-          <w:tcPr>
-            <w:tcW w:type="dxa" w:w="5046"/>
-          </w:tcPr>
-          <w:p>
+        <w:trPr>
+          <w:cantSplit/>
+        </w:trPr>
+        <w:tc>
+          <w:tcPr>
+            <w:tcW w:type="dxa" w:w="5046"/>
+          </w:tcPr>
+          <w:p>
+            <w:pPr>
+              <w:spacing w:before="20" w:after="20"/>
+            </w:pPr>
             <w:r/>
             <w:r>
               <w:rPr>
@@ -9432,6 +12068,9 @@
             <w:tcW w:type="dxa" w:w="5046"/>
           </w:tcPr>
           <w:p>
+            <w:pPr>
+              <w:spacing w:before="20" w:after="20"/>
+            </w:pPr>
             <w:r/>
             <w:r>
               <w:rPr>
@@ -9448,6 +12087,9 @@
             <w:tcW w:type="dxa" w:w="5046"/>
           </w:tcPr>
           <w:p>
+            <w:pPr>
+              <w:spacing w:before="20" w:after="20"/>
+            </w:pPr>
             <w:r/>
             <w:r>
               <w:rPr>
@@ -9460,11 +12102,17 @@
         </w:tc>
       </w:tr>
       <w:tr>
-        <w:tc>
-          <w:tcPr>
-            <w:tcW w:type="dxa" w:w="5046"/>
-          </w:tcPr>
-          <w:p>
+        <w:trPr>
+          <w:cantSplit/>
+        </w:trPr>
+        <w:tc>
+          <w:tcPr>
+            <w:tcW w:type="dxa" w:w="5046"/>
+          </w:tcPr>
+          <w:p>
+            <w:pPr>
+              <w:spacing w:before="20" w:after="20"/>
+            </w:pPr>
             <w:r/>
             <w:r>
               <w:rPr>
@@ -9481,6 +12129,9 @@
             <w:tcW w:type="dxa" w:w="5046"/>
           </w:tcPr>
           <w:p>
+            <w:pPr>
+              <w:spacing w:before="20" w:after="20"/>
+            </w:pPr>
             <w:r/>
             <w:r>
               <w:rPr>
@@ -9497,6 +12148,9 @@
             <w:tcW w:type="dxa" w:w="5046"/>
           </w:tcPr>
           <w:p>
+            <w:pPr>
+              <w:spacing w:before="20" w:after="20"/>
+            </w:pPr>
             <w:r/>
             <w:r>
               <w:rPr>
@@ -9509,11 +12163,17 @@
         </w:tc>
       </w:tr>
       <w:tr>
-        <w:tc>
-          <w:tcPr>
-            <w:tcW w:type="dxa" w:w="5046"/>
-          </w:tcPr>
-          <w:p>
+        <w:trPr>
+          <w:cantSplit/>
+        </w:trPr>
+        <w:tc>
+          <w:tcPr>
+            <w:tcW w:type="dxa" w:w="5046"/>
+          </w:tcPr>
+          <w:p>
+            <w:pPr>
+              <w:spacing w:before="20" w:after="20"/>
+            </w:pPr>
             <w:r/>
             <w:r>
               <w:rPr>
@@ -9530,6 +12190,9 @@
             <w:tcW w:type="dxa" w:w="5046"/>
           </w:tcPr>
           <w:p>
+            <w:pPr>
+              <w:spacing w:before="20" w:after="20"/>
+            </w:pPr>
             <w:r/>
             <w:r>
               <w:rPr>
@@ -9546,6 +12209,9 @@
             <w:tcW w:type="dxa" w:w="5046"/>
           </w:tcPr>
           <w:p>
+            <w:pPr>
+              <w:spacing w:before="20" w:after="20"/>
+            </w:pPr>
             <w:r/>
             <w:r>
               <w:rPr>
@@ -9558,11 +12224,17 @@
         </w:tc>
       </w:tr>
       <w:tr>
-        <w:tc>
-          <w:tcPr>
-            <w:tcW w:type="dxa" w:w="5046"/>
-          </w:tcPr>
-          <w:p>
+        <w:trPr>
+          <w:cantSplit/>
+        </w:trPr>
+        <w:tc>
+          <w:tcPr>
+            <w:tcW w:type="dxa" w:w="5046"/>
+          </w:tcPr>
+          <w:p>
+            <w:pPr>
+              <w:spacing w:before="20" w:after="20"/>
+            </w:pPr>
             <w:r/>
             <w:r>
               <w:rPr>
@@ -9579,6 +12251,9 @@
             <w:tcW w:type="dxa" w:w="5046"/>
           </w:tcPr>
           <w:p>
+            <w:pPr>
+              <w:spacing w:before="20" w:after="20"/>
+            </w:pPr>
             <w:r/>
             <w:r>
               <w:rPr>
@@ -9595,6 +12270,9 @@
             <w:tcW w:type="dxa" w:w="5046"/>
           </w:tcPr>
           <w:p>
+            <w:pPr>
+              <w:spacing w:before="20" w:after="20"/>
+            </w:pPr>
             <w:r/>
             <w:r>
               <w:rPr>
@@ -9607,11 +12285,17 @@
         </w:tc>
       </w:tr>
       <w:tr>
-        <w:tc>
-          <w:tcPr>
-            <w:tcW w:type="dxa" w:w="5046"/>
-          </w:tcPr>
-          <w:p>
+        <w:trPr>
+          <w:cantSplit/>
+        </w:trPr>
+        <w:tc>
+          <w:tcPr>
+            <w:tcW w:type="dxa" w:w="5046"/>
+          </w:tcPr>
+          <w:p>
+            <w:pPr>
+              <w:spacing w:before="20" w:after="20"/>
+            </w:pPr>
             <w:r/>
             <w:r>
               <w:rPr>
@@ -9628,6 +12312,9 @@
             <w:tcW w:type="dxa" w:w="5046"/>
           </w:tcPr>
           <w:p>
+            <w:pPr>
+              <w:spacing w:before="20" w:after="20"/>
+            </w:pPr>
             <w:r/>
             <w:r>
               <w:rPr>
@@ -9644,6 +12331,9 @@
             <w:tcW w:type="dxa" w:w="5046"/>
           </w:tcPr>
           <w:p>
+            <w:pPr>
+              <w:spacing w:before="20" w:after="20"/>
+            </w:pPr>
             <w:r/>
             <w:r>
               <w:rPr>
@@ -9656,11 +12346,17 @@
         </w:tc>
       </w:tr>
       <w:tr>
-        <w:tc>
-          <w:tcPr>
-            <w:tcW w:type="dxa" w:w="5046"/>
-          </w:tcPr>
-          <w:p>
+        <w:trPr>
+          <w:cantSplit/>
+        </w:trPr>
+        <w:tc>
+          <w:tcPr>
+            <w:tcW w:type="dxa" w:w="5046"/>
+          </w:tcPr>
+          <w:p>
+            <w:pPr>
+              <w:spacing w:before="20" w:after="20"/>
+            </w:pPr>
             <w:r/>
             <w:r>
               <w:rPr>
@@ -9677,6 +12373,9 @@
             <w:tcW w:type="dxa" w:w="5046"/>
           </w:tcPr>
           <w:p>
+            <w:pPr>
+              <w:spacing w:before="20" w:after="20"/>
+            </w:pPr>
             <w:r/>
             <w:r>
               <w:rPr>
@@ -9693,6 +12392,9 @@
             <w:tcW w:type="dxa" w:w="5046"/>
           </w:tcPr>
           <w:p>
+            <w:pPr>
+              <w:spacing w:before="20" w:after="20"/>
+            </w:pPr>
             <w:r/>
             <w:r>
               <w:rPr>
@@ -9705,11 +12407,17 @@
         </w:tc>
       </w:tr>
       <w:tr>
-        <w:tc>
-          <w:tcPr>
-            <w:tcW w:type="dxa" w:w="5046"/>
-          </w:tcPr>
-          <w:p>
+        <w:trPr>
+          <w:cantSplit/>
+        </w:trPr>
+        <w:tc>
+          <w:tcPr>
+            <w:tcW w:type="dxa" w:w="5046"/>
+          </w:tcPr>
+          <w:p>
+            <w:pPr>
+              <w:spacing w:before="20" w:after="20"/>
+            </w:pPr>
             <w:r/>
             <w:r>
               <w:rPr>
@@ -9726,6 +12434,9 @@
             <w:tcW w:type="dxa" w:w="5046"/>
           </w:tcPr>
           <w:p>
+            <w:pPr>
+              <w:spacing w:before="20" w:after="20"/>
+            </w:pPr>
             <w:r/>
             <w:r>
               <w:rPr>
@@ -9742,6 +12453,9 @@
             <w:tcW w:type="dxa" w:w="5046"/>
           </w:tcPr>
           <w:p>
+            <w:pPr>
+              <w:spacing w:before="20" w:after="20"/>
+            </w:pPr>
             <w:r/>
             <w:r>
               <w:rPr>
@@ -9754,11 +12468,17 @@
         </w:tc>
       </w:tr>
       <w:tr>
-        <w:tc>
-          <w:tcPr>
-            <w:tcW w:type="dxa" w:w="5046"/>
-          </w:tcPr>
-          <w:p>
+        <w:trPr>
+          <w:cantSplit/>
+        </w:trPr>
+        <w:tc>
+          <w:tcPr>
+            <w:tcW w:type="dxa" w:w="5046"/>
+          </w:tcPr>
+          <w:p>
+            <w:pPr>
+              <w:spacing w:before="20" w:after="20"/>
+            </w:pPr>
             <w:r/>
             <w:r>
               <w:rPr>
@@ -9775,6 +12495,9 @@
             <w:tcW w:type="dxa" w:w="5046"/>
           </w:tcPr>
           <w:p>
+            <w:pPr>
+              <w:spacing w:before="20" w:after="20"/>
+            </w:pPr>
             <w:r/>
             <w:r>
               <w:rPr>
@@ -9791,6 +12514,9 @@
             <w:tcW w:type="dxa" w:w="5046"/>
           </w:tcPr>
           <w:p>
+            <w:pPr>
+              <w:spacing w:before="20" w:after="20"/>
+            </w:pPr>
             <w:r/>
             <w:r>
               <w:rPr>
@@ -9803,11 +12529,17 @@
         </w:tc>
       </w:tr>
       <w:tr>
-        <w:tc>
-          <w:tcPr>
-            <w:tcW w:type="dxa" w:w="5046"/>
-          </w:tcPr>
-          <w:p>
+        <w:trPr>
+          <w:cantSplit/>
+        </w:trPr>
+        <w:tc>
+          <w:tcPr>
+            <w:tcW w:type="dxa" w:w="5046"/>
+          </w:tcPr>
+          <w:p>
+            <w:pPr>
+              <w:spacing w:before="20" w:after="20"/>
+            </w:pPr>
             <w:r/>
             <w:r>
               <w:rPr>
@@ -9824,6 +12556,9 @@
             <w:tcW w:type="dxa" w:w="5046"/>
           </w:tcPr>
           <w:p>
+            <w:pPr>
+              <w:spacing w:before="20" w:after="20"/>
+            </w:pPr>
             <w:r/>
             <w:r>
               <w:rPr>
@@ -9840,6 +12575,9 @@
             <w:tcW w:type="dxa" w:w="5046"/>
           </w:tcPr>
           <w:p>
+            <w:pPr>
+              <w:spacing w:before="20" w:after="20"/>
+            </w:pPr>
             <w:r/>
             <w:r>
               <w:rPr>
@@ -9852,11 +12590,17 @@
         </w:tc>
       </w:tr>
       <w:tr>
-        <w:tc>
-          <w:tcPr>
-            <w:tcW w:type="dxa" w:w="5046"/>
-          </w:tcPr>
-          <w:p>
+        <w:trPr>
+          <w:cantSplit/>
+        </w:trPr>
+        <w:tc>
+          <w:tcPr>
+            <w:tcW w:type="dxa" w:w="5046"/>
+          </w:tcPr>
+          <w:p>
+            <w:pPr>
+              <w:spacing w:before="20" w:after="20"/>
+            </w:pPr>
             <w:r/>
             <w:r>
               <w:rPr>
@@ -9873,6 +12617,9 @@
             <w:tcW w:type="dxa" w:w="5046"/>
           </w:tcPr>
           <w:p>
+            <w:pPr>
+              <w:spacing w:before="20" w:after="20"/>
+            </w:pPr>
             <w:r/>
             <w:r>
               <w:rPr>
@@ -9889,6 +12636,9 @@
             <w:tcW w:type="dxa" w:w="5046"/>
           </w:tcPr>
           <w:p>
+            <w:pPr>
+              <w:spacing w:before="20" w:after="20"/>
+            </w:pPr>
             <w:r/>
             <w:r>
               <w:rPr>
@@ -9901,11 +12651,17 @@
         </w:tc>
       </w:tr>
       <w:tr>
-        <w:tc>
-          <w:tcPr>
-            <w:tcW w:type="dxa" w:w="5046"/>
-          </w:tcPr>
-          <w:p>
+        <w:trPr>
+          <w:cantSplit/>
+        </w:trPr>
+        <w:tc>
+          <w:tcPr>
+            <w:tcW w:type="dxa" w:w="5046"/>
+          </w:tcPr>
+          <w:p>
+            <w:pPr>
+              <w:spacing w:before="20" w:after="20"/>
+            </w:pPr>
             <w:r/>
             <w:r>
               <w:rPr>
@@ -9922,6 +12678,9 @@
             <w:tcW w:type="dxa" w:w="5046"/>
           </w:tcPr>
           <w:p>
+            <w:pPr>
+              <w:spacing w:before="20" w:after="20"/>
+            </w:pPr>
             <w:r/>
             <w:r>
               <w:rPr>
@@ -9938,6 +12697,9 @@
             <w:tcW w:type="dxa" w:w="5046"/>
           </w:tcPr>
           <w:p>
+            <w:pPr>
+              <w:spacing w:before="20" w:after="20"/>
+            </w:pPr>
             <w:r/>
             <w:r>
               <w:rPr>
@@ -9950,11 +12712,17 @@
         </w:tc>
       </w:tr>
       <w:tr>
-        <w:tc>
-          <w:tcPr>
-            <w:tcW w:type="dxa" w:w="5046"/>
-          </w:tcPr>
-          <w:p>
+        <w:trPr>
+          <w:cantSplit/>
+        </w:trPr>
+        <w:tc>
+          <w:tcPr>
+            <w:tcW w:type="dxa" w:w="5046"/>
+          </w:tcPr>
+          <w:p>
+            <w:pPr>
+              <w:spacing w:before="20" w:after="20"/>
+            </w:pPr>
             <w:r/>
             <w:r>
               <w:rPr>
@@ -9971,6 +12739,9 @@
             <w:tcW w:type="dxa" w:w="5046"/>
           </w:tcPr>
           <w:p>
+            <w:pPr>
+              <w:spacing w:before="20" w:after="20"/>
+            </w:pPr>
             <w:r/>
             <w:r>
               <w:rPr>
@@ -9987,6 +12758,9 @@
             <w:tcW w:type="dxa" w:w="5046"/>
           </w:tcPr>
           <w:p>
+            <w:pPr>
+              <w:spacing w:before="20" w:after="20"/>
+            </w:pPr>
             <w:r/>
             <w:r>
               <w:rPr>
@@ -9999,11 +12773,17 @@
         </w:tc>
       </w:tr>
       <w:tr>
-        <w:tc>
-          <w:tcPr>
-            <w:tcW w:type="dxa" w:w="5046"/>
-          </w:tcPr>
-          <w:p>
+        <w:trPr>
+          <w:cantSplit/>
+        </w:trPr>
+        <w:tc>
+          <w:tcPr>
+            <w:tcW w:type="dxa" w:w="5046"/>
+          </w:tcPr>
+          <w:p>
+            <w:pPr>
+              <w:spacing w:before="20" w:after="20"/>
+            </w:pPr>
             <w:r/>
             <w:r>
               <w:rPr>
@@ -10020,6 +12800,9 @@
             <w:tcW w:type="dxa" w:w="5046"/>
           </w:tcPr>
           <w:p>
+            <w:pPr>
+              <w:spacing w:before="20" w:after="20"/>
+            </w:pPr>
             <w:r/>
             <w:r>
               <w:rPr>
@@ -10036,6 +12819,9 @@
             <w:tcW w:type="dxa" w:w="5046"/>
           </w:tcPr>
           <w:p>
+            <w:pPr>
+              <w:spacing w:before="20" w:after="20"/>
+            </w:pPr>
             <w:r/>
             <w:r>
               <w:rPr>
@@ -10048,11 +12834,17 @@
         </w:tc>
       </w:tr>
       <w:tr>
-        <w:tc>
-          <w:tcPr>
-            <w:tcW w:type="dxa" w:w="5046"/>
-          </w:tcPr>
-          <w:p>
+        <w:trPr>
+          <w:cantSplit/>
+        </w:trPr>
+        <w:tc>
+          <w:tcPr>
+            <w:tcW w:type="dxa" w:w="5046"/>
+          </w:tcPr>
+          <w:p>
+            <w:pPr>
+              <w:spacing w:before="20" w:after="20"/>
+            </w:pPr>
             <w:r/>
             <w:r>
               <w:rPr>
@@ -10069,6 +12861,9 @@
             <w:tcW w:type="dxa" w:w="5046"/>
           </w:tcPr>
           <w:p>
+            <w:pPr>
+              <w:spacing w:before="20" w:after="20"/>
+            </w:pPr>
             <w:r/>
             <w:r>
               <w:rPr>
@@ -10085,6 +12880,9 @@
             <w:tcW w:type="dxa" w:w="5046"/>
           </w:tcPr>
           <w:p>
+            <w:pPr>
+              <w:spacing w:before="20" w:after="20"/>
+            </w:pPr>
             <w:r/>
             <w:r>
               <w:rPr>
@@ -10097,11 +12895,17 @@
         </w:tc>
       </w:tr>
       <w:tr>
-        <w:tc>
-          <w:tcPr>
-            <w:tcW w:type="dxa" w:w="5046"/>
-          </w:tcPr>
-          <w:p>
+        <w:trPr>
+          <w:cantSplit/>
+        </w:trPr>
+        <w:tc>
+          <w:tcPr>
+            <w:tcW w:type="dxa" w:w="5046"/>
+          </w:tcPr>
+          <w:p>
+            <w:pPr>
+              <w:spacing w:before="20" w:after="20"/>
+            </w:pPr>
             <w:r/>
             <w:r>
               <w:rPr>
@@ -10118,6 +12922,9 @@
             <w:tcW w:type="dxa" w:w="5046"/>
           </w:tcPr>
           <w:p>
+            <w:pPr>
+              <w:spacing w:before="20" w:after="20"/>
+            </w:pPr>
             <w:r/>
             <w:r>
               <w:rPr>
@@ -10134,6 +12941,9 @@
             <w:tcW w:type="dxa" w:w="5046"/>
           </w:tcPr>
           <w:p>
+            <w:pPr>
+              <w:spacing w:before="20" w:after="20"/>
+            </w:pPr>
             <w:r/>
             <w:r>
               <w:rPr>
@@ -10190,6 +13000,9 @@
             <w:shd w:val="clear" w:color="auto" w:fill="D9D9D9"/>
           </w:tcPr>
           <w:p>
+            <w:pPr>
+              <w:spacing w:before="20" w:after="20"/>
+            </w:pPr>
             <w:r/>
             <w:r>
               <w:rPr>
@@ -10207,6 +13020,9 @@
             <w:shd w:val="clear" w:color="auto" w:fill="D9D9D9"/>
           </w:tcPr>
           <w:p>
+            <w:pPr>
+              <w:spacing w:before="20" w:after="20"/>
+            </w:pPr>
             <w:r/>
             <w:r>
               <w:rPr>
@@ -10224,6 +13040,9 @@
             <w:shd w:val="clear" w:color="auto" w:fill="D9D9D9"/>
           </w:tcPr>
           <w:p>
+            <w:pPr>
+              <w:spacing w:before="20" w:after="20"/>
+            </w:pPr>
             <w:r/>
             <w:r>
               <w:rPr>
@@ -10237,11 +13056,17 @@
         </w:tc>
       </w:tr>
       <w:tr>
-        <w:tc>
-          <w:tcPr>
-            <w:tcW w:type="dxa" w:w="5046"/>
-          </w:tcPr>
-          <w:p>
+        <w:trPr>
+          <w:cantSplit/>
+        </w:trPr>
+        <w:tc>
+          <w:tcPr>
+            <w:tcW w:type="dxa" w:w="5046"/>
+          </w:tcPr>
+          <w:p>
+            <w:pPr>
+              <w:spacing w:before="20" w:after="20"/>
+            </w:pPr>
             <w:r/>
             <w:r>
               <w:rPr>
@@ -10258,6 +13083,9 @@
             <w:tcW w:type="dxa" w:w="5046"/>
           </w:tcPr>
           <w:p>
+            <w:pPr>
+              <w:spacing w:before="20" w:after="20"/>
+            </w:pPr>
             <w:r/>
             <w:r>
               <w:rPr>
@@ -10274,6 +13102,9 @@
             <w:tcW w:type="dxa" w:w="5046"/>
           </w:tcPr>
           <w:p>
+            <w:pPr>
+              <w:spacing w:before="20" w:after="20"/>
+            </w:pPr>
             <w:r/>
             <w:r>
               <w:rPr>
@@ -10286,11 +13117,17 @@
         </w:tc>
       </w:tr>
       <w:tr>
-        <w:tc>
-          <w:tcPr>
-            <w:tcW w:type="dxa" w:w="5046"/>
-          </w:tcPr>
-          <w:p>
+        <w:trPr>
+          <w:cantSplit/>
+        </w:trPr>
+        <w:tc>
+          <w:tcPr>
+            <w:tcW w:type="dxa" w:w="5046"/>
+          </w:tcPr>
+          <w:p>
+            <w:pPr>
+              <w:spacing w:before="20" w:after="20"/>
+            </w:pPr>
             <w:r/>
             <w:r>
               <w:rPr>
@@ -10307,6 +13144,9 @@
             <w:tcW w:type="dxa" w:w="5046"/>
           </w:tcPr>
           <w:p>
+            <w:pPr>
+              <w:spacing w:before="20" w:after="20"/>
+            </w:pPr>
             <w:r/>
             <w:r>
               <w:rPr>
@@ -10323,6 +13163,9 @@
             <w:tcW w:type="dxa" w:w="5046"/>
           </w:tcPr>
           <w:p>
+            <w:pPr>
+              <w:spacing w:before="20" w:after="20"/>
+            </w:pPr>
             <w:r/>
             <w:r>
               <w:rPr>
@@ -10335,11 +13178,17 @@
         </w:tc>
       </w:tr>
       <w:tr>
-        <w:tc>
-          <w:tcPr>
-            <w:tcW w:type="dxa" w:w="5046"/>
-          </w:tcPr>
-          <w:p>
+        <w:trPr>
+          <w:cantSplit/>
+        </w:trPr>
+        <w:tc>
+          <w:tcPr>
+            <w:tcW w:type="dxa" w:w="5046"/>
+          </w:tcPr>
+          <w:p>
+            <w:pPr>
+              <w:spacing w:before="20" w:after="20"/>
+            </w:pPr>
             <w:r/>
             <w:r>
               <w:rPr>
@@ -10356,6 +13205,9 @@
             <w:tcW w:type="dxa" w:w="5046"/>
           </w:tcPr>
           <w:p>
+            <w:pPr>
+              <w:spacing w:before="20" w:after="20"/>
+            </w:pPr>
             <w:r/>
             <w:r>
               <w:rPr>
@@ -10372,6 +13224,9 @@
             <w:tcW w:type="dxa" w:w="5046"/>
           </w:tcPr>
           <w:p>
+            <w:pPr>
+              <w:spacing w:before="20" w:after="20"/>
+            </w:pPr>
             <w:r/>
             <w:r>
               <w:rPr>
@@ -10384,11 +13239,17 @@
         </w:tc>
       </w:tr>
       <w:tr>
-        <w:tc>
-          <w:tcPr>
-            <w:tcW w:type="dxa" w:w="5046"/>
-          </w:tcPr>
-          <w:p>
+        <w:trPr>
+          <w:cantSplit/>
+        </w:trPr>
+        <w:tc>
+          <w:tcPr>
+            <w:tcW w:type="dxa" w:w="5046"/>
+          </w:tcPr>
+          <w:p>
+            <w:pPr>
+              <w:spacing w:before="20" w:after="20"/>
+            </w:pPr>
             <w:r/>
             <w:r>
               <w:rPr>
@@ -10405,6 +13266,9 @@
             <w:tcW w:type="dxa" w:w="5046"/>
           </w:tcPr>
           <w:p>
+            <w:pPr>
+              <w:spacing w:before="20" w:after="20"/>
+            </w:pPr>
             <w:r/>
             <w:r>
               <w:rPr>
@@ -10421,6 +13285,9 @@
             <w:tcW w:type="dxa" w:w="5046"/>
           </w:tcPr>
           <w:p>
+            <w:pPr>
+              <w:spacing w:before="20" w:after="20"/>
+            </w:pPr>
             <w:r/>
             <w:r>
               <w:rPr>
@@ -10477,6 +13344,9 @@
             <w:shd w:val="clear" w:color="auto" w:fill="D9D9D9"/>
           </w:tcPr>
           <w:p>
+            <w:pPr>
+              <w:spacing w:before="20" w:after="20"/>
+            </w:pPr>
             <w:r/>
             <w:r>
               <w:rPr>
@@ -10494,6 +13364,9 @@
             <w:shd w:val="clear" w:color="auto" w:fill="D9D9D9"/>
           </w:tcPr>
           <w:p>
+            <w:pPr>
+              <w:spacing w:before="20" w:after="20"/>
+            </w:pPr>
             <w:r/>
             <w:r>
               <w:rPr>
@@ -10511,6 +13384,9 @@
             <w:shd w:val="clear" w:color="auto" w:fill="D9D9D9"/>
           </w:tcPr>
           <w:p>
+            <w:pPr>
+              <w:spacing w:before="20" w:after="20"/>
+            </w:pPr>
             <w:r/>
             <w:r>
               <w:rPr>
@@ -10524,11 +13400,17 @@
         </w:tc>
       </w:tr>
       <w:tr>
-        <w:tc>
-          <w:tcPr>
-            <w:tcW w:type="dxa" w:w="5046"/>
-          </w:tcPr>
-          <w:p>
+        <w:trPr>
+          <w:cantSplit/>
+        </w:trPr>
+        <w:tc>
+          <w:tcPr>
+            <w:tcW w:type="dxa" w:w="5046"/>
+          </w:tcPr>
+          <w:p>
+            <w:pPr>
+              <w:spacing w:before="20" w:after="20"/>
+            </w:pPr>
             <w:r/>
             <w:r>
               <w:rPr>
@@ -10545,6 +13427,9 @@
             <w:tcW w:type="dxa" w:w="5046"/>
           </w:tcPr>
           <w:p>
+            <w:pPr>
+              <w:spacing w:before="20" w:after="20"/>
+            </w:pPr>
             <w:r/>
             <w:r>
               <w:rPr>
@@ -10561,6 +13446,9 @@
             <w:tcW w:type="dxa" w:w="5046"/>
           </w:tcPr>
           <w:p>
+            <w:pPr>
+              <w:spacing w:before="20" w:after="20"/>
+            </w:pPr>
             <w:r/>
             <w:r>
               <w:rPr>
@@ -10573,11 +13461,17 @@
         </w:tc>
       </w:tr>
       <w:tr>
-        <w:tc>
-          <w:tcPr>
-            <w:tcW w:type="dxa" w:w="5046"/>
-          </w:tcPr>
-          <w:p>
+        <w:trPr>
+          <w:cantSplit/>
+        </w:trPr>
+        <w:tc>
+          <w:tcPr>
+            <w:tcW w:type="dxa" w:w="5046"/>
+          </w:tcPr>
+          <w:p>
+            <w:pPr>
+              <w:spacing w:before="20" w:after="20"/>
+            </w:pPr>
             <w:r/>
             <w:r>
               <w:rPr>
@@ -10594,6 +13488,9 @@
             <w:tcW w:type="dxa" w:w="5046"/>
           </w:tcPr>
           <w:p>
+            <w:pPr>
+              <w:spacing w:before="20" w:after="20"/>
+            </w:pPr>
             <w:r/>
             <w:r>
               <w:rPr>
@@ -10610,6 +13507,9 @@
             <w:tcW w:type="dxa" w:w="5046"/>
           </w:tcPr>
           <w:p>
+            <w:pPr>
+              <w:spacing w:before="20" w:after="20"/>
+            </w:pPr>
             <w:r/>
             <w:r>
               <w:rPr>
@@ -10622,11 +13522,17 @@
         </w:tc>
       </w:tr>
       <w:tr>
-        <w:tc>
-          <w:tcPr>
-            <w:tcW w:type="dxa" w:w="5046"/>
-          </w:tcPr>
-          <w:p>
+        <w:trPr>
+          <w:cantSplit/>
+        </w:trPr>
+        <w:tc>
+          <w:tcPr>
+            <w:tcW w:type="dxa" w:w="5046"/>
+          </w:tcPr>
+          <w:p>
+            <w:pPr>
+              <w:spacing w:before="20" w:after="20"/>
+            </w:pPr>
             <w:r/>
             <w:r>
               <w:rPr>
@@ -10643,6 +13549,9 @@
             <w:tcW w:type="dxa" w:w="5046"/>
           </w:tcPr>
           <w:p>
+            <w:pPr>
+              <w:spacing w:before="20" w:after="20"/>
+            </w:pPr>
             <w:r/>
             <w:r>
               <w:rPr>
@@ -10659,6 +13568,9 @@
             <w:tcW w:type="dxa" w:w="5046"/>
           </w:tcPr>
           <w:p>
+            <w:pPr>
+              <w:spacing w:before="20" w:after="20"/>
+            </w:pPr>
             <w:r/>
             <w:r>
               <w:rPr>
@@ -10671,11 +13583,17 @@
         </w:tc>
       </w:tr>
       <w:tr>
-        <w:tc>
-          <w:tcPr>
-            <w:tcW w:type="dxa" w:w="5046"/>
-          </w:tcPr>
-          <w:p>
+        <w:trPr>
+          <w:cantSplit/>
+        </w:trPr>
+        <w:tc>
+          <w:tcPr>
+            <w:tcW w:type="dxa" w:w="5046"/>
+          </w:tcPr>
+          <w:p>
+            <w:pPr>
+              <w:spacing w:before="20" w:after="20"/>
+            </w:pPr>
             <w:r/>
             <w:r>
               <w:rPr>
@@ -10692,6 +13610,9 @@
             <w:tcW w:type="dxa" w:w="5046"/>
           </w:tcPr>
           <w:p>
+            <w:pPr>
+              <w:spacing w:before="20" w:after="20"/>
+            </w:pPr>
             <w:r/>
             <w:r>
               <w:rPr>
@@ -10708,6 +13629,9 @@
             <w:tcW w:type="dxa" w:w="5046"/>
           </w:tcPr>
           <w:p>
+            <w:pPr>
+              <w:spacing w:before="20" w:after="20"/>
+            </w:pPr>
             <w:r/>
             <w:r>
               <w:rPr>
@@ -10764,6 +13688,9 @@
             <w:shd w:val="clear" w:color="auto" w:fill="D9D9D9"/>
           </w:tcPr>
           <w:p>
+            <w:pPr>
+              <w:spacing w:before="20" w:after="20"/>
+            </w:pPr>
             <w:r/>
             <w:r>
               <w:rPr>
@@ -10781,6 +13708,9 @@
             <w:shd w:val="clear" w:color="auto" w:fill="D9D9D9"/>
           </w:tcPr>
           <w:p>
+            <w:pPr>
+              <w:spacing w:before="20" w:after="20"/>
+            </w:pPr>
             <w:r/>
             <w:r>
               <w:rPr>
@@ -10798,6 +13728,9 @@
             <w:shd w:val="clear" w:color="auto" w:fill="D9D9D9"/>
           </w:tcPr>
           <w:p>
+            <w:pPr>
+              <w:spacing w:before="20" w:after="20"/>
+            </w:pPr>
             <w:r/>
             <w:r>
               <w:rPr>
@@ -10811,11 +13744,17 @@
         </w:tc>
       </w:tr>
       <w:tr>
-        <w:tc>
-          <w:tcPr>
-            <w:tcW w:type="dxa" w:w="5046"/>
-          </w:tcPr>
-          <w:p>
+        <w:trPr>
+          <w:cantSplit/>
+        </w:trPr>
+        <w:tc>
+          <w:tcPr>
+            <w:tcW w:type="dxa" w:w="5046"/>
+          </w:tcPr>
+          <w:p>
+            <w:pPr>
+              <w:spacing w:before="20" w:after="20"/>
+            </w:pPr>
             <w:r/>
             <w:r>
               <w:rPr>
@@ -10832,6 +13771,9 @@
             <w:tcW w:type="dxa" w:w="5046"/>
           </w:tcPr>
           <w:p>
+            <w:pPr>
+              <w:spacing w:before="20" w:after="20"/>
+            </w:pPr>
             <w:r/>
             <w:r>
               <w:rPr>
@@ -10848,6 +13790,9 @@
             <w:tcW w:type="dxa" w:w="5046"/>
           </w:tcPr>
           <w:p>
+            <w:pPr>
+              <w:spacing w:before="20" w:after="20"/>
+            </w:pPr>
             <w:r/>
             <w:r>
               <w:rPr>
@@ -10860,11 +13805,17 @@
         </w:tc>
       </w:tr>
       <w:tr>
-        <w:tc>
-          <w:tcPr>
-            <w:tcW w:type="dxa" w:w="5046"/>
-          </w:tcPr>
-          <w:p>
+        <w:trPr>
+          <w:cantSplit/>
+        </w:trPr>
+        <w:tc>
+          <w:tcPr>
+            <w:tcW w:type="dxa" w:w="5046"/>
+          </w:tcPr>
+          <w:p>
+            <w:pPr>
+              <w:spacing w:before="20" w:after="20"/>
+            </w:pPr>
             <w:r/>
             <w:r>
               <w:rPr>
@@ -10881,6 +13832,9 @@
             <w:tcW w:type="dxa" w:w="5046"/>
           </w:tcPr>
           <w:p>
+            <w:pPr>
+              <w:spacing w:before="20" w:after="20"/>
+            </w:pPr>
             <w:r/>
             <w:r>
               <w:rPr>
@@ -10897,6 +13851,9 @@
             <w:tcW w:type="dxa" w:w="5046"/>
           </w:tcPr>
           <w:p>
+            <w:pPr>
+              <w:spacing w:before="20" w:after="20"/>
+            </w:pPr>
             <w:r/>
             <w:r>
               <w:rPr>
@@ -10909,11 +13866,17 @@
         </w:tc>
       </w:tr>
       <w:tr>
-        <w:tc>
-          <w:tcPr>
-            <w:tcW w:type="dxa" w:w="5046"/>
-          </w:tcPr>
-          <w:p>
+        <w:trPr>
+          <w:cantSplit/>
+        </w:trPr>
+        <w:tc>
+          <w:tcPr>
+            <w:tcW w:type="dxa" w:w="5046"/>
+          </w:tcPr>
+          <w:p>
+            <w:pPr>
+              <w:spacing w:before="20" w:after="20"/>
+            </w:pPr>
             <w:r/>
             <w:r>
               <w:rPr>
@@ -10930,6 +13893,9 @@
             <w:tcW w:type="dxa" w:w="5046"/>
           </w:tcPr>
           <w:p>
+            <w:pPr>
+              <w:spacing w:before="20" w:after="20"/>
+            </w:pPr>
             <w:r/>
             <w:r>
               <w:rPr>
@@ -10946,6 +13912,9 @@
             <w:tcW w:type="dxa" w:w="5046"/>
           </w:tcPr>
           <w:p>
+            <w:pPr>
+              <w:spacing w:before="20" w:after="20"/>
+            </w:pPr>
             <w:r/>
             <w:r>
               <w:rPr>
@@ -10958,11 +13927,17 @@
         </w:tc>
       </w:tr>
       <w:tr>
-        <w:tc>
-          <w:tcPr>
-            <w:tcW w:type="dxa" w:w="5046"/>
-          </w:tcPr>
-          <w:p>
+        <w:trPr>
+          <w:cantSplit/>
+        </w:trPr>
+        <w:tc>
+          <w:tcPr>
+            <w:tcW w:type="dxa" w:w="5046"/>
+          </w:tcPr>
+          <w:p>
+            <w:pPr>
+              <w:spacing w:before="20" w:after="20"/>
+            </w:pPr>
             <w:r/>
             <w:r>
               <w:rPr>
@@ -10979,6 +13954,9 @@
             <w:tcW w:type="dxa" w:w="5046"/>
           </w:tcPr>
           <w:p>
+            <w:pPr>
+              <w:spacing w:before="20" w:after="20"/>
+            </w:pPr>
             <w:r/>
             <w:r>
               <w:rPr>
@@ -10995,6 +13973,9 @@
             <w:tcW w:type="dxa" w:w="5046"/>
           </w:tcPr>
           <w:p>
+            <w:pPr>
+              <w:spacing w:before="20" w:after="20"/>
+            </w:pPr>
             <w:r/>
             <w:r>
               <w:rPr>

--- a/docx/fr/BUFRCREX_CodeFlag_fr_21.docx
+++ b/docx/fr/BUFRCREX_CodeFlag_fr_21.docx
@@ -13429,567 +13429,6 @@
       </w:tr>
     </w:tbl>
     <w:p/>
-    <w:p/>
-    <w:p>
-      <w:r>
-        <w:rPr>
-          <w:rFonts w:ascii="Verdana" w:hAnsi="Verdana"/>
-          <w:i/>
-          <w:sz w:val="14"/>
-        </w:rPr>
-        <w:t>Note 2: (voir Note 1) 1) Pour l’emploi du chiffre du code 15, voir la règle 12.1.4. 2) «Clair» et «couvert» portent les chiffres 0 et 8 respectivement.</w:t>
-      </w:r>
-    </w:p>
-    <w:p>
-      <w:r>
-        <w:rPr>
-          <w:rFonts w:ascii="Verdana" w:hAnsi="Verdana"/>
-          <w:i/>
-          <w:sz w:val="14"/>
-        </w:rPr>
-        <w:t>Note 5: (0 = bonne; 1 = mauvaise)</w:t>
-      </w:r>
-    </w:p>
-    <w:p>
-      <w:r>
-        <w:rPr>
-          <w:rFonts w:ascii="Verdana" w:hAnsi="Verdana"/>
-          <w:i/>
-          <w:sz w:val="14"/>
-        </w:rPr>
-        <w:t>Note 6: (Voir la table de code commune C-1 dans la Partie C/c.)</w:t>
-      </w:r>
-    </w:p>
-    <w:p>
-      <w:r>
-        <w:rPr>
-          <w:rFonts w:ascii="Verdana" w:hAnsi="Verdana"/>
-          <w:i/>
-          <w:sz w:val="14"/>
-        </w:rPr>
-        <w:t>Note 7: (Voir la table de code commune C-2 dans la Partie C/c.)</w:t>
-      </w:r>
-    </w:p>
-    <w:p>
-      <w:r>
-        <w:rPr>
-          <w:rFonts w:ascii="Verdana" w:hAnsi="Verdana"/>
-          <w:i/>
-          <w:sz w:val="14"/>
-        </w:rPr>
-        <w:t>Note 8: (Voir la table de code commune C-3)</w:t>
-      </w:r>
-    </w:p>
-    <w:p>
-      <w:r>
-        <w:rPr>
-          <w:rFonts w:ascii="Verdana" w:hAnsi="Verdana"/>
-          <w:i/>
-          <w:sz w:val="14"/>
-        </w:rPr>
-        <w:t>Note 9: (Voir la table de code commune C-4)</w:t>
-      </w:r>
-    </w:p>
-    <w:p>
-      <w:r>
-        <w:rPr>
-          <w:rFonts w:ascii="Verdana" w:hAnsi="Verdana"/>
-          <w:i/>
-          <w:sz w:val="14"/>
-        </w:rPr>
-        <w:t>Note 10: (Voir la table de code commune C-5 dans la Partie C/c.)</w:t>
-      </w:r>
-    </w:p>
-    <w:p>
-      <w:r>
-        <w:rPr>
-          <w:rFonts w:ascii="Verdana" w:hAnsi="Verdana"/>
-          <w:i/>
-          <w:sz w:val="14"/>
-        </w:rPr>
-        <w:t>Note 11: (Voir la table de code commune C-7 dans la Partie C/c.)</w:t>
-      </w:r>
-    </w:p>
-    <w:p>
-      <w:r>
-        <w:rPr>
-          <w:rFonts w:ascii="Verdana" w:hAnsi="Verdana"/>
-          <w:i/>
-          <w:sz w:val="14"/>
-        </w:rPr>
-        <w:t>Note 12: (Voir la table de code commune C-8 dans la Partie C/c.)</w:t>
-      </w:r>
-    </w:p>
-    <w:p>
-      <w:r>
-        <w:rPr>
-          <w:rFonts w:ascii="Verdana" w:hAnsi="Verdana"/>
-          <w:i/>
-          <w:sz w:val="14"/>
-        </w:rPr>
-        <w:t>Note 13: (See Common Code table C-14 Part C/c.)</w:t>
-      </w:r>
-    </w:p>
-    <w:p>
-      <w:r>
-        <w:rPr>
-          <w:rFonts w:ascii="Verdana" w:hAnsi="Verdana"/>
-          <w:i/>
-          <w:sz w:val="14"/>
-        </w:rPr>
-        <w:t>Note 14: (A definir par les centres proprement dits - Voir la table de code commune C-12 dans la Partie C/c.)</w:t>
-      </w:r>
-    </w:p>
-    <w:p>
-      <w:r>
-        <w:rPr>
-          <w:rFonts w:ascii="Verdana" w:hAnsi="Verdana"/>
-          <w:i/>
-          <w:sz w:val="14"/>
-        </w:rPr>
-        <w:t>Note 15: (A etablir)</w:t>
-      </w:r>
-    </w:p>
-    <w:p>
-      <w:r>
-        <w:rPr>
-          <w:rFonts w:ascii="Verdana" w:hAnsi="Verdana"/>
-          <w:i/>
-          <w:sz w:val="14"/>
-        </w:rPr>
-        <w:t>Note 16: Une séquence d’au moins deux paires de coordonnées de position, telles que latitude et longitude, définit une ligne ou un polygone. Les points sont reliés dans l’ordre indiqué dans le message. Toute zone décrite se situera à gauche de la ligne dessinée dans le sens indiqué. Cette définition s’applique à des polygones simples, non intersectants et sans trou.</w:t>
-      </w:r>
-    </w:p>
-    <w:p>
-      <w:r>
-        <w:rPr>
-          <w:rFonts w:ascii="Verdana" w:hAnsi="Verdana"/>
-          <w:i/>
-          <w:sz w:val="14"/>
-        </w:rPr>
-        <w:t>Note 17: Si tous les bits sont mis à 0, cela signifie que l’étalonnage est correct.</w:t>
-      </w:r>
-    </w:p>
-    <w:p>
-      <w:r>
-        <w:rPr>
-          <w:rFonts w:ascii="Verdana" w:hAnsi="Verdana"/>
-          <w:i/>
-          <w:sz w:val="14"/>
-        </w:rPr>
-        <w:t>Note 18: Toutes les statistiques de premier ordre sont exprimees dans les unites definies par les descripteurs de donnees d'origine.</w:t>
-      </w:r>
-    </w:p>
-    <w:p>
-      <w:r>
-        <w:rPr>
-          <w:rFonts w:ascii="Verdana" w:hAnsi="Verdana"/>
-          <w:i/>
-          <w:sz w:val="14"/>
-        </w:rPr>
-        <w:t>Note 19: 1) La signification du champ associé correspond, au début, à la qualité des données observées. 2) Le chiffre du code 21 peut être utilisé dans des messages corrigés où les valeurs substituées/corrigées sont déterminées. 3) D’autres applications peuvent être prévues.</w:t>
-      </w:r>
-    </w:p>
-    <w:p>
-      <w:r>
-        <w:rPr>
-          <w:rFonts w:ascii="Verdana" w:hAnsi="Verdana"/>
-          <w:i/>
-          <w:sz w:val="14"/>
-        </w:rPr>
-        <w:t>Note 21: En commençant par la position du premier bit (bit de plus fort poids), si le bit est mis à 1, le canal est utilisé. Si le bit est mis à zéro, le canal n’est pas utilisé.</w:t>
-      </w:r>
-    </w:p>
-    <w:p>
-      <w:r>
-        <w:rPr>
-          <w:rFonts w:ascii="Verdana" w:hAnsi="Verdana"/>
-          <w:i/>
-          <w:sz w:val="14"/>
-        </w:rPr>
-        <w:t>Note 22: L'expression 'mesure ciel couvert' indique que les valeurs de sondage sont obtenues uniquement a partir de donnees HIRS stratospheriques, de donnees MSU et de donnees SSU. Le ciel etant couvert, on n'a pas utilise de donnees HIRS tropospheriques.</w:t>
-      </w:r>
-    </w:p>
-    <w:p>
-      <w:r>
-        <w:rPr>
-          <w:rFonts w:ascii="Verdana" w:hAnsi="Verdana"/>
-          <w:i/>
-          <w:sz w:val="14"/>
-        </w:rPr>
-        <w:t>Note 23: HIRS* signifie: canaux HIRS 1 (669 cm–1) 2 (679 cm–1) 3 (690 cm–1) 4 (2358 cm–1)</w:t>
-      </w:r>
-    </w:p>
-    <w:p>
-      <w:r>
-        <w:rPr>
-          <w:rFonts w:ascii="Verdana" w:hAnsi="Verdana"/>
-          <w:i/>
-          <w:sz w:val="14"/>
-        </w:rPr>
-        <w:t>Note 24: Bits 1 a 4: INDICATIF DE DEFAUT DE L'HEURE. Lorsque tous les bits sont mis a 0, cela signifie que l'heure de balayage correspond a l'heure prevue.</w:t>
-      </w:r>
-    </w:p>
-    <w:p>
-      <w:r>
-        <w:rPr>
-          <w:rFonts w:ascii="Verdana" w:hAnsi="Verdana"/>
-          <w:i/>
-          <w:sz w:val="14"/>
-        </w:rPr>
-        <w:t>Note 25: Bits 11 a 17: INDICATIF DE DEFAUT DE LOCALISATION GEOGRAPHIQUE. Lorsque tous les bits sont mis a 0, cela signifie que la localisation geographique est normale.</w:t>
-      </w:r>
-    </w:p>
-    <w:p>
-      <w:r>
-        <w:rPr>
-          <w:rFonts w:ascii="Verdana" w:hAnsi="Verdana"/>
-          <w:i/>
-          <w:sz w:val="14"/>
-        </w:rPr>
-        <w:t>Note 27: Bits 5 a 10: INDICATIF DE DEFAUT D'ETALONNAGE. Lorsque tous les bits sont mis a 0, cela signifie que l'etalonnage est normal. Lorsque l'un ou l'autre des bits 5, 7 et 10 est mis a 1, cela signifie que des coefficients secondaires d'etalonnage ont ete utilises.</w:t>
-      </w:r>
-    </w:p>
-    <w:p>
-      <w:r>
-        <w:rPr>
-          <w:rFonts w:ascii="Verdana" w:hAnsi="Verdana"/>
-          <w:i/>
-          <w:sz w:val="14"/>
-        </w:rPr>
-        <w:t>Note 32: 1) Chiffres du code 1 à 9:  durée et heure de la mesure du courant (méthode vectorielle ou méthode Doppler d’établissement du profil du courant). 2) Chiffres du code 11 à 19:  période de la mesure du courant (méthode de la dérive). 3) H = heure d’observation.</w:t>
-      </w:r>
-    </w:p>
-    <w:p>
-      <w:r>
-        <w:rPr>
-          <w:rFonts w:ascii="Verdana" w:hAnsi="Verdana"/>
-          <w:i/>
-          <w:sz w:val="14"/>
-        </w:rPr>
-        <w:t>Note 33: 1) Chiffres du code 1 à 9:  durée et heure de la mesure du courant (méthode vectorielle ou méthode Doppler d’établissement du profil du courant). 2) Chiffres du code 11 à 19:  période de la mesure du courant (méthode de la dérive). 3) H = heure d’observation.</w:t>
-      </w:r>
-    </w:p>
-    <w:p>
-      <w:r>
-        <w:rPr>
-          <w:rFonts w:ascii="Verdana" w:hAnsi="Verdana"/>
-          <w:i/>
-          <w:sz w:val="14"/>
-        </w:rPr>
-        <w:t>Note 34: 1) Entre les chiffres du code 100–199, la présente table de code comprend des termes à plusieurs niveaux afin de servir aux stations simples et aux stations automatiques devenant de plus en plus complexes. 2) Les termes génériques se rapportant au temps (par exemple brouillard, bruine) sont destinés à être utilisés dans des stations automatiques pouvant déterminer les types de temps sans pouvoir fournir d'autres informations.  Les termes génériques figurent tous dans la table de code en lettres majuscules. 3) Les chiffres du code pour les catégories de précipitations (chiffres du code 140 à 148) sont disposés par ordre de complexité croissante.  Par exemple, une station très simple qui ne peut déceler que la présence ou l'absence de précipitations utilise le chiffre du code 140 (précipitations).  Au niveau suivant, une station automatique pouvant déceler le volume, mais pas le type, utilise le chiffre du code 141 ou 142.  Une station automatique qui peut déceler le type général (liquide, solide, se congelant) et le volume général utilise les chiffres du code 143 à 148.  Une station automatique qui peut signaler les types réels de précipitations (par exemple bruine ou pluie), mais non leur volume, utilise le nombre entier de la dizaine correspondante (par exemple 150 pour la catégorie bruine; 160 pour la catégorie pluie).</w:t>
-      </w:r>
-    </w:p>
-    <w:p>
-      <w:r>
-        <w:rPr>
-          <w:rFonts w:ascii="Verdana" w:hAnsi="Verdana"/>
-          <w:i/>
-          <w:sz w:val="14"/>
-        </w:rPr>
-        <w:t>Note 35: Le descripteur 0 25 009 est caduc; le remplacer par le descripteur 0 25 029.</w:t>
-      </w:r>
-    </w:p>
-    <w:p>
-      <w:r>
-        <w:rPr>
-          <w:rFonts w:ascii="Verdana" w:hAnsi="Verdana"/>
-          <w:i/>
-          <w:sz w:val="14"/>
-        </w:rPr>
-        <w:t>Note 36: Les statistiques sur les differences sont des valeurs differentielles ayant des dimensions similaires a celles des valeurs observees correspondantes en ce qui concerne les unites, mais dont les limites sont centrees sur le zero.</w:t>
-      </w:r>
-    </w:p>
-    <w:p>
-      <w:r>
-        <w:rPr>
-          <w:rFonts w:ascii="Verdana" w:hAnsi="Verdana"/>
-          <w:i/>
-          <w:sz w:val="14"/>
-        </w:rPr>
-        <w:t>Note 39: 1) L’EPSG est un jeu de données sur les systèmes de coordonnées et les transformations qu’ils subissent, constitué et tenu à jour à l’origine par l’ European Petroleum Survey Group l’Association internationale des producteurs de pétrole et de gaz qui s’en occupe, par le biais du sous-comité à la géodésie relevant de son Comité de géomatique. 2) Lorsque le chiffre du code 4 est utilisé pour préciser un système de coordonnées de référence, la donnée ellipsoïdale est alors un ellipsoïde de révolution aplati, dont le grand axe s’oriente dans le même plan que le plan équatorial et le petit axe coupe le méridien d’origine près du pôle d’origine. Le Nord correspond à la direction de l’équateur au pôle d’origine. L’Est correspond au sens inverse des aiguilles d’une montre à partir du méridien d’origine vu depuis le pôle Nord. Dans ce cas, il faut préciser le demi-grand axe et le demi-petit axe (en se servant par exemple des descripteurs 0 01 152 et 0 01 153).</w:t>
-      </w:r>
-    </w:p>
-    <w:p>
-      <w:r>
-        <w:rPr>
-          <w:rFonts w:ascii="Verdana" w:hAnsi="Verdana"/>
-          <w:i/>
-          <w:sz w:val="14"/>
-        </w:rPr>
-        <w:t>Note 42: 1) La signification du champ associé correspond, au début, à la qualité des données observées. 2) Le chiffre du code 21 peut être utilisé dans des messages corrigés où les valeurs substituées/corrigées sont déterminées. 3) D’autres applications peuvent être prévues.</w:t>
-      </w:r>
-    </w:p>
-    <w:p>
-      <w:r>
-        <w:rPr>
-          <w:rFonts w:ascii="Verdana" w:hAnsi="Verdana"/>
-          <w:i/>
-          <w:sz w:val="14"/>
-        </w:rPr>
-        <w:t>Note 43: 1) Entre les chiffres du code 100–199, la présente table de code comprend des termes à plusieurs niveaux afin de servir aux stations simples et aux stations automatiques devenant de plus en plus complexes. 2) Les termes génériques se rapportant au temps (par exemple brouillard, bruine) sont destinés à être utilisés dans des stations automatiques pouvant déterminer les types de temps sans pouvoir fournir d'autres informations.  Les termes génériques figurent tous dans la table de code en lettres majuscules. 3) Les chiffres du code pour les catégories de précipitations (chiffres du code 140 à 148) sont disposés par ordre de complexité croissante.  Par exemple, une station très simple qui ne peut déceler que la présence ou l'absence de précipitations utilise le chiffre du code 140 (précipitations).  Au niveau suivant, une station automatique pouvant déceler le volume, mais pas le type, utilise le chiffre du code 141 ou 142.  Une station automatique qui peut déceler le type général (liquide, solide, se congelant) et le volume général utilise les chiffres du code 143 à 148.  Une station automatique qui peut signaler les types réels de précipitations (par exemple bruine ou pluie), mais non leur volume, utilise le nombre entier de la dizaine correspondante (par exemple 150 pour la catégorie bruine; 160 pour la catégorie pluie).</w:t>
-      </w:r>
-    </w:p>
-    <w:p>
-      <w:r>
-        <w:rPr>
-          <w:rFonts w:ascii="Verdana" w:hAnsi="Verdana"/>
-          <w:i/>
-          <w:sz w:val="14"/>
-        </w:rPr>
-        <w:t>Note 45: 1) Chiffres du code 1 à 9:  durée et heure de la mesure du courant (méthode vectorielle ou méthode Doppler d’établissement du profil du courant). 2) Chiffres du code 11 à 19:  période de la mesure du courant (méthode de la dérive). 3) H = heure d’observation.</w:t>
-      </w:r>
-    </w:p>
-    <w:p>
-      <w:r>
-        <w:rPr>
-          <w:rFonts w:ascii="Verdana" w:hAnsi="Verdana"/>
-          <w:i/>
-          <w:sz w:val="14"/>
-        </w:rPr>
-        <w:t>Note 49: Si le bit est mis à 1, l’indication est valable.</w:t>
-      </w:r>
-    </w:p>
-    <w:p>
-      <w:r>
-        <w:rPr>
-          <w:rFonts w:ascii="Verdana" w:hAnsi="Verdana"/>
-          <w:i/>
-          <w:sz w:val="14"/>
-        </w:rPr>
-        <w:t>Note 50: 1) Les définitions données pour les chiffres du code 0 à 2 et 4 s’appliquent à une superficie représentative de sol nu, et les chiffres 3, 5 à 9 et 10 à 19 à une zone dégagée représentative. 2) En toutes circonstances, on choisit le chiffre du code le plus élevé qui puisse s’appliquer. 3) Dans la table de code ci-dessus, toute référence à de la glace comprend aussi les précipitations solides autres que la neige.</w:t>
-      </w:r>
-    </w:p>
-    <w:p>
-      <w:r>
-        <w:rPr>
-          <w:rFonts w:ascii="Verdana" w:hAnsi="Verdana"/>
-          <w:i/>
-          <w:sz w:val="14"/>
-        </w:rPr>
-        <w:t>Note 52: 1) Dans les messages d'observation en provenance de stations météorologiques automatiques, on utilise le chiffre du code 2 si la tendance est à la hausse, 7 si la tendance est à la baisse, et 4 si la pression atmosphérique est la même que trois heures auparavant. 2) Dans les messages provenant de stations tropicales qui communiquent des données concernant les changements de pression sur 24 heures, le chiffre du code 2 indique que la tendance est positive, le chiffre 7 qu'elle est négative, et le chiffre 4 que la pression est la même que 24 heures auparavant.</w:t>
-      </w:r>
-    </w:p>
-    <w:p>
-      <w:r>
-        <w:rPr>
-          <w:rFonts w:ascii="Verdana" w:hAnsi="Verdana"/>
-          <w:i/>
-          <w:sz w:val="14"/>
-        </w:rPr>
-        <w:t>Note 53: 1) Dans les messages d'observation en provenance de stations météorologiques automatiques, on utilise le chiffre du code 2 si la tendance est à la hausse, 7 si la tendance est à la baisse, et 4 si la pression atmosphérique est la même que trois heures auparavant. 2) Dans les messages provenant de stations tropicales qui communiquent des données concernant les changements de pression sur 24 heures, le chiffre du code 2 indique que la tendance est positive, le chiffre 7 qu'elle est négative, et le chiffre 4 que la pression est la même que 24 heures auparavant.</w:t>
-      </w:r>
-    </w:p>
-    <w:p>
-      <w:r>
-        <w:rPr>
-          <w:rFonts w:ascii="Verdana" w:hAnsi="Verdana"/>
-          <w:i/>
-          <w:sz w:val="14"/>
-        </w:rPr>
-        <w:t>Note 54: 1) Les définitions données pour les chiffres du code 0 à 2 et 4 s’appliquent à une superficie représentative de sol nu, et les chiffres 3, 5 à 9 et 10 à 19 à une zone dégagée représentative. 2) En toutes circonstances, on choisit le chiffre du code le plus élevé qui puisse s’appliquer. 3) Dans la table de code ci-dessus, toute référence à de la glace comprend aussi les précipitations solides autres que la neige.</w:t>
-      </w:r>
-    </w:p>
-    <w:p>
-      <w:r>
-        <w:rPr>
-          <w:rFonts w:ascii="Verdana" w:hAnsi="Verdana"/>
-          <w:i/>
-          <w:sz w:val="14"/>
-        </w:rPr>
-        <w:t>Note 57: Le mélange de précipitation est indiqué en mettant à 1 les bits de tous les types de précipitation observés.</w:t>
-      </w:r>
-    </w:p>
-    <w:p>
-      <w:r>
-        <w:rPr>
-          <w:rFonts w:ascii="Verdana" w:hAnsi="Verdana"/>
-          <w:i/>
-          <w:sz w:val="14"/>
-        </w:rPr>
-        <w:t>Note 59: D’autres appellations locales utilisées pour des orages de diverses intensités sont ajoutées selon les besoins.</w:t>
-      </w:r>
-    </w:p>
-    <w:p>
-      <w:r>
-        <w:rPr>
-          <w:rFonts w:ascii="Verdana" w:hAnsi="Verdana"/>
-          <w:i/>
-          <w:sz w:val="14"/>
-        </w:rPr>
-        <w:t>Note 60: Aucun des chiffres du code n’exclut la possibilité, laissée à la discrétion du centre de production, d’ajouter des niveaux obtenus par interpolation.</w:t>
-      </w:r>
-    </w:p>
-    <w:p>
-      <w:r>
-        <w:rPr>
-          <w:rFonts w:ascii="Verdana" w:hAnsi="Verdana"/>
-          <w:i/>
-          <w:sz w:val="14"/>
-        </w:rPr>
-        <w:t>Note 63: Dans cette table d'indicateurs, 'phenomene' signifie tout phenomene, y compris les precipitations et l'obscurcissement.</w:t>
-      </w:r>
-    </w:p>
-    <w:p>
-      <w:r>
-        <w:rPr>
-          <w:rFonts w:ascii="Verdana" w:hAnsi="Verdana"/>
-          <w:i/>
-          <w:sz w:val="14"/>
-        </w:rPr>
-        <w:t>Note 75: 1) Les définitions données pour les chiffres du code 0 à 2 et 4 s’appliquent à une superficie représentative de sol nu, et les chiffres 3, 5 à 9 et 10 à 19 à une zone dégagée représentative. 2) En toutes circonstances, on choisit le chiffre du code le plus élevé qui puisse s’appliquer. 3) Dans la table de code ci-dessus, toute référence à de la glace comprend aussi les précipitations solides autres que la neige.</w:t>
-      </w:r>
-    </w:p>
-    <w:p>
-      <w:r>
-        <w:rPr>
-          <w:rFonts w:ascii="Verdana" w:hAnsi="Verdana"/>
-          <w:i/>
-          <w:sz w:val="14"/>
-        </w:rPr>
-        <w:t>Note 76: 1) Ces valeurs se réfèrent à des vagues de vent bien formées en haute mer. dée aux termes descriptifs, ces valeurs relatives à la hauteur peuvent être utilisées à titre d’indication par l’observateur lorsqu’il chiffre l’état total d’agitation de la mer résultant de divers facteurs tels que le vent, la houle, les courants, l’angle entre la houle et le vent, etc. 2) Pour chiffrer une hauteur correspondant à la limite entre deux chiffres du code, prendre le chiffre du code le moins élevé; par exemple, une hauteur de 4 m est signalée à l’aide du chiffre du code 5.</w:t>
-      </w:r>
-    </w:p>
-    <w:p>
-      <w:r>
-        <w:rPr>
-          <w:rFonts w:ascii="Verdana" w:hAnsi="Verdana"/>
-          <w:i/>
-          <w:sz w:val="14"/>
-        </w:rPr>
-        <w:t>Note 78: Les trois premiers chiffres representent le code ISO du pays.</w:t>
-      </w:r>
-    </w:p>
-    <w:p>
-      <w:r>
-        <w:rPr>
-          <w:rFonts w:ascii="Verdana" w:hAnsi="Verdana"/>
-          <w:i/>
-          <w:sz w:val="14"/>
-        </w:rPr>
-        <w:t>Note 79: La derniere colonne de la table indique le numero d’enregistrement correspondant emis par le Chemical Abstracts Service (CAS) de l’American Chemical Society.</w:t>
-      </w:r>
-    </w:p>
-    <w:p>
-      <w:r>
-        <w:rPr>
-          <w:rFonts w:ascii="Verdana" w:hAnsi="Verdana"/>
-          <w:i/>
-          <w:sz w:val="14"/>
-        </w:rPr>
-        <w:t>Note 80: 1) Entre les chiffres du code 100–199, la présente table de code comprend des termes à plusieurs niveaux afin de servir aux stations simples et aux stations automatiques devenant de plus en plus complexes. 2) Les termes génériques se rapportant au temps (par exemple brouillard, bruine) sont destinés à être utilisés dans des stations automatiques pouvant déterminer les types de temps sans pouvoir fournir d'autres informations.  Les termes génériques figurent tous dans la table de code en lettres majuscules. 3) Les chiffres du code pour les catégories de précipitations (chiffres du code 140 à 148) sont disposés par ordre de complexité croissante.  Par exemple, une station très simple qui ne peut déceler que la présence ou l'absence de précipitations utilise le chiffre du code 140 (précipitations).  Au niveau suivant, une station automatique pouvant déceler le volume, mais pas le type, utilise le chiffre du code 141 ou 142.  Une station automatique qui peut déceler le type général (liquide, solide, se congelant) et le volume général utilise les chiffres du code 143 à 148.  Une station automatique qui peut signaler les types réels de précipitations (par exemple bruine ou pluie), mais non leur volume, utilise le nombre entier de la dizaine correspondante (par exemple 150 pour la catégorie bruine; 160 pour la catégorie pluie).</w:t>
-      </w:r>
-    </w:p>
-    <w:p>
-      <w:r>
-        <w:rPr>
-          <w:rFonts w:ascii="Verdana" w:hAnsi="Verdana"/>
-          <w:i/>
-          <w:sz w:val="14"/>
-        </w:rPr>
-        <w:t>Note 81: L’échelle des valeurs nominales de l’humidité du sol en surface est comprise entre 0 et 100 %. Dans des cas extrêmes, il est possible néanmoins que la valeur extrapolée à partir de la rétrodiffusion suivant un angle d’incidence de 40 degrés soit inférieure à la valeur minimale de référence de 0 % (conditions sèches) ou supérieure à la valeur maximale de référence de 100 % (conditions humides).</w:t>
-      </w:r>
-    </w:p>
-    <w:p>
-      <w:r>
-        <w:rPr>
-          <w:rFonts w:ascii="Verdana" w:hAnsi="Verdana"/>
-          <w:i/>
-          <w:sz w:val="14"/>
-        </w:rPr>
-        <w:t>Note 84: 1) Ces valeurs se réfèrent à des vagues de vent bien formées en haute mer. dée aux termes descriptifs, ces valeurs relatives à la hauteur peuvent être utilisées à titre d’indication par l’observateur lorsqu’il chiffre l’état total d’agitation de la mer résultant de divers facteurs tels que le vent, la houle, les courants, l’angle entre la houle et le vent, etc. 2) Pour chiffrer une hauteur correspondant à la limite entre deux chiffres du code, prendre le chiffre du code le moins élevé; par exemple, une hauteur de 4 m est signalée à l’aide du chiffre du code 5.</w:t>
-      </w:r>
-    </w:p>
-    <w:p>
-      <w:r>
-        <w:rPr>
-          <w:rFonts w:ascii="Verdana" w:hAnsi="Verdana"/>
-          <w:i/>
-          <w:sz w:val="14"/>
-        </w:rPr>
-        <w:t>Note 85: Ce descripteur sera associé à des données relatives à la visibilité ou à la hauteur des nuages pour préciser si la valeur est bornée. Si la donnée transmise est la valeur vraie, le chiffre du code est 0. Toutefois, la mesure peut atteindre la limite de capacité de mesure de l’instrument. Si la valeur transmise est supérieure à la valeur vraie, le chiffre du code est 1; si la valeur transmise est inférieure à la valeur vraie, le chiffre du code est 2.</w:t>
-      </w:r>
-    </w:p>
-    <w:p>
-      <w:r>
-        <w:rPr>
-          <w:rFonts w:ascii="Verdana" w:hAnsi="Verdana"/>
-          <w:i/>
-          <w:sz w:val="14"/>
-        </w:rPr>
-        <w:t>Note 88: 1) L’expression «moyenne sur une certaine période» indique qu’il est établi en permanence une moyenne des valeurs sur une période donnée. 2) L’expression «moyenne d’ensemble» indique que l’on prend la moyenne d’un certain nombre de valeurs distinctes correspondant à une série de situations dans le temps. 3) Il faut préciser les périodes auxquelles correspondent les caractéristiques temporelles.</w:t>
-      </w:r>
-    </w:p>
-    <w:p>
-      <w:r>
-        <w:rPr>
-          <w:rFonts w:ascii="Verdana" w:hAnsi="Verdana"/>
-          <w:i/>
-          <w:sz w:val="14"/>
-        </w:rPr>
-        <w:t>Note 90: Type d'instrument et unites initiales pour la mesure du vent (en m s-1 sauf indication contraire).</w:t>
-      </w:r>
-    </w:p>
-    <w:p>
-      <w:r>
-        <w:rPr>
-          <w:rFonts w:ascii="Verdana" w:hAnsi="Verdana"/>
-          <w:i/>
-          <w:sz w:val="14"/>
-        </w:rPr>
-        <w:t>Note 94: Si la méthode de transmission d’origine est celle indiquée par le chiffre 1 du code, il est conseillé de faire appel à la table de conversion suivante pour obtenir une valeur correcte des données correspondant au descripteur 0 01 012: Valeur indiquée Valeur des données 0 0 1 45 2 90 3 135 4 180 5 225 6 270 7 315 8 360 9 511</w:t>
-      </w:r>
-    </w:p>
-    <w:p>
-      <w:r>
-        <w:rPr>
-          <w:rFonts w:ascii="Verdana" w:hAnsi="Verdana"/>
-          <w:i/>
-          <w:sz w:val="14"/>
-        </w:rPr>
-        <w:t>Note 95: Si la méthode de transmission d’origine est celle indiquée par le chiffre 1 du code, il est conseillé de faire appel à la table de conversion suivante pour obtenir une valeur correcte des données correspondant au descripteur 0 01 013: Valeur indiquée Valeur des données 0 0 1 1 2 4 3 7 4 9 5 12 6 14 7 17 8 19 9 21 / 1023</w:t>
-      </w:r>
-    </w:p>
-    <w:p>
-      <w:r>
-        <w:rPr>
-          <w:rFonts w:ascii="Verdana" w:hAnsi="Verdana"/>
-          <w:i/>
-          <w:sz w:val="14"/>
-        </w:rPr>
-        <w:t>Note 98: Code figures 1 - 24 are siting classifications and measurement quality classifications according to the Guide to Instruments and Methods of Observation (WMO-No. 8), Volume I, Chapter 1, Annex 1.D and Annex 1.G.</w:t>
-      </w:r>
-    </w:p>
-    <w:p>
-      <w:r>
-        <w:rPr>
-          <w:rFonts w:ascii="Verdana" w:hAnsi="Verdana"/>
-          <w:i/>
-          <w:sz w:val="14"/>
-        </w:rPr>
-        <w:t>Note 99: Code figures 26 - 30 are siting classifications according to the Guide to Instruments and Methods of Observation (WMO-No. 8), Volume I, Chapter 1, Annex 1.D.</w:t>
-      </w:r>
-    </w:p>
-    <w:p>
-      <w:r>
-        <w:rPr>
-          <w:rFonts w:ascii="Verdana" w:hAnsi="Verdana"/>
-          <w:i/>
-          <w:sz w:val="14"/>
-        </w:rPr>
-        <w:t>Note 100: Code figures 31 - 34 are measurement quality classifications according to the Guide to Instruments and Methods of Observation (WMO-No. 8), Volume I, Chapter 1, Annex 1.G.</w:t>
-      </w:r>
-    </w:p>
-    <w:p>
-      <w:r>
-        <w:rPr>
-          <w:rFonts w:ascii="Verdana" w:hAnsi="Verdana"/>
-          <w:i/>
-          <w:sz w:val="14"/>
-        </w:rPr>
-        <w:t>Note 101: Annex 1.G is a new annex that will be part of an updated version of WMO-No. 8 to be published in mid-2022.</w:t>
-      </w:r>
-    </w:p>
     <w:sectPr>
       <w:pgSz w:w="16838" w:h="11906" w:orient="landscape"/>
       <w:pgMar w:top="850" w:right="850" w:bottom="850" w:left="850" w:header="720" w:footer="720" w:gutter="0"/>
